--- a/manuscript/supplement.docx
+++ b/manuscript/supplement.docx
@@ -14869,7 +14869,7 @@
         <w:rPr>
           <w:rFonts w:ascii="Calibri" w:cs="Calibri" w:eastAsia="Calibri" w:hAnsi="Calibri"/>
         </w:rPr>
-        <w:t xml:space="preserve">Table S3. Matched and frontier comparison against all attainable subsets</w:t>
+        <w:t xml:space="preserve">Table S3. Matched and frontier comparison, with patient-level uncertainty</w:t>
       </w:r>
     </w:p>
     <w:p>
@@ -14883,7 +14883,7 @@
           <w:sz w:val="20"/>
           <w:szCs w:val="20"/>
         </w:rPr>
-        <w:t xml:space="preserve">Every one of the 512 subsets is scored on the held-out half of each split. “Matched” keeps those whose eligible count is within ten per cent of the rule's. “On the frontier” means no scored subset admits at least as many patients at a hazard ratio at least as low. Intervals are bootstrap intervals over splits and therefore narrower than the population uncertainty reported in the main text.</w:t>
+        <w:t xml:space="preserve">All 512 subsets are scored on the held-out half of each split. “Matched” keeps those whose eligible count is within the stated tolerance of the rule's. “On the frontier” means no scored subset admits at least as many patients at a hazard ratio at least as low. The proportion is computed within a split and splits are averaged with equal weight; intervals come from the outer bootstrap over patients, not from resampling splits. Rotterdam entries are descriptive, that cohort having a severe lack of empirical overlap.</w:t>
       </w:r>
     </w:p>
     <w:tbl>
@@ -14899,9 +14899,9 @@
         </w:tblBorders>
       </w:tblPr>
       <w:tblGrid>
-        <w:gridCol w:w="3800"/>
-        <w:gridCol w:w="2800"/>
-        <w:gridCol w:w="2760"/>
+        <w:gridCol w:w="3600"/>
+        <w:gridCol w:w="2900"/>
+        <w:gridCol w:w="2860"/>
       </w:tblGrid>
       <w:tr>
         <w:trPr>
@@ -14910,7 +14910,7 @@
         </w:trPr>
         <w:tc>
           <w:tcPr>
-            <w:tcW w:type="dxa" w:w="3800"/>
+            <w:tcW w:type="dxa" w:w="3600"/>
             <w:shd w:fill="EDF1F5" w:val="clear"/>
             <w:tcMar>
               <w:top w:type="dxa" w:w="50"/>
@@ -14938,7 +14938,7 @@
         </w:tc>
         <w:tc>
           <w:tcPr>
-            <w:tcW w:type="dxa" w:w="2800"/>
+            <w:tcW w:type="dxa" w:w="2900"/>
             <w:shd w:fill="EDF1F5" w:val="clear"/>
             <w:tcMar>
               <w:top w:type="dxa" w:w="50"/>
@@ -14966,7 +14966,7 @@
         </w:tc>
         <w:tc>
           <w:tcPr>
-            <w:tcW w:type="dxa" w:w="2760"/>
+            <w:tcW w:type="dxa" w:w="2860"/>
             <w:shd w:fill="EDF1F5" w:val="clear"/>
             <w:tcMar>
               <w:top w:type="dxa" w:w="50"/>
@@ -14988,7 +14988,7 @@
                 <w:sz w:val="16"/>
                 <w:szCs w:val="16"/>
               </w:rPr>
-              <w:t xml:space="preserve">Rotterdam</w:t>
+              <w:t xml:space="preserve">Rotterdam (descriptive)</w:t>
             </w:r>
           </w:p>
         </w:tc>
@@ -14999,7 +14999,7 @@
         </w:trPr>
         <w:tc>
           <w:tcPr>
-            <w:tcW w:type="dxa" w:w="3800"/>
+            <w:tcW w:type="dxa" w:w="3600"/>
             <w:tcMar>
               <w:top w:type="dxa" w:w="50"/>
               <w:left w:type="dxa" w:w="80"/>
@@ -15018,57 +15018,57 @@
                 <w:sz w:val="16"/>
                 <w:szCs w:val="16"/>
               </w:rPr>
-              <w:t xml:space="preserve">splits</w:t>
-            </w:r>
-          </w:p>
-        </w:tc>
-        <w:tc>
-          <w:tcPr>
-            <w:tcW w:type="dxa" w:w="2800"/>
-            <w:tcMar>
-              <w:top w:type="dxa" w:w="50"/>
-              <w:left w:type="dxa" w:w="80"/>
-              <w:bottom w:type="dxa" w:w="50"/>
-              <w:right w:type="dxa" w:w="80"/>
-            </w:tcMar>
-          </w:tcPr>
-          <w:p>
-            <w:pPr>
-              <w:spacing w:after="0" w:line="240"/>
-              <w:jc w:val="right"/>
-            </w:pPr>
-            <w:r>
-              <w:rPr>
-                <w:rFonts w:ascii="Calibri" w:cs="Calibri" w:eastAsia="Calibri" w:hAnsi="Calibri"/>
-                <w:sz w:val="16"/>
-                <w:szCs w:val="16"/>
-              </w:rPr>
-              <w:t xml:space="preserve">250</w:t>
-            </w:r>
-          </w:p>
-        </w:tc>
-        <w:tc>
-          <w:tcPr>
-            <w:tcW w:type="dxa" w:w="2760"/>
-            <w:tcMar>
-              <w:top w:type="dxa" w:w="50"/>
-              <w:left w:type="dxa" w:w="80"/>
-              <w:bottom w:type="dxa" w:w="50"/>
-              <w:right w:type="dxa" w:w="80"/>
-            </w:tcMar>
-          </w:tcPr>
-          <w:p>
-            <w:pPr>
-              <w:spacing w:after="0" w:line="240"/>
-              <w:jc w:val="right"/>
-            </w:pPr>
-            <w:r>
-              <w:rPr>
-                <w:rFonts w:ascii="Calibri" w:cs="Calibri" w:eastAsia="Calibri" w:hAnsi="Calibri"/>
-                <w:sz w:val="16"/>
-                <w:szCs w:val="16"/>
-              </w:rPr>
-              <w:t xml:space="preserve">200</w:t>
+              <w:t xml:space="preserve">outer resamples x inner splits</w:t>
+            </w:r>
+          </w:p>
+        </w:tc>
+        <w:tc>
+          <w:tcPr>
+            <w:tcW w:type="dxa" w:w="2900"/>
+            <w:tcMar>
+              <w:top w:type="dxa" w:w="50"/>
+              <w:left w:type="dxa" w:w="80"/>
+              <w:bottom w:type="dxa" w:w="50"/>
+              <w:right w:type="dxa" w:w="80"/>
+            </w:tcMar>
+          </w:tcPr>
+          <w:p>
+            <w:pPr>
+              <w:spacing w:after="0" w:line="240"/>
+              <w:jc w:val="right"/>
+            </w:pPr>
+            <w:r>
+              <w:rPr>
+                <w:rFonts w:ascii="Calibri" w:cs="Calibri" w:eastAsia="Calibri" w:hAnsi="Calibri"/>
+                <w:sz w:val="16"/>
+                <w:szCs w:val="16"/>
+              </w:rPr>
+              <w:t xml:space="preserve">150 x 25</w:t>
+            </w:r>
+          </w:p>
+        </w:tc>
+        <w:tc>
+          <w:tcPr>
+            <w:tcW w:type="dxa" w:w="2860"/>
+            <w:tcMar>
+              <w:top w:type="dxa" w:w="50"/>
+              <w:left w:type="dxa" w:w="80"/>
+              <w:bottom w:type="dxa" w:w="50"/>
+              <w:right w:type="dxa" w:w="80"/>
+            </w:tcMar>
+          </w:tcPr>
+          <w:p>
+            <w:pPr>
+              <w:spacing w:after="0" w:line="240"/>
+              <w:jc w:val="right"/>
+            </w:pPr>
+            <w:r>
+              <w:rPr>
+                <w:rFonts w:ascii="Calibri" w:cs="Calibri" w:eastAsia="Calibri" w:hAnsi="Calibri"/>
+                <w:sz w:val="16"/>
+                <w:szCs w:val="16"/>
+              </w:rPr>
+              <w:t xml:space="preserve">150 x 25</w:t>
             </w:r>
           </w:p>
         </w:tc>
@@ -15079,7 +15079,7 @@
         </w:trPr>
         <w:tc>
           <w:tcPr>
-            <w:tcW w:type="dxa" w:w="3800"/>
+            <w:tcW w:type="dxa" w:w="3600"/>
             <w:tcMar>
               <w:top w:type="dxa" w:w="50"/>
               <w:left w:type="dxa" w:w="80"/>
@@ -15098,57 +15098,57 @@
                 <w:sz w:val="16"/>
                 <w:szCs w:val="16"/>
               </w:rPr>
-              <w:t xml:space="preserve">matched comparators per split (median)</w:t>
-            </w:r>
-          </w:p>
-        </w:tc>
-        <w:tc>
-          <w:tcPr>
-            <w:tcW w:type="dxa" w:w="2800"/>
-            <w:tcMar>
-              <w:top w:type="dxa" w:w="50"/>
-              <w:left w:type="dxa" w:w="80"/>
-              <w:bottom w:type="dxa" w:w="50"/>
-              <w:right w:type="dxa" w:w="80"/>
-            </w:tcMar>
-          </w:tcPr>
-          <w:p>
-            <w:pPr>
-              <w:spacing w:after="0" w:line="240"/>
-              <w:jc w:val="right"/>
-            </w:pPr>
-            <w:r>
-              <w:rPr>
-                <w:rFonts w:ascii="Calibri" w:cs="Calibri" w:eastAsia="Calibri" w:hAnsi="Calibri"/>
-                <w:sz w:val="16"/>
-                <w:szCs w:val="16"/>
-              </w:rPr>
-              <w:t xml:space="preserve">123</w:t>
-            </w:r>
-          </w:p>
-        </w:tc>
-        <w:tc>
-          <w:tcPr>
-            <w:tcW w:type="dxa" w:w="2760"/>
-            <w:tcMar>
-              <w:top w:type="dxa" w:w="50"/>
-              <w:left w:type="dxa" w:w="80"/>
-              <w:bottom w:type="dxa" w:w="50"/>
-              <w:right w:type="dxa" w:w="80"/>
-            </w:tcMar>
-          </w:tcPr>
-          <w:p>
-            <w:pPr>
-              <w:spacing w:after="0" w:line="240"/>
-              <w:jc w:val="right"/>
-            </w:pPr>
-            <w:r>
-              <w:rPr>
-                <w:rFonts w:ascii="Calibri" w:cs="Calibri" w:eastAsia="Calibri" w:hAnsi="Calibri"/>
-                <w:sz w:val="16"/>
-                <w:szCs w:val="16"/>
-              </w:rPr>
-              <w:t xml:space="preserve">66</w:t>
+              <w:t xml:space="preserve">P(more eligible)</w:t>
+            </w:r>
+          </w:p>
+        </w:tc>
+        <w:tc>
+          <w:tcPr>
+            <w:tcW w:type="dxa" w:w="2900"/>
+            <w:tcMar>
+              <w:top w:type="dxa" w:w="50"/>
+              <w:left w:type="dxa" w:w="80"/>
+              <w:bottom w:type="dxa" w:w="50"/>
+              <w:right w:type="dxa" w:w="80"/>
+            </w:tcMar>
+          </w:tcPr>
+          <w:p>
+            <w:pPr>
+              <w:spacing w:after="0" w:line="240"/>
+              <w:jc w:val="right"/>
+            </w:pPr>
+            <w:r>
+              <w:rPr>
+                <w:rFonts w:ascii="Calibri" w:cs="Calibri" w:eastAsia="Calibri" w:hAnsi="Calibri"/>
+                <w:sz w:val="16"/>
+                <w:szCs w:val="16"/>
+              </w:rPr>
+              <w:t xml:space="preserve">1.000 [0.88, 1.00]</w:t>
+            </w:r>
+          </w:p>
+        </w:tc>
+        <w:tc>
+          <w:tcPr>
+            <w:tcW w:type="dxa" w:w="2860"/>
+            <w:tcMar>
+              <w:top w:type="dxa" w:w="50"/>
+              <w:left w:type="dxa" w:w="80"/>
+              <w:bottom w:type="dxa" w:w="50"/>
+              <w:right w:type="dxa" w:w="80"/>
+            </w:tcMar>
+          </w:tcPr>
+          <w:p>
+            <w:pPr>
+              <w:spacing w:after="0" w:line="240"/>
+              <w:jc w:val="right"/>
+            </w:pPr>
+            <w:r>
+              <w:rPr>
+                <w:rFonts w:ascii="Calibri" w:cs="Calibri" w:eastAsia="Calibri" w:hAnsi="Calibri"/>
+                <w:sz w:val="16"/>
+                <w:szCs w:val="16"/>
+              </w:rPr>
+              <w:t xml:space="preserve">1.000 [0.96, 1.00]</w:t>
             </w:r>
           </w:p>
         </w:tc>
@@ -15159,7 +15159,7 @@
         </w:trPr>
         <w:tc>
           <w:tcPr>
-            <w:tcW w:type="dxa" w:w="3800"/>
+            <w:tcW w:type="dxa" w:w="3600"/>
             <w:tcMar>
               <w:top w:type="dxa" w:w="50"/>
               <w:left w:type="dxa" w:w="80"/>
@@ -15178,57 +15178,57 @@
                 <w:sz w:val="16"/>
                 <w:szCs w:val="16"/>
               </w:rPr>
-              <w:t xml:space="preserve">rule beats a matched subset on log HR</w:t>
-            </w:r>
-          </w:p>
-        </w:tc>
-        <w:tc>
-          <w:tcPr>
-            <w:tcW w:type="dxa" w:w="2800"/>
-            <w:tcMar>
-              <w:top w:type="dxa" w:w="50"/>
-              <w:left w:type="dxa" w:w="80"/>
-              <w:bottom w:type="dxa" w:w="50"/>
-              <w:right w:type="dxa" w:w="80"/>
-            </w:tcMar>
-          </w:tcPr>
-          <w:p>
-            <w:pPr>
-              <w:spacing w:after="0" w:line="240"/>
-              <w:jc w:val="right"/>
-            </w:pPr>
-            <w:r>
-              <w:rPr>
-                <w:rFonts w:ascii="Calibri" w:cs="Calibri" w:eastAsia="Calibri" w:hAnsi="Calibri"/>
-                <w:sz w:val="16"/>
-                <w:szCs w:val="16"/>
-              </w:rPr>
-              <w:t xml:space="preserve">0.598 [0.568, 0.628]</w:t>
-            </w:r>
-          </w:p>
-        </w:tc>
-        <w:tc>
-          <w:tcPr>
-            <w:tcW w:type="dxa" w:w="2760"/>
-            <w:tcMar>
-              <w:top w:type="dxa" w:w="50"/>
-              <w:left w:type="dxa" w:w="80"/>
-              <w:bottom w:type="dxa" w:w="50"/>
-              <w:right w:type="dxa" w:w="80"/>
-            </w:tcMar>
-          </w:tcPr>
-          <w:p>
-            <w:pPr>
-              <w:spacing w:after="0" w:line="240"/>
-              <w:jc w:val="right"/>
-            </w:pPr>
-            <w:r>
-              <w:rPr>
-                <w:rFonts w:ascii="Calibri" w:cs="Calibri" w:eastAsia="Calibri" w:hAnsi="Calibri"/>
-                <w:sz w:val="16"/>
-                <w:szCs w:val="16"/>
-              </w:rPr>
-              <w:t xml:space="preserve">0.548 [0.509, 0.585]</w:t>
+              <w:t xml:space="preserve">P(lower hazard ratio)</w:t>
+            </w:r>
+          </w:p>
+        </w:tc>
+        <w:tc>
+          <w:tcPr>
+            <w:tcW w:type="dxa" w:w="2900"/>
+            <w:tcMar>
+              <w:top w:type="dxa" w:w="50"/>
+              <w:left w:type="dxa" w:w="80"/>
+              <w:bottom w:type="dxa" w:w="50"/>
+              <w:right w:type="dxa" w:w="80"/>
+            </w:tcMar>
+          </w:tcPr>
+          <w:p>
+            <w:pPr>
+              <w:spacing w:after="0" w:line="240"/>
+              <w:jc w:val="right"/>
+            </w:pPr>
+            <w:r>
+              <w:rPr>
+                <w:rFonts w:ascii="Calibri" w:cs="Calibri" w:eastAsia="Calibri" w:hAnsi="Calibri"/>
+                <w:sz w:val="16"/>
+                <w:szCs w:val="16"/>
+              </w:rPr>
+              <w:t xml:space="preserve">0.400 [0.04, 0.69]</w:t>
+            </w:r>
+          </w:p>
+        </w:tc>
+        <w:tc>
+          <w:tcPr>
+            <w:tcW w:type="dxa" w:w="2860"/>
+            <w:tcMar>
+              <w:top w:type="dxa" w:w="50"/>
+              <w:left w:type="dxa" w:w="80"/>
+              <w:bottom w:type="dxa" w:w="50"/>
+              <w:right w:type="dxa" w:w="80"/>
+            </w:tcMar>
+          </w:tcPr>
+          <w:p>
+            <w:pPr>
+              <w:spacing w:after="0" w:line="240"/>
+              <w:jc w:val="right"/>
+            </w:pPr>
+            <w:r>
+              <w:rPr>
+                <w:rFonts w:ascii="Calibri" w:cs="Calibri" w:eastAsia="Calibri" w:hAnsi="Calibri"/>
+                <w:sz w:val="16"/>
+                <w:szCs w:val="16"/>
+              </w:rPr>
+              <w:t xml:space="preserve">0.280 [0.12, 0.88]</w:t>
             </w:r>
           </w:p>
         </w:tc>
@@ -15239,7 +15239,7 @@
         </w:trPr>
         <w:tc>
           <w:tcPr>
-            <w:tcW w:type="dxa" w:w="3800"/>
+            <w:tcW w:type="dxa" w:w="3600"/>
             <w:tcMar>
               <w:top w:type="dxa" w:w="50"/>
               <w:left w:type="dxa" w:w="80"/>
@@ -15258,57 +15258,57 @@
                 <w:sz w:val="16"/>
                 <w:szCs w:val="16"/>
               </w:rPr>
-              <w:t xml:space="preserve">rule beats a matched subset on RMST</w:t>
-            </w:r>
-          </w:p>
-        </w:tc>
-        <w:tc>
-          <w:tcPr>
-            <w:tcW w:type="dxa" w:w="2800"/>
-            <w:tcMar>
-              <w:top w:type="dxa" w:w="50"/>
-              <w:left w:type="dxa" w:w="80"/>
-              <w:bottom w:type="dxa" w:w="50"/>
-              <w:right w:type="dxa" w:w="80"/>
-            </w:tcMar>
-          </w:tcPr>
-          <w:p>
-            <w:pPr>
-              <w:spacing w:after="0" w:line="240"/>
-              <w:jc w:val="right"/>
-            </w:pPr>
-            <w:r>
-              <w:rPr>
-                <w:rFonts w:ascii="Calibri" w:cs="Calibri" w:eastAsia="Calibri" w:hAnsi="Calibri"/>
-                <w:sz w:val="16"/>
-                <w:szCs w:val="16"/>
-              </w:rPr>
-              <w:t xml:space="preserve">0.427 [0.395, 0.459]</w:t>
-            </w:r>
-          </w:p>
-        </w:tc>
-        <w:tc>
-          <w:tcPr>
-            <w:tcW w:type="dxa" w:w="2760"/>
-            <w:tcMar>
-              <w:top w:type="dxa" w:w="50"/>
-              <w:left w:type="dxa" w:w="80"/>
-              <w:bottom w:type="dxa" w:w="50"/>
-              <w:right w:type="dxa" w:w="80"/>
-            </w:tcMar>
-          </w:tcPr>
-          <w:p>
-            <w:pPr>
-              <w:spacing w:after="0" w:line="240"/>
-              <w:jc w:val="right"/>
-            </w:pPr>
-            <w:r>
-              <w:rPr>
-                <w:rFonts w:ascii="Calibri" w:cs="Calibri" w:eastAsia="Calibri" w:hAnsi="Calibri"/>
-                <w:sz w:val="16"/>
-                <w:szCs w:val="16"/>
-              </w:rPr>
-              <w:t xml:space="preserve">0.515 [0.473, 0.555]</w:t>
+              <w:t xml:space="preserve">matched on HR, band 2%</w:t>
+            </w:r>
+          </w:p>
+        </w:tc>
+        <w:tc>
+          <w:tcPr>
+            <w:tcW w:type="dxa" w:w="2900"/>
+            <w:tcMar>
+              <w:top w:type="dxa" w:w="50"/>
+              <w:left w:type="dxa" w:w="80"/>
+              <w:bottom w:type="dxa" w:w="50"/>
+              <w:right w:type="dxa" w:w="80"/>
+            </w:tcMar>
+          </w:tcPr>
+          <w:p>
+            <w:pPr>
+              <w:spacing w:after="0" w:line="240"/>
+              <w:jc w:val="right"/>
+            </w:pPr>
+            <w:r>
+              <w:rPr>
+                <w:rFonts w:ascii="Calibri" w:cs="Calibri" w:eastAsia="Calibri" w:hAnsi="Calibri"/>
+                <w:sz w:val="16"/>
+                <w:szCs w:val="16"/>
+              </w:rPr>
+              <w:t xml:space="preserve">0.553 [0.26, 0.74]</w:t>
+            </w:r>
+          </w:p>
+        </w:tc>
+        <w:tc>
+          <w:tcPr>
+            <w:tcW w:type="dxa" w:w="2860"/>
+            <w:tcMar>
+              <w:top w:type="dxa" w:w="50"/>
+              <w:left w:type="dxa" w:w="80"/>
+              <w:bottom w:type="dxa" w:w="50"/>
+              <w:right w:type="dxa" w:w="80"/>
+            </w:tcMar>
+          </w:tcPr>
+          <w:p>
+            <w:pPr>
+              <w:spacing w:after="0" w:line="240"/>
+              <w:jc w:val="right"/>
+            </w:pPr>
+            <w:r>
+              <w:rPr>
+                <w:rFonts w:ascii="Calibri" w:cs="Calibri" w:eastAsia="Calibri" w:hAnsi="Calibri"/>
+                <w:sz w:val="16"/>
+                <w:szCs w:val="16"/>
+              </w:rPr>
+              <w:t xml:space="preserve">0.542 [0.34, 0.72]</w:t>
             </w:r>
           </w:p>
         </w:tc>
@@ -15319,7 +15319,7 @@
         </w:trPr>
         <w:tc>
           <w:tcPr>
-            <w:tcW w:type="dxa" w:w="3800"/>
+            <w:tcW w:type="dxa" w:w="3600"/>
             <w:tcMar>
               <w:top w:type="dxa" w:w="50"/>
               <w:left w:type="dxa" w:w="80"/>
@@ -15338,57 +15338,57 @@
                 <w:sz w:val="16"/>
                 <w:szCs w:val="16"/>
               </w:rPr>
-              <w:t xml:space="preserve">rule on the count/HR frontier</w:t>
-            </w:r>
-          </w:p>
-        </w:tc>
-        <w:tc>
-          <w:tcPr>
-            <w:tcW w:type="dxa" w:w="2800"/>
-            <w:tcMar>
-              <w:top w:type="dxa" w:w="50"/>
-              <w:left w:type="dxa" w:w="80"/>
-              <w:bottom w:type="dxa" w:w="50"/>
-              <w:right w:type="dxa" w:w="80"/>
-            </w:tcMar>
-          </w:tcPr>
-          <w:p>
-            <w:pPr>
-              <w:spacing w:after="0" w:line="240"/>
-              <w:jc w:val="right"/>
-            </w:pPr>
-            <w:r>
-              <w:rPr>
-                <w:rFonts w:ascii="Calibri" w:cs="Calibri" w:eastAsia="Calibri" w:hAnsi="Calibri"/>
-                <w:sz w:val="16"/>
-                <w:szCs w:val="16"/>
-              </w:rPr>
-              <w:t xml:space="preserve">0.016 [0.004, 0.032]</w:t>
-            </w:r>
-          </w:p>
-        </w:tc>
-        <w:tc>
-          <w:tcPr>
-            <w:tcW w:type="dxa" w:w="2760"/>
-            <w:tcMar>
-              <w:top w:type="dxa" w:w="50"/>
-              <w:left w:type="dxa" w:w="80"/>
-              <w:bottom w:type="dxa" w:w="50"/>
-              <w:right w:type="dxa" w:w="80"/>
-            </w:tcMar>
-          </w:tcPr>
-          <w:p>
-            <w:pPr>
-              <w:spacing w:after="0" w:line="240"/>
-              <w:jc w:val="right"/>
-            </w:pPr>
-            <w:r>
-              <w:rPr>
-                <w:rFonts w:ascii="Calibri" w:cs="Calibri" w:eastAsia="Calibri" w:hAnsi="Calibri"/>
-                <w:sz w:val="16"/>
-                <w:szCs w:val="16"/>
-              </w:rPr>
-              <w:t xml:space="preserve">0.030 [0.010, 0.055]</w:t>
+              <w:t xml:space="preserve">matched on HR, band 5%</w:t>
+            </w:r>
+          </w:p>
+        </w:tc>
+        <w:tc>
+          <w:tcPr>
+            <w:tcW w:type="dxa" w:w="2900"/>
+            <w:tcMar>
+              <w:top w:type="dxa" w:w="50"/>
+              <w:left w:type="dxa" w:w="80"/>
+              <w:bottom w:type="dxa" w:w="50"/>
+              <w:right w:type="dxa" w:w="80"/>
+            </w:tcMar>
+          </w:tcPr>
+          <w:p>
+            <w:pPr>
+              <w:spacing w:after="0" w:line="240"/>
+              <w:jc w:val="right"/>
+            </w:pPr>
+            <w:r>
+              <w:rPr>
+                <w:rFonts w:ascii="Calibri" w:cs="Calibri" w:eastAsia="Calibri" w:hAnsi="Calibri"/>
+                <w:sz w:val="16"/>
+                <w:szCs w:val="16"/>
+              </w:rPr>
+              <w:t xml:space="preserve">0.568 [0.29, 0.77]</w:t>
+            </w:r>
+          </w:p>
+        </w:tc>
+        <w:tc>
+          <w:tcPr>
+            <w:tcW w:type="dxa" w:w="2860"/>
+            <w:tcMar>
+              <w:top w:type="dxa" w:w="50"/>
+              <w:left w:type="dxa" w:w="80"/>
+              <w:bottom w:type="dxa" w:w="50"/>
+              <w:right w:type="dxa" w:w="80"/>
+            </w:tcMar>
+          </w:tcPr>
+          <w:p>
+            <w:pPr>
+              <w:spacing w:after="0" w:line="240"/>
+              <w:jc w:val="right"/>
+            </w:pPr>
+            <w:r>
+              <w:rPr>
+                <w:rFonts w:ascii="Calibri" w:cs="Calibri" w:eastAsia="Calibri" w:hAnsi="Calibri"/>
+                <w:sz w:val="16"/>
+                <w:szCs w:val="16"/>
+              </w:rPr>
+              <w:t xml:space="preserve">0.512 [0.34, 0.74]</w:t>
             </w:r>
           </w:p>
         </w:tc>
@@ -15399,7 +15399,7 @@
         </w:trPr>
         <w:tc>
           <w:tcPr>
-            <w:tcW w:type="dxa" w:w="3800"/>
+            <w:tcW w:type="dxa" w:w="3600"/>
             <w:tcMar>
               <w:top w:type="dxa" w:w="50"/>
               <w:left w:type="dxa" w:w="80"/>
@@ -15418,57 +15418,57 @@
                 <w:sz w:val="16"/>
                 <w:szCs w:val="16"/>
               </w:rPr>
-              <w:t xml:space="preserve">rule on the count/RMST frontier</w:t>
-            </w:r>
-          </w:p>
-        </w:tc>
-        <w:tc>
-          <w:tcPr>
-            <w:tcW w:type="dxa" w:w="2800"/>
-            <w:tcMar>
-              <w:top w:type="dxa" w:w="50"/>
-              <w:left w:type="dxa" w:w="80"/>
-              <w:bottom w:type="dxa" w:w="50"/>
-              <w:right w:type="dxa" w:w="80"/>
-            </w:tcMar>
-          </w:tcPr>
-          <w:p>
-            <w:pPr>
-              <w:spacing w:after="0" w:line="240"/>
-              <w:jc w:val="right"/>
-            </w:pPr>
-            <w:r>
-              <w:rPr>
-                <w:rFonts w:ascii="Calibri" w:cs="Calibri" w:eastAsia="Calibri" w:hAnsi="Calibri"/>
-                <w:sz w:val="16"/>
-                <w:szCs w:val="16"/>
-              </w:rPr>
-              <w:t xml:space="preserve">0.004 [0.000, 0.012]</w:t>
-            </w:r>
-          </w:p>
-        </w:tc>
-        <w:tc>
-          <w:tcPr>
-            <w:tcW w:type="dxa" w:w="2760"/>
-            <w:tcMar>
-              <w:top w:type="dxa" w:w="50"/>
-              <w:left w:type="dxa" w:w="80"/>
-              <w:bottom w:type="dxa" w:w="50"/>
-              <w:right w:type="dxa" w:w="80"/>
-            </w:tcMar>
-          </w:tcPr>
-          <w:p>
-            <w:pPr>
-              <w:spacing w:after="0" w:line="240"/>
-              <w:jc w:val="right"/>
-            </w:pPr>
-            <w:r>
-              <w:rPr>
-                <w:rFonts w:ascii="Calibri" w:cs="Calibri" w:eastAsia="Calibri" w:hAnsi="Calibri"/>
-                <w:sz w:val="16"/>
-                <w:szCs w:val="16"/>
-              </w:rPr>
-              <w:t xml:space="preserve">0.050 [0.020, 0.080]</w:t>
+              <w:t xml:space="preserve">matched on HR, band 10%</w:t>
+            </w:r>
+          </w:p>
+        </w:tc>
+        <w:tc>
+          <w:tcPr>
+            <w:tcW w:type="dxa" w:w="2900"/>
+            <w:tcMar>
+              <w:top w:type="dxa" w:w="50"/>
+              <w:left w:type="dxa" w:w="80"/>
+              <w:bottom w:type="dxa" w:w="50"/>
+              <w:right w:type="dxa" w:w="80"/>
+            </w:tcMar>
+          </w:tcPr>
+          <w:p>
+            <w:pPr>
+              <w:spacing w:after="0" w:line="240"/>
+              <w:jc w:val="right"/>
+            </w:pPr>
+            <w:r>
+              <w:rPr>
+                <w:rFonts w:ascii="Calibri" w:cs="Calibri" w:eastAsia="Calibri" w:hAnsi="Calibri"/>
+                <w:sz w:val="16"/>
+                <w:szCs w:val="16"/>
+              </w:rPr>
+              <w:t xml:space="preserve">0.564 [0.31, 0.77]</w:t>
+            </w:r>
+          </w:p>
+        </w:tc>
+        <w:tc>
+          <w:tcPr>
+            <w:tcW w:type="dxa" w:w="2860"/>
+            <w:tcMar>
+              <w:top w:type="dxa" w:w="50"/>
+              <w:left w:type="dxa" w:w="80"/>
+              <w:bottom w:type="dxa" w:w="50"/>
+              <w:right w:type="dxa" w:w="80"/>
+            </w:tcMar>
+          </w:tcPr>
+          <w:p>
+            <w:pPr>
+              <w:spacing w:after="0" w:line="240"/>
+              <w:jc w:val="right"/>
+            </w:pPr>
+            <w:r>
+              <w:rPr>
+                <w:rFonts w:ascii="Calibri" w:cs="Calibri" w:eastAsia="Calibri" w:hAnsi="Calibri"/>
+                <w:sz w:val="16"/>
+                <w:szCs w:val="16"/>
+              </w:rPr>
+              <w:t xml:space="preserve">0.496 [0.35, 0.73]</w:t>
             </w:r>
           </w:p>
         </w:tc>
@@ -15479,7 +15479,7 @@
         </w:trPr>
         <w:tc>
           <w:tcPr>
-            <w:tcW w:type="dxa" w:w="3800"/>
+            <w:tcW w:type="dxa" w:w="3600"/>
             <w:tcMar>
               <w:top w:type="dxa" w:w="50"/>
               <w:left w:type="dxa" w:w="80"/>
@@ -15498,57 +15498,617 @@
                 <w:sz w:val="16"/>
                 <w:szCs w:val="16"/>
               </w:rPr>
-              <w:t xml:space="preserve">subsets dominating the rule (median)</w:t>
-            </w:r>
-          </w:p>
-        </w:tc>
-        <w:tc>
-          <w:tcPr>
-            <w:tcW w:type="dxa" w:w="2800"/>
-            <w:tcMar>
-              <w:top w:type="dxa" w:w="50"/>
-              <w:left w:type="dxa" w:w="80"/>
-              <w:bottom w:type="dxa" w:w="50"/>
-              <w:right w:type="dxa" w:w="80"/>
-            </w:tcMar>
-          </w:tcPr>
-          <w:p>
-            <w:pPr>
-              <w:spacing w:after="0" w:line="240"/>
-              <w:jc w:val="right"/>
-            </w:pPr>
-            <w:r>
-              <w:rPr>
-                <w:rFonts w:ascii="Calibri" w:cs="Calibri" w:eastAsia="Calibri" w:hAnsi="Calibri"/>
-                <w:sz w:val="16"/>
-                <w:szCs w:val="16"/>
-              </w:rPr>
-              <w:t xml:space="preserve">72</w:t>
-            </w:r>
-          </w:p>
-        </w:tc>
-        <w:tc>
-          <w:tcPr>
-            <w:tcW w:type="dxa" w:w="2760"/>
-            <w:tcMar>
-              <w:top w:type="dxa" w:w="50"/>
-              <w:left w:type="dxa" w:w="80"/>
-              <w:bottom w:type="dxa" w:w="50"/>
-              <w:right w:type="dxa" w:w="80"/>
-            </w:tcMar>
-          </w:tcPr>
-          <w:p>
-            <w:pPr>
-              <w:spacing w:after="0" w:line="240"/>
-              <w:jc w:val="right"/>
-            </w:pPr>
-            <w:r>
-              <w:rPr>
-                <w:rFonts w:ascii="Calibri" w:cs="Calibri" w:eastAsia="Calibri" w:hAnsi="Calibri"/>
-                <w:sz w:val="16"/>
-                <w:szCs w:val="16"/>
-              </w:rPr>
-              <w:t xml:space="preserve">60</w:t>
+              <w:t xml:space="preserve">matched on HR, band 15%</w:t>
+            </w:r>
+          </w:p>
+        </w:tc>
+        <w:tc>
+          <w:tcPr>
+            <w:tcW w:type="dxa" w:w="2900"/>
+            <w:tcMar>
+              <w:top w:type="dxa" w:w="50"/>
+              <w:left w:type="dxa" w:w="80"/>
+              <w:bottom w:type="dxa" w:w="50"/>
+              <w:right w:type="dxa" w:w="80"/>
+            </w:tcMar>
+          </w:tcPr>
+          <w:p>
+            <w:pPr>
+              <w:spacing w:after="0" w:line="240"/>
+              <w:jc w:val="right"/>
+            </w:pPr>
+            <w:r>
+              <w:rPr>
+                <w:rFonts w:ascii="Calibri" w:cs="Calibri" w:eastAsia="Calibri" w:hAnsi="Calibri"/>
+                <w:sz w:val="16"/>
+                <w:szCs w:val="16"/>
+              </w:rPr>
+              <w:t xml:space="preserve">0.558 [0.31, 0.77]</w:t>
+            </w:r>
+          </w:p>
+        </w:tc>
+        <w:tc>
+          <w:tcPr>
+            <w:tcW w:type="dxa" w:w="2860"/>
+            <w:tcMar>
+              <w:top w:type="dxa" w:w="50"/>
+              <w:left w:type="dxa" w:w="80"/>
+              <w:bottom w:type="dxa" w:w="50"/>
+              <w:right w:type="dxa" w:w="80"/>
+            </w:tcMar>
+          </w:tcPr>
+          <w:p>
+            <w:pPr>
+              <w:spacing w:after="0" w:line="240"/>
+              <w:jc w:val="right"/>
+            </w:pPr>
+            <w:r>
+              <w:rPr>
+                <w:rFonts w:ascii="Calibri" w:cs="Calibri" w:eastAsia="Calibri" w:hAnsi="Calibri"/>
+                <w:sz w:val="16"/>
+                <w:szCs w:val="16"/>
+              </w:rPr>
+              <w:t xml:space="preserve">0.511 [0.36, 0.74]</w:t>
+            </w:r>
+          </w:p>
+        </w:tc>
+      </w:tr>
+      <w:tr>
+        <w:trPr>
+          <w:cantSplit/>
+        </w:trPr>
+        <w:tc>
+          <w:tcPr>
+            <w:tcW w:type="dxa" w:w="3600"/>
+            <w:tcMar>
+              <w:top w:type="dxa" w:w="50"/>
+              <w:left w:type="dxa" w:w="80"/>
+              <w:bottom w:type="dxa" w:w="50"/>
+              <w:right w:type="dxa" w:w="80"/>
+            </w:tcMar>
+          </w:tcPr>
+          <w:p>
+            <w:pPr>
+              <w:spacing w:after="0" w:line="240"/>
+              <w:jc w:val="left"/>
+            </w:pPr>
+            <w:r>
+              <w:rPr>
+                <w:rFonts w:ascii="Calibri" w:cs="Calibri" w:eastAsia="Calibri" w:hAnsi="Calibri"/>
+                <w:sz w:val="16"/>
+                <w:szCs w:val="16"/>
+              </w:rPr>
+              <w:t xml:space="preserve">matched on RMST, band 10%</w:t>
+            </w:r>
+          </w:p>
+        </w:tc>
+        <w:tc>
+          <w:tcPr>
+            <w:tcW w:type="dxa" w:w="2900"/>
+            <w:tcMar>
+              <w:top w:type="dxa" w:w="50"/>
+              <w:left w:type="dxa" w:w="80"/>
+              <w:bottom w:type="dxa" w:w="50"/>
+              <w:right w:type="dxa" w:w="80"/>
+            </w:tcMar>
+          </w:tcPr>
+          <w:p>
+            <w:pPr>
+              <w:spacing w:after="0" w:line="240"/>
+              <w:jc w:val="right"/>
+            </w:pPr>
+            <w:r>
+              <w:rPr>
+                <w:rFonts w:ascii="Calibri" w:cs="Calibri" w:eastAsia="Calibri" w:hAnsi="Calibri"/>
+                <w:sz w:val="16"/>
+                <w:szCs w:val="16"/>
+              </w:rPr>
+              <w:t xml:space="preserve">0.452 [0.28, 0.66]</w:t>
+            </w:r>
+          </w:p>
+        </w:tc>
+        <w:tc>
+          <w:tcPr>
+            <w:tcW w:type="dxa" w:w="2860"/>
+            <w:tcMar>
+              <w:top w:type="dxa" w:w="50"/>
+              <w:left w:type="dxa" w:w="80"/>
+              <w:bottom w:type="dxa" w:w="50"/>
+              <w:right w:type="dxa" w:w="80"/>
+            </w:tcMar>
+          </w:tcPr>
+          <w:p>
+            <w:pPr>
+              <w:spacing w:after="0" w:line="240"/>
+              <w:jc w:val="right"/>
+            </w:pPr>
+            <w:r>
+              <w:rPr>
+                <w:rFonts w:ascii="Calibri" w:cs="Calibri" w:eastAsia="Calibri" w:hAnsi="Calibri"/>
+                <w:sz w:val="16"/>
+                <w:szCs w:val="16"/>
+              </w:rPr>
+              <w:t xml:space="preserve">0.506 [0.33, 0.72]</w:t>
+            </w:r>
+          </w:p>
+        </w:tc>
+      </w:tr>
+      <w:tr>
+        <w:trPr>
+          <w:cantSplit/>
+        </w:trPr>
+        <w:tc>
+          <w:tcPr>
+            <w:tcW w:type="dxa" w:w="3600"/>
+            <w:tcMar>
+              <w:top w:type="dxa" w:w="50"/>
+              <w:left w:type="dxa" w:w="80"/>
+              <w:bottom w:type="dxa" w:w="50"/>
+              <w:right w:type="dxa" w:w="80"/>
+            </w:tcMar>
+          </w:tcPr>
+          <w:p>
+            <w:pPr>
+              <w:spacing w:after="0" w:line="240"/>
+              <w:jc w:val="left"/>
+            </w:pPr>
+            <w:r>
+              <w:rPr>
+                <w:rFonts w:ascii="Calibri" w:cs="Calibri" w:eastAsia="Calibri" w:hAnsi="Calibri"/>
+                <w:sz w:val="16"/>
+                <w:szCs w:val="16"/>
+              </w:rPr>
+              <w:t xml:space="preserve">on count/HR frontier</w:t>
+            </w:r>
+          </w:p>
+        </w:tc>
+        <w:tc>
+          <w:tcPr>
+            <w:tcW w:type="dxa" w:w="2900"/>
+            <w:tcMar>
+              <w:top w:type="dxa" w:w="50"/>
+              <w:left w:type="dxa" w:w="80"/>
+              <w:bottom w:type="dxa" w:w="50"/>
+              <w:right w:type="dxa" w:w="80"/>
+            </w:tcMar>
+          </w:tcPr>
+          <w:p>
+            <w:pPr>
+              <w:spacing w:after="0" w:line="240"/>
+              <w:jc w:val="right"/>
+            </w:pPr>
+            <w:r>
+              <w:rPr>
+                <w:rFonts w:ascii="Calibri" w:cs="Calibri" w:eastAsia="Calibri" w:hAnsi="Calibri"/>
+                <w:sz w:val="16"/>
+                <w:szCs w:val="16"/>
+              </w:rPr>
+              <w:t xml:space="preserve">0.000 [0.00, 0.13]</w:t>
+            </w:r>
+          </w:p>
+        </w:tc>
+        <w:tc>
+          <w:tcPr>
+            <w:tcW w:type="dxa" w:w="2860"/>
+            <w:tcMar>
+              <w:top w:type="dxa" w:w="50"/>
+              <w:left w:type="dxa" w:w="80"/>
+              <w:bottom w:type="dxa" w:w="50"/>
+              <w:right w:type="dxa" w:w="80"/>
+            </w:tcMar>
+          </w:tcPr>
+          <w:p>
+            <w:pPr>
+              <w:spacing w:after="0" w:line="240"/>
+              <w:jc w:val="right"/>
+            </w:pPr>
+            <w:r>
+              <w:rPr>
+                <w:rFonts w:ascii="Calibri" w:cs="Calibri" w:eastAsia="Calibri" w:hAnsi="Calibri"/>
+                <w:sz w:val="16"/>
+                <w:szCs w:val="16"/>
+              </w:rPr>
+              <w:t xml:space="preserve">0.080 [0.00, 0.17]</w:t>
+            </w:r>
+          </w:p>
+        </w:tc>
+      </w:tr>
+      <w:tr>
+        <w:trPr>
+          <w:cantSplit/>
+        </w:trPr>
+        <w:tc>
+          <w:tcPr>
+            <w:tcW w:type="dxa" w:w="3600"/>
+            <w:tcMar>
+              <w:top w:type="dxa" w:w="50"/>
+              <w:left w:type="dxa" w:w="80"/>
+              <w:bottom w:type="dxa" w:w="50"/>
+              <w:right w:type="dxa" w:w="80"/>
+            </w:tcMar>
+          </w:tcPr>
+          <w:p>
+            <w:pPr>
+              <w:spacing w:after="0" w:line="240"/>
+              <w:jc w:val="left"/>
+            </w:pPr>
+            <w:r>
+              <w:rPr>
+                <w:rFonts w:ascii="Calibri" w:cs="Calibri" w:eastAsia="Calibri" w:hAnsi="Calibri"/>
+                <w:sz w:val="16"/>
+                <w:szCs w:val="16"/>
+              </w:rPr>
+              <w:t xml:space="preserve">on count/RMST frontier</w:t>
+            </w:r>
+          </w:p>
+        </w:tc>
+        <w:tc>
+          <w:tcPr>
+            <w:tcW w:type="dxa" w:w="2900"/>
+            <w:tcMar>
+              <w:top w:type="dxa" w:w="50"/>
+              <w:left w:type="dxa" w:w="80"/>
+              <w:bottom w:type="dxa" w:w="50"/>
+              <w:right w:type="dxa" w:w="80"/>
+            </w:tcMar>
+          </w:tcPr>
+          <w:p>
+            <w:pPr>
+              <w:spacing w:after="0" w:line="240"/>
+              <w:jc w:val="right"/>
+            </w:pPr>
+            <w:r>
+              <w:rPr>
+                <w:rFonts w:ascii="Calibri" w:cs="Calibri" w:eastAsia="Calibri" w:hAnsi="Calibri"/>
+                <w:sz w:val="16"/>
+                <w:szCs w:val="16"/>
+              </w:rPr>
+              <w:t xml:space="preserve">0.000 [0.00, 0.08]</w:t>
+            </w:r>
+          </w:p>
+        </w:tc>
+        <w:tc>
+          <w:tcPr>
+            <w:tcW w:type="dxa" w:w="2860"/>
+            <w:tcMar>
+              <w:top w:type="dxa" w:w="50"/>
+              <w:left w:type="dxa" w:w="80"/>
+              <w:bottom w:type="dxa" w:w="50"/>
+              <w:right w:type="dxa" w:w="80"/>
+            </w:tcMar>
+          </w:tcPr>
+          <w:p>
+            <w:pPr>
+              <w:spacing w:after="0" w:line="240"/>
+              <w:jc w:val="right"/>
+            </w:pPr>
+            <w:r>
+              <w:rPr>
+                <w:rFonts w:ascii="Calibri" w:cs="Calibri" w:eastAsia="Calibri" w:hAnsi="Calibri"/>
+                <w:sz w:val="16"/>
+                <w:szCs w:val="16"/>
+              </w:rPr>
+              <w:t xml:space="preserve">0.160 [0.00, 0.17]</w:t>
+            </w:r>
+          </w:p>
+        </w:tc>
+      </w:tr>
+      <w:tr>
+        <w:trPr>
+          <w:cantSplit/>
+        </w:trPr>
+        <w:tc>
+          <w:tcPr>
+            <w:tcW w:type="dxa" w:w="3600"/>
+            <w:tcMar>
+              <w:top w:type="dxa" w:w="50"/>
+              <w:left w:type="dxa" w:w="80"/>
+              <w:bottom w:type="dxa" w:w="50"/>
+              <w:right w:type="dxa" w:w="80"/>
+            </w:tcMar>
+          </w:tcPr>
+          <w:p>
+            <w:pPr>
+              <w:spacing w:after="0" w:line="240"/>
+              <w:jc w:val="left"/>
+            </w:pPr>
+            <w:r>
+              <w:rPr>
+                <w:rFonts w:ascii="Calibri" w:cs="Calibri" w:eastAsia="Calibri" w:hAnsi="Calibri"/>
+                <w:sz w:val="16"/>
+                <w:szCs w:val="16"/>
+              </w:rPr>
+              <w:t xml:space="preserve">on frontier with margin 0.05</w:t>
+            </w:r>
+          </w:p>
+        </w:tc>
+        <w:tc>
+          <w:tcPr>
+            <w:tcW w:type="dxa" w:w="2900"/>
+            <w:tcMar>
+              <w:top w:type="dxa" w:w="50"/>
+              <w:left w:type="dxa" w:w="80"/>
+              <w:bottom w:type="dxa" w:w="50"/>
+              <w:right w:type="dxa" w:w="80"/>
+            </w:tcMar>
+          </w:tcPr>
+          <w:p>
+            <w:pPr>
+              <w:spacing w:after="0" w:line="240"/>
+              <w:jc w:val="right"/>
+            </w:pPr>
+            <w:r>
+              <w:rPr>
+                <w:rFonts w:ascii="Calibri" w:cs="Calibri" w:eastAsia="Calibri" w:hAnsi="Calibri"/>
+                <w:sz w:val="16"/>
+                <w:szCs w:val="16"/>
+              </w:rPr>
+              <w:t xml:space="preserve">0.000 [0.00, 0.21]</w:t>
+            </w:r>
+          </w:p>
+        </w:tc>
+        <w:tc>
+          <w:tcPr>
+            <w:tcW w:type="dxa" w:w="2860"/>
+            <w:tcMar>
+              <w:top w:type="dxa" w:w="50"/>
+              <w:left w:type="dxa" w:w="80"/>
+              <w:bottom w:type="dxa" w:w="50"/>
+              <w:right w:type="dxa" w:w="80"/>
+            </w:tcMar>
+          </w:tcPr>
+          <w:p>
+            <w:pPr>
+              <w:spacing w:after="0" w:line="240"/>
+              <w:jc w:val="right"/>
+            </w:pPr>
+            <w:r>
+              <w:rPr>
+                <w:rFonts w:ascii="Calibri" w:cs="Calibri" w:eastAsia="Calibri" w:hAnsi="Calibri"/>
+                <w:sz w:val="16"/>
+                <w:szCs w:val="16"/>
+              </w:rPr>
+              <w:t xml:space="preserve">0.120 [0.00, 0.32]</w:t>
+            </w:r>
+          </w:p>
+        </w:tc>
+      </w:tr>
+      <w:tr>
+        <w:trPr>
+          <w:cantSplit/>
+        </w:trPr>
+        <w:tc>
+          <w:tcPr>
+            <w:tcW w:type="dxa" w:w="3600"/>
+            <w:tcMar>
+              <w:top w:type="dxa" w:w="50"/>
+              <w:left w:type="dxa" w:w="80"/>
+              <w:bottom w:type="dxa" w:w="50"/>
+              <w:right w:type="dxa" w:w="80"/>
+            </w:tcMar>
+          </w:tcPr>
+          <w:p>
+            <w:pPr>
+              <w:spacing w:after="0" w:line="240"/>
+              <w:jc w:val="left"/>
+            </w:pPr>
+            <w:r>
+              <w:rPr>
+                <w:rFonts w:ascii="Calibri" w:cs="Calibri" w:eastAsia="Calibri" w:hAnsi="Calibri"/>
+                <w:sz w:val="16"/>
+                <w:szCs w:val="16"/>
+              </w:rPr>
+              <w:t xml:space="preserve">matched comparators per split (median)</w:t>
+            </w:r>
+          </w:p>
+        </w:tc>
+        <w:tc>
+          <w:tcPr>
+            <w:tcW w:type="dxa" w:w="2900"/>
+            <w:tcMar>
+              <w:top w:type="dxa" w:w="50"/>
+              <w:left w:type="dxa" w:w="80"/>
+              <w:bottom w:type="dxa" w:w="50"/>
+              <w:right w:type="dxa" w:w="80"/>
+            </w:tcMar>
+          </w:tcPr>
+          <w:p>
+            <w:pPr>
+              <w:spacing w:after="0" w:line="240"/>
+              <w:jc w:val="right"/>
+            </w:pPr>
+            <w:r>
+              <w:rPr>
+                <w:rFonts w:ascii="Calibri" w:cs="Calibri" w:eastAsia="Calibri" w:hAnsi="Calibri"/>
+                <w:sz w:val="16"/>
+                <w:szCs w:val="16"/>
+              </w:rPr>
+              <w:t xml:space="preserve">112</w:t>
+            </w:r>
+          </w:p>
+        </w:tc>
+        <w:tc>
+          <w:tcPr>
+            <w:tcW w:type="dxa" w:w="2860"/>
+            <w:tcMar>
+              <w:top w:type="dxa" w:w="50"/>
+              <w:left w:type="dxa" w:w="80"/>
+              <w:bottom w:type="dxa" w:w="50"/>
+              <w:right w:type="dxa" w:w="80"/>
+            </w:tcMar>
+          </w:tcPr>
+          <w:p>
+            <w:pPr>
+              <w:spacing w:after="0" w:line="240"/>
+              <w:jc w:val="right"/>
+            </w:pPr>
+            <w:r>
+              <w:rPr>
+                <w:rFonts w:ascii="Calibri" w:cs="Calibri" w:eastAsia="Calibri" w:hAnsi="Calibri"/>
+                <w:sz w:val="16"/>
+                <w:szCs w:val="16"/>
+              </w:rPr>
+              <w:t xml:space="preserve">66</w:t>
+            </w:r>
+          </w:p>
+        </w:tc>
+      </w:tr>
+      <w:tr>
+        <w:trPr>
+          <w:cantSplit/>
+        </w:trPr>
+        <w:tc>
+          <w:tcPr>
+            <w:tcW w:type="dxa" w:w="3600"/>
+            <w:tcMar>
+              <w:top w:type="dxa" w:w="50"/>
+              <w:left w:type="dxa" w:w="80"/>
+              <w:bottom w:type="dxa" w:w="50"/>
+              <w:right w:type="dxa" w:w="80"/>
+            </w:tcMar>
+          </w:tcPr>
+          <w:p>
+            <w:pPr>
+              <w:spacing w:after="0" w:line="240"/>
+              <w:jc w:val="left"/>
+            </w:pPr>
+            <w:r>
+              <w:rPr>
+                <w:rFonts w:ascii="Calibri" w:cs="Calibri" w:eastAsia="Calibri" w:hAnsi="Calibri"/>
+                <w:sz w:val="16"/>
+                <w:szCs w:val="16"/>
+              </w:rPr>
+              <w:t xml:space="preserve">comparator count skew vs rule</w:t>
+            </w:r>
+          </w:p>
+        </w:tc>
+        <w:tc>
+          <w:tcPr>
+            <w:tcW w:type="dxa" w:w="2900"/>
+            <w:tcMar>
+              <w:top w:type="dxa" w:w="50"/>
+              <w:left w:type="dxa" w:w="80"/>
+              <w:bottom w:type="dxa" w:w="50"/>
+              <w:right w:type="dxa" w:w="80"/>
+            </w:tcMar>
+          </w:tcPr>
+          <w:p>
+            <w:pPr>
+              <w:spacing w:after="0" w:line="240"/>
+              <w:jc w:val="right"/>
+            </w:pPr>
+            <w:r>
+              <w:rPr>
+                <w:rFonts w:ascii="Calibri" w:cs="Calibri" w:eastAsia="Calibri" w:hAnsi="Calibri"/>
+                <w:sz w:val="16"/>
+                <w:szCs w:val="16"/>
+              </w:rPr>
+              <w:t xml:space="preserve">0.000</w:t>
+            </w:r>
+          </w:p>
+        </w:tc>
+        <w:tc>
+          <w:tcPr>
+            <w:tcW w:type="dxa" w:w="2860"/>
+            <w:tcMar>
+              <w:top w:type="dxa" w:w="50"/>
+              <w:left w:type="dxa" w:w="80"/>
+              <w:bottom w:type="dxa" w:w="50"/>
+              <w:right w:type="dxa" w:w="80"/>
+            </w:tcMar>
+          </w:tcPr>
+          <w:p>
+            <w:pPr>
+              <w:spacing w:after="0" w:line="240"/>
+              <w:jc w:val="right"/>
+            </w:pPr>
+            <w:r>
+              <w:rPr>
+                <w:rFonts w:ascii="Calibri" w:cs="Calibri" w:eastAsia="Calibri" w:hAnsi="Calibri"/>
+                <w:sz w:val="16"/>
+                <w:szCs w:val="16"/>
+              </w:rPr>
+              <w:t xml:space="preserve">-0.005</w:t>
+            </w:r>
+          </w:p>
+        </w:tc>
+      </w:tr>
+      <w:tr>
+        <w:trPr>
+          <w:cantSplit/>
+        </w:trPr>
+        <w:tc>
+          <w:tcPr>
+            <w:tcW w:type="dxa" w:w="3600"/>
+            <w:tcMar>
+              <w:top w:type="dxa" w:w="50"/>
+              <w:left w:type="dxa" w:w="80"/>
+              <w:bottom w:type="dxa" w:w="50"/>
+              <w:right w:type="dxa" w:w="80"/>
+            </w:tcMar>
+          </w:tcPr>
+          <w:p>
+            <w:pPr>
+              <w:spacing w:after="0" w:line="240"/>
+              <w:jc w:val="left"/>
+            </w:pPr>
+            <w:r>
+              <w:rPr>
+                <w:rFonts w:ascii="Calibri" w:cs="Calibri" w:eastAsia="Calibri" w:hAnsi="Calibri"/>
+                <w:sz w:val="16"/>
+                <w:szCs w:val="16"/>
+              </w:rPr>
+              <w:t xml:space="preserve">subsets dominating (median)</w:t>
+            </w:r>
+          </w:p>
+        </w:tc>
+        <w:tc>
+          <w:tcPr>
+            <w:tcW w:type="dxa" w:w="2900"/>
+            <w:tcMar>
+              <w:top w:type="dxa" w:w="50"/>
+              <w:left w:type="dxa" w:w="80"/>
+              <w:bottom w:type="dxa" w:w="50"/>
+              <w:right w:type="dxa" w:w="80"/>
+            </w:tcMar>
+          </w:tcPr>
+          <w:p>
+            <w:pPr>
+              <w:spacing w:after="0" w:line="240"/>
+              <w:jc w:val="right"/>
+            </w:pPr>
+            <w:r>
+              <w:rPr>
+                <w:rFonts w:ascii="Calibri" w:cs="Calibri" w:eastAsia="Calibri" w:hAnsi="Calibri"/>
+                <w:sz w:val="16"/>
+                <w:szCs w:val="16"/>
+              </w:rPr>
+              <w:t xml:space="preserve">133</w:t>
+            </w:r>
+          </w:p>
+        </w:tc>
+        <w:tc>
+          <w:tcPr>
+            <w:tcW w:type="dxa" w:w="2860"/>
+            <w:tcMar>
+              <w:top w:type="dxa" w:w="50"/>
+              <w:left w:type="dxa" w:w="80"/>
+              <w:bottom w:type="dxa" w:w="50"/>
+              <w:right w:type="dxa" w:w="80"/>
+            </w:tcMar>
+          </w:tcPr>
+          <w:p>
+            <w:pPr>
+              <w:spacing w:after="0" w:line="240"/>
+              <w:jc w:val="right"/>
+            </w:pPr>
+            <w:r>
+              <w:rPr>
+                <w:rFonts w:ascii="Calibri" w:cs="Calibri" w:eastAsia="Calibri" w:hAnsi="Calibri"/>
+                <w:sz w:val="16"/>
+                <w:szCs w:val="16"/>
+              </w:rPr>
+              <w:t xml:space="preserve">96</w:t>
             </w:r>
           </w:p>
         </w:tc>
@@ -15556,7 +16116,34 @@
     </w:tbl>
     <w:p>
       <w:pPr>
-        <w:spacing w:after="200" w:line="280"/>
+        <w:spacing w:after="240" w:line="280"/>
+        <w:jc w:val="both"/>
+      </w:pPr>
+      <w:r>
+        <w:rPr>
+          <w:rFonts w:ascii="Calibri" w:cs="Calibri" w:eastAsia="Calibri" w:hAnsi="Calibri"/>
+          <w:color w:val="555555"/>
+          <w:sz w:val="17"/>
+          <w:szCs w:val="17"/>
+        </w:rPr>
+        <w:t xml:space="preserve">Point estimates are from the observed cohort; SD is decomposed as SD_outer = sqrt(SD_total^2 - SD_MC^2) in the main text. Intervals are percentile intervals of the outer distribution and are exploratory at these resample counts.</w:t>
+      </w:r>
+    </w:p>
+    <w:p>
+      <w:pPr>
+        <w:pStyle w:val="Heading1"/>
+        <w:spacing w:after="140" w:before="300"/>
+      </w:pPr>
+      <w:r>
+        <w:rPr>
+          <w:rFonts w:ascii="Calibri" w:cs="Calibri" w:eastAsia="Calibri" w:hAnsi="Calibri"/>
+        </w:rPr>
+        <w:t xml:space="preserve">Table S3b. Optimism of the empirical held-out frontier</w:t>
+      </w:r>
+    </w:p>
+    <w:p>
+      <w:pPr>
+        <w:spacing w:after="120" w:line="280"/>
         <w:jc w:val="both"/>
       </w:pPr>
       <w:r>
@@ -15565,7 +16152,1239 @@
           <w:sz w:val="20"/>
           <w:szCs w:val="20"/>
         </w:rPr>
-        <w:t xml:space="preserve"/>
+        <w:t xml:space="preserve">The frontier is selected from the same held-out data on which it is evaluated, so it is an argmax over 512 noisy estimates. In simulation the population is known and the optimism can be measured directly, at a held-out half the size of a colon scoring set.</w:t>
+      </w:r>
+    </w:p>
+    <w:tbl>
+      <w:tblPr>
+        <w:tblW w:type="dxa" w:w="9360"/>
+        <w:tblBorders>
+          <w:top w:val="single" w:color="9AA4AF" w:sz="6"/>
+          <w:left w:val="none"/>
+          <w:bottom w:val="single" w:color="9AA4AF" w:sz="6"/>
+          <w:right w:val="none"/>
+          <w:insideH w:val="single" w:color="D7DEE5" w:sz="2"/>
+          <w:insideV w:val="none"/>
+        </w:tblBorders>
+      </w:tblPr>
+      <w:tblGrid>
+        <w:gridCol w:w="4600"/>
+        <w:gridCol w:w="2400"/>
+        <w:gridCol w:w="2360"/>
+      </w:tblGrid>
+      <w:tr>
+        <w:trPr>
+          <w:cantSplit/>
+          <w:tblHeader/>
+        </w:trPr>
+        <w:tc>
+          <w:tcPr>
+            <w:tcW w:type="dxa" w:w="4600"/>
+            <w:shd w:fill="EDF1F5" w:val="clear"/>
+            <w:tcMar>
+              <w:top w:type="dxa" w:w="50"/>
+              <w:left w:type="dxa" w:w="80"/>
+              <w:bottom w:type="dxa" w:w="50"/>
+              <w:right w:type="dxa" w:w="80"/>
+            </w:tcMar>
+          </w:tcPr>
+          <w:p>
+            <w:pPr>
+              <w:spacing w:after="0" w:line="240"/>
+              <w:jc w:val="left"/>
+            </w:pPr>
+            <w:r>
+              <w:rPr>
+                <w:rFonts w:ascii="Calibri" w:cs="Calibri" w:eastAsia="Calibri" w:hAnsi="Calibri"/>
+                <w:b/>
+                <w:bCs/>
+                <w:sz w:val="16"/>
+                <w:szCs w:val="16"/>
+              </w:rPr>
+              <w:t xml:space="preserve">quantity</w:t>
+            </w:r>
+          </w:p>
+        </w:tc>
+        <w:tc>
+          <w:tcPr>
+            <w:tcW w:type="dxa" w:w="2400"/>
+            <w:shd w:fill="EDF1F5" w:val="clear"/>
+            <w:tcMar>
+              <w:top w:type="dxa" w:w="50"/>
+              <w:left w:type="dxa" w:w="80"/>
+              <w:bottom w:type="dxa" w:w="50"/>
+              <w:right w:type="dxa" w:w="80"/>
+            </w:tcMar>
+          </w:tcPr>
+          <w:p>
+            <w:pPr>
+              <w:spacing w:after="0" w:line="240"/>
+              <w:jc w:val="right"/>
+            </w:pPr>
+            <w:r>
+              <w:rPr>
+                <w:rFonts w:ascii="Calibri" w:cs="Calibri" w:eastAsia="Calibri" w:hAnsi="Calibri"/>
+                <w:b/>
+                <w:bCs/>
+                <w:sz w:val="16"/>
+                <w:szCs w:val="16"/>
+              </w:rPr>
+              <w:t xml:space="preserve">judged on a held-out half</w:t>
+            </w:r>
+          </w:p>
+        </w:tc>
+        <w:tc>
+          <w:tcPr>
+            <w:tcW w:type="dxa" w:w="2360"/>
+            <w:shd w:fill="EDF1F5" w:val="clear"/>
+            <w:tcMar>
+              <w:top w:type="dxa" w:w="50"/>
+              <w:left w:type="dxa" w:w="80"/>
+              <w:bottom w:type="dxa" w:w="50"/>
+              <w:right w:type="dxa" w:w="80"/>
+            </w:tcMar>
+          </w:tcPr>
+          <w:p>
+            <w:pPr>
+              <w:spacing w:after="0" w:line="240"/>
+              <w:jc w:val="right"/>
+            </w:pPr>
+            <w:r>
+              <w:rPr>
+                <w:rFonts w:ascii="Calibri" w:cs="Calibri" w:eastAsia="Calibri" w:hAnsi="Calibri"/>
+                <w:b/>
+                <w:bCs/>
+                <w:sz w:val="16"/>
+                <w:szCs w:val="16"/>
+              </w:rPr>
+              <w:t xml:space="preserve">judged at the population</w:t>
+            </w:r>
+          </w:p>
+        </w:tc>
+      </w:tr>
+      <w:tr>
+        <w:trPr>
+          <w:cantSplit/>
+        </w:trPr>
+        <w:tc>
+          <w:tcPr>
+            <w:tcW w:type="dxa" w:w="4600"/>
+            <w:tcMar>
+              <w:top w:type="dxa" w:w="50"/>
+              <w:left w:type="dxa" w:w="80"/>
+              <w:bottom w:type="dxa" w:w="50"/>
+              <w:right w:type="dxa" w:w="80"/>
+            </w:tcMar>
+          </w:tcPr>
+          <w:p>
+            <w:pPr>
+              <w:spacing w:after="0" w:line="240"/>
+              <w:jc w:val="left"/>
+            </w:pPr>
+            <w:r>
+              <w:rPr>
+                <w:rFonts w:ascii="Calibri" w:cs="Calibri" w:eastAsia="Calibri" w:hAnsi="Calibri"/>
+                <w:sz w:val="16"/>
+                <w:szCs w:val="16"/>
+              </w:rPr>
+              <w:t xml:space="preserve">subsets dominating the rule (median)</w:t>
+            </w:r>
+          </w:p>
+        </w:tc>
+        <w:tc>
+          <w:tcPr>
+            <w:tcW w:type="dxa" w:w="2400"/>
+            <w:tcMar>
+              <w:top w:type="dxa" w:w="50"/>
+              <w:left w:type="dxa" w:w="80"/>
+              <w:bottom w:type="dxa" w:w="50"/>
+              <w:right w:type="dxa" w:w="80"/>
+            </w:tcMar>
+          </w:tcPr>
+          <w:p>
+            <w:pPr>
+              <w:spacing w:after="0" w:line="240"/>
+              <w:jc w:val="right"/>
+            </w:pPr>
+            <w:r>
+              <w:rPr>
+                <w:rFonts w:ascii="Calibri" w:cs="Calibri" w:eastAsia="Calibri" w:hAnsi="Calibri"/>
+                <w:sz w:val="16"/>
+                <w:szCs w:val="16"/>
+              </w:rPr>
+              <w:t xml:space="preserve">73</w:t>
+            </w:r>
+          </w:p>
+        </w:tc>
+        <w:tc>
+          <w:tcPr>
+            <w:tcW w:type="dxa" w:w="2360"/>
+            <w:tcMar>
+              <w:top w:type="dxa" w:w="50"/>
+              <w:left w:type="dxa" w:w="80"/>
+              <w:bottom w:type="dxa" w:w="50"/>
+              <w:right w:type="dxa" w:w="80"/>
+            </w:tcMar>
+          </w:tcPr>
+          <w:p>
+            <w:pPr>
+              <w:spacing w:after="0" w:line="240"/>
+              <w:jc w:val="right"/>
+            </w:pPr>
+            <w:r>
+              <w:rPr>
+                <w:rFonts w:ascii="Calibri" w:cs="Calibri" w:eastAsia="Calibri" w:hAnsi="Calibri"/>
+                <w:sz w:val="16"/>
+                <w:szCs w:val="16"/>
+              </w:rPr>
+              <w:t xml:space="preserve">31</w:t>
+            </w:r>
+          </w:p>
+        </w:tc>
+      </w:tr>
+      <w:tr>
+        <w:trPr>
+          <w:cantSplit/>
+        </w:trPr>
+        <w:tc>
+          <w:tcPr>
+            <w:tcW w:type="dxa" w:w="4600"/>
+            <w:tcMar>
+              <w:top w:type="dxa" w:w="50"/>
+              <w:left w:type="dxa" w:w="80"/>
+              <w:bottom w:type="dxa" w:w="50"/>
+              <w:right w:type="dxa" w:w="80"/>
+            </w:tcMar>
+          </w:tcPr>
+          <w:p>
+            <w:pPr>
+              <w:spacing w:after="0" w:line="240"/>
+              <w:jc w:val="left"/>
+            </w:pPr>
+            <w:r>
+              <w:rPr>
+                <w:rFonts w:ascii="Calibri" w:cs="Calibri" w:eastAsia="Calibri" w:hAnsi="Calibri"/>
+                <w:sz w:val="16"/>
+                <w:szCs w:val="16"/>
+              </w:rPr>
+              <w:t xml:space="preserve">rule on the frontier</w:t>
+            </w:r>
+          </w:p>
+        </w:tc>
+        <w:tc>
+          <w:tcPr>
+            <w:tcW w:type="dxa" w:w="2400"/>
+            <w:tcMar>
+              <w:top w:type="dxa" w:w="50"/>
+              <w:left w:type="dxa" w:w="80"/>
+              <w:bottom w:type="dxa" w:w="50"/>
+              <w:right w:type="dxa" w:w="80"/>
+            </w:tcMar>
+          </w:tcPr>
+          <w:p>
+            <w:pPr>
+              <w:spacing w:after="0" w:line="240"/>
+              <w:jc w:val="right"/>
+            </w:pPr>
+            <w:r>
+              <w:rPr>
+                <w:rFonts w:ascii="Calibri" w:cs="Calibri" w:eastAsia="Calibri" w:hAnsi="Calibri"/>
+                <w:sz w:val="16"/>
+                <w:szCs w:val="16"/>
+              </w:rPr>
+              <w:t xml:space="preserve">0.056</w:t>
+            </w:r>
+          </w:p>
+        </w:tc>
+        <w:tc>
+          <w:tcPr>
+            <w:tcW w:type="dxa" w:w="2360"/>
+            <w:tcMar>
+              <w:top w:type="dxa" w:w="50"/>
+              <w:left w:type="dxa" w:w="80"/>
+              <w:bottom w:type="dxa" w:w="50"/>
+              <w:right w:type="dxa" w:w="80"/>
+            </w:tcMar>
+          </w:tcPr>
+          <w:p>
+            <w:pPr>
+              <w:spacing w:after="0" w:line="240"/>
+              <w:jc w:val="right"/>
+            </w:pPr>
+            <w:r>
+              <w:rPr>
+                <w:rFonts w:ascii="Calibri" w:cs="Calibri" w:eastAsia="Calibri" w:hAnsi="Calibri"/>
+                <w:sz w:val="16"/>
+                <w:szCs w:val="16"/>
+              </w:rPr>
+              <w:t xml:space="preserve">0.106</w:t>
+            </w:r>
+          </w:p>
+        </w:tc>
+      </w:tr>
+      <w:tr>
+        <w:trPr>
+          <w:cantSplit/>
+        </w:trPr>
+        <w:tc>
+          <w:tcPr>
+            <w:tcW w:type="dxa" w:w="4600"/>
+            <w:tcMar>
+              <w:top w:type="dxa" w:w="50"/>
+              <w:left w:type="dxa" w:w="80"/>
+              <w:bottom w:type="dxa" w:w="50"/>
+              <w:right w:type="dxa" w:w="80"/>
+            </w:tcMar>
+          </w:tcPr>
+          <w:p>
+            <w:pPr>
+              <w:spacing w:after="0" w:line="240"/>
+              <w:jc w:val="left"/>
+            </w:pPr>
+            <w:r>
+              <w:rPr>
+                <w:rFonts w:ascii="Calibri" w:cs="Calibri" w:eastAsia="Calibri" w:hAnsi="Calibri"/>
+                <w:sz w:val="16"/>
+                <w:szCs w:val="16"/>
+              </w:rPr>
+              <w:t xml:space="preserve">of subsets dominating on half A, share still dominating on an independent half B</w:t>
+            </w:r>
+          </w:p>
+        </w:tc>
+        <w:tc>
+          <w:tcPr>
+            <w:tcW w:type="dxa" w:w="2400"/>
+            <w:tcMar>
+              <w:top w:type="dxa" w:w="50"/>
+              <w:left w:type="dxa" w:w="80"/>
+              <w:bottom w:type="dxa" w:w="50"/>
+              <w:right w:type="dxa" w:w="80"/>
+            </w:tcMar>
+          </w:tcPr>
+          <w:p>
+            <w:pPr>
+              <w:spacing w:after="0" w:line="240"/>
+              <w:jc w:val="right"/>
+            </w:pPr>
+            <w:r>
+              <w:rPr>
+                <w:rFonts w:ascii="Calibri" w:cs="Calibri" w:eastAsia="Calibri" w:hAnsi="Calibri"/>
+                <w:sz w:val="16"/>
+                <w:szCs w:val="16"/>
+              </w:rPr>
+              <w:t xml:space="preserve">0.376</w:t>
+            </w:r>
+          </w:p>
+        </w:tc>
+        <w:tc>
+          <w:tcPr>
+            <w:tcW w:type="dxa" w:w="2360"/>
+            <w:tcMar>
+              <w:top w:type="dxa" w:w="50"/>
+              <w:left w:type="dxa" w:w="80"/>
+              <w:bottom w:type="dxa" w:w="50"/>
+              <w:right w:type="dxa" w:w="80"/>
+            </w:tcMar>
+          </w:tcPr>
+          <w:p>
+            <w:pPr>
+              <w:spacing w:after="0" w:line="240"/>
+              <w:jc w:val="right"/>
+            </w:pPr>
+            <w:r>
+              <w:rPr>
+                <w:rFonts w:ascii="Calibri" w:cs="Calibri" w:eastAsia="Calibri" w:hAnsi="Calibri"/>
+                <w:sz w:val="16"/>
+                <w:szCs w:val="16"/>
+              </w:rPr>
+              <w:t xml:space="preserve">—</w:t>
+            </w:r>
+          </w:p>
+        </w:tc>
+      </w:tr>
+      <w:tr>
+        <w:trPr>
+          <w:cantSplit/>
+        </w:trPr>
+        <w:tc>
+          <w:tcPr>
+            <w:tcW w:type="dxa" w:w="4600"/>
+            <w:tcMar>
+              <w:top w:type="dxa" w:w="50"/>
+              <w:left w:type="dxa" w:w="80"/>
+              <w:bottom w:type="dxa" w:w="50"/>
+              <w:right w:type="dxa" w:w="80"/>
+            </w:tcMar>
+          </w:tcPr>
+          <w:p>
+            <w:pPr>
+              <w:spacing w:after="0" w:line="240"/>
+              <w:jc w:val="left"/>
+            </w:pPr>
+            <w:r>
+              <w:rPr>
+                <w:rFonts w:ascii="Calibri" w:cs="Calibri" w:eastAsia="Calibri" w:hAnsi="Calibri"/>
+                <w:sz w:val="16"/>
+                <w:szCs w:val="16"/>
+              </w:rPr>
+              <w:t xml:space="preserve">of subsets dominating on half A, share genuinely dominating at the population</w:t>
+            </w:r>
+          </w:p>
+        </w:tc>
+        <w:tc>
+          <w:tcPr>
+            <w:tcW w:type="dxa" w:w="2400"/>
+            <w:tcMar>
+              <w:top w:type="dxa" w:w="50"/>
+              <w:left w:type="dxa" w:w="80"/>
+              <w:bottom w:type="dxa" w:w="50"/>
+              <w:right w:type="dxa" w:w="80"/>
+            </w:tcMar>
+          </w:tcPr>
+          <w:p>
+            <w:pPr>
+              <w:spacing w:after="0" w:line="240"/>
+              <w:jc w:val="right"/>
+            </w:pPr>
+            <w:r>
+              <w:rPr>
+                <w:rFonts w:ascii="Calibri" w:cs="Calibri" w:eastAsia="Calibri" w:hAnsi="Calibri"/>
+                <w:sz w:val="16"/>
+                <w:szCs w:val="16"/>
+              </w:rPr>
+              <w:t xml:space="preserve">—</w:t>
+            </w:r>
+          </w:p>
+        </w:tc>
+        <w:tc>
+          <w:tcPr>
+            <w:tcW w:type="dxa" w:w="2360"/>
+            <w:tcMar>
+              <w:top w:type="dxa" w:w="50"/>
+              <w:left w:type="dxa" w:w="80"/>
+              <w:bottom w:type="dxa" w:w="50"/>
+              <w:right w:type="dxa" w:w="80"/>
+            </w:tcMar>
+          </w:tcPr>
+          <w:p>
+            <w:pPr>
+              <w:spacing w:after="0" w:line="240"/>
+              <w:jc w:val="right"/>
+            </w:pPr>
+            <w:r>
+              <w:rPr>
+                <w:rFonts w:ascii="Calibri" w:cs="Calibri" w:eastAsia="Calibri" w:hAnsi="Calibri"/>
+                <w:sz w:val="16"/>
+                <w:szCs w:val="16"/>
+              </w:rPr>
+              <w:t xml:space="preserve">0.195</w:t>
+            </w:r>
+          </w:p>
+        </w:tc>
+      </w:tr>
+    </w:tbl>
+    <w:p>
+      <w:pPr>
+        <w:spacing w:after="240" w:line="280"/>
+        <w:jc w:val="both"/>
+      </w:pPr>
+      <w:r>
+        <w:rPr>
+          <w:rFonts w:ascii="Calibri" w:cs="Calibri" w:eastAsia="Calibri" w:hAnsi="Calibri"/>
+          <w:color w:val="555555"/>
+          <w:sz w:val="17"/>
+          <w:szCs w:val="17"/>
+        </w:rPr>
+        <w:t xml:space="preserve">Roughly four in five apparently dominating subsets do not dominate at the population, and the empirical frontier understates the rule's true frontier membership by about a factor of two.</w:t>
+      </w:r>
+    </w:p>
+    <w:p>
+      <w:pPr>
+        <w:pStyle w:val="Heading1"/>
+        <w:spacing w:after="140" w:before="300"/>
+      </w:pPr>
+      <w:r>
+        <w:rPr>
+          <w:rFonts w:ascii="Calibri" w:cs="Calibri" w:eastAsia="Calibri" w:hAnsi="Calibri"/>
+        </w:rPr>
+        <w:t xml:space="preserve">Table S3c. Selecting on the absolute-benefit estimand instead</w:t>
+      </w:r>
+    </w:p>
+    <w:p>
+      <w:pPr>
+        <w:spacing w:after="120" w:line="280"/>
+        <w:jc w:val="both"/>
+      </w:pPr>
+      <w:r>
+        <w:rPr>
+          <w:rFonts w:ascii="Calibri" w:cs="Calibri" w:eastAsia="Calibri" w:hAnsi="Calibri"/>
+          <w:sz w:val="20"/>
+          <w:szCs w:val="20"/>
+        </w:rPr>
+        <w:t xml:space="preserve">The published rule decomposes the log hazard ratio. This variant retains every criterion whose Shapley value on the restricted mean difference is positive, and is scored out of sample on both estimands.</w:t>
+      </w:r>
+    </w:p>
+    <w:tbl>
+      <w:tblPr>
+        <w:tblW w:type="dxa" w:w="9360"/>
+        <w:tblBorders>
+          <w:top w:val="single" w:color="9AA4AF" w:sz="6"/>
+          <w:left w:val="none"/>
+          <w:bottom w:val="single" w:color="9AA4AF" w:sz="6"/>
+          <w:right w:val="none"/>
+          <w:insideH w:val="single" w:color="D7DEE5" w:sz="2"/>
+          <w:insideV w:val="none"/>
+        </w:tblBorders>
+      </w:tblPr>
+      <w:tblGrid>
+        <w:gridCol w:w="4200"/>
+        <w:gridCol w:w="2600"/>
+        <w:gridCol w:w="2560"/>
+      </w:tblGrid>
+      <w:tr>
+        <w:trPr>
+          <w:cantSplit/>
+          <w:tblHeader/>
+        </w:trPr>
+        <w:tc>
+          <w:tcPr>
+            <w:tcW w:type="dxa" w:w="4200"/>
+            <w:shd w:fill="EDF1F5" w:val="clear"/>
+            <w:tcMar>
+              <w:top w:type="dxa" w:w="50"/>
+              <w:left w:type="dxa" w:w="80"/>
+              <w:bottom w:type="dxa" w:w="50"/>
+              <w:right w:type="dxa" w:w="80"/>
+            </w:tcMar>
+          </w:tcPr>
+          <w:p>
+            <w:pPr>
+              <w:spacing w:after="0" w:line="240"/>
+              <w:jc w:val="left"/>
+            </w:pPr>
+            <w:r>
+              <w:rPr>
+                <w:rFonts w:ascii="Calibri" w:cs="Calibri" w:eastAsia="Calibri" w:hAnsi="Calibri"/>
+                <w:b/>
+                <w:bCs/>
+                <w:sz w:val="16"/>
+                <w:szCs w:val="16"/>
+              </w:rPr>
+              <w:t xml:space="preserve">quantity</w:t>
+            </w:r>
+          </w:p>
+        </w:tc>
+        <w:tc>
+          <w:tcPr>
+            <w:tcW w:type="dxa" w:w="2600"/>
+            <w:shd w:fill="EDF1F5" w:val="clear"/>
+            <w:tcMar>
+              <w:top w:type="dxa" w:w="50"/>
+              <w:left w:type="dxa" w:w="80"/>
+              <w:bottom w:type="dxa" w:w="50"/>
+              <w:right w:type="dxa" w:w="80"/>
+            </w:tcMar>
+          </w:tcPr>
+          <w:p>
+            <w:pPr>
+              <w:spacing w:after="0" w:line="240"/>
+              <w:jc w:val="right"/>
+            </w:pPr>
+            <w:r>
+              <w:rPr>
+                <w:rFonts w:ascii="Calibri" w:cs="Calibri" w:eastAsia="Calibri" w:hAnsi="Calibri"/>
+                <w:b/>
+                <w:bCs/>
+                <w:sz w:val="16"/>
+                <w:szCs w:val="16"/>
+              </w:rPr>
+              <w:t xml:space="preserve">colon</w:t>
+            </w:r>
+          </w:p>
+        </w:tc>
+        <w:tc>
+          <w:tcPr>
+            <w:tcW w:type="dxa" w:w="2560"/>
+            <w:shd w:fill="EDF1F5" w:val="clear"/>
+            <w:tcMar>
+              <w:top w:type="dxa" w:w="50"/>
+              <w:left w:type="dxa" w:w="80"/>
+              <w:bottom w:type="dxa" w:w="50"/>
+              <w:right w:type="dxa" w:w="80"/>
+            </w:tcMar>
+          </w:tcPr>
+          <w:p>
+            <w:pPr>
+              <w:spacing w:after="0" w:line="240"/>
+              <w:jc w:val="right"/>
+            </w:pPr>
+            <w:r>
+              <w:rPr>
+                <w:rFonts w:ascii="Calibri" w:cs="Calibri" w:eastAsia="Calibri" w:hAnsi="Calibri"/>
+                <w:b/>
+                <w:bCs/>
+                <w:sz w:val="16"/>
+                <w:szCs w:val="16"/>
+              </w:rPr>
+              <w:t xml:space="preserve">Rotterdam (descriptive)</w:t>
+            </w:r>
+          </w:p>
+        </w:tc>
+      </w:tr>
+      <w:tr>
+        <w:trPr>
+          <w:cantSplit/>
+        </w:trPr>
+        <w:tc>
+          <w:tcPr>
+            <w:tcW w:type="dxa" w:w="4200"/>
+            <w:tcMar>
+              <w:top w:type="dxa" w:w="50"/>
+              <w:left w:type="dxa" w:w="80"/>
+              <w:bottom w:type="dxa" w:w="50"/>
+              <w:right w:type="dxa" w:w="80"/>
+            </w:tcMar>
+          </w:tcPr>
+          <w:p>
+            <w:pPr>
+              <w:spacing w:after="0" w:line="240"/>
+              <w:jc w:val="left"/>
+            </w:pPr>
+            <w:r>
+              <w:rPr>
+                <w:rFonts w:ascii="Calibri" w:cs="Calibri" w:eastAsia="Calibri" w:hAnsi="Calibri"/>
+                <w:sz w:val="16"/>
+                <w:szCs w:val="16"/>
+              </w:rPr>
+              <w:t xml:space="preserve">the two rules select the same criterion set</w:t>
+            </w:r>
+          </w:p>
+        </w:tc>
+        <w:tc>
+          <w:tcPr>
+            <w:tcW w:type="dxa" w:w="2600"/>
+            <w:tcMar>
+              <w:top w:type="dxa" w:w="50"/>
+              <w:left w:type="dxa" w:w="80"/>
+              <w:bottom w:type="dxa" w:w="50"/>
+              <w:right w:type="dxa" w:w="80"/>
+            </w:tcMar>
+          </w:tcPr>
+          <w:p>
+            <w:pPr>
+              <w:spacing w:after="0" w:line="240"/>
+              <w:jc w:val="right"/>
+            </w:pPr>
+            <w:r>
+              <w:rPr>
+                <w:rFonts w:ascii="Calibri" w:cs="Calibri" w:eastAsia="Calibri" w:hAnsi="Calibri"/>
+                <w:sz w:val="16"/>
+                <w:szCs w:val="16"/>
+              </w:rPr>
+              <w:t xml:space="preserve">0.083</w:t>
+            </w:r>
+          </w:p>
+        </w:tc>
+        <w:tc>
+          <w:tcPr>
+            <w:tcW w:type="dxa" w:w="2560"/>
+            <w:tcMar>
+              <w:top w:type="dxa" w:w="50"/>
+              <w:left w:type="dxa" w:w="80"/>
+              <w:bottom w:type="dxa" w:w="50"/>
+              <w:right w:type="dxa" w:w="80"/>
+            </w:tcMar>
+          </w:tcPr>
+          <w:p>
+            <w:pPr>
+              <w:spacing w:after="0" w:line="240"/>
+              <w:jc w:val="right"/>
+            </w:pPr>
+            <w:r>
+              <w:rPr>
+                <w:rFonts w:ascii="Calibri" w:cs="Calibri" w:eastAsia="Calibri" w:hAnsi="Calibri"/>
+                <w:sz w:val="16"/>
+                <w:szCs w:val="16"/>
+              </w:rPr>
+              <w:t xml:space="preserve">0.068</w:t>
+            </w:r>
+          </w:p>
+        </w:tc>
+      </w:tr>
+      <w:tr>
+        <w:trPr>
+          <w:cantSplit/>
+        </w:trPr>
+        <w:tc>
+          <w:tcPr>
+            <w:tcW w:type="dxa" w:w="4200"/>
+            <w:tcMar>
+              <w:top w:type="dxa" w:w="50"/>
+              <w:left w:type="dxa" w:w="80"/>
+              <w:bottom w:type="dxa" w:w="50"/>
+              <w:right w:type="dxa" w:w="80"/>
+            </w:tcMar>
+          </w:tcPr>
+          <w:p>
+            <w:pPr>
+              <w:spacing w:after="0" w:line="240"/>
+              <w:jc w:val="left"/>
+            </w:pPr>
+            <w:r>
+              <w:rPr>
+                <w:rFonts w:ascii="Calibri" w:cs="Calibri" w:eastAsia="Calibri" w:hAnsi="Calibri"/>
+                <w:sz w:val="16"/>
+                <w:szCs w:val="16"/>
+              </w:rPr>
+              <w:t xml:space="preserve">eligible: full protocol</w:t>
+            </w:r>
+          </w:p>
+        </w:tc>
+        <w:tc>
+          <w:tcPr>
+            <w:tcW w:type="dxa" w:w="2600"/>
+            <w:tcMar>
+              <w:top w:type="dxa" w:w="50"/>
+              <w:left w:type="dxa" w:w="80"/>
+              <w:bottom w:type="dxa" w:w="50"/>
+              <w:right w:type="dxa" w:w="80"/>
+            </w:tcMar>
+          </w:tcPr>
+          <w:p>
+            <w:pPr>
+              <w:spacing w:after="0" w:line="240"/>
+              <w:jc w:val="right"/>
+            </w:pPr>
+            <w:r>
+              <w:rPr>
+                <w:rFonts w:ascii="Calibri" w:cs="Calibri" w:eastAsia="Calibri" w:hAnsi="Calibri"/>
+                <w:sz w:val="16"/>
+                <w:szCs w:val="16"/>
+              </w:rPr>
+              <w:t xml:space="preserve">89</w:t>
+            </w:r>
+          </w:p>
+        </w:tc>
+        <w:tc>
+          <w:tcPr>
+            <w:tcW w:type="dxa" w:w="2560"/>
+            <w:tcMar>
+              <w:top w:type="dxa" w:w="50"/>
+              <w:left w:type="dxa" w:w="80"/>
+              <w:bottom w:type="dxa" w:w="50"/>
+              <w:right w:type="dxa" w:w="80"/>
+            </w:tcMar>
+          </w:tcPr>
+          <w:p>
+            <w:pPr>
+              <w:spacing w:after="0" w:line="240"/>
+              <w:jc w:val="right"/>
+            </w:pPr>
+            <w:r>
+              <w:rPr>
+                <w:rFonts w:ascii="Calibri" w:cs="Calibri" w:eastAsia="Calibri" w:hAnsi="Calibri"/>
+                <w:sz w:val="16"/>
+                <w:szCs w:val="16"/>
+              </w:rPr>
+              <w:t xml:space="preserve">209</w:t>
+            </w:r>
+          </w:p>
+        </w:tc>
+      </w:tr>
+      <w:tr>
+        <w:trPr>
+          <w:cantSplit/>
+        </w:trPr>
+        <w:tc>
+          <w:tcPr>
+            <w:tcW w:type="dxa" w:w="4200"/>
+            <w:tcMar>
+              <w:top w:type="dxa" w:w="50"/>
+              <w:left w:type="dxa" w:w="80"/>
+              <w:bottom w:type="dxa" w:w="50"/>
+              <w:right w:type="dxa" w:w="80"/>
+            </w:tcMar>
+          </w:tcPr>
+          <w:p>
+            <w:pPr>
+              <w:spacing w:after="0" w:line="240"/>
+              <w:jc w:val="left"/>
+            </w:pPr>
+            <w:r>
+              <w:rPr>
+                <w:rFonts w:ascii="Calibri" w:cs="Calibri" w:eastAsia="Calibri" w:hAnsi="Calibri"/>
+                <w:sz w:val="16"/>
+                <w:szCs w:val="16"/>
+              </w:rPr>
+              <w:t xml:space="preserve">eligible: HR-selected rule</w:t>
+            </w:r>
+          </w:p>
+        </w:tc>
+        <w:tc>
+          <w:tcPr>
+            <w:tcW w:type="dxa" w:w="2600"/>
+            <w:tcMar>
+              <w:top w:type="dxa" w:w="50"/>
+              <w:left w:type="dxa" w:w="80"/>
+              <w:bottom w:type="dxa" w:w="50"/>
+              <w:right w:type="dxa" w:w="80"/>
+            </w:tcMar>
+          </w:tcPr>
+          <w:p>
+            <w:pPr>
+              <w:spacing w:after="0" w:line="240"/>
+              <w:jc w:val="right"/>
+            </w:pPr>
+            <w:r>
+              <w:rPr>
+                <w:rFonts w:ascii="Calibri" w:cs="Calibri" w:eastAsia="Calibri" w:hAnsi="Calibri"/>
+                <w:sz w:val="16"/>
+                <w:szCs w:val="16"/>
+              </w:rPr>
+              <w:t xml:space="preserve">149</w:t>
+            </w:r>
+          </w:p>
+        </w:tc>
+        <w:tc>
+          <w:tcPr>
+            <w:tcW w:type="dxa" w:w="2560"/>
+            <w:tcMar>
+              <w:top w:type="dxa" w:w="50"/>
+              <w:left w:type="dxa" w:w="80"/>
+              <w:bottom w:type="dxa" w:w="50"/>
+              <w:right w:type="dxa" w:w="80"/>
+            </w:tcMar>
+          </w:tcPr>
+          <w:p>
+            <w:pPr>
+              <w:spacing w:after="0" w:line="240"/>
+              <w:jc w:val="right"/>
+            </w:pPr>
+            <w:r>
+              <w:rPr>
+                <w:rFonts w:ascii="Calibri" w:cs="Calibri" w:eastAsia="Calibri" w:hAnsi="Calibri"/>
+                <w:sz w:val="16"/>
+                <w:szCs w:val="16"/>
+              </w:rPr>
+              <w:t xml:space="preserve">433</w:t>
+            </w:r>
+          </w:p>
+        </w:tc>
+      </w:tr>
+      <w:tr>
+        <w:trPr>
+          <w:cantSplit/>
+        </w:trPr>
+        <w:tc>
+          <w:tcPr>
+            <w:tcW w:type="dxa" w:w="4200"/>
+            <w:tcMar>
+              <w:top w:type="dxa" w:w="50"/>
+              <w:left w:type="dxa" w:w="80"/>
+              <w:bottom w:type="dxa" w:w="50"/>
+              <w:right w:type="dxa" w:w="80"/>
+            </w:tcMar>
+          </w:tcPr>
+          <w:p>
+            <w:pPr>
+              <w:spacing w:after="0" w:line="240"/>
+              <w:jc w:val="left"/>
+            </w:pPr>
+            <w:r>
+              <w:rPr>
+                <w:rFonts w:ascii="Calibri" w:cs="Calibri" w:eastAsia="Calibri" w:hAnsi="Calibri"/>
+                <w:sz w:val="16"/>
+                <w:szCs w:val="16"/>
+              </w:rPr>
+              <w:t xml:space="preserve">eligible: RMST-selected rule</w:t>
+            </w:r>
+          </w:p>
+        </w:tc>
+        <w:tc>
+          <w:tcPr>
+            <w:tcW w:type="dxa" w:w="2600"/>
+            <w:tcMar>
+              <w:top w:type="dxa" w:w="50"/>
+              <w:left w:type="dxa" w:w="80"/>
+              <w:bottom w:type="dxa" w:w="50"/>
+              <w:right w:type="dxa" w:w="80"/>
+            </w:tcMar>
+          </w:tcPr>
+          <w:p>
+            <w:pPr>
+              <w:spacing w:after="0" w:line="240"/>
+              <w:jc w:val="right"/>
+            </w:pPr>
+            <w:r>
+              <w:rPr>
+                <w:rFonts w:ascii="Calibri" w:cs="Calibri" w:eastAsia="Calibri" w:hAnsi="Calibri"/>
+                <w:sz w:val="16"/>
+                <w:szCs w:val="16"/>
+              </w:rPr>
+              <w:t xml:space="preserve">177</w:t>
+            </w:r>
+          </w:p>
+        </w:tc>
+        <w:tc>
+          <w:tcPr>
+            <w:tcW w:type="dxa" w:w="2560"/>
+            <w:tcMar>
+              <w:top w:type="dxa" w:w="50"/>
+              <w:left w:type="dxa" w:w="80"/>
+              <w:bottom w:type="dxa" w:w="50"/>
+              <w:right w:type="dxa" w:w="80"/>
+            </w:tcMar>
+          </w:tcPr>
+          <w:p>
+            <w:pPr>
+              <w:spacing w:after="0" w:line="240"/>
+              <w:jc w:val="right"/>
+            </w:pPr>
+            <w:r>
+              <w:rPr>
+                <w:rFonts w:ascii="Calibri" w:cs="Calibri" w:eastAsia="Calibri" w:hAnsi="Calibri"/>
+                <w:sz w:val="16"/>
+                <w:szCs w:val="16"/>
+              </w:rPr>
+              <w:t xml:space="preserve">427</w:t>
+            </w:r>
+          </w:p>
+        </w:tc>
+      </w:tr>
+      <w:tr>
+        <w:trPr>
+          <w:cantSplit/>
+        </w:trPr>
+        <w:tc>
+          <w:tcPr>
+            <w:tcW w:type="dxa" w:w="4200"/>
+            <w:tcMar>
+              <w:top w:type="dxa" w:w="50"/>
+              <w:left w:type="dxa" w:w="80"/>
+              <w:bottom w:type="dxa" w:w="50"/>
+              <w:right w:type="dxa" w:w="80"/>
+            </w:tcMar>
+          </w:tcPr>
+          <w:p>
+            <w:pPr>
+              <w:spacing w:after="0" w:line="240"/>
+              <w:jc w:val="left"/>
+            </w:pPr>
+            <w:r>
+              <w:rPr>
+                <w:rFonts w:ascii="Calibri" w:cs="Calibri" w:eastAsia="Calibri" w:hAnsi="Calibri"/>
+                <w:sz w:val="16"/>
+                <w:szCs w:val="16"/>
+              </w:rPr>
+              <w:t xml:space="preserve">HR-selected rule: P(lower HR)</w:t>
+            </w:r>
+          </w:p>
+        </w:tc>
+        <w:tc>
+          <w:tcPr>
+            <w:tcW w:type="dxa" w:w="2600"/>
+            <w:tcMar>
+              <w:top w:type="dxa" w:w="50"/>
+              <w:left w:type="dxa" w:w="80"/>
+              <w:bottom w:type="dxa" w:w="50"/>
+              <w:right w:type="dxa" w:w="80"/>
+            </w:tcMar>
+          </w:tcPr>
+          <w:p>
+            <w:pPr>
+              <w:spacing w:after="0" w:line="240"/>
+              <w:jc w:val="right"/>
+            </w:pPr>
+            <w:r>
+              <w:rPr>
+                <w:rFonts w:ascii="Calibri" w:cs="Calibri" w:eastAsia="Calibri" w:hAnsi="Calibri"/>
+                <w:sz w:val="16"/>
+                <w:szCs w:val="16"/>
+              </w:rPr>
+              <w:t xml:space="preserve">0.273</w:t>
+            </w:r>
+          </w:p>
+        </w:tc>
+        <w:tc>
+          <w:tcPr>
+            <w:tcW w:type="dxa" w:w="2560"/>
+            <w:tcMar>
+              <w:top w:type="dxa" w:w="50"/>
+              <w:left w:type="dxa" w:w="80"/>
+              <w:bottom w:type="dxa" w:w="50"/>
+              <w:right w:type="dxa" w:w="80"/>
+            </w:tcMar>
+          </w:tcPr>
+          <w:p>
+            <w:pPr>
+              <w:spacing w:after="0" w:line="240"/>
+              <w:jc w:val="right"/>
+            </w:pPr>
+            <w:r>
+              <w:rPr>
+                <w:rFonts w:ascii="Calibri" w:cs="Calibri" w:eastAsia="Calibri" w:hAnsi="Calibri"/>
+                <w:sz w:val="16"/>
+                <w:szCs w:val="16"/>
+              </w:rPr>
+              <w:t xml:space="preserve">0.464</w:t>
+            </w:r>
+          </w:p>
+        </w:tc>
+      </w:tr>
+      <w:tr>
+        <w:trPr>
+          <w:cantSplit/>
+        </w:trPr>
+        <w:tc>
+          <w:tcPr>
+            <w:tcW w:type="dxa" w:w="4200"/>
+            <w:tcMar>
+              <w:top w:type="dxa" w:w="50"/>
+              <w:left w:type="dxa" w:w="80"/>
+              <w:bottom w:type="dxa" w:w="50"/>
+              <w:right w:type="dxa" w:w="80"/>
+            </w:tcMar>
+          </w:tcPr>
+          <w:p>
+            <w:pPr>
+              <w:spacing w:after="0" w:line="240"/>
+              <w:jc w:val="left"/>
+            </w:pPr>
+            <w:r>
+              <w:rPr>
+                <w:rFonts w:ascii="Calibri" w:cs="Calibri" w:eastAsia="Calibri" w:hAnsi="Calibri"/>
+                <w:sz w:val="16"/>
+                <w:szCs w:val="16"/>
+              </w:rPr>
+              <w:t xml:space="preserve">HR-selected rule: P(greater RMST)</w:t>
+            </w:r>
+          </w:p>
+        </w:tc>
+        <w:tc>
+          <w:tcPr>
+            <w:tcW w:type="dxa" w:w="2600"/>
+            <w:tcMar>
+              <w:top w:type="dxa" w:w="50"/>
+              <w:left w:type="dxa" w:w="80"/>
+              <w:bottom w:type="dxa" w:w="50"/>
+              <w:right w:type="dxa" w:w="80"/>
+            </w:tcMar>
+          </w:tcPr>
+          <w:p>
+            <w:pPr>
+              <w:spacing w:after="0" w:line="240"/>
+              <w:jc w:val="right"/>
+            </w:pPr>
+            <w:r>
+              <w:rPr>
+                <w:rFonts w:ascii="Calibri" w:cs="Calibri" w:eastAsia="Calibri" w:hAnsi="Calibri"/>
+                <w:sz w:val="16"/>
+                <w:szCs w:val="16"/>
+              </w:rPr>
+              <w:t xml:space="preserve">0.473</w:t>
+            </w:r>
+          </w:p>
+        </w:tc>
+        <w:tc>
+          <w:tcPr>
+            <w:tcW w:type="dxa" w:w="2560"/>
+            <w:tcMar>
+              <w:top w:type="dxa" w:w="50"/>
+              <w:left w:type="dxa" w:w="80"/>
+              <w:bottom w:type="dxa" w:w="50"/>
+              <w:right w:type="dxa" w:w="80"/>
+            </w:tcMar>
+          </w:tcPr>
+          <w:p>
+            <w:pPr>
+              <w:spacing w:after="0" w:line="240"/>
+              <w:jc w:val="right"/>
+            </w:pPr>
+            <w:r>
+              <w:rPr>
+                <w:rFonts w:ascii="Calibri" w:cs="Calibri" w:eastAsia="Calibri" w:hAnsi="Calibri"/>
+                <w:sz w:val="16"/>
+                <w:szCs w:val="16"/>
+              </w:rPr>
+              <w:t xml:space="preserve">0.320</w:t>
+            </w:r>
+          </w:p>
+        </w:tc>
+      </w:tr>
+      <w:tr>
+        <w:trPr>
+          <w:cantSplit/>
+        </w:trPr>
+        <w:tc>
+          <w:tcPr>
+            <w:tcW w:type="dxa" w:w="4200"/>
+            <w:tcMar>
+              <w:top w:type="dxa" w:w="50"/>
+              <w:left w:type="dxa" w:w="80"/>
+              <w:bottom w:type="dxa" w:w="50"/>
+              <w:right w:type="dxa" w:w="80"/>
+            </w:tcMar>
+          </w:tcPr>
+          <w:p>
+            <w:pPr>
+              <w:spacing w:after="0" w:line="240"/>
+              <w:jc w:val="left"/>
+            </w:pPr>
+            <w:r>
+              <w:rPr>
+                <w:rFonts w:ascii="Calibri" w:cs="Calibri" w:eastAsia="Calibri" w:hAnsi="Calibri"/>
+                <w:sz w:val="16"/>
+                <w:szCs w:val="16"/>
+              </w:rPr>
+              <w:t xml:space="preserve">RMST-selected rule: P(lower HR)</w:t>
+            </w:r>
+          </w:p>
+        </w:tc>
+        <w:tc>
+          <w:tcPr>
+            <w:tcW w:type="dxa" w:w="2600"/>
+            <w:tcMar>
+              <w:top w:type="dxa" w:w="50"/>
+              <w:left w:type="dxa" w:w="80"/>
+              <w:bottom w:type="dxa" w:w="50"/>
+              <w:right w:type="dxa" w:w="80"/>
+            </w:tcMar>
+          </w:tcPr>
+          <w:p>
+            <w:pPr>
+              <w:spacing w:after="0" w:line="240"/>
+              <w:jc w:val="right"/>
+            </w:pPr>
+            <w:r>
+              <w:rPr>
+                <w:rFonts w:ascii="Calibri" w:cs="Calibri" w:eastAsia="Calibri" w:hAnsi="Calibri"/>
+                <w:sz w:val="16"/>
+                <w:szCs w:val="16"/>
+              </w:rPr>
+              <w:t xml:space="preserve">0.140</w:t>
+            </w:r>
+          </w:p>
+        </w:tc>
+        <w:tc>
+          <w:tcPr>
+            <w:tcW w:type="dxa" w:w="2560"/>
+            <w:tcMar>
+              <w:top w:type="dxa" w:w="50"/>
+              <w:left w:type="dxa" w:w="80"/>
+              <w:bottom w:type="dxa" w:w="50"/>
+              <w:right w:type="dxa" w:w="80"/>
+            </w:tcMar>
+          </w:tcPr>
+          <w:p>
+            <w:pPr>
+              <w:spacing w:after="0" w:line="240"/>
+              <w:jc w:val="right"/>
+            </w:pPr>
+            <w:r>
+              <w:rPr>
+                <w:rFonts w:ascii="Calibri" w:cs="Calibri" w:eastAsia="Calibri" w:hAnsi="Calibri"/>
+                <w:sz w:val="16"/>
+                <w:szCs w:val="16"/>
+              </w:rPr>
+              <w:t xml:space="preserve">0.404</w:t>
+            </w:r>
+          </w:p>
+        </w:tc>
+      </w:tr>
+      <w:tr>
+        <w:trPr>
+          <w:cantSplit/>
+        </w:trPr>
+        <w:tc>
+          <w:tcPr>
+            <w:tcW w:type="dxa" w:w="4200"/>
+            <w:tcMar>
+              <w:top w:type="dxa" w:w="50"/>
+              <w:left w:type="dxa" w:w="80"/>
+              <w:bottom w:type="dxa" w:w="50"/>
+              <w:right w:type="dxa" w:w="80"/>
+            </w:tcMar>
+          </w:tcPr>
+          <w:p>
+            <w:pPr>
+              <w:spacing w:after="0" w:line="240"/>
+              <w:jc w:val="left"/>
+            </w:pPr>
+            <w:r>
+              <w:rPr>
+                <w:rFonts w:ascii="Calibri" w:cs="Calibri" w:eastAsia="Calibri" w:hAnsi="Calibri"/>
+                <w:sz w:val="16"/>
+                <w:szCs w:val="16"/>
+              </w:rPr>
+              <w:t xml:space="preserve">RMST-selected rule: P(greater RMST)</w:t>
+            </w:r>
+          </w:p>
+        </w:tc>
+        <w:tc>
+          <w:tcPr>
+            <w:tcW w:type="dxa" w:w="2600"/>
+            <w:tcMar>
+              <w:top w:type="dxa" w:w="50"/>
+              <w:left w:type="dxa" w:w="80"/>
+              <w:bottom w:type="dxa" w:w="50"/>
+              <w:right w:type="dxa" w:w="80"/>
+            </w:tcMar>
+          </w:tcPr>
+          <w:p>
+            <w:pPr>
+              <w:spacing w:after="0" w:line="240"/>
+              <w:jc w:val="right"/>
+            </w:pPr>
+            <w:r>
+              <w:rPr>
+                <w:rFonts w:ascii="Calibri" w:cs="Calibri" w:eastAsia="Calibri" w:hAnsi="Calibri"/>
+                <w:sz w:val="16"/>
+                <w:szCs w:val="16"/>
+              </w:rPr>
+              <w:t xml:space="preserve">0.490</w:t>
+            </w:r>
+          </w:p>
+        </w:tc>
+        <w:tc>
+          <w:tcPr>
+            <w:tcW w:type="dxa" w:w="2560"/>
+            <w:tcMar>
+              <w:top w:type="dxa" w:w="50"/>
+              <w:left w:type="dxa" w:w="80"/>
+              <w:bottom w:type="dxa" w:w="50"/>
+              <w:right w:type="dxa" w:w="80"/>
+            </w:tcMar>
+          </w:tcPr>
+          <w:p>
+            <w:pPr>
+              <w:spacing w:after="0" w:line="240"/>
+              <w:jc w:val="right"/>
+            </w:pPr>
+            <w:r>
+              <w:rPr>
+                <w:rFonts w:ascii="Calibri" w:cs="Calibri" w:eastAsia="Calibri" w:hAnsi="Calibri"/>
+                <w:sz w:val="16"/>
+                <w:szCs w:val="16"/>
+              </w:rPr>
+              <w:t xml:space="preserve">0.268</w:t>
+            </w:r>
+          </w:p>
+        </w:tc>
+      </w:tr>
+    </w:tbl>
+    <w:p>
+      <w:pPr>
+        <w:spacing w:after="240" w:line="280"/>
+        <w:jc w:val="both"/>
+      </w:pPr>
+      <w:r>
+        <w:rPr>
+          <w:rFonts w:ascii="Calibri" w:cs="Calibri" w:eastAsia="Calibri" w:hAnsi="Calibri"/>
+          <w:color w:val="555555"/>
+          <w:sz w:val="17"/>
+          <w:szCs w:val="17"/>
+        </w:rPr>
+        <w:t xml:space="preserve">Switching the decomposition to the absolute-benefit estimand changes the selected criteria almost completely and improves neither estimand out of sample.</w:t>
       </w:r>
     </w:p>
     <w:p>

--- a/manuscript/supplement.docx
+++ b/manuscript/supplement.docx
@@ -15018,7 +15018,7 @@
                 <w:sz w:val="16"/>
                 <w:szCs w:val="16"/>
               </w:rPr>
-              <w:t xml:space="preserve">outer resamples x inner splits</w:t>
+              <w:t xml:space="preserve">splits behind the point estimate</w:t>
             </w:r>
           </w:p>
         </w:tc>
@@ -15043,7 +15043,7 @@
                 <w:sz w:val="16"/>
                 <w:szCs w:val="16"/>
               </w:rPr>
-              <w:t xml:space="preserve">150 x 25</w:t>
+              <w:t xml:space="preserve">500</w:t>
             </w:r>
           </w:p>
         </w:tc>
@@ -15068,7 +15068,7 @@
                 <w:sz w:val="16"/>
                 <w:szCs w:val="16"/>
               </w:rPr>
-              <w:t xml:space="preserve">150 x 25</w:t>
+              <w:t xml:space="preserve">400</w:t>
             </w:r>
           </w:p>
         </w:tc>
@@ -15098,7 +15098,7 @@
                 <w:sz w:val="16"/>
                 <w:szCs w:val="16"/>
               </w:rPr>
-              <w:t xml:space="preserve">P(more eligible)</w:t>
+              <w:t xml:space="preserve">outer resamples x inner splits (interval only)</w:t>
             </w:r>
           </w:p>
         </w:tc>
@@ -15123,7 +15123,7 @@
                 <w:sz w:val="16"/>
                 <w:szCs w:val="16"/>
               </w:rPr>
-              <w:t xml:space="preserve">1.000 [0.88, 1.00]</w:t>
+              <w:t xml:space="preserve">150 x 25</w:t>
             </w:r>
           </w:p>
         </w:tc>
@@ -15148,7 +15148,7 @@
                 <w:sz w:val="16"/>
                 <w:szCs w:val="16"/>
               </w:rPr>
-              <w:t xml:space="preserve">1.000 [0.96, 1.00]</w:t>
+              <w:t xml:space="preserve">150 x 25</w:t>
             </w:r>
           </w:p>
         </w:tc>
@@ -15178,7 +15178,7 @@
                 <w:sz w:val="16"/>
                 <w:szCs w:val="16"/>
               </w:rPr>
-              <w:t xml:space="preserve">P(lower hazard ratio)</w:t>
+              <w:t xml:space="preserve">P(more eligible)</w:t>
             </w:r>
           </w:p>
         </w:tc>
@@ -15203,7 +15203,7 @@
                 <w:sz w:val="16"/>
                 <w:szCs w:val="16"/>
               </w:rPr>
-              <w:t xml:space="preserve">0.400 [0.04, 0.69]</w:t>
+              <w:t xml:space="preserve">0.988 [0.88, 1.00]</w:t>
             </w:r>
           </w:p>
         </w:tc>
@@ -15228,7 +15228,7 @@
                 <w:sz w:val="16"/>
                 <w:szCs w:val="16"/>
               </w:rPr>
-              <w:t xml:space="preserve">0.280 [0.12, 0.88]</w:t>
+              <w:t xml:space="preserve">1.000 [0.96, 1.00]</w:t>
             </w:r>
           </w:p>
         </w:tc>
@@ -15258,7 +15258,7 @@
                 <w:sz w:val="16"/>
                 <w:szCs w:val="16"/>
               </w:rPr>
-              <w:t xml:space="preserve">matched on HR, band 2%</w:t>
+              <w:t xml:space="preserve">P(lower hazard ratio)</w:t>
             </w:r>
           </w:p>
         </w:tc>
@@ -15283,7 +15283,7 @@
                 <w:sz w:val="16"/>
                 <w:szCs w:val="16"/>
               </w:rPr>
-              <w:t xml:space="preserve">0.553 [0.26, 0.74]</w:t>
+              <w:t xml:space="preserve">0.290 [0.04, 0.69]</w:t>
             </w:r>
           </w:p>
         </w:tc>
@@ -15308,7 +15308,7 @@
                 <w:sz w:val="16"/>
                 <w:szCs w:val="16"/>
               </w:rPr>
-              <w:t xml:space="preserve">0.542 [0.34, 0.72]</w:t>
+              <w:t xml:space="preserve">0.522 [0.15, 0.88]</w:t>
             </w:r>
           </w:p>
         </w:tc>
@@ -15338,7 +15338,7 @@
                 <w:sz w:val="16"/>
                 <w:szCs w:val="16"/>
               </w:rPr>
-              <w:t xml:space="preserve">matched on HR, band 5%</w:t>
+              <w:t xml:space="preserve">matched on HR, band 2%</w:t>
             </w:r>
           </w:p>
         </w:tc>
@@ -15363,7 +15363,7 @@
                 <w:sz w:val="16"/>
                 <w:szCs w:val="16"/>
               </w:rPr>
-              <w:t xml:space="preserve">0.568 [0.29, 0.77]</w:t>
+              <w:t xml:space="preserve">0.620 [0.26, 0.74]</w:t>
             </w:r>
           </w:p>
         </w:tc>
@@ -15388,7 +15388,7 @@
                 <w:sz w:val="16"/>
                 <w:szCs w:val="16"/>
               </w:rPr>
-              <w:t xml:space="preserve">0.512 [0.34, 0.74]</w:t>
+              <w:t xml:space="preserve">0.548 [0.37, 0.74]</w:t>
             </w:r>
           </w:p>
         </w:tc>
@@ -15418,7 +15418,7 @@
                 <w:sz w:val="16"/>
                 <w:szCs w:val="16"/>
               </w:rPr>
-              <w:t xml:space="preserve">matched on HR, band 10%</w:t>
+              <w:t xml:space="preserve">matched on HR, band 5%</w:t>
             </w:r>
           </w:p>
         </w:tc>
@@ -15443,7 +15443,7 @@
                 <w:sz w:val="16"/>
                 <w:szCs w:val="16"/>
               </w:rPr>
-              <w:t xml:space="preserve">0.564 [0.31, 0.77]</w:t>
+              <w:t xml:space="preserve">0.639 [0.29, 0.77]</w:t>
             </w:r>
           </w:p>
         </w:tc>
@@ -15468,7 +15468,7 @@
                 <w:sz w:val="16"/>
                 <w:szCs w:val="16"/>
               </w:rPr>
-              <w:t xml:space="preserve">0.496 [0.35, 0.73]</w:t>
+              <w:t xml:space="preserve">0.561 [0.39, 0.76]</w:t>
             </w:r>
           </w:p>
         </w:tc>
@@ -15498,7 +15498,7 @@
                 <w:sz w:val="16"/>
                 <w:szCs w:val="16"/>
               </w:rPr>
-              <w:t xml:space="preserve">matched on HR, band 15%</w:t>
+              <w:t xml:space="preserve">matched on HR, band 10%</w:t>
             </w:r>
           </w:p>
         </w:tc>
@@ -15523,7 +15523,7 @@
                 <w:sz w:val="16"/>
                 <w:szCs w:val="16"/>
               </w:rPr>
-              <w:t xml:space="preserve">0.558 [0.31, 0.77]</w:t>
+              <w:t xml:space="preserve">0.634 [0.31, 0.77]</w:t>
             </w:r>
           </w:p>
         </w:tc>
@@ -15548,7 +15548,7 @@
                 <w:sz w:val="16"/>
                 <w:szCs w:val="16"/>
               </w:rPr>
-              <w:t xml:space="preserve">0.511 [0.36, 0.74]</w:t>
+              <w:t xml:space="preserve">0.571 [0.39, 0.76]</w:t>
             </w:r>
           </w:p>
         </w:tc>
@@ -15578,7 +15578,7 @@
                 <w:sz w:val="16"/>
                 <w:szCs w:val="16"/>
               </w:rPr>
-              <w:t xml:space="preserve">matched on RMST, band 10%</w:t>
+              <w:t xml:space="preserve">matched on HR, band 15%</w:t>
             </w:r>
           </w:p>
         </w:tc>
@@ -15603,7 +15603,7 @@
                 <w:sz w:val="16"/>
                 <w:szCs w:val="16"/>
               </w:rPr>
-              <w:t xml:space="preserve">0.452 [0.28, 0.66]</w:t>
+              <w:t xml:space="preserve">0.626 [0.31, 0.77]</w:t>
             </w:r>
           </w:p>
         </w:tc>
@@ -15628,7 +15628,7 @@
                 <w:sz w:val="16"/>
                 <w:szCs w:val="16"/>
               </w:rPr>
-              <w:t xml:space="preserve">0.506 [0.33, 0.72]</w:t>
+              <w:t xml:space="preserve">0.585 [0.40, 0.76]</w:t>
             </w:r>
           </w:p>
         </w:tc>
@@ -15658,7 +15658,7 @@
                 <w:sz w:val="16"/>
                 <w:szCs w:val="16"/>
               </w:rPr>
-              <w:t xml:space="preserve">on count/HR frontier</w:t>
+              <w:t xml:space="preserve">matched on RMST, band 10%</w:t>
             </w:r>
           </w:p>
         </w:tc>
@@ -15683,7 +15683,7 @@
                 <w:sz w:val="16"/>
                 <w:szCs w:val="16"/>
               </w:rPr>
-              <w:t xml:space="preserve">0.000 [0.00, 0.13]</w:t>
+              <w:t xml:space="preserve">0.411 [0.28, 0.66]</w:t>
             </w:r>
           </w:p>
         </w:tc>
@@ -15708,7 +15708,7 @@
                 <w:sz w:val="16"/>
                 <w:szCs w:val="16"/>
               </w:rPr>
-              <w:t xml:space="preserve">0.080 [0.00, 0.17]</w:t>
+              <w:t xml:space="preserve">0.590 [0.37, 0.75]</w:t>
             </w:r>
           </w:p>
         </w:tc>
@@ -15738,7 +15738,7 @@
                 <w:sz w:val="16"/>
                 <w:szCs w:val="16"/>
               </w:rPr>
-              <w:t xml:space="preserve">on count/RMST frontier</w:t>
+              <w:t xml:space="preserve">on count/HR frontier</w:t>
             </w:r>
           </w:p>
         </w:tc>
@@ -15763,7 +15763,7 @@
                 <w:sz w:val="16"/>
                 <w:szCs w:val="16"/>
               </w:rPr>
-              <w:t xml:space="preserve">0.000 [0.00, 0.08]</w:t>
+              <w:t xml:space="preserve">0.030 [0.00, 0.13]</w:t>
             </w:r>
           </w:p>
         </w:tc>
@@ -15788,7 +15788,7 @@
                 <w:sz w:val="16"/>
                 <w:szCs w:val="16"/>
               </w:rPr>
-              <w:t xml:space="preserve">0.160 [0.00, 0.17]</w:t>
+              <w:t xml:space="preserve">0.010 [0.00, 0.16]</w:t>
             </w:r>
           </w:p>
         </w:tc>
@@ -15818,7 +15818,7 @@
                 <w:sz w:val="16"/>
                 <w:szCs w:val="16"/>
               </w:rPr>
-              <w:t xml:space="preserve">on frontier with margin 0.05</w:t>
+              <w:t xml:space="preserve">on count/RMST frontier</w:t>
             </w:r>
           </w:p>
         </w:tc>
@@ -15843,7 +15843,7 @@
                 <w:sz w:val="16"/>
                 <w:szCs w:val="16"/>
               </w:rPr>
-              <w:t xml:space="preserve">0.000 [0.00, 0.21]</w:t>
+              <w:t xml:space="preserve">0.002 [0.00, 0.08]</w:t>
             </w:r>
           </w:p>
         </w:tc>
@@ -15868,7 +15868,7 @@
                 <w:sz w:val="16"/>
                 <w:szCs w:val="16"/>
               </w:rPr>
-              <w:t xml:space="preserve">0.120 [0.00, 0.32]</w:t>
+              <w:t xml:space="preserve">0.025 [0.00, 0.17]</w:t>
             </w:r>
           </w:p>
         </w:tc>
@@ -15898,7 +15898,7 @@
                 <w:sz w:val="16"/>
                 <w:szCs w:val="16"/>
               </w:rPr>
-              <w:t xml:space="preserve">matched comparators per split (median)</w:t>
+              <w:t xml:space="preserve">on frontier with margin 0.05</w:t>
             </w:r>
           </w:p>
         </w:tc>
@@ -15923,7 +15923,7 @@
                 <w:sz w:val="16"/>
                 <w:szCs w:val="16"/>
               </w:rPr>
-              <w:t xml:space="preserve">112</w:t>
+              <w:t xml:space="preserve">0.114 [0.00, 0.21]</w:t>
             </w:r>
           </w:p>
         </w:tc>
@@ -15948,7 +15948,7 @@
                 <w:sz w:val="16"/>
                 <w:szCs w:val="16"/>
               </w:rPr>
-              <w:t xml:space="preserve">66</w:t>
+              <w:t xml:space="preserve">0.072 [0.00, 0.24]</w:t>
             </w:r>
           </w:p>
         </w:tc>
@@ -15978,7 +15978,7 @@
                 <w:sz w:val="16"/>
                 <w:szCs w:val="16"/>
               </w:rPr>
-              <w:t xml:space="preserve">comparator count skew vs rule</w:t>
+              <w:t xml:space="preserve">matched comparators per split (median)</w:t>
             </w:r>
           </w:p>
         </w:tc>
@@ -16003,7 +16003,7 @@
                 <w:sz w:val="16"/>
                 <w:szCs w:val="16"/>
               </w:rPr>
-              <w:t xml:space="preserve">0.000</w:t>
+              <w:t xml:space="preserve">112</w:t>
             </w:r>
           </w:p>
         </w:tc>
@@ -16028,7 +16028,7 @@
                 <w:sz w:val="16"/>
                 <w:szCs w:val="16"/>
               </w:rPr>
-              <w:t xml:space="preserve">-0.005</w:t>
+              <w:t xml:space="preserve">66</w:t>
             </w:r>
           </w:p>
         </w:tc>
@@ -16058,6 +16058,86 @@
                 <w:sz w:val="16"/>
                 <w:szCs w:val="16"/>
               </w:rPr>
+              <w:t xml:space="preserve">comparator count skew vs rule</w:t>
+            </w:r>
+          </w:p>
+        </w:tc>
+        <w:tc>
+          <w:tcPr>
+            <w:tcW w:type="dxa" w:w="2900"/>
+            <w:tcMar>
+              <w:top w:type="dxa" w:w="50"/>
+              <w:left w:type="dxa" w:w="80"/>
+              <w:bottom w:type="dxa" w:w="50"/>
+              <w:right w:type="dxa" w:w="80"/>
+            </w:tcMar>
+          </w:tcPr>
+          <w:p>
+            <w:pPr>
+              <w:spacing w:after="0" w:line="240"/>
+              <w:jc w:val="right"/>
+            </w:pPr>
+            <w:r>
+              <w:rPr>
+                <w:rFonts w:ascii="Calibri" w:cs="Calibri" w:eastAsia="Calibri" w:hAnsi="Calibri"/>
+                <w:sz w:val="16"/>
+                <w:szCs w:val="16"/>
+              </w:rPr>
+              <w:t xml:space="preserve">0.002</w:t>
+            </w:r>
+          </w:p>
+        </w:tc>
+        <w:tc>
+          <w:tcPr>
+            <w:tcW w:type="dxa" w:w="2860"/>
+            <w:tcMar>
+              <w:top w:type="dxa" w:w="50"/>
+              <w:left w:type="dxa" w:w="80"/>
+              <w:bottom w:type="dxa" w:w="50"/>
+              <w:right w:type="dxa" w:w="80"/>
+            </w:tcMar>
+          </w:tcPr>
+          <w:p>
+            <w:pPr>
+              <w:spacing w:after="0" w:line="240"/>
+              <w:jc w:val="right"/>
+            </w:pPr>
+            <w:r>
+              <w:rPr>
+                <w:rFonts w:ascii="Calibri" w:cs="Calibri" w:eastAsia="Calibri" w:hAnsi="Calibri"/>
+                <w:sz w:val="16"/>
+                <w:szCs w:val="16"/>
+              </w:rPr>
+              <w:t xml:space="preserve">0.000</w:t>
+            </w:r>
+          </w:p>
+        </w:tc>
+      </w:tr>
+      <w:tr>
+        <w:trPr>
+          <w:cantSplit/>
+        </w:trPr>
+        <w:tc>
+          <w:tcPr>
+            <w:tcW w:type="dxa" w:w="3600"/>
+            <w:tcMar>
+              <w:top w:type="dxa" w:w="50"/>
+              <w:left w:type="dxa" w:w="80"/>
+              <w:bottom w:type="dxa" w:w="50"/>
+              <w:right w:type="dxa" w:w="80"/>
+            </w:tcMar>
+          </w:tcPr>
+          <w:p>
+            <w:pPr>
+              <w:spacing w:after="0" w:line="240"/>
+              <w:jc w:val="left"/>
+            </w:pPr>
+            <w:r>
+              <w:rPr>
+                <w:rFonts w:ascii="Calibri" w:cs="Calibri" w:eastAsia="Calibri" w:hAnsi="Calibri"/>
+                <w:sz w:val="16"/>
+                <w:szCs w:val="16"/>
+              </w:rPr>
               <w:t xml:space="preserve">subsets dominating (median)</w:t>
             </w:r>
           </w:p>
@@ -16083,7 +16163,7 @@
                 <w:sz w:val="16"/>
                 <w:szCs w:val="16"/>
               </w:rPr>
-              <w:t xml:space="preserve">133</w:t>
+              <w:t xml:space="preserve">117</w:t>
             </w:r>
           </w:p>
         </w:tc>
@@ -16108,7 +16188,407 @@
                 <w:sz w:val="16"/>
                 <w:szCs w:val="16"/>
               </w:rPr>
-              <w:t xml:space="preserve">96</w:t>
+              <w:t xml:space="preserve">85</w:t>
+            </w:r>
+          </w:p>
+        </w:tc>
+      </w:tr>
+      <w:tr>
+        <w:trPr>
+          <w:cantSplit/>
+        </w:trPr>
+        <w:tc>
+          <w:tcPr>
+            <w:tcW w:type="dxa" w:w="3600"/>
+            <w:tcMar>
+              <w:top w:type="dxa" w:w="50"/>
+              <w:left w:type="dxa" w:w="80"/>
+              <w:bottom w:type="dxa" w:w="50"/>
+              <w:right w:type="dxa" w:w="80"/>
+            </w:tcMar>
+          </w:tcPr>
+          <w:p>
+            <w:pPr>
+              <w:spacing w:after="0" w:line="240"/>
+              <w:jc w:val="left"/>
+            </w:pPr>
+            <w:r>
+              <w:rPr>
+                <w:rFonts w:ascii="Calibri" w:cs="Calibri" w:eastAsia="Calibri" w:hAnsi="Calibri"/>
+                <w:sz w:val="16"/>
+                <w:szCs w:val="16"/>
+              </w:rPr>
+              <w:t xml:space="preserve">RMST rule selects the same set</w:t>
+            </w:r>
+          </w:p>
+        </w:tc>
+        <w:tc>
+          <w:tcPr>
+            <w:tcW w:type="dxa" w:w="2900"/>
+            <w:tcMar>
+              <w:top w:type="dxa" w:w="50"/>
+              <w:left w:type="dxa" w:w="80"/>
+              <w:bottom w:type="dxa" w:w="50"/>
+              <w:right w:type="dxa" w:w="80"/>
+            </w:tcMar>
+          </w:tcPr>
+          <w:p>
+            <w:pPr>
+              <w:spacing w:after="0" w:line="240"/>
+              <w:jc w:val="right"/>
+            </w:pPr>
+            <w:r>
+              <w:rPr>
+                <w:rFonts w:ascii="Calibri" w:cs="Calibri" w:eastAsia="Calibri" w:hAnsi="Calibri"/>
+                <w:sz w:val="16"/>
+                <w:szCs w:val="16"/>
+              </w:rPr>
+              <w:t xml:space="preserve">0.070 [0.00, 0.28]</w:t>
+            </w:r>
+          </w:p>
+        </w:tc>
+        <w:tc>
+          <w:tcPr>
+            <w:tcW w:type="dxa" w:w="2860"/>
+            <w:tcMar>
+              <w:top w:type="dxa" w:w="50"/>
+              <w:left w:type="dxa" w:w="80"/>
+              <w:bottom w:type="dxa" w:w="50"/>
+              <w:right w:type="dxa" w:w="80"/>
+            </w:tcMar>
+          </w:tcPr>
+          <w:p>
+            <w:pPr>
+              <w:spacing w:after="0" w:line="240"/>
+              <w:jc w:val="right"/>
+            </w:pPr>
+            <w:r>
+              <w:rPr>
+                <w:rFonts w:ascii="Calibri" w:cs="Calibri" w:eastAsia="Calibri" w:hAnsi="Calibri"/>
+                <w:sz w:val="16"/>
+                <w:szCs w:val="16"/>
+              </w:rPr>
+              <w:t xml:space="preserve">0.207 [0.00, 0.36]</w:t>
+            </w:r>
+          </w:p>
+        </w:tc>
+      </w:tr>
+      <w:tr>
+        <w:trPr>
+          <w:cantSplit/>
+        </w:trPr>
+        <w:tc>
+          <w:tcPr>
+            <w:tcW w:type="dxa" w:w="3600"/>
+            <w:tcMar>
+              <w:top w:type="dxa" w:w="50"/>
+              <w:left w:type="dxa" w:w="80"/>
+              <w:bottom w:type="dxa" w:w="50"/>
+              <w:right w:type="dxa" w:w="80"/>
+            </w:tcMar>
+          </w:tcPr>
+          <w:p>
+            <w:pPr>
+              <w:spacing w:after="0" w:line="240"/>
+              <w:jc w:val="left"/>
+            </w:pPr>
+            <w:r>
+              <w:rPr>
+                <w:rFonts w:ascii="Calibri" w:cs="Calibri" w:eastAsia="Calibri" w:hAnsi="Calibri"/>
+                <w:sz w:val="16"/>
+                <w:szCs w:val="16"/>
+              </w:rPr>
+              <w:t xml:space="preserve">RMST rule: eligible patients (mean)</w:t>
+            </w:r>
+          </w:p>
+        </w:tc>
+        <w:tc>
+          <w:tcPr>
+            <w:tcW w:type="dxa" w:w="2900"/>
+            <w:tcMar>
+              <w:top w:type="dxa" w:w="50"/>
+              <w:left w:type="dxa" w:w="80"/>
+              <w:bottom w:type="dxa" w:w="50"/>
+              <w:right w:type="dxa" w:w="80"/>
+            </w:tcMar>
+          </w:tcPr>
+          <w:p>
+            <w:pPr>
+              <w:spacing w:after="0" w:line="240"/>
+              <w:jc w:val="right"/>
+            </w:pPr>
+            <w:r>
+              <w:rPr>
+                <w:rFonts w:ascii="Calibri" w:cs="Calibri" w:eastAsia="Calibri" w:hAnsi="Calibri"/>
+                <w:sz w:val="16"/>
+                <w:szCs w:val="16"/>
+              </w:rPr>
+              <w:t xml:space="preserve">182</w:t>
+            </w:r>
+          </w:p>
+        </w:tc>
+        <w:tc>
+          <w:tcPr>
+            <w:tcW w:type="dxa" w:w="2860"/>
+            <w:tcMar>
+              <w:top w:type="dxa" w:w="50"/>
+              <w:left w:type="dxa" w:w="80"/>
+              <w:bottom w:type="dxa" w:w="50"/>
+              <w:right w:type="dxa" w:w="80"/>
+            </w:tcMar>
+          </w:tcPr>
+          <w:p>
+            <w:pPr>
+              <w:spacing w:after="0" w:line="240"/>
+              <w:jc w:val="right"/>
+            </w:pPr>
+            <w:r>
+              <w:rPr>
+                <w:rFonts w:ascii="Calibri" w:cs="Calibri" w:eastAsia="Calibri" w:hAnsi="Calibri"/>
+                <w:sz w:val="16"/>
+                <w:szCs w:val="16"/>
+              </w:rPr>
+              <w:t xml:space="preserve">435</w:t>
+            </w:r>
+          </w:p>
+        </w:tc>
+      </w:tr>
+      <w:tr>
+        <w:trPr>
+          <w:cantSplit/>
+        </w:trPr>
+        <w:tc>
+          <w:tcPr>
+            <w:tcW w:type="dxa" w:w="3600"/>
+            <w:tcMar>
+              <w:top w:type="dxa" w:w="50"/>
+              <w:left w:type="dxa" w:w="80"/>
+              <w:bottom w:type="dxa" w:w="50"/>
+              <w:right w:type="dxa" w:w="80"/>
+            </w:tcMar>
+          </w:tcPr>
+          <w:p>
+            <w:pPr>
+              <w:spacing w:after="0" w:line="240"/>
+              <w:jc w:val="left"/>
+            </w:pPr>
+            <w:r>
+              <w:rPr>
+                <w:rFonts w:ascii="Calibri" w:cs="Calibri" w:eastAsia="Calibri" w:hAnsi="Calibri"/>
+                <w:sz w:val="16"/>
+                <w:szCs w:val="16"/>
+              </w:rPr>
+              <w:t xml:space="preserve">RMST rule: P(lower hazard ratio)</w:t>
+            </w:r>
+          </w:p>
+        </w:tc>
+        <w:tc>
+          <w:tcPr>
+            <w:tcW w:type="dxa" w:w="2900"/>
+            <w:tcMar>
+              <w:top w:type="dxa" w:w="50"/>
+              <w:left w:type="dxa" w:w="80"/>
+              <w:bottom w:type="dxa" w:w="50"/>
+              <w:right w:type="dxa" w:w="80"/>
+            </w:tcMar>
+          </w:tcPr>
+          <w:p>
+            <w:pPr>
+              <w:spacing w:after="0" w:line="240"/>
+              <w:jc w:val="right"/>
+            </w:pPr>
+            <w:r>
+              <w:rPr>
+                <w:rFonts w:ascii="Calibri" w:cs="Calibri" w:eastAsia="Calibri" w:hAnsi="Calibri"/>
+                <w:sz w:val="16"/>
+                <w:szCs w:val="16"/>
+              </w:rPr>
+              <w:t xml:space="preserve">0.152 [0.00, 0.56]</w:t>
+            </w:r>
+          </w:p>
+        </w:tc>
+        <w:tc>
+          <w:tcPr>
+            <w:tcW w:type="dxa" w:w="2860"/>
+            <w:tcMar>
+              <w:top w:type="dxa" w:w="50"/>
+              <w:left w:type="dxa" w:w="80"/>
+              <w:bottom w:type="dxa" w:w="50"/>
+              <w:right w:type="dxa" w:w="80"/>
+            </w:tcMar>
+          </w:tcPr>
+          <w:p>
+            <w:pPr>
+              <w:spacing w:after="0" w:line="240"/>
+              <w:jc w:val="right"/>
+            </w:pPr>
+            <w:r>
+              <w:rPr>
+                <w:rFonts w:ascii="Calibri" w:cs="Calibri" w:eastAsia="Calibri" w:hAnsi="Calibri"/>
+                <w:sz w:val="16"/>
+                <w:szCs w:val="16"/>
+              </w:rPr>
+              <w:t xml:space="preserve">0.512 [0.11, 0.88]</w:t>
+            </w:r>
+          </w:p>
+        </w:tc>
+      </w:tr>
+      <w:tr>
+        <w:trPr>
+          <w:cantSplit/>
+        </w:trPr>
+        <w:tc>
+          <w:tcPr>
+            <w:tcW w:type="dxa" w:w="3600"/>
+            <w:tcMar>
+              <w:top w:type="dxa" w:w="50"/>
+              <w:left w:type="dxa" w:w="80"/>
+              <w:bottom w:type="dxa" w:w="50"/>
+              <w:right w:type="dxa" w:w="80"/>
+            </w:tcMar>
+          </w:tcPr>
+          <w:p>
+            <w:pPr>
+              <w:spacing w:after="0" w:line="240"/>
+              <w:jc w:val="left"/>
+            </w:pPr>
+            <w:r>
+              <w:rPr>
+                <w:rFonts w:ascii="Calibri" w:cs="Calibri" w:eastAsia="Calibri" w:hAnsi="Calibri"/>
+                <w:sz w:val="16"/>
+                <w:szCs w:val="16"/>
+              </w:rPr>
+              <w:t xml:space="preserve">RMST rule: P(greater RMST)</w:t>
+            </w:r>
+          </w:p>
+        </w:tc>
+        <w:tc>
+          <w:tcPr>
+            <w:tcW w:type="dxa" w:w="2900"/>
+            <w:tcMar>
+              <w:top w:type="dxa" w:w="50"/>
+              <w:left w:type="dxa" w:w="80"/>
+              <w:bottom w:type="dxa" w:w="50"/>
+              <w:right w:type="dxa" w:w="80"/>
+            </w:tcMar>
+          </w:tcPr>
+          <w:p>
+            <w:pPr>
+              <w:spacing w:after="0" w:line="240"/>
+              <w:jc w:val="right"/>
+            </w:pPr>
+            <w:r>
+              <w:rPr>
+                <w:rFonts w:ascii="Calibri" w:cs="Calibri" w:eastAsia="Calibri" w:hAnsi="Calibri"/>
+                <w:sz w:val="16"/>
+                <w:szCs w:val="16"/>
+              </w:rPr>
+              <w:t xml:space="preserve">0.532 [0.11, 0.92]</w:t>
+            </w:r>
+          </w:p>
+        </w:tc>
+        <w:tc>
+          <w:tcPr>
+            <w:tcW w:type="dxa" w:w="2860"/>
+            <w:tcMar>
+              <w:top w:type="dxa" w:w="50"/>
+              <w:left w:type="dxa" w:w="80"/>
+              <w:bottom w:type="dxa" w:w="50"/>
+              <w:right w:type="dxa" w:w="80"/>
+            </w:tcMar>
+          </w:tcPr>
+          <w:p>
+            <w:pPr>
+              <w:spacing w:after="0" w:line="240"/>
+              <w:jc w:val="right"/>
+            </w:pPr>
+            <w:r>
+              <w:rPr>
+                <w:rFonts w:ascii="Calibri" w:cs="Calibri" w:eastAsia="Calibri" w:hAnsi="Calibri"/>
+                <w:sz w:val="16"/>
+                <w:szCs w:val="16"/>
+              </w:rPr>
+              <w:t xml:space="preserve">0.590 [0.12, 0.88]</w:t>
+            </w:r>
+          </w:p>
+        </w:tc>
+      </w:tr>
+      <w:tr>
+        <w:trPr>
+          <w:cantSplit/>
+        </w:trPr>
+        <w:tc>
+          <w:tcPr>
+            <w:tcW w:type="dxa" w:w="3600"/>
+            <w:tcMar>
+              <w:top w:type="dxa" w:w="50"/>
+              <w:left w:type="dxa" w:w="80"/>
+              <w:bottom w:type="dxa" w:w="50"/>
+              <w:right w:type="dxa" w:w="80"/>
+            </w:tcMar>
+          </w:tcPr>
+          <w:p>
+            <w:pPr>
+              <w:spacing w:after="0" w:line="240"/>
+              <w:jc w:val="left"/>
+            </w:pPr>
+            <w:r>
+              <w:rPr>
+                <w:rFonts w:ascii="Calibri" w:cs="Calibri" w:eastAsia="Calibri" w:hAnsi="Calibri"/>
+                <w:sz w:val="16"/>
+                <w:szCs w:val="16"/>
+              </w:rPr>
+              <w:t xml:space="preserve">largest endpoint movement, half vs full outer count</w:t>
+            </w:r>
+          </w:p>
+        </w:tc>
+        <w:tc>
+          <w:tcPr>
+            <w:tcW w:type="dxa" w:w="2900"/>
+            <w:tcMar>
+              <w:top w:type="dxa" w:w="50"/>
+              <w:left w:type="dxa" w:w="80"/>
+              <w:bottom w:type="dxa" w:w="50"/>
+              <w:right w:type="dxa" w:w="80"/>
+            </w:tcMar>
+          </w:tcPr>
+          <w:p>
+            <w:pPr>
+              <w:spacing w:after="0" w:line="240"/>
+              <w:jc w:val="right"/>
+            </w:pPr>
+            <w:r>
+              <w:rPr>
+                <w:rFonts w:ascii="Calibri" w:cs="Calibri" w:eastAsia="Calibri" w:hAnsi="Calibri"/>
+                <w:sz w:val="16"/>
+                <w:szCs w:val="16"/>
+              </w:rPr>
+              <w:t xml:space="preserve">0.040</w:t>
+            </w:r>
+          </w:p>
+        </w:tc>
+        <w:tc>
+          <w:tcPr>
+            <w:tcW w:type="dxa" w:w="2860"/>
+            <w:tcMar>
+              <w:top w:type="dxa" w:w="50"/>
+              <w:left w:type="dxa" w:w="80"/>
+              <w:bottom w:type="dxa" w:w="50"/>
+              <w:right w:type="dxa" w:w="80"/>
+            </w:tcMar>
+          </w:tcPr>
+          <w:p>
+            <w:pPr>
+              <w:spacing w:after="0" w:line="240"/>
+              <w:jc w:val="right"/>
+            </w:pPr>
+            <w:r>
+              <w:rPr>
+                <w:rFonts w:ascii="Calibri" w:cs="Calibri" w:eastAsia="Calibri" w:hAnsi="Calibri"/>
+                <w:sz w:val="16"/>
+                <w:szCs w:val="16"/>
+              </w:rPr>
+              <w:t xml:space="preserve">0.035</w:t>
             </w:r>
           </w:p>
         </w:tc>
@@ -16126,7 +16606,7 @@
           <w:sz w:val="17"/>
           <w:szCs w:val="17"/>
         </w:rPr>
-        <w:t xml:space="preserve">Point estimates are from the observed cohort; SD is decomposed as SD_outer = sqrt(SD_total^2 - SD_MC^2) in the main text. Intervals are percentile intervals of the outer distribution and are exploratory at these resample counts.</w:t>
+        <w:t xml:space="preserve">Point estimates are from the primary analysis; the nested bootstrap supplies uncertainty only. SD is decomposed as SD_outer = sqrt(SD_total^2 - SD_MC^2), with SD_MC^2 estimated from the sample variance of the per-split values within each resample rather than from p(1-p)/R. Intervals are percentile intervals of the outer distribution and are exploratory at these resample counts; the last row reports how far either endpoint moves between half and the full outer count.</w:t>
       </w:r>
     </w:p>
     <w:p>
@@ -17384,7 +17864,2581 @@
           <w:sz w:val="17"/>
           <w:szCs w:val="17"/>
         </w:rPr>
-        <w:t xml:space="preserve">Switching the decomposition to the absolute-benefit estimand changes the selected criteria almost completely and improves neither estimand out of sample.</w:t>
+        <w:t xml:space="preserve">Switching the decomposition to the absolute-benefit estimand changes the selected criteria almost completely. The point estimates for the RMST-selected variant are not higher on either estimand, but the patient-level intervals reported in the main text are wide, so this is not evidence that the switch cannot help.</w:t>
+      </w:r>
+    </w:p>
+    <w:p>
+      <w:pPr>
+        <w:pStyle w:val="Heading1"/>
+        <w:spacing w:after="140" w:before="300"/>
+      </w:pPr>
+      <w:r>
+        <w:rPr>
+          <w:rFonts w:ascii="Calibri" w:cs="Calibri" w:eastAsia="Calibri" w:hAnsi="Calibri"/>
+        </w:rPr>
+        <w:t xml:space="preserve">Table S3d. Three-way split: does apparent dominance carry over?</w:t>
+      </w:r>
+    </w:p>
+    <w:p>
+      <w:pPr>
+        <w:spacing w:after="120" w:line="280"/>
+        <w:jc w:val="both"/>
+      </w:pPr>
+      <w:r>
+        <w:rPr>
+          <w:rFonts w:ascii="Calibri" w:cs="Calibri" w:eastAsia="Calibri" w:hAnsi="Calibri"/>
+          <w:sz w:val="20"/>
+          <w:szCs w:val="20"/>
+        </w:rPr>
+        <w:t xml:space="preserve">Each cohort is split into three stratified thirds. The rule is fitted on the first. All 512 subsets are scored on the second and those dominating the rule are recorded. Exactly those subsets are then re-evaluated on the third, which has been used for nothing. This measures the optimism of the held-out frontier inside the real cohorts, with no generating model.</w:t>
+      </w:r>
+    </w:p>
+    <w:tbl>
+      <w:tblPr>
+        <w:tblW w:type="dxa" w:w="9360"/>
+        <w:tblBorders>
+          <w:top w:val="single" w:color="9AA4AF" w:sz="6"/>
+          <w:left w:val="none"/>
+          <w:bottom w:val="single" w:color="9AA4AF" w:sz="6"/>
+          <w:right w:val="none"/>
+          <w:insideH w:val="single" w:color="D7DEE5" w:sz="2"/>
+          <w:insideV w:val="none"/>
+        </w:tblBorders>
+      </w:tblPr>
+      <w:tblGrid>
+        <w:gridCol w:w="4600"/>
+        <w:gridCol w:w="2400"/>
+        <w:gridCol w:w="2360"/>
+      </w:tblGrid>
+      <w:tr>
+        <w:trPr>
+          <w:cantSplit/>
+          <w:tblHeader/>
+        </w:trPr>
+        <w:tc>
+          <w:tcPr>
+            <w:tcW w:type="dxa" w:w="4600"/>
+            <w:shd w:fill="EDF1F5" w:val="clear"/>
+            <w:tcMar>
+              <w:top w:type="dxa" w:w="50"/>
+              <w:left w:type="dxa" w:w="80"/>
+              <w:bottom w:type="dxa" w:w="50"/>
+              <w:right w:type="dxa" w:w="80"/>
+            </w:tcMar>
+          </w:tcPr>
+          <w:p>
+            <w:pPr>
+              <w:spacing w:after="0" w:line="240"/>
+              <w:jc w:val="left"/>
+            </w:pPr>
+            <w:r>
+              <w:rPr>
+                <w:rFonts w:ascii="Calibri" w:cs="Calibri" w:eastAsia="Calibri" w:hAnsi="Calibri"/>
+                <w:b/>
+                <w:bCs/>
+                <w:sz w:val="16"/>
+                <w:szCs w:val="16"/>
+              </w:rPr>
+              <w:t xml:space="preserve">quantity</w:t>
+            </w:r>
+          </w:p>
+        </w:tc>
+        <w:tc>
+          <w:tcPr>
+            <w:tcW w:type="dxa" w:w="2400"/>
+            <w:shd w:fill="EDF1F5" w:val="clear"/>
+            <w:tcMar>
+              <w:top w:type="dxa" w:w="50"/>
+              <w:left w:type="dxa" w:w="80"/>
+              <w:bottom w:type="dxa" w:w="50"/>
+              <w:right w:type="dxa" w:w="80"/>
+            </w:tcMar>
+          </w:tcPr>
+          <w:p>
+            <w:pPr>
+              <w:spacing w:after="0" w:line="240"/>
+              <w:jc w:val="right"/>
+            </w:pPr>
+            <w:r>
+              <w:rPr>
+                <w:rFonts w:ascii="Calibri" w:cs="Calibri" w:eastAsia="Calibri" w:hAnsi="Calibri"/>
+                <w:b/>
+                <w:bCs/>
+                <w:sz w:val="16"/>
+                <w:szCs w:val="16"/>
+              </w:rPr>
+              <w:t xml:space="preserve">colon</w:t>
+            </w:r>
+          </w:p>
+        </w:tc>
+        <w:tc>
+          <w:tcPr>
+            <w:tcW w:type="dxa" w:w="2360"/>
+            <w:shd w:fill="EDF1F5" w:val="clear"/>
+            <w:tcMar>
+              <w:top w:type="dxa" w:w="50"/>
+              <w:left w:type="dxa" w:w="80"/>
+              <w:bottom w:type="dxa" w:w="50"/>
+              <w:right w:type="dxa" w:w="80"/>
+            </w:tcMar>
+          </w:tcPr>
+          <w:p>
+            <w:pPr>
+              <w:spacing w:after="0" w:line="240"/>
+              <w:jc w:val="right"/>
+            </w:pPr>
+            <w:r>
+              <w:rPr>
+                <w:rFonts w:ascii="Calibri" w:cs="Calibri" w:eastAsia="Calibri" w:hAnsi="Calibri"/>
+                <w:b/>
+                <w:bCs/>
+                <w:sz w:val="16"/>
+                <w:szCs w:val="16"/>
+              </w:rPr>
+              <w:t xml:space="preserve">Rotterdam (descriptive)</w:t>
+            </w:r>
+          </w:p>
+        </w:tc>
+      </w:tr>
+      <w:tr>
+        <w:trPr>
+          <w:cantSplit/>
+        </w:trPr>
+        <w:tc>
+          <w:tcPr>
+            <w:tcW w:type="dxa" w:w="4600"/>
+            <w:tcMar>
+              <w:top w:type="dxa" w:w="50"/>
+              <w:left w:type="dxa" w:w="80"/>
+              <w:bottom w:type="dxa" w:w="50"/>
+              <w:right w:type="dxa" w:w="80"/>
+            </w:tcMar>
+          </w:tcPr>
+          <w:p>
+            <w:pPr>
+              <w:spacing w:after="0" w:line="240"/>
+              <w:jc w:val="left"/>
+            </w:pPr>
+            <w:r>
+              <w:rPr>
+                <w:rFonts w:ascii="Calibri" w:cs="Calibri" w:eastAsia="Calibri" w:hAnsi="Calibri"/>
+                <w:sz w:val="16"/>
+                <w:szCs w:val="16"/>
+              </w:rPr>
+              <w:t xml:space="preserve">three-way splits</w:t>
+            </w:r>
+          </w:p>
+        </w:tc>
+        <w:tc>
+          <w:tcPr>
+            <w:tcW w:type="dxa" w:w="2400"/>
+            <w:tcMar>
+              <w:top w:type="dxa" w:w="50"/>
+              <w:left w:type="dxa" w:w="80"/>
+              <w:bottom w:type="dxa" w:w="50"/>
+              <w:right w:type="dxa" w:w="80"/>
+            </w:tcMar>
+          </w:tcPr>
+          <w:p>
+            <w:pPr>
+              <w:spacing w:after="0" w:line="240"/>
+              <w:jc w:val="right"/>
+            </w:pPr>
+            <w:r>
+              <w:rPr>
+                <w:rFonts w:ascii="Calibri" w:cs="Calibri" w:eastAsia="Calibri" w:hAnsi="Calibri"/>
+                <w:sz w:val="16"/>
+                <w:szCs w:val="16"/>
+              </w:rPr>
+              <w:t xml:space="preserve">400</w:t>
+            </w:r>
+          </w:p>
+        </w:tc>
+        <w:tc>
+          <w:tcPr>
+            <w:tcW w:type="dxa" w:w="2360"/>
+            <w:tcMar>
+              <w:top w:type="dxa" w:w="50"/>
+              <w:left w:type="dxa" w:w="80"/>
+              <w:bottom w:type="dxa" w:w="50"/>
+              <w:right w:type="dxa" w:w="80"/>
+            </w:tcMar>
+          </w:tcPr>
+          <w:p>
+            <w:pPr>
+              <w:spacing w:after="0" w:line="240"/>
+              <w:jc w:val="right"/>
+            </w:pPr>
+            <w:r>
+              <w:rPr>
+                <w:rFonts w:ascii="Calibri" w:cs="Calibri" w:eastAsia="Calibri" w:hAnsi="Calibri"/>
+                <w:sz w:val="16"/>
+                <w:szCs w:val="16"/>
+              </w:rPr>
+              <w:t xml:space="preserve">300</w:t>
+            </w:r>
+          </w:p>
+        </w:tc>
+      </w:tr>
+      <w:tr>
+        <w:trPr>
+          <w:cantSplit/>
+        </w:trPr>
+        <w:tc>
+          <w:tcPr>
+            <w:tcW w:type="dxa" w:w="4600"/>
+            <w:tcMar>
+              <w:top w:type="dxa" w:w="50"/>
+              <w:left w:type="dxa" w:w="80"/>
+              <w:bottom w:type="dxa" w:w="50"/>
+              <w:right w:type="dxa" w:w="80"/>
+            </w:tcMar>
+          </w:tcPr>
+          <w:p>
+            <w:pPr>
+              <w:spacing w:after="0" w:line="240"/>
+              <w:jc w:val="left"/>
+            </w:pPr>
+            <w:r>
+              <w:rPr>
+                <w:rFonts w:ascii="Calibri" w:cs="Calibri" w:eastAsia="Calibri" w:hAnsi="Calibri"/>
+                <w:sz w:val="16"/>
+                <w:szCs w:val="16"/>
+              </w:rPr>
+              <w:t xml:space="preserve">dominating subsets on the selection third (median)</w:t>
+            </w:r>
+          </w:p>
+        </w:tc>
+        <w:tc>
+          <w:tcPr>
+            <w:tcW w:type="dxa" w:w="2400"/>
+            <w:tcMar>
+              <w:top w:type="dxa" w:w="50"/>
+              <w:left w:type="dxa" w:w="80"/>
+              <w:bottom w:type="dxa" w:w="50"/>
+              <w:right w:type="dxa" w:w="80"/>
+            </w:tcMar>
+          </w:tcPr>
+          <w:p>
+            <w:pPr>
+              <w:spacing w:after="0" w:line="240"/>
+              <w:jc w:val="right"/>
+            </w:pPr>
+            <w:r>
+              <w:rPr>
+                <w:rFonts w:ascii="Calibri" w:cs="Calibri" w:eastAsia="Calibri" w:hAnsi="Calibri"/>
+                <w:sz w:val="16"/>
+                <w:szCs w:val="16"/>
+              </w:rPr>
+              <w:t xml:space="preserve">77</w:t>
+            </w:r>
+          </w:p>
+        </w:tc>
+        <w:tc>
+          <w:tcPr>
+            <w:tcW w:type="dxa" w:w="2360"/>
+            <w:tcMar>
+              <w:top w:type="dxa" w:w="50"/>
+              <w:left w:type="dxa" w:w="80"/>
+              <w:bottom w:type="dxa" w:w="50"/>
+              <w:right w:type="dxa" w:w="80"/>
+            </w:tcMar>
+          </w:tcPr>
+          <w:p>
+            <w:pPr>
+              <w:spacing w:after="0" w:line="240"/>
+              <w:jc w:val="right"/>
+            </w:pPr>
+            <w:r>
+              <w:rPr>
+                <w:rFonts w:ascii="Calibri" w:cs="Calibri" w:eastAsia="Calibri" w:hAnsi="Calibri"/>
+                <w:sz w:val="16"/>
+                <w:szCs w:val="16"/>
+              </w:rPr>
+              <w:t xml:space="preserve">57</w:t>
+            </w:r>
+          </w:p>
+        </w:tc>
+      </w:tr>
+      <w:tr>
+        <w:trPr>
+          <w:cantSplit/>
+        </w:trPr>
+        <w:tc>
+          <w:tcPr>
+            <w:tcW w:type="dxa" w:w="4600"/>
+            <w:tcMar>
+              <w:top w:type="dxa" w:w="50"/>
+              <w:left w:type="dxa" w:w="80"/>
+              <w:bottom w:type="dxa" w:w="50"/>
+              <w:right w:type="dxa" w:w="80"/>
+            </w:tcMar>
+          </w:tcPr>
+          <w:p>
+            <w:pPr>
+              <w:spacing w:after="0" w:line="240"/>
+              <w:jc w:val="left"/>
+            </w:pPr>
+            <w:r>
+              <w:rPr>
+                <w:rFonts w:ascii="Calibri" w:cs="Calibri" w:eastAsia="Calibri" w:hAnsi="Calibri"/>
+                <w:sz w:val="16"/>
+                <w:szCs w:val="16"/>
+              </w:rPr>
+              <w:t xml:space="preserve">dominating subsets on the test third (median)</w:t>
+            </w:r>
+          </w:p>
+        </w:tc>
+        <w:tc>
+          <w:tcPr>
+            <w:tcW w:type="dxa" w:w="2400"/>
+            <w:tcMar>
+              <w:top w:type="dxa" w:w="50"/>
+              <w:left w:type="dxa" w:w="80"/>
+              <w:bottom w:type="dxa" w:w="50"/>
+              <w:right w:type="dxa" w:w="80"/>
+            </w:tcMar>
+          </w:tcPr>
+          <w:p>
+            <w:pPr>
+              <w:spacing w:after="0" w:line="240"/>
+              <w:jc w:val="right"/>
+            </w:pPr>
+            <w:r>
+              <w:rPr>
+                <w:rFonts w:ascii="Calibri" w:cs="Calibri" w:eastAsia="Calibri" w:hAnsi="Calibri"/>
+                <w:sz w:val="16"/>
+                <w:szCs w:val="16"/>
+              </w:rPr>
+              <w:t xml:space="preserve">73</w:t>
+            </w:r>
+          </w:p>
+        </w:tc>
+        <w:tc>
+          <w:tcPr>
+            <w:tcW w:type="dxa" w:w="2360"/>
+            <w:tcMar>
+              <w:top w:type="dxa" w:w="50"/>
+              <w:left w:type="dxa" w:w="80"/>
+              <w:bottom w:type="dxa" w:w="50"/>
+              <w:right w:type="dxa" w:w="80"/>
+            </w:tcMar>
+          </w:tcPr>
+          <w:p>
+            <w:pPr>
+              <w:spacing w:after="0" w:line="240"/>
+              <w:jc w:val="right"/>
+            </w:pPr>
+            <w:r>
+              <w:rPr>
+                <w:rFonts w:ascii="Calibri" w:cs="Calibri" w:eastAsia="Calibri" w:hAnsi="Calibri"/>
+                <w:sz w:val="16"/>
+                <w:szCs w:val="16"/>
+              </w:rPr>
+              <w:t xml:space="preserve">59</w:t>
+            </w:r>
+          </w:p>
+        </w:tc>
+      </w:tr>
+      <w:tr>
+        <w:trPr>
+          <w:cantSplit/>
+        </w:trPr>
+        <w:tc>
+          <w:tcPr>
+            <w:tcW w:type="dxa" w:w="4600"/>
+            <w:tcMar>
+              <w:top w:type="dxa" w:w="50"/>
+              <w:left w:type="dxa" w:w="80"/>
+              <w:bottom w:type="dxa" w:w="50"/>
+              <w:right w:type="dxa" w:w="80"/>
+            </w:tcMar>
+          </w:tcPr>
+          <w:p>
+            <w:pPr>
+              <w:spacing w:after="0" w:line="240"/>
+              <w:jc w:val="left"/>
+            </w:pPr>
+            <w:r>
+              <w:rPr>
+                <w:rFonts w:ascii="Calibri" w:cs="Calibri" w:eastAsia="Calibri" w:hAnsi="Calibri"/>
+                <w:sz w:val="16"/>
+                <w:szCs w:val="16"/>
+              </w:rPr>
+              <w:t xml:space="preserve">rule on the frontier, selection third</w:t>
+            </w:r>
+          </w:p>
+        </w:tc>
+        <w:tc>
+          <w:tcPr>
+            <w:tcW w:type="dxa" w:w="2400"/>
+            <w:tcMar>
+              <w:top w:type="dxa" w:w="50"/>
+              <w:left w:type="dxa" w:w="80"/>
+              <w:bottom w:type="dxa" w:w="50"/>
+              <w:right w:type="dxa" w:w="80"/>
+            </w:tcMar>
+          </w:tcPr>
+          <w:p>
+            <w:pPr>
+              <w:spacing w:after="0" w:line="240"/>
+              <w:jc w:val="right"/>
+            </w:pPr>
+            <w:r>
+              <w:rPr>
+                <w:rFonts w:ascii="Calibri" w:cs="Calibri" w:eastAsia="Calibri" w:hAnsi="Calibri"/>
+                <w:sz w:val="16"/>
+                <w:szCs w:val="16"/>
+              </w:rPr>
+              <w:t xml:space="preserve">0.025</w:t>
+            </w:r>
+          </w:p>
+        </w:tc>
+        <w:tc>
+          <w:tcPr>
+            <w:tcW w:type="dxa" w:w="2360"/>
+            <w:tcMar>
+              <w:top w:type="dxa" w:w="50"/>
+              <w:left w:type="dxa" w:w="80"/>
+              <w:bottom w:type="dxa" w:w="50"/>
+              <w:right w:type="dxa" w:w="80"/>
+            </w:tcMar>
+          </w:tcPr>
+          <w:p>
+            <w:pPr>
+              <w:spacing w:after="0" w:line="240"/>
+              <w:jc w:val="right"/>
+            </w:pPr>
+            <w:r>
+              <w:rPr>
+                <w:rFonts w:ascii="Calibri" w:cs="Calibri" w:eastAsia="Calibri" w:hAnsi="Calibri"/>
+                <w:sz w:val="16"/>
+                <w:szCs w:val="16"/>
+              </w:rPr>
+              <w:t xml:space="preserve">0.027</w:t>
+            </w:r>
+          </w:p>
+        </w:tc>
+      </w:tr>
+      <w:tr>
+        <w:trPr>
+          <w:cantSplit/>
+        </w:trPr>
+        <w:tc>
+          <w:tcPr>
+            <w:tcW w:type="dxa" w:w="4600"/>
+            <w:tcMar>
+              <w:top w:type="dxa" w:w="50"/>
+              <w:left w:type="dxa" w:w="80"/>
+              <w:bottom w:type="dxa" w:w="50"/>
+              <w:right w:type="dxa" w:w="80"/>
+            </w:tcMar>
+          </w:tcPr>
+          <w:p>
+            <w:pPr>
+              <w:spacing w:after="0" w:line="240"/>
+              <w:jc w:val="left"/>
+            </w:pPr>
+            <w:r>
+              <w:rPr>
+                <w:rFonts w:ascii="Calibri" w:cs="Calibri" w:eastAsia="Calibri" w:hAnsi="Calibri"/>
+                <w:sz w:val="16"/>
+                <w:szCs w:val="16"/>
+              </w:rPr>
+              <w:t xml:space="preserve">rule on the frontier, test third</w:t>
+            </w:r>
+          </w:p>
+        </w:tc>
+        <w:tc>
+          <w:tcPr>
+            <w:tcW w:type="dxa" w:w="2400"/>
+            <w:tcMar>
+              <w:top w:type="dxa" w:w="50"/>
+              <w:left w:type="dxa" w:w="80"/>
+              <w:bottom w:type="dxa" w:w="50"/>
+              <w:right w:type="dxa" w:w="80"/>
+            </w:tcMar>
+          </w:tcPr>
+          <w:p>
+            <w:pPr>
+              <w:spacing w:after="0" w:line="240"/>
+              <w:jc w:val="right"/>
+            </w:pPr>
+            <w:r>
+              <w:rPr>
+                <w:rFonts w:ascii="Calibri" w:cs="Calibri" w:eastAsia="Calibri" w:hAnsi="Calibri"/>
+                <w:sz w:val="16"/>
+                <w:szCs w:val="16"/>
+              </w:rPr>
+              <w:t xml:space="preserve">0.043</w:t>
+            </w:r>
+          </w:p>
+        </w:tc>
+        <w:tc>
+          <w:tcPr>
+            <w:tcW w:type="dxa" w:w="2360"/>
+            <w:tcMar>
+              <w:top w:type="dxa" w:w="50"/>
+              <w:left w:type="dxa" w:w="80"/>
+              <w:bottom w:type="dxa" w:w="50"/>
+              <w:right w:type="dxa" w:w="80"/>
+            </w:tcMar>
+          </w:tcPr>
+          <w:p>
+            <w:pPr>
+              <w:spacing w:after="0" w:line="240"/>
+              <w:jc w:val="right"/>
+            </w:pPr>
+            <w:r>
+              <w:rPr>
+                <w:rFonts w:ascii="Calibri" w:cs="Calibri" w:eastAsia="Calibri" w:hAnsi="Calibri"/>
+                <w:sz w:val="16"/>
+                <w:szCs w:val="16"/>
+              </w:rPr>
+              <w:t xml:space="preserve">0.047</w:t>
+            </w:r>
+          </w:p>
+        </w:tc>
+      </w:tr>
+      <w:tr>
+        <w:trPr>
+          <w:cantSplit/>
+        </w:trPr>
+        <w:tc>
+          <w:tcPr>
+            <w:tcW w:type="dxa" w:w="4600"/>
+            <w:tcMar>
+              <w:top w:type="dxa" w:w="50"/>
+              <w:left w:type="dxa" w:w="80"/>
+              <w:bottom w:type="dxa" w:w="50"/>
+              <w:right w:type="dxa" w:w="80"/>
+            </w:tcMar>
+          </w:tcPr>
+          <w:p>
+            <w:pPr>
+              <w:spacing w:after="0" w:line="240"/>
+              <w:jc w:val="left"/>
+            </w:pPr>
+            <w:r>
+              <w:rPr>
+                <w:rFonts w:ascii="Calibri" w:cs="Calibri" w:eastAsia="Calibri" w:hAnsi="Calibri"/>
+                <w:sz w:val="16"/>
+                <w:szCs w:val="16"/>
+              </w:rPr>
+              <w:t xml:space="preserve">share of selection-third dominators still dominating on the test third</w:t>
+            </w:r>
+          </w:p>
+        </w:tc>
+        <w:tc>
+          <w:tcPr>
+            <w:tcW w:type="dxa" w:w="2400"/>
+            <w:tcMar>
+              <w:top w:type="dxa" w:w="50"/>
+              <w:left w:type="dxa" w:w="80"/>
+              <w:bottom w:type="dxa" w:w="50"/>
+              <w:right w:type="dxa" w:w="80"/>
+            </w:tcMar>
+          </w:tcPr>
+          <w:p>
+            <w:pPr>
+              <w:spacing w:after="0" w:line="240"/>
+              <w:jc w:val="right"/>
+            </w:pPr>
+            <w:r>
+              <w:rPr>
+                <w:rFonts w:ascii="Calibri" w:cs="Calibri" w:eastAsia="Calibri" w:hAnsi="Calibri"/>
+                <w:sz w:val="16"/>
+                <w:szCs w:val="16"/>
+              </w:rPr>
+              <w:t xml:space="preserve">0.353</w:t>
+            </w:r>
+          </w:p>
+        </w:tc>
+        <w:tc>
+          <w:tcPr>
+            <w:tcW w:type="dxa" w:w="2360"/>
+            <w:tcMar>
+              <w:top w:type="dxa" w:w="50"/>
+              <w:left w:type="dxa" w:w="80"/>
+              <w:bottom w:type="dxa" w:w="50"/>
+              <w:right w:type="dxa" w:w="80"/>
+            </w:tcMar>
+          </w:tcPr>
+          <w:p>
+            <w:pPr>
+              <w:spacing w:after="0" w:line="240"/>
+              <w:jc w:val="right"/>
+            </w:pPr>
+            <w:r>
+              <w:rPr>
+                <w:rFonts w:ascii="Calibri" w:cs="Calibri" w:eastAsia="Calibri" w:hAnsi="Calibri"/>
+                <w:sz w:val="16"/>
+                <w:szCs w:val="16"/>
+              </w:rPr>
+              <w:t xml:space="preserve">0.414</w:t>
+            </w:r>
+          </w:p>
+        </w:tc>
+      </w:tr>
+      <w:tr>
+        <w:trPr>
+          <w:cantSplit/>
+        </w:trPr>
+        <w:tc>
+          <w:tcPr>
+            <w:tcW w:type="dxa" w:w="4600"/>
+            <w:tcMar>
+              <w:top w:type="dxa" w:w="50"/>
+              <w:left w:type="dxa" w:w="80"/>
+              <w:bottom w:type="dxa" w:w="50"/>
+              <w:right w:type="dxa" w:w="80"/>
+            </w:tcMar>
+          </w:tcPr>
+          <w:p>
+            <w:pPr>
+              <w:spacing w:after="0" w:line="240"/>
+              <w:jc w:val="left"/>
+            </w:pPr>
+            <w:r>
+              <w:rPr>
+                <w:rFonts w:ascii="Calibri" w:cs="Calibri" w:eastAsia="Calibri" w:hAnsi="Calibri"/>
+                <w:sz w:val="16"/>
+                <w:szCs w:val="16"/>
+              </w:rPr>
+              <w:t xml:space="preserve">same, requiring the margin on the selection third</w:t>
+            </w:r>
+          </w:p>
+        </w:tc>
+        <w:tc>
+          <w:tcPr>
+            <w:tcW w:type="dxa" w:w="2400"/>
+            <w:tcMar>
+              <w:top w:type="dxa" w:w="50"/>
+              <w:left w:type="dxa" w:w="80"/>
+              <w:bottom w:type="dxa" w:w="50"/>
+              <w:right w:type="dxa" w:w="80"/>
+            </w:tcMar>
+          </w:tcPr>
+          <w:p>
+            <w:pPr>
+              <w:spacing w:after="0" w:line="240"/>
+              <w:jc w:val="right"/>
+            </w:pPr>
+            <w:r>
+              <w:rPr>
+                <w:rFonts w:ascii="Calibri" w:cs="Calibri" w:eastAsia="Calibri" w:hAnsi="Calibri"/>
+                <w:sz w:val="16"/>
+                <w:szCs w:val="16"/>
+              </w:rPr>
+              <w:t xml:space="preserve">0.347</w:t>
+            </w:r>
+          </w:p>
+        </w:tc>
+        <w:tc>
+          <w:tcPr>
+            <w:tcW w:type="dxa" w:w="2360"/>
+            <w:tcMar>
+              <w:top w:type="dxa" w:w="50"/>
+              <w:left w:type="dxa" w:w="80"/>
+              <w:bottom w:type="dxa" w:w="50"/>
+              <w:right w:type="dxa" w:w="80"/>
+            </w:tcMar>
+          </w:tcPr>
+          <w:p>
+            <w:pPr>
+              <w:spacing w:after="0" w:line="240"/>
+              <w:jc w:val="right"/>
+            </w:pPr>
+            <w:r>
+              <w:rPr>
+                <w:rFonts w:ascii="Calibri" w:cs="Calibri" w:eastAsia="Calibri" w:hAnsi="Calibri"/>
+                <w:sz w:val="16"/>
+                <w:szCs w:val="16"/>
+              </w:rPr>
+              <w:t xml:space="preserve">0.412</w:t>
+            </w:r>
+          </w:p>
+        </w:tc>
+      </w:tr>
+      <w:tr>
+        <w:trPr>
+          <w:cantSplit/>
+        </w:trPr>
+        <w:tc>
+          <w:tcPr>
+            <w:tcW w:type="dxa" w:w="4600"/>
+            <w:tcMar>
+              <w:top w:type="dxa" w:w="50"/>
+              <w:left w:type="dxa" w:w="80"/>
+              <w:bottom w:type="dxa" w:w="50"/>
+              <w:right w:type="dxa" w:w="80"/>
+            </w:tcMar>
+          </w:tcPr>
+          <w:p>
+            <w:pPr>
+              <w:spacing w:after="0" w:line="240"/>
+              <w:jc w:val="left"/>
+            </w:pPr>
+            <w:r>
+              <w:rPr>
+                <w:rFonts w:ascii="Calibri" w:cs="Calibri" w:eastAsia="Calibri" w:hAnsi="Calibri"/>
+                <w:sz w:val="16"/>
+                <w:szCs w:val="16"/>
+              </w:rPr>
+              <w:t xml:space="preserve">qualifying under the margin (median)</w:t>
+            </w:r>
+          </w:p>
+        </w:tc>
+        <w:tc>
+          <w:tcPr>
+            <w:tcW w:type="dxa" w:w="2400"/>
+            <w:tcMar>
+              <w:top w:type="dxa" w:w="50"/>
+              <w:left w:type="dxa" w:w="80"/>
+              <w:bottom w:type="dxa" w:w="50"/>
+              <w:right w:type="dxa" w:w="80"/>
+            </w:tcMar>
+          </w:tcPr>
+          <w:p>
+            <w:pPr>
+              <w:spacing w:after="0" w:line="240"/>
+              <w:jc w:val="right"/>
+            </w:pPr>
+            <w:r>
+              <w:rPr>
+                <w:rFonts w:ascii="Calibri" w:cs="Calibri" w:eastAsia="Calibri" w:hAnsi="Calibri"/>
+                <w:sz w:val="16"/>
+                <w:szCs w:val="16"/>
+              </w:rPr>
+              <w:t xml:space="preserve">52</w:t>
+            </w:r>
+          </w:p>
+        </w:tc>
+        <w:tc>
+          <w:tcPr>
+            <w:tcW w:type="dxa" w:w="2360"/>
+            <w:tcMar>
+              <w:top w:type="dxa" w:w="50"/>
+              <w:left w:type="dxa" w:w="80"/>
+              <w:bottom w:type="dxa" w:w="50"/>
+              <w:right w:type="dxa" w:w="80"/>
+            </w:tcMar>
+          </w:tcPr>
+          <w:p>
+            <w:pPr>
+              <w:spacing w:after="0" w:line="240"/>
+              <w:jc w:val="right"/>
+            </w:pPr>
+            <w:r>
+              <w:rPr>
+                <w:rFonts w:ascii="Calibri" w:cs="Calibri" w:eastAsia="Calibri" w:hAnsi="Calibri"/>
+                <w:sz w:val="16"/>
+                <w:szCs w:val="16"/>
+              </w:rPr>
+              <w:t xml:space="preserve">35</w:t>
+            </w:r>
+          </w:p>
+        </w:tc>
+      </w:tr>
+      <w:tr>
+        <w:trPr>
+          <w:cantSplit/>
+        </w:trPr>
+        <w:tc>
+          <w:tcPr>
+            <w:tcW w:type="dxa" w:w="4600"/>
+            <w:tcMar>
+              <w:top w:type="dxa" w:w="50"/>
+              <w:left w:type="dxa" w:w="80"/>
+              <w:bottom w:type="dxa" w:w="50"/>
+              <w:right w:type="dxa" w:w="80"/>
+            </w:tcMar>
+          </w:tcPr>
+          <w:p>
+            <w:pPr>
+              <w:spacing w:after="0" w:line="240"/>
+              <w:jc w:val="left"/>
+            </w:pPr>
+            <w:r>
+              <w:rPr>
+                <w:rFonts w:ascii="Calibri" w:cs="Calibri" w:eastAsia="Calibri" w:hAnsi="Calibri"/>
+                <w:sz w:val="16"/>
+                <w:szCs w:val="16"/>
+              </w:rPr>
+              <w:t xml:space="preserve">lowest-hazard-ratio dominator carries over</w:t>
+            </w:r>
+          </w:p>
+        </w:tc>
+        <w:tc>
+          <w:tcPr>
+            <w:tcW w:type="dxa" w:w="2400"/>
+            <w:tcMar>
+              <w:top w:type="dxa" w:w="50"/>
+              <w:left w:type="dxa" w:w="80"/>
+              <w:bottom w:type="dxa" w:w="50"/>
+              <w:right w:type="dxa" w:w="80"/>
+            </w:tcMar>
+          </w:tcPr>
+          <w:p>
+            <w:pPr>
+              <w:spacing w:after="0" w:line="240"/>
+              <w:jc w:val="right"/>
+            </w:pPr>
+            <w:r>
+              <w:rPr>
+                <w:rFonts w:ascii="Calibri" w:cs="Calibri" w:eastAsia="Calibri" w:hAnsi="Calibri"/>
+                <w:sz w:val="16"/>
+                <w:szCs w:val="16"/>
+              </w:rPr>
+              <w:t xml:space="preserve">0.336</w:t>
+            </w:r>
+          </w:p>
+        </w:tc>
+        <w:tc>
+          <w:tcPr>
+            <w:tcW w:type="dxa" w:w="2360"/>
+            <w:tcMar>
+              <w:top w:type="dxa" w:w="50"/>
+              <w:left w:type="dxa" w:w="80"/>
+              <w:bottom w:type="dxa" w:w="50"/>
+              <w:right w:type="dxa" w:w="80"/>
+            </w:tcMar>
+          </w:tcPr>
+          <w:p>
+            <w:pPr>
+              <w:spacing w:after="0" w:line="240"/>
+              <w:jc w:val="right"/>
+            </w:pPr>
+            <w:r>
+              <w:rPr>
+                <w:rFonts w:ascii="Calibri" w:cs="Calibri" w:eastAsia="Calibri" w:hAnsi="Calibri"/>
+                <w:sz w:val="16"/>
+                <w:szCs w:val="16"/>
+              </w:rPr>
+              <w:t xml:space="preserve">0.394</w:t>
+            </w:r>
+          </w:p>
+        </w:tc>
+      </w:tr>
+    </w:tbl>
+    <w:p>
+      <w:pPr>
+        <w:spacing w:after="240" w:line="280"/>
+        <w:jc w:val="both"/>
+      </w:pPr>
+      <w:r>
+        <w:rPr>
+          <w:rFonts w:ascii="Calibri" w:cs="Calibri" w:eastAsia="Calibri" w:hAnsi="Calibri"/>
+          <w:color w:val="555555"/>
+          <w:sz w:val="17"/>
+          <w:szCs w:val="17"/>
+        </w:rPr>
+        <w:t xml:space="preserve">A third of the cohort is a small evaluation set, so these carry-over rates are themselves uncertain; they are reported as an order of magnitude for the optimism, consistent in direction with the simulation in Table S3b.</w:t>
+      </w:r>
+    </w:p>
+    <w:p>
+      <w:pPr>
+        <w:pStyle w:val="Heading1"/>
+        <w:spacing w:after="140" w:before="300"/>
+      </w:pPr>
+      <w:r>
+        <w:rPr>
+          <w:rFonts w:ascii="Calibri" w:cs="Calibri" w:eastAsia="Calibri" w:hAnsi="Calibri"/>
+        </w:rPr>
+        <w:t xml:space="preserve">Table S3e. Restricted-mean horizon</w:t>
+      </w:r>
+    </w:p>
+    <w:p>
+      <w:pPr>
+        <w:spacing w:after="120" w:line="280"/>
+        <w:jc w:val="both"/>
+      </w:pPr>
+      <w:r>
+        <w:rPr>
+          <w:rFonts w:ascii="Calibri" w:cs="Calibri" w:eastAsia="Calibri" w:hAnsi="Calibri"/>
+          <w:sz w:val="20"/>
+          <w:szCs w:val="20"/>
+        </w:rPr>
+        <w:t xml:space="preserve">The horizon must lie inside the observed follow-up of both arms of every candidate protocol. The table gives, at four horizons per cohort, the agreement between the hazard-ratio and restricted-mean decompositions; the share of patients still under observation at each horizon is given in the Results. The horizons used in the main text are marked.</w:t>
+      </w:r>
+    </w:p>
+    <w:tbl>
+      <w:tblPr>
+        <w:tblW w:type="dxa" w:w="9360"/>
+        <w:tblBorders>
+          <w:top w:val="single" w:color="9AA4AF" w:sz="6"/>
+          <w:left w:val="none"/>
+          <w:bottom w:val="single" w:color="9AA4AF" w:sz="6"/>
+          <w:right w:val="none"/>
+          <w:insideH w:val="single" w:color="D7DEE5" w:sz="2"/>
+          <w:insideV w:val="none"/>
+        </w:tblBorders>
+      </w:tblPr>
+      <w:tblGrid>
+        <w:gridCol w:w="2200"/>
+        <w:gridCol w:w="1100"/>
+        <w:gridCol w:w="1050"/>
+        <w:gridCol w:w="1300"/>
+        <w:gridCol w:w="1300"/>
+        <w:gridCol w:w="1200"/>
+        <w:gridCol w:w="1210"/>
+      </w:tblGrid>
+      <w:tr>
+        <w:trPr>
+          <w:cantSplit/>
+          <w:tblHeader/>
+        </w:trPr>
+        <w:tc>
+          <w:tcPr>
+            <w:tcW w:type="dxa" w:w="2200"/>
+            <w:shd w:fill="EDF1F5" w:val="clear"/>
+            <w:tcMar>
+              <w:top w:type="dxa" w:w="50"/>
+              <w:left w:type="dxa" w:w="80"/>
+              <w:bottom w:type="dxa" w:w="50"/>
+              <w:right w:type="dxa" w:w="80"/>
+            </w:tcMar>
+          </w:tcPr>
+          <w:p>
+            <w:pPr>
+              <w:spacing w:after="0" w:line="240"/>
+              <w:jc w:val="left"/>
+            </w:pPr>
+            <w:r>
+              <w:rPr>
+                <w:rFonts w:ascii="Calibri" w:cs="Calibri" w:eastAsia="Calibri" w:hAnsi="Calibri"/>
+                <w:b/>
+                <w:bCs/>
+                <w:sz w:val="16"/>
+                <w:szCs w:val="16"/>
+              </w:rPr>
+              <w:t xml:space="preserve">horizon (days)</w:t>
+            </w:r>
+          </w:p>
+        </w:tc>
+        <w:tc>
+          <w:tcPr>
+            <w:tcW w:type="dxa" w:w="1100"/>
+            <w:shd w:fill="EDF1F5" w:val="clear"/>
+            <w:tcMar>
+              <w:top w:type="dxa" w:w="50"/>
+              <w:left w:type="dxa" w:w="80"/>
+              <w:bottom w:type="dxa" w:w="50"/>
+              <w:right w:type="dxa" w:w="80"/>
+            </w:tcMar>
+          </w:tcPr>
+          <w:p>
+            <w:pPr>
+              <w:spacing w:after="0" w:line="240"/>
+              <w:jc w:val="right"/>
+            </w:pPr>
+            <w:r>
+              <w:rPr>
+                <w:rFonts w:ascii="Calibri" w:cs="Calibri" w:eastAsia="Calibri" w:hAnsi="Calibri"/>
+                <w:b/>
+                <w:bCs/>
+                <w:sz w:val="16"/>
+                <w:szCs w:val="16"/>
+              </w:rPr>
+              <w:t xml:space="preserve">same set</w:t>
+            </w:r>
+          </w:p>
+        </w:tc>
+        <w:tc>
+          <w:tcPr>
+            <w:tcW w:type="dxa" w:w="1050"/>
+            <w:shd w:fill="EDF1F5" w:val="clear"/>
+            <w:tcMar>
+              <w:top w:type="dxa" w:w="50"/>
+              <w:left w:type="dxa" w:w="80"/>
+              <w:bottom w:type="dxa" w:w="50"/>
+              <w:right w:type="dxa" w:w="80"/>
+            </w:tcMar>
+          </w:tcPr>
+          <w:p>
+            <w:pPr>
+              <w:spacing w:after="0" w:line="240"/>
+              <w:jc w:val="right"/>
+            </w:pPr>
+            <w:r>
+              <w:rPr>
+                <w:rFonts w:ascii="Calibri" w:cs="Calibri" w:eastAsia="Calibri" w:hAnsi="Calibri"/>
+                <w:b/>
+                <w:bCs/>
+                <w:sz w:val="16"/>
+                <w:szCs w:val="16"/>
+              </w:rPr>
+              <w:t xml:space="preserve">Jaccard</w:t>
+            </w:r>
+          </w:p>
+        </w:tc>
+        <w:tc>
+          <w:tcPr>
+            <w:tcW w:type="dxa" w:w="1300"/>
+            <w:shd w:fill="EDF1F5" w:val="clear"/>
+            <w:tcMar>
+              <w:top w:type="dxa" w:w="50"/>
+              <w:left w:type="dxa" w:w="80"/>
+              <w:bottom w:type="dxa" w:w="50"/>
+              <w:right w:type="dxa" w:w="80"/>
+            </w:tcMar>
+          </w:tcPr>
+          <w:p>
+            <w:pPr>
+              <w:spacing w:after="0" w:line="240"/>
+              <w:jc w:val="right"/>
+            </w:pPr>
+            <w:r>
+              <w:rPr>
+                <w:rFonts w:ascii="Calibri" w:cs="Calibri" w:eastAsia="Calibri" w:hAnsi="Calibri"/>
+                <w:b/>
+                <w:bCs/>
+                <w:sz w:val="16"/>
+                <w:szCs w:val="16"/>
+              </w:rPr>
+              <w:t xml:space="preserve">mean Hamming</w:t>
+            </w:r>
+          </w:p>
+        </w:tc>
+        <w:tc>
+          <w:tcPr>
+            <w:tcW w:type="dxa" w:w="1300"/>
+            <w:shd w:fill="EDF1F5" w:val="clear"/>
+            <w:tcMar>
+              <w:top w:type="dxa" w:w="50"/>
+              <w:left w:type="dxa" w:w="80"/>
+              <w:bottom w:type="dxa" w:w="50"/>
+              <w:right w:type="dxa" w:w="80"/>
+            </w:tcMar>
+          </w:tcPr>
+          <w:p>
+            <w:pPr>
+              <w:spacing w:after="0" w:line="240"/>
+              <w:jc w:val="right"/>
+            </w:pPr>
+            <w:r>
+              <w:rPr>
+                <w:rFonts w:ascii="Calibri" w:cs="Calibri" w:eastAsia="Calibri" w:hAnsi="Calibri"/>
+                <w:b/>
+                <w:bCs/>
+                <w:sz w:val="16"/>
+                <w:szCs w:val="16"/>
+              </w:rPr>
+              <w:t xml:space="preserve">RMST: full</w:t>
+            </w:r>
+          </w:p>
+        </w:tc>
+        <w:tc>
+          <w:tcPr>
+            <w:tcW w:type="dxa" w:w="1200"/>
+            <w:shd w:fill="EDF1F5" w:val="clear"/>
+            <w:tcMar>
+              <w:top w:type="dxa" w:w="50"/>
+              <w:left w:type="dxa" w:w="80"/>
+              <w:bottom w:type="dxa" w:w="50"/>
+              <w:right w:type="dxa" w:w="80"/>
+            </w:tcMar>
+          </w:tcPr>
+          <w:p>
+            <w:pPr>
+              <w:spacing w:after="0" w:line="240"/>
+              <w:jc w:val="right"/>
+            </w:pPr>
+            <w:r>
+              <w:rPr>
+                <w:rFonts w:ascii="Calibri" w:cs="Calibri" w:eastAsia="Calibri" w:hAnsi="Calibri"/>
+                <w:b/>
+                <w:bCs/>
+                <w:sz w:val="16"/>
+                <w:szCs w:val="16"/>
+              </w:rPr>
+              <w:t xml:space="preserve">HR rule</w:t>
+            </w:r>
+          </w:p>
+        </w:tc>
+        <w:tc>
+          <w:tcPr>
+            <w:tcW w:type="dxa" w:w="1210"/>
+            <w:shd w:fill="EDF1F5" w:val="clear"/>
+            <w:tcMar>
+              <w:top w:type="dxa" w:w="50"/>
+              <w:left w:type="dxa" w:w="80"/>
+              <w:bottom w:type="dxa" w:w="50"/>
+              <w:right w:type="dxa" w:w="80"/>
+            </w:tcMar>
+          </w:tcPr>
+          <w:p>
+            <w:pPr>
+              <w:spacing w:after="0" w:line="240"/>
+              <w:jc w:val="right"/>
+            </w:pPr>
+            <w:r>
+              <w:rPr>
+                <w:rFonts w:ascii="Calibri" w:cs="Calibri" w:eastAsia="Calibri" w:hAnsi="Calibri"/>
+                <w:b/>
+                <w:bCs/>
+                <w:sz w:val="16"/>
+                <w:szCs w:val="16"/>
+              </w:rPr>
+              <w:t xml:space="preserve">RMST rule</w:t>
+            </w:r>
+          </w:p>
+        </w:tc>
+      </w:tr>
+      <w:tr>
+        <w:trPr>
+          <w:cantSplit/>
+        </w:trPr>
+        <w:tc>
+          <w:tcPr>
+            <w:tcW w:type="dxa" w:w="2200"/>
+            <w:tcMar>
+              <w:top w:type="dxa" w:w="50"/>
+              <w:left w:type="dxa" w:w="80"/>
+              <w:bottom w:type="dxa" w:w="50"/>
+              <w:right w:type="dxa" w:w="80"/>
+            </w:tcMar>
+          </w:tcPr>
+          <w:p>
+            <w:pPr>
+              <w:spacing w:after="0" w:line="240"/>
+              <w:jc w:val="left"/>
+            </w:pPr>
+            <w:r>
+              <w:rPr>
+                <w:rFonts w:ascii="Calibri" w:cs="Calibri" w:eastAsia="Calibri" w:hAnsi="Calibri"/>
+                <w:sz w:val="16"/>
+                <w:szCs w:val="16"/>
+              </w:rPr>
+              <w:t xml:space="preserve">1095</w:t>
+            </w:r>
+          </w:p>
+        </w:tc>
+        <w:tc>
+          <w:tcPr>
+            <w:tcW w:type="dxa" w:w="1100"/>
+            <w:tcMar>
+              <w:top w:type="dxa" w:w="50"/>
+              <w:left w:type="dxa" w:w="80"/>
+              <w:bottom w:type="dxa" w:w="50"/>
+              <w:right w:type="dxa" w:w="80"/>
+            </w:tcMar>
+          </w:tcPr>
+          <w:p>
+            <w:pPr>
+              <w:spacing w:after="0" w:line="240"/>
+              <w:jc w:val="right"/>
+            </w:pPr>
+            <w:r>
+              <w:rPr>
+                <w:rFonts w:ascii="Calibri" w:cs="Calibri" w:eastAsia="Calibri" w:hAnsi="Calibri"/>
+                <w:sz w:val="16"/>
+                <w:szCs w:val="16"/>
+              </w:rPr>
+              <w:t xml:space="preserve">0.025</w:t>
+            </w:r>
+          </w:p>
+        </w:tc>
+        <w:tc>
+          <w:tcPr>
+            <w:tcW w:type="dxa" w:w="1050"/>
+            <w:tcMar>
+              <w:top w:type="dxa" w:w="50"/>
+              <w:left w:type="dxa" w:w="80"/>
+              <w:bottom w:type="dxa" w:w="50"/>
+              <w:right w:type="dxa" w:w="80"/>
+            </w:tcMar>
+          </w:tcPr>
+          <w:p>
+            <w:pPr>
+              <w:spacing w:after="0" w:line="240"/>
+              <w:jc w:val="right"/>
+            </w:pPr>
+            <w:r>
+              <w:rPr>
+                <w:rFonts w:ascii="Calibri" w:cs="Calibri" w:eastAsia="Calibri" w:hAnsi="Calibri"/>
+                <w:sz w:val="16"/>
+                <w:szCs w:val="16"/>
+              </w:rPr>
+              <w:t xml:space="preserve">0.524</w:t>
+            </w:r>
+          </w:p>
+        </w:tc>
+        <w:tc>
+          <w:tcPr>
+            <w:tcW w:type="dxa" w:w="1300"/>
+            <w:tcMar>
+              <w:top w:type="dxa" w:w="50"/>
+              <w:left w:type="dxa" w:w="80"/>
+              <w:bottom w:type="dxa" w:w="50"/>
+              <w:right w:type="dxa" w:w="80"/>
+            </w:tcMar>
+          </w:tcPr>
+          <w:p>
+            <w:pPr>
+              <w:spacing w:after="0" w:line="240"/>
+              <w:jc w:val="right"/>
+            </w:pPr>
+            <w:r>
+              <w:rPr>
+                <w:rFonts w:ascii="Calibri" w:cs="Calibri" w:eastAsia="Calibri" w:hAnsi="Calibri"/>
+                <w:sz w:val="16"/>
+                <w:szCs w:val="16"/>
+              </w:rPr>
+              <w:t xml:space="preserve">3.21</w:t>
+            </w:r>
+          </w:p>
+        </w:tc>
+        <w:tc>
+          <w:tcPr>
+            <w:tcW w:type="dxa" w:w="1300"/>
+            <w:tcMar>
+              <w:top w:type="dxa" w:w="50"/>
+              <w:left w:type="dxa" w:w="80"/>
+              <w:bottom w:type="dxa" w:w="50"/>
+              <w:right w:type="dxa" w:w="80"/>
+            </w:tcMar>
+          </w:tcPr>
+          <w:p>
+            <w:pPr>
+              <w:spacing w:after="0" w:line="240"/>
+              <w:jc w:val="right"/>
+            </w:pPr>
+            <w:r>
+              <w:rPr>
+                <w:rFonts w:ascii="Calibri" w:cs="Calibri" w:eastAsia="Calibri" w:hAnsi="Calibri"/>
+                <w:sz w:val="16"/>
+                <w:szCs w:val="16"/>
+              </w:rPr>
+              <w:t xml:space="preserve">11.5</w:t>
+            </w:r>
+          </w:p>
+        </w:tc>
+        <w:tc>
+          <w:tcPr>
+            <w:tcW w:type="dxa" w:w="1200"/>
+            <w:tcMar>
+              <w:top w:type="dxa" w:w="50"/>
+              <w:left w:type="dxa" w:w="80"/>
+              <w:bottom w:type="dxa" w:w="50"/>
+              <w:right w:type="dxa" w:w="80"/>
+            </w:tcMar>
+          </w:tcPr>
+          <w:p>
+            <w:pPr>
+              <w:spacing w:after="0" w:line="240"/>
+              <w:jc w:val="right"/>
+            </w:pPr>
+            <w:r>
+              <w:rPr>
+                <w:rFonts w:ascii="Calibri" w:cs="Calibri" w:eastAsia="Calibri" w:hAnsi="Calibri"/>
+                <w:sz w:val="16"/>
+                <w:szCs w:val="16"/>
+              </w:rPr>
+              <w:t xml:space="preserve">14.9</w:t>
+            </w:r>
+          </w:p>
+        </w:tc>
+        <w:tc>
+          <w:tcPr>
+            <w:tcW w:type="dxa" w:w="1210"/>
+            <w:tcMar>
+              <w:top w:type="dxa" w:w="50"/>
+              <w:left w:type="dxa" w:w="80"/>
+              <w:bottom w:type="dxa" w:w="50"/>
+              <w:right w:type="dxa" w:w="80"/>
+            </w:tcMar>
+          </w:tcPr>
+          <w:p>
+            <w:pPr>
+              <w:spacing w:after="0" w:line="240"/>
+              <w:jc w:val="right"/>
+            </w:pPr>
+            <w:r>
+              <w:rPr>
+                <w:rFonts w:ascii="Calibri" w:cs="Calibri" w:eastAsia="Calibri" w:hAnsi="Calibri"/>
+                <w:sz w:val="16"/>
+                <w:szCs w:val="16"/>
+              </w:rPr>
+              <w:t xml:space="preserve">23.8</w:t>
+            </w:r>
+          </w:p>
+        </w:tc>
+      </w:tr>
+      <w:tr>
+        <w:trPr>
+          <w:cantSplit/>
+        </w:trPr>
+        <w:tc>
+          <w:tcPr>
+            <w:tcW w:type="dxa" w:w="2200"/>
+            <w:tcMar>
+              <w:top w:type="dxa" w:w="50"/>
+              <w:left w:type="dxa" w:w="80"/>
+              <w:bottom w:type="dxa" w:w="50"/>
+              <w:right w:type="dxa" w:w="80"/>
+            </w:tcMar>
+          </w:tcPr>
+          <w:p>
+            <w:pPr>
+              <w:spacing w:after="0" w:line="240"/>
+              <w:jc w:val="left"/>
+            </w:pPr>
+            <w:r>
+              <w:rPr>
+                <w:rFonts w:ascii="Calibri" w:cs="Calibri" w:eastAsia="Calibri" w:hAnsi="Calibri"/>
+                <w:sz w:val="16"/>
+                <w:szCs w:val="16"/>
+              </w:rPr>
+              <w:t xml:space="preserve">1460</w:t>
+            </w:r>
+          </w:p>
+        </w:tc>
+        <w:tc>
+          <w:tcPr>
+            <w:tcW w:type="dxa" w:w="1100"/>
+            <w:tcMar>
+              <w:top w:type="dxa" w:w="50"/>
+              <w:left w:type="dxa" w:w="80"/>
+              <w:bottom w:type="dxa" w:w="50"/>
+              <w:right w:type="dxa" w:w="80"/>
+            </w:tcMar>
+          </w:tcPr>
+          <w:p>
+            <w:pPr>
+              <w:spacing w:after="0" w:line="240"/>
+              <w:jc w:val="right"/>
+            </w:pPr>
+            <w:r>
+              <w:rPr>
+                <w:rFonts w:ascii="Calibri" w:cs="Calibri" w:eastAsia="Calibri" w:hAnsi="Calibri"/>
+                <w:sz w:val="16"/>
+                <w:szCs w:val="16"/>
+              </w:rPr>
+              <w:t xml:space="preserve">0.040</w:t>
+            </w:r>
+          </w:p>
+        </w:tc>
+        <w:tc>
+          <w:tcPr>
+            <w:tcW w:type="dxa" w:w="1050"/>
+            <w:tcMar>
+              <w:top w:type="dxa" w:w="50"/>
+              <w:left w:type="dxa" w:w="80"/>
+              <w:bottom w:type="dxa" w:w="50"/>
+              <w:right w:type="dxa" w:w="80"/>
+            </w:tcMar>
+          </w:tcPr>
+          <w:p>
+            <w:pPr>
+              <w:spacing w:after="0" w:line="240"/>
+              <w:jc w:val="right"/>
+            </w:pPr>
+            <w:r>
+              <w:rPr>
+                <w:rFonts w:ascii="Calibri" w:cs="Calibri" w:eastAsia="Calibri" w:hAnsi="Calibri"/>
+                <w:sz w:val="16"/>
+                <w:szCs w:val="16"/>
+              </w:rPr>
+              <w:t xml:space="preserve">0.615</w:t>
+            </w:r>
+          </w:p>
+        </w:tc>
+        <w:tc>
+          <w:tcPr>
+            <w:tcW w:type="dxa" w:w="1300"/>
+            <w:tcMar>
+              <w:top w:type="dxa" w:w="50"/>
+              <w:left w:type="dxa" w:w="80"/>
+              <w:bottom w:type="dxa" w:w="50"/>
+              <w:right w:type="dxa" w:w="80"/>
+            </w:tcMar>
+          </w:tcPr>
+          <w:p>
+            <w:pPr>
+              <w:spacing w:after="0" w:line="240"/>
+              <w:jc w:val="right"/>
+            </w:pPr>
+            <w:r>
+              <w:rPr>
+                <w:rFonts w:ascii="Calibri" w:cs="Calibri" w:eastAsia="Calibri" w:hAnsi="Calibri"/>
+                <w:sz w:val="16"/>
+                <w:szCs w:val="16"/>
+              </w:rPr>
+              <w:t xml:space="preserve">2.48</w:t>
+            </w:r>
+          </w:p>
+        </w:tc>
+        <w:tc>
+          <w:tcPr>
+            <w:tcW w:type="dxa" w:w="1300"/>
+            <w:tcMar>
+              <w:top w:type="dxa" w:w="50"/>
+              <w:left w:type="dxa" w:w="80"/>
+              <w:bottom w:type="dxa" w:w="50"/>
+              <w:right w:type="dxa" w:w="80"/>
+            </w:tcMar>
+          </w:tcPr>
+          <w:p>
+            <w:pPr>
+              <w:spacing w:after="0" w:line="240"/>
+              <w:jc w:val="right"/>
+            </w:pPr>
+            <w:r>
+              <w:rPr>
+                <w:rFonts w:ascii="Calibri" w:cs="Calibri" w:eastAsia="Calibri" w:hAnsi="Calibri"/>
+                <w:sz w:val="16"/>
+                <w:szCs w:val="16"/>
+              </w:rPr>
+              <w:t xml:space="preserve">41.6</w:t>
+            </w:r>
+          </w:p>
+        </w:tc>
+        <w:tc>
+          <w:tcPr>
+            <w:tcW w:type="dxa" w:w="1200"/>
+            <w:tcMar>
+              <w:top w:type="dxa" w:w="50"/>
+              <w:left w:type="dxa" w:w="80"/>
+              <w:bottom w:type="dxa" w:w="50"/>
+              <w:right w:type="dxa" w:w="80"/>
+            </w:tcMar>
+          </w:tcPr>
+          <w:p>
+            <w:pPr>
+              <w:spacing w:after="0" w:line="240"/>
+              <w:jc w:val="right"/>
+            </w:pPr>
+            <w:r>
+              <w:rPr>
+                <w:rFonts w:ascii="Calibri" w:cs="Calibri" w:eastAsia="Calibri" w:hAnsi="Calibri"/>
+                <w:sz w:val="16"/>
+                <w:szCs w:val="16"/>
+              </w:rPr>
+              <w:t xml:space="preserve">42.8</w:t>
+            </w:r>
+          </w:p>
+        </w:tc>
+        <w:tc>
+          <w:tcPr>
+            <w:tcW w:type="dxa" w:w="1210"/>
+            <w:tcMar>
+              <w:top w:type="dxa" w:w="50"/>
+              <w:left w:type="dxa" w:w="80"/>
+              <w:bottom w:type="dxa" w:w="50"/>
+              <w:right w:type="dxa" w:w="80"/>
+            </w:tcMar>
+          </w:tcPr>
+          <w:p>
+            <w:pPr>
+              <w:spacing w:after="0" w:line="240"/>
+              <w:jc w:val="right"/>
+            </w:pPr>
+            <w:r>
+              <w:rPr>
+                <w:rFonts w:ascii="Calibri" w:cs="Calibri" w:eastAsia="Calibri" w:hAnsi="Calibri"/>
+                <w:sz w:val="16"/>
+                <w:szCs w:val="16"/>
+              </w:rPr>
+              <w:t xml:space="preserve">47.7</w:t>
+            </w:r>
+          </w:p>
+        </w:tc>
+      </w:tr>
+      <w:tr>
+        <w:trPr>
+          <w:cantSplit/>
+        </w:trPr>
+        <w:tc>
+          <w:tcPr>
+            <w:tcW w:type="dxa" w:w="2200"/>
+            <w:tcMar>
+              <w:top w:type="dxa" w:w="50"/>
+              <w:left w:type="dxa" w:w="80"/>
+              <w:bottom w:type="dxa" w:w="50"/>
+              <w:right w:type="dxa" w:w="80"/>
+            </w:tcMar>
+          </w:tcPr>
+          <w:p>
+            <w:pPr>
+              <w:spacing w:after="0" w:line="240"/>
+              <w:jc w:val="left"/>
+            </w:pPr>
+            <w:r>
+              <w:rPr>
+                <w:rFonts w:ascii="Calibri" w:cs="Calibri" w:eastAsia="Calibri" w:hAnsi="Calibri"/>
+                <w:sz w:val="16"/>
+                <w:szCs w:val="16"/>
+              </w:rPr>
+              <w:t xml:space="preserve">1825  (main text)</w:t>
+            </w:r>
+          </w:p>
+        </w:tc>
+        <w:tc>
+          <w:tcPr>
+            <w:tcW w:type="dxa" w:w="1100"/>
+            <w:tcMar>
+              <w:top w:type="dxa" w:w="50"/>
+              <w:left w:type="dxa" w:w="80"/>
+              <w:bottom w:type="dxa" w:w="50"/>
+              <w:right w:type="dxa" w:w="80"/>
+            </w:tcMar>
+          </w:tcPr>
+          <w:p>
+            <w:pPr>
+              <w:spacing w:after="0" w:line="240"/>
+              <w:jc w:val="right"/>
+            </w:pPr>
+            <w:r>
+              <w:rPr>
+                <w:rFonts w:ascii="Calibri" w:cs="Calibri" w:eastAsia="Calibri" w:hAnsi="Calibri"/>
+                <w:sz w:val="16"/>
+                <w:szCs w:val="16"/>
+              </w:rPr>
+              <w:t xml:space="preserve">0.045</w:t>
+            </w:r>
+          </w:p>
+        </w:tc>
+        <w:tc>
+          <w:tcPr>
+            <w:tcW w:type="dxa" w:w="1050"/>
+            <w:tcMar>
+              <w:top w:type="dxa" w:w="50"/>
+              <w:left w:type="dxa" w:w="80"/>
+              <w:bottom w:type="dxa" w:w="50"/>
+              <w:right w:type="dxa" w:w="80"/>
+            </w:tcMar>
+          </w:tcPr>
+          <w:p>
+            <w:pPr>
+              <w:spacing w:after="0" w:line="240"/>
+              <w:jc w:val="right"/>
+            </w:pPr>
+            <w:r>
+              <w:rPr>
+                <w:rFonts w:ascii="Calibri" w:cs="Calibri" w:eastAsia="Calibri" w:hAnsi="Calibri"/>
+                <w:sz w:val="16"/>
+                <w:szCs w:val="16"/>
+              </w:rPr>
+              <w:t xml:space="preserve">0.675</w:t>
+            </w:r>
+          </w:p>
+        </w:tc>
+        <w:tc>
+          <w:tcPr>
+            <w:tcW w:type="dxa" w:w="1300"/>
+            <w:tcMar>
+              <w:top w:type="dxa" w:w="50"/>
+              <w:left w:type="dxa" w:w="80"/>
+              <w:bottom w:type="dxa" w:w="50"/>
+              <w:right w:type="dxa" w:w="80"/>
+            </w:tcMar>
+          </w:tcPr>
+          <w:p>
+            <w:pPr>
+              <w:spacing w:after="0" w:line="240"/>
+              <w:jc w:val="right"/>
+            </w:pPr>
+            <w:r>
+              <w:rPr>
+                <w:rFonts w:ascii="Calibri" w:cs="Calibri" w:eastAsia="Calibri" w:hAnsi="Calibri"/>
+                <w:sz w:val="16"/>
+                <w:szCs w:val="16"/>
+              </w:rPr>
+              <w:t xml:space="preserve">2.03</w:t>
+            </w:r>
+          </w:p>
+        </w:tc>
+        <w:tc>
+          <w:tcPr>
+            <w:tcW w:type="dxa" w:w="1300"/>
+            <w:tcMar>
+              <w:top w:type="dxa" w:w="50"/>
+              <w:left w:type="dxa" w:w="80"/>
+              <w:bottom w:type="dxa" w:w="50"/>
+              <w:right w:type="dxa" w:w="80"/>
+            </w:tcMar>
+          </w:tcPr>
+          <w:p>
+            <w:pPr>
+              <w:spacing w:after="0" w:line="240"/>
+              <w:jc w:val="right"/>
+            </w:pPr>
+            <w:r>
+              <w:rPr>
+                <w:rFonts w:ascii="Calibri" w:cs="Calibri" w:eastAsia="Calibri" w:hAnsi="Calibri"/>
+                <w:sz w:val="16"/>
+                <w:szCs w:val="16"/>
+              </w:rPr>
+              <w:t xml:space="preserve">74.9</w:t>
+            </w:r>
+          </w:p>
+        </w:tc>
+        <w:tc>
+          <w:tcPr>
+            <w:tcW w:type="dxa" w:w="1200"/>
+            <w:tcMar>
+              <w:top w:type="dxa" w:w="50"/>
+              <w:left w:type="dxa" w:w="80"/>
+              <w:bottom w:type="dxa" w:w="50"/>
+              <w:right w:type="dxa" w:w="80"/>
+            </w:tcMar>
+          </w:tcPr>
+          <w:p>
+            <w:pPr>
+              <w:spacing w:after="0" w:line="240"/>
+              <w:jc w:val="right"/>
+            </w:pPr>
+            <w:r>
+              <w:rPr>
+                <w:rFonts w:ascii="Calibri" w:cs="Calibri" w:eastAsia="Calibri" w:hAnsi="Calibri"/>
+                <w:sz w:val="16"/>
+                <w:szCs w:val="16"/>
+              </w:rPr>
+              <w:t xml:space="preserve">67.9</w:t>
+            </w:r>
+          </w:p>
+        </w:tc>
+        <w:tc>
+          <w:tcPr>
+            <w:tcW w:type="dxa" w:w="1210"/>
+            <w:tcMar>
+              <w:top w:type="dxa" w:w="50"/>
+              <w:left w:type="dxa" w:w="80"/>
+              <w:bottom w:type="dxa" w:w="50"/>
+              <w:right w:type="dxa" w:w="80"/>
+            </w:tcMar>
+          </w:tcPr>
+          <w:p>
+            <w:pPr>
+              <w:spacing w:after="0" w:line="240"/>
+              <w:jc w:val="right"/>
+            </w:pPr>
+            <w:r>
+              <w:rPr>
+                <w:rFonts w:ascii="Calibri" w:cs="Calibri" w:eastAsia="Calibri" w:hAnsi="Calibri"/>
+                <w:sz w:val="16"/>
+                <w:szCs w:val="16"/>
+              </w:rPr>
+              <w:t xml:space="preserve">68.5</w:t>
+            </w:r>
+          </w:p>
+        </w:tc>
+      </w:tr>
+      <w:tr>
+        <w:trPr>
+          <w:cantSplit/>
+        </w:trPr>
+        <w:tc>
+          <w:tcPr>
+            <w:tcW w:type="dxa" w:w="2200"/>
+            <w:tcMar>
+              <w:top w:type="dxa" w:w="50"/>
+              <w:left w:type="dxa" w:w="80"/>
+              <w:bottom w:type="dxa" w:w="50"/>
+              <w:right w:type="dxa" w:w="80"/>
+            </w:tcMar>
+          </w:tcPr>
+          <w:p>
+            <w:pPr>
+              <w:spacing w:after="0" w:line="240"/>
+              <w:jc w:val="left"/>
+            </w:pPr>
+            <w:r>
+              <w:rPr>
+                <w:rFonts w:ascii="Calibri" w:cs="Calibri" w:eastAsia="Calibri" w:hAnsi="Calibri"/>
+                <w:sz w:val="16"/>
+                <w:szCs w:val="16"/>
+              </w:rPr>
+              <w:t xml:space="preserve">2190</w:t>
+            </w:r>
+          </w:p>
+        </w:tc>
+        <w:tc>
+          <w:tcPr>
+            <w:tcW w:type="dxa" w:w="1100"/>
+            <w:tcMar>
+              <w:top w:type="dxa" w:w="50"/>
+              <w:left w:type="dxa" w:w="80"/>
+              <w:bottom w:type="dxa" w:w="50"/>
+              <w:right w:type="dxa" w:w="80"/>
+            </w:tcMar>
+          </w:tcPr>
+          <w:p>
+            <w:pPr>
+              <w:spacing w:after="0" w:line="240"/>
+              <w:jc w:val="right"/>
+            </w:pPr>
+            <w:r>
+              <w:rPr>
+                <w:rFonts w:ascii="Calibri" w:cs="Calibri" w:eastAsia="Calibri" w:hAnsi="Calibri"/>
+                <w:sz w:val="16"/>
+                <w:szCs w:val="16"/>
+              </w:rPr>
+              <w:t xml:space="preserve">0.095</w:t>
+            </w:r>
+          </w:p>
+        </w:tc>
+        <w:tc>
+          <w:tcPr>
+            <w:tcW w:type="dxa" w:w="1050"/>
+            <w:tcMar>
+              <w:top w:type="dxa" w:w="50"/>
+              <w:left w:type="dxa" w:w="80"/>
+              <w:bottom w:type="dxa" w:w="50"/>
+              <w:right w:type="dxa" w:w="80"/>
+            </w:tcMar>
+          </w:tcPr>
+          <w:p>
+            <w:pPr>
+              <w:spacing w:after="0" w:line="240"/>
+              <w:jc w:val="right"/>
+            </w:pPr>
+            <w:r>
+              <w:rPr>
+                <w:rFonts w:ascii="Calibri" w:cs="Calibri" w:eastAsia="Calibri" w:hAnsi="Calibri"/>
+                <w:sz w:val="16"/>
+                <w:szCs w:val="16"/>
+              </w:rPr>
+              <w:t xml:space="preserve">0.724</w:t>
+            </w:r>
+          </w:p>
+        </w:tc>
+        <w:tc>
+          <w:tcPr>
+            <w:tcW w:type="dxa" w:w="1300"/>
+            <w:tcMar>
+              <w:top w:type="dxa" w:w="50"/>
+              <w:left w:type="dxa" w:w="80"/>
+              <w:bottom w:type="dxa" w:w="50"/>
+              <w:right w:type="dxa" w:w="80"/>
+            </w:tcMar>
+          </w:tcPr>
+          <w:p>
+            <w:pPr>
+              <w:spacing w:after="0" w:line="240"/>
+              <w:jc w:val="right"/>
+            </w:pPr>
+            <w:r>
+              <w:rPr>
+                <w:rFonts w:ascii="Calibri" w:cs="Calibri" w:eastAsia="Calibri" w:hAnsi="Calibri"/>
+                <w:sz w:val="16"/>
+                <w:szCs w:val="16"/>
+              </w:rPr>
+              <w:t xml:space="preserve">1.70</w:t>
+            </w:r>
+          </w:p>
+        </w:tc>
+        <w:tc>
+          <w:tcPr>
+            <w:tcW w:type="dxa" w:w="1300"/>
+            <w:tcMar>
+              <w:top w:type="dxa" w:w="50"/>
+              <w:left w:type="dxa" w:w="80"/>
+              <w:bottom w:type="dxa" w:w="50"/>
+              <w:right w:type="dxa" w:w="80"/>
+            </w:tcMar>
+          </w:tcPr>
+          <w:p>
+            <w:pPr>
+              <w:spacing w:after="0" w:line="240"/>
+              <w:jc w:val="right"/>
+            </w:pPr>
+            <w:r>
+              <w:rPr>
+                <w:rFonts w:ascii="Calibri" w:cs="Calibri" w:eastAsia="Calibri" w:hAnsi="Calibri"/>
+                <w:sz w:val="16"/>
+                <w:szCs w:val="16"/>
+              </w:rPr>
+              <w:t xml:space="preserve">121.2</w:t>
+            </w:r>
+          </w:p>
+        </w:tc>
+        <w:tc>
+          <w:tcPr>
+            <w:tcW w:type="dxa" w:w="1200"/>
+            <w:tcMar>
+              <w:top w:type="dxa" w:w="50"/>
+              <w:left w:type="dxa" w:w="80"/>
+              <w:bottom w:type="dxa" w:w="50"/>
+              <w:right w:type="dxa" w:w="80"/>
+            </w:tcMar>
+          </w:tcPr>
+          <w:p>
+            <w:pPr>
+              <w:spacing w:after="0" w:line="240"/>
+              <w:jc w:val="right"/>
+            </w:pPr>
+            <w:r>
+              <w:rPr>
+                <w:rFonts w:ascii="Calibri" w:cs="Calibri" w:eastAsia="Calibri" w:hAnsi="Calibri"/>
+                <w:sz w:val="16"/>
+                <w:szCs w:val="16"/>
+              </w:rPr>
+              <w:t xml:space="preserve">103.7</w:t>
+            </w:r>
+          </w:p>
+        </w:tc>
+        <w:tc>
+          <w:tcPr>
+            <w:tcW w:type="dxa" w:w="1210"/>
+            <w:tcMar>
+              <w:top w:type="dxa" w:w="50"/>
+              <w:left w:type="dxa" w:w="80"/>
+              <w:bottom w:type="dxa" w:w="50"/>
+              <w:right w:type="dxa" w:w="80"/>
+            </w:tcMar>
+          </w:tcPr>
+          <w:p>
+            <w:pPr>
+              <w:spacing w:after="0" w:line="240"/>
+              <w:jc w:val="right"/>
+            </w:pPr>
+            <w:r>
+              <w:rPr>
+                <w:rFonts w:ascii="Calibri" w:cs="Calibri" w:eastAsia="Calibri" w:hAnsi="Calibri"/>
+                <w:sz w:val="16"/>
+                <w:szCs w:val="16"/>
+              </w:rPr>
+              <w:t xml:space="preserve">95.2</w:t>
+            </w:r>
+          </w:p>
+        </w:tc>
+      </w:tr>
+      <w:tr>
+        <w:trPr>
+          <w:cantSplit/>
+        </w:trPr>
+        <w:tc>
+          <w:tcPr>
+            <w:tcW w:type="dxa" w:w="2200"/>
+            <w:tcMar>
+              <w:top w:type="dxa" w:w="50"/>
+              <w:left w:type="dxa" w:w="80"/>
+              <w:bottom w:type="dxa" w:w="50"/>
+              <w:right w:type="dxa" w:w="80"/>
+            </w:tcMar>
+          </w:tcPr>
+          <w:p>
+            <w:pPr>
+              <w:spacing w:after="0" w:line="240"/>
+              <w:jc w:val="left"/>
+            </w:pPr>
+            <w:r>
+              <w:rPr>
+                <w:rFonts w:ascii="Calibri" w:cs="Calibri" w:eastAsia="Calibri" w:hAnsi="Calibri"/>
+                <w:sz w:val="16"/>
+                <w:szCs w:val="16"/>
+              </w:rPr>
+              <w:t xml:space="preserve">1825</w:t>
+            </w:r>
+          </w:p>
+        </w:tc>
+        <w:tc>
+          <w:tcPr>
+            <w:tcW w:type="dxa" w:w="1100"/>
+            <w:tcMar>
+              <w:top w:type="dxa" w:w="50"/>
+              <w:left w:type="dxa" w:w="80"/>
+              <w:bottom w:type="dxa" w:w="50"/>
+              <w:right w:type="dxa" w:w="80"/>
+            </w:tcMar>
+          </w:tcPr>
+          <w:p>
+            <w:pPr>
+              <w:spacing w:after="0" w:line="240"/>
+              <w:jc w:val="right"/>
+            </w:pPr>
+            <w:r>
+              <w:rPr>
+                <w:rFonts w:ascii="Calibri" w:cs="Calibri" w:eastAsia="Calibri" w:hAnsi="Calibri"/>
+                <w:sz w:val="16"/>
+                <w:szCs w:val="16"/>
+              </w:rPr>
+              <w:t xml:space="preserve">0.067</w:t>
+            </w:r>
+          </w:p>
+        </w:tc>
+        <w:tc>
+          <w:tcPr>
+            <w:tcW w:type="dxa" w:w="1050"/>
+            <w:tcMar>
+              <w:top w:type="dxa" w:w="50"/>
+              <w:left w:type="dxa" w:w="80"/>
+              <w:bottom w:type="dxa" w:w="50"/>
+              <w:right w:type="dxa" w:w="80"/>
+            </w:tcMar>
+          </w:tcPr>
+          <w:p>
+            <w:pPr>
+              <w:spacing w:after="0" w:line="240"/>
+              <w:jc w:val="right"/>
+            </w:pPr>
+            <w:r>
+              <w:rPr>
+                <w:rFonts w:ascii="Calibri" w:cs="Calibri" w:eastAsia="Calibri" w:hAnsi="Calibri"/>
+                <w:sz w:val="16"/>
+                <w:szCs w:val="16"/>
+              </w:rPr>
+              <w:t xml:space="preserve">0.611</w:t>
+            </w:r>
+          </w:p>
+        </w:tc>
+        <w:tc>
+          <w:tcPr>
+            <w:tcW w:type="dxa" w:w="1300"/>
+            <w:tcMar>
+              <w:top w:type="dxa" w:w="50"/>
+              <w:left w:type="dxa" w:w="80"/>
+              <w:bottom w:type="dxa" w:w="50"/>
+              <w:right w:type="dxa" w:w="80"/>
+            </w:tcMar>
+          </w:tcPr>
+          <w:p>
+            <w:pPr>
+              <w:spacing w:after="0" w:line="240"/>
+              <w:jc w:val="right"/>
+            </w:pPr>
+            <w:r>
+              <w:rPr>
+                <w:rFonts w:ascii="Calibri" w:cs="Calibri" w:eastAsia="Calibri" w:hAnsi="Calibri"/>
+                <w:sz w:val="16"/>
+                <w:szCs w:val="16"/>
+              </w:rPr>
+              <w:t xml:space="preserve">2.19</w:t>
+            </w:r>
+          </w:p>
+        </w:tc>
+        <w:tc>
+          <w:tcPr>
+            <w:tcW w:type="dxa" w:w="1300"/>
+            <w:tcMar>
+              <w:top w:type="dxa" w:w="50"/>
+              <w:left w:type="dxa" w:w="80"/>
+              <w:bottom w:type="dxa" w:w="50"/>
+              <w:right w:type="dxa" w:w="80"/>
+            </w:tcMar>
+          </w:tcPr>
+          <w:p>
+            <w:pPr>
+              <w:spacing w:after="0" w:line="240"/>
+              <w:jc w:val="right"/>
+            </w:pPr>
+            <w:r>
+              <w:rPr>
+                <w:rFonts w:ascii="Calibri" w:cs="Calibri" w:eastAsia="Calibri" w:hAnsi="Calibri"/>
+                <w:sz w:val="16"/>
+                <w:szCs w:val="16"/>
+              </w:rPr>
+              <w:t xml:space="preserve">72.4</w:t>
+            </w:r>
+          </w:p>
+        </w:tc>
+        <w:tc>
+          <w:tcPr>
+            <w:tcW w:type="dxa" w:w="1200"/>
+            <w:tcMar>
+              <w:top w:type="dxa" w:w="50"/>
+              <w:left w:type="dxa" w:w="80"/>
+              <w:bottom w:type="dxa" w:w="50"/>
+              <w:right w:type="dxa" w:w="80"/>
+            </w:tcMar>
+          </w:tcPr>
+          <w:p>
+            <w:pPr>
+              <w:spacing w:after="0" w:line="240"/>
+              <w:jc w:val="right"/>
+            </w:pPr>
+            <w:r>
+              <w:rPr>
+                <w:rFonts w:ascii="Calibri" w:cs="Calibri" w:eastAsia="Calibri" w:hAnsi="Calibri"/>
+                <w:sz w:val="16"/>
+                <w:szCs w:val="16"/>
+              </w:rPr>
+              <w:t xml:space="preserve">91.1</w:t>
+            </w:r>
+          </w:p>
+        </w:tc>
+        <w:tc>
+          <w:tcPr>
+            <w:tcW w:type="dxa" w:w="1210"/>
+            <w:tcMar>
+              <w:top w:type="dxa" w:w="50"/>
+              <w:left w:type="dxa" w:w="80"/>
+              <w:bottom w:type="dxa" w:w="50"/>
+              <w:right w:type="dxa" w:w="80"/>
+            </w:tcMar>
+          </w:tcPr>
+          <w:p>
+            <w:pPr>
+              <w:spacing w:after="0" w:line="240"/>
+              <w:jc w:val="right"/>
+            </w:pPr>
+            <w:r>
+              <w:rPr>
+                <w:rFonts w:ascii="Calibri" w:cs="Calibri" w:eastAsia="Calibri" w:hAnsi="Calibri"/>
+                <w:sz w:val="16"/>
+                <w:szCs w:val="16"/>
+              </w:rPr>
+              <w:t xml:space="preserve">81.6</w:t>
+            </w:r>
+          </w:p>
+        </w:tc>
+      </w:tr>
+      <w:tr>
+        <w:trPr>
+          <w:cantSplit/>
+        </w:trPr>
+        <w:tc>
+          <w:tcPr>
+            <w:tcW w:type="dxa" w:w="2200"/>
+            <w:tcMar>
+              <w:top w:type="dxa" w:w="50"/>
+              <w:left w:type="dxa" w:w="80"/>
+              <w:bottom w:type="dxa" w:w="50"/>
+              <w:right w:type="dxa" w:w="80"/>
+            </w:tcMar>
+          </w:tcPr>
+          <w:p>
+            <w:pPr>
+              <w:spacing w:after="0" w:line="240"/>
+              <w:jc w:val="left"/>
+            </w:pPr>
+            <w:r>
+              <w:rPr>
+                <w:rFonts w:ascii="Calibri" w:cs="Calibri" w:eastAsia="Calibri" w:hAnsi="Calibri"/>
+                <w:sz w:val="16"/>
+                <w:szCs w:val="16"/>
+              </w:rPr>
+              <w:t xml:space="preserve">2190</w:t>
+            </w:r>
+          </w:p>
+        </w:tc>
+        <w:tc>
+          <w:tcPr>
+            <w:tcW w:type="dxa" w:w="1100"/>
+            <w:tcMar>
+              <w:top w:type="dxa" w:w="50"/>
+              <w:left w:type="dxa" w:w="80"/>
+              <w:bottom w:type="dxa" w:w="50"/>
+              <w:right w:type="dxa" w:w="80"/>
+            </w:tcMar>
+          </w:tcPr>
+          <w:p>
+            <w:pPr>
+              <w:spacing w:after="0" w:line="240"/>
+              <w:jc w:val="right"/>
+            </w:pPr>
+            <w:r>
+              <w:rPr>
+                <w:rFonts w:ascii="Calibri" w:cs="Calibri" w:eastAsia="Calibri" w:hAnsi="Calibri"/>
+                <w:sz w:val="16"/>
+                <w:szCs w:val="16"/>
+              </w:rPr>
+              <w:t xml:space="preserve">0.100</w:t>
+            </w:r>
+          </w:p>
+        </w:tc>
+        <w:tc>
+          <w:tcPr>
+            <w:tcW w:type="dxa" w:w="1050"/>
+            <w:tcMar>
+              <w:top w:type="dxa" w:w="50"/>
+              <w:left w:type="dxa" w:w="80"/>
+              <w:bottom w:type="dxa" w:w="50"/>
+              <w:right w:type="dxa" w:w="80"/>
+            </w:tcMar>
+          </w:tcPr>
+          <w:p>
+            <w:pPr>
+              <w:spacing w:after="0" w:line="240"/>
+              <w:jc w:val="right"/>
+            </w:pPr>
+            <w:r>
+              <w:rPr>
+                <w:rFonts w:ascii="Calibri" w:cs="Calibri" w:eastAsia="Calibri" w:hAnsi="Calibri"/>
+                <w:sz w:val="16"/>
+                <w:szCs w:val="16"/>
+              </w:rPr>
+              <w:t xml:space="preserve">0.660</w:t>
+            </w:r>
+          </w:p>
+        </w:tc>
+        <w:tc>
+          <w:tcPr>
+            <w:tcW w:type="dxa" w:w="1300"/>
+            <w:tcMar>
+              <w:top w:type="dxa" w:w="50"/>
+              <w:left w:type="dxa" w:w="80"/>
+              <w:bottom w:type="dxa" w:w="50"/>
+              <w:right w:type="dxa" w:w="80"/>
+            </w:tcMar>
+          </w:tcPr>
+          <w:p>
+            <w:pPr>
+              <w:spacing w:after="0" w:line="240"/>
+              <w:jc w:val="right"/>
+            </w:pPr>
+            <w:r>
+              <w:rPr>
+                <w:rFonts w:ascii="Calibri" w:cs="Calibri" w:eastAsia="Calibri" w:hAnsi="Calibri"/>
+                <w:sz w:val="16"/>
+                <w:szCs w:val="16"/>
+              </w:rPr>
+              <w:t xml:space="preserve">1.88</w:t>
+            </w:r>
+          </w:p>
+        </w:tc>
+        <w:tc>
+          <w:tcPr>
+            <w:tcW w:type="dxa" w:w="1300"/>
+            <w:tcMar>
+              <w:top w:type="dxa" w:w="50"/>
+              <w:left w:type="dxa" w:w="80"/>
+              <w:bottom w:type="dxa" w:w="50"/>
+              <w:right w:type="dxa" w:w="80"/>
+            </w:tcMar>
+          </w:tcPr>
+          <w:p>
+            <w:pPr>
+              <w:spacing w:after="0" w:line="240"/>
+              <w:jc w:val="right"/>
+            </w:pPr>
+            <w:r>
+              <w:rPr>
+                <w:rFonts w:ascii="Calibri" w:cs="Calibri" w:eastAsia="Calibri" w:hAnsi="Calibri"/>
+                <w:sz w:val="16"/>
+                <w:szCs w:val="16"/>
+              </w:rPr>
+              <w:t xml:space="preserve">113.6</w:t>
+            </w:r>
+          </w:p>
+        </w:tc>
+        <w:tc>
+          <w:tcPr>
+            <w:tcW w:type="dxa" w:w="1200"/>
+            <w:tcMar>
+              <w:top w:type="dxa" w:w="50"/>
+              <w:left w:type="dxa" w:w="80"/>
+              <w:bottom w:type="dxa" w:w="50"/>
+              <w:right w:type="dxa" w:w="80"/>
+            </w:tcMar>
+          </w:tcPr>
+          <w:p>
+            <w:pPr>
+              <w:spacing w:after="0" w:line="240"/>
+              <w:jc w:val="right"/>
+            </w:pPr>
+            <w:r>
+              <w:rPr>
+                <w:rFonts w:ascii="Calibri" w:cs="Calibri" w:eastAsia="Calibri" w:hAnsi="Calibri"/>
+                <w:sz w:val="16"/>
+                <w:szCs w:val="16"/>
+              </w:rPr>
+              <w:t xml:space="preserve">128.5</w:t>
+            </w:r>
+          </w:p>
+        </w:tc>
+        <w:tc>
+          <w:tcPr>
+            <w:tcW w:type="dxa" w:w="1210"/>
+            <w:tcMar>
+              <w:top w:type="dxa" w:w="50"/>
+              <w:left w:type="dxa" w:w="80"/>
+              <w:bottom w:type="dxa" w:w="50"/>
+              <w:right w:type="dxa" w:w="80"/>
+            </w:tcMar>
+          </w:tcPr>
+          <w:p>
+            <w:pPr>
+              <w:spacing w:after="0" w:line="240"/>
+              <w:jc w:val="right"/>
+            </w:pPr>
+            <w:r>
+              <w:rPr>
+                <w:rFonts w:ascii="Calibri" w:cs="Calibri" w:eastAsia="Calibri" w:hAnsi="Calibri"/>
+                <w:sz w:val="16"/>
+                <w:szCs w:val="16"/>
+              </w:rPr>
+              <w:t xml:space="preserve">122.3</w:t>
+            </w:r>
+          </w:p>
+        </w:tc>
+      </w:tr>
+      <w:tr>
+        <w:trPr>
+          <w:cantSplit/>
+        </w:trPr>
+        <w:tc>
+          <w:tcPr>
+            <w:tcW w:type="dxa" w:w="2200"/>
+            <w:tcMar>
+              <w:top w:type="dxa" w:w="50"/>
+              <w:left w:type="dxa" w:w="80"/>
+              <w:bottom w:type="dxa" w:w="50"/>
+              <w:right w:type="dxa" w:w="80"/>
+            </w:tcMar>
+          </w:tcPr>
+          <w:p>
+            <w:pPr>
+              <w:spacing w:after="0" w:line="240"/>
+              <w:jc w:val="left"/>
+            </w:pPr>
+            <w:r>
+              <w:rPr>
+                <w:rFonts w:ascii="Calibri" w:cs="Calibri" w:eastAsia="Calibri" w:hAnsi="Calibri"/>
+                <w:sz w:val="16"/>
+                <w:szCs w:val="16"/>
+              </w:rPr>
+              <w:t xml:space="preserve">2555  (main text)</w:t>
+            </w:r>
+          </w:p>
+        </w:tc>
+        <w:tc>
+          <w:tcPr>
+            <w:tcW w:type="dxa" w:w="1100"/>
+            <w:tcMar>
+              <w:top w:type="dxa" w:w="50"/>
+              <w:left w:type="dxa" w:w="80"/>
+              <w:bottom w:type="dxa" w:w="50"/>
+              <w:right w:type="dxa" w:w="80"/>
+            </w:tcMar>
+          </w:tcPr>
+          <w:p>
+            <w:pPr>
+              <w:spacing w:after="0" w:line="240"/>
+              <w:jc w:val="right"/>
+            </w:pPr>
+            <w:r>
+              <w:rPr>
+                <w:rFonts w:ascii="Calibri" w:cs="Calibri" w:eastAsia="Calibri" w:hAnsi="Calibri"/>
+                <w:sz w:val="16"/>
+                <w:szCs w:val="16"/>
+              </w:rPr>
+              <w:t xml:space="preserve">0.140</w:t>
+            </w:r>
+          </w:p>
+        </w:tc>
+        <w:tc>
+          <w:tcPr>
+            <w:tcW w:type="dxa" w:w="1050"/>
+            <w:tcMar>
+              <w:top w:type="dxa" w:w="50"/>
+              <w:left w:type="dxa" w:w="80"/>
+              <w:bottom w:type="dxa" w:w="50"/>
+              <w:right w:type="dxa" w:w="80"/>
+            </w:tcMar>
+          </w:tcPr>
+          <w:p>
+            <w:pPr>
+              <w:spacing w:after="0" w:line="240"/>
+              <w:jc w:val="right"/>
+            </w:pPr>
+            <w:r>
+              <w:rPr>
+                <w:rFonts w:ascii="Calibri" w:cs="Calibri" w:eastAsia="Calibri" w:hAnsi="Calibri"/>
+                <w:sz w:val="16"/>
+                <w:szCs w:val="16"/>
+              </w:rPr>
+              <w:t xml:space="preserve">0.703</w:t>
+            </w:r>
+          </w:p>
+        </w:tc>
+        <w:tc>
+          <w:tcPr>
+            <w:tcW w:type="dxa" w:w="1300"/>
+            <w:tcMar>
+              <w:top w:type="dxa" w:w="50"/>
+              <w:left w:type="dxa" w:w="80"/>
+              <w:bottom w:type="dxa" w:w="50"/>
+              <w:right w:type="dxa" w:w="80"/>
+            </w:tcMar>
+          </w:tcPr>
+          <w:p>
+            <w:pPr>
+              <w:spacing w:after="0" w:line="240"/>
+              <w:jc w:val="right"/>
+            </w:pPr>
+            <w:r>
+              <w:rPr>
+                <w:rFonts w:ascii="Calibri" w:cs="Calibri" w:eastAsia="Calibri" w:hAnsi="Calibri"/>
+                <w:sz w:val="16"/>
+                <w:szCs w:val="16"/>
+              </w:rPr>
+              <w:t xml:space="preserve">1.57</w:t>
+            </w:r>
+          </w:p>
+        </w:tc>
+        <w:tc>
+          <w:tcPr>
+            <w:tcW w:type="dxa" w:w="1300"/>
+            <w:tcMar>
+              <w:top w:type="dxa" w:w="50"/>
+              <w:left w:type="dxa" w:w="80"/>
+              <w:bottom w:type="dxa" w:w="50"/>
+              <w:right w:type="dxa" w:w="80"/>
+            </w:tcMar>
+          </w:tcPr>
+          <w:p>
+            <w:pPr>
+              <w:spacing w:after="0" w:line="240"/>
+              <w:jc w:val="right"/>
+            </w:pPr>
+            <w:r>
+              <w:rPr>
+                <w:rFonts w:ascii="Calibri" w:cs="Calibri" w:eastAsia="Calibri" w:hAnsi="Calibri"/>
+                <w:sz w:val="16"/>
+                <w:szCs w:val="16"/>
+              </w:rPr>
+              <w:t xml:space="preserve">157.2</w:t>
+            </w:r>
+          </w:p>
+        </w:tc>
+        <w:tc>
+          <w:tcPr>
+            <w:tcW w:type="dxa" w:w="1200"/>
+            <w:tcMar>
+              <w:top w:type="dxa" w:w="50"/>
+              <w:left w:type="dxa" w:w="80"/>
+              <w:bottom w:type="dxa" w:w="50"/>
+              <w:right w:type="dxa" w:w="80"/>
+            </w:tcMar>
+          </w:tcPr>
+          <w:p>
+            <w:pPr>
+              <w:spacing w:after="0" w:line="240"/>
+              <w:jc w:val="right"/>
+            </w:pPr>
+            <w:r>
+              <w:rPr>
+                <w:rFonts w:ascii="Calibri" w:cs="Calibri" w:eastAsia="Calibri" w:hAnsi="Calibri"/>
+                <w:sz w:val="16"/>
+                <w:szCs w:val="16"/>
+              </w:rPr>
+              <w:t xml:space="preserve">167.3</w:t>
+            </w:r>
+          </w:p>
+        </w:tc>
+        <w:tc>
+          <w:tcPr>
+            <w:tcW w:type="dxa" w:w="1210"/>
+            <w:tcMar>
+              <w:top w:type="dxa" w:w="50"/>
+              <w:left w:type="dxa" w:w="80"/>
+              <w:bottom w:type="dxa" w:w="50"/>
+              <w:right w:type="dxa" w:w="80"/>
+            </w:tcMar>
+          </w:tcPr>
+          <w:p>
+            <w:pPr>
+              <w:spacing w:after="0" w:line="240"/>
+              <w:jc w:val="right"/>
+            </w:pPr>
+            <w:r>
+              <w:rPr>
+                <w:rFonts w:ascii="Calibri" w:cs="Calibri" w:eastAsia="Calibri" w:hAnsi="Calibri"/>
+                <w:sz w:val="16"/>
+                <w:szCs w:val="16"/>
+              </w:rPr>
+              <w:t xml:space="preserve">157.4</w:t>
+            </w:r>
+          </w:p>
+        </w:tc>
+      </w:tr>
+      <w:tr>
+        <w:trPr>
+          <w:cantSplit/>
+        </w:trPr>
+        <w:tc>
+          <w:tcPr>
+            <w:tcW w:type="dxa" w:w="2200"/>
+            <w:tcMar>
+              <w:top w:type="dxa" w:w="50"/>
+              <w:left w:type="dxa" w:w="80"/>
+              <w:bottom w:type="dxa" w:w="50"/>
+              <w:right w:type="dxa" w:w="80"/>
+            </w:tcMar>
+          </w:tcPr>
+          <w:p>
+            <w:pPr>
+              <w:spacing w:after="0" w:line="240"/>
+              <w:jc w:val="left"/>
+            </w:pPr>
+            <w:r>
+              <w:rPr>
+                <w:rFonts w:ascii="Calibri" w:cs="Calibri" w:eastAsia="Calibri" w:hAnsi="Calibri"/>
+                <w:sz w:val="16"/>
+                <w:szCs w:val="16"/>
+              </w:rPr>
+              <w:t xml:space="preserve">2920</w:t>
+            </w:r>
+          </w:p>
+        </w:tc>
+        <w:tc>
+          <w:tcPr>
+            <w:tcW w:type="dxa" w:w="1100"/>
+            <w:tcMar>
+              <w:top w:type="dxa" w:w="50"/>
+              <w:left w:type="dxa" w:w="80"/>
+              <w:bottom w:type="dxa" w:w="50"/>
+              <w:right w:type="dxa" w:w="80"/>
+            </w:tcMar>
+          </w:tcPr>
+          <w:p>
+            <w:pPr>
+              <w:spacing w:after="0" w:line="240"/>
+              <w:jc w:val="right"/>
+            </w:pPr>
+            <w:r>
+              <w:rPr>
+                <w:rFonts w:ascii="Calibri" w:cs="Calibri" w:eastAsia="Calibri" w:hAnsi="Calibri"/>
+                <w:sz w:val="16"/>
+                <w:szCs w:val="16"/>
+              </w:rPr>
+              <w:t xml:space="preserve">0.220</w:t>
+            </w:r>
+          </w:p>
+        </w:tc>
+        <w:tc>
+          <w:tcPr>
+            <w:tcW w:type="dxa" w:w="1050"/>
+            <w:tcMar>
+              <w:top w:type="dxa" w:w="50"/>
+              <w:left w:type="dxa" w:w="80"/>
+              <w:bottom w:type="dxa" w:w="50"/>
+              <w:right w:type="dxa" w:w="80"/>
+            </w:tcMar>
+          </w:tcPr>
+          <w:p>
+            <w:pPr>
+              <w:spacing w:after="0" w:line="240"/>
+              <w:jc w:val="right"/>
+            </w:pPr>
+            <w:r>
+              <w:rPr>
+                <w:rFonts w:ascii="Calibri" w:cs="Calibri" w:eastAsia="Calibri" w:hAnsi="Calibri"/>
+                <w:sz w:val="16"/>
+                <w:szCs w:val="16"/>
+              </w:rPr>
+              <w:t xml:space="preserve">0.748</w:t>
+            </w:r>
+          </w:p>
+        </w:tc>
+        <w:tc>
+          <w:tcPr>
+            <w:tcW w:type="dxa" w:w="1300"/>
+            <w:tcMar>
+              <w:top w:type="dxa" w:w="50"/>
+              <w:left w:type="dxa" w:w="80"/>
+              <w:bottom w:type="dxa" w:w="50"/>
+              <w:right w:type="dxa" w:w="80"/>
+            </w:tcMar>
+          </w:tcPr>
+          <w:p>
+            <w:pPr>
+              <w:spacing w:after="0" w:line="240"/>
+              <w:jc w:val="right"/>
+            </w:pPr>
+            <w:r>
+              <w:rPr>
+                <w:rFonts w:ascii="Calibri" w:cs="Calibri" w:eastAsia="Calibri" w:hAnsi="Calibri"/>
+                <w:sz w:val="16"/>
+                <w:szCs w:val="16"/>
+              </w:rPr>
+              <w:t xml:space="preserve">1.33</w:t>
+            </w:r>
+          </w:p>
+        </w:tc>
+        <w:tc>
+          <w:tcPr>
+            <w:tcW w:type="dxa" w:w="1300"/>
+            <w:tcMar>
+              <w:top w:type="dxa" w:w="50"/>
+              <w:left w:type="dxa" w:w="80"/>
+              <w:bottom w:type="dxa" w:w="50"/>
+              <w:right w:type="dxa" w:w="80"/>
+            </w:tcMar>
+          </w:tcPr>
+          <w:p>
+            <w:pPr>
+              <w:spacing w:after="0" w:line="240"/>
+              <w:jc w:val="right"/>
+            </w:pPr>
+            <w:r>
+              <w:rPr>
+                <w:rFonts w:ascii="Calibri" w:cs="Calibri" w:eastAsia="Calibri" w:hAnsi="Calibri"/>
+                <w:sz w:val="16"/>
+                <w:szCs w:val="16"/>
+              </w:rPr>
+              <w:t xml:space="preserve">215.1</w:t>
+            </w:r>
+          </w:p>
+        </w:tc>
+        <w:tc>
+          <w:tcPr>
+            <w:tcW w:type="dxa" w:w="1200"/>
+            <w:tcMar>
+              <w:top w:type="dxa" w:w="50"/>
+              <w:left w:type="dxa" w:w="80"/>
+              <w:bottom w:type="dxa" w:w="50"/>
+              <w:right w:type="dxa" w:w="80"/>
+            </w:tcMar>
+          </w:tcPr>
+          <w:p>
+            <w:pPr>
+              <w:spacing w:after="0" w:line="240"/>
+              <w:jc w:val="right"/>
+            </w:pPr>
+            <w:r>
+              <w:rPr>
+                <w:rFonts w:ascii="Calibri" w:cs="Calibri" w:eastAsia="Calibri" w:hAnsi="Calibri"/>
+                <w:sz w:val="16"/>
+                <w:szCs w:val="16"/>
+              </w:rPr>
+              <w:t xml:space="preserve">215.1</w:t>
+            </w:r>
+          </w:p>
+        </w:tc>
+        <w:tc>
+          <w:tcPr>
+            <w:tcW w:type="dxa" w:w="1210"/>
+            <w:tcMar>
+              <w:top w:type="dxa" w:w="50"/>
+              <w:left w:type="dxa" w:w="80"/>
+              <w:bottom w:type="dxa" w:w="50"/>
+              <w:right w:type="dxa" w:w="80"/>
+            </w:tcMar>
+          </w:tcPr>
+          <w:p>
+            <w:pPr>
+              <w:spacing w:after="0" w:line="240"/>
+              <w:jc w:val="right"/>
+            </w:pPr>
+            <w:r>
+              <w:rPr>
+                <w:rFonts w:ascii="Calibri" w:cs="Calibri" w:eastAsia="Calibri" w:hAnsi="Calibri"/>
+                <w:sz w:val="16"/>
+                <w:szCs w:val="16"/>
+              </w:rPr>
+              <w:t xml:space="preserve">205.0</w:t>
+            </w:r>
+          </w:p>
+        </w:tc>
+      </w:tr>
+    </w:tbl>
+    <w:p>
+      <w:pPr>
+        <w:spacing w:after="240" w:line="280"/>
+        <w:jc w:val="both"/>
+      </w:pPr>
+      <w:r>
+        <w:rPr>
+          <w:rFonts w:ascii="Calibri" w:cs="Calibri" w:eastAsia="Calibri" w:hAnsi="Calibri"/>
+          <w:color w:val="555555"/>
+          <w:sz w:val="17"/>
+          <w:szCs w:val="17"/>
+        </w:rPr>
+        <w:t xml:space="preserve">Upper block colon, lower block Rotterdam. Hamming is the number of criteria on which the two selections differ, out of six. The two decompositions disagree at every horizon tried, so the disagreement is a property of the estimands and not of the horizon; the exact agreement rate is horizon-dependent.</w:t>
       </w:r>
     </w:p>
     <w:p>
@@ -18240,7 +21294,1774 @@
           <w:sz w:val="17"/>
           <w:szCs w:val="17"/>
         </w:rPr>
-        <w:t xml:space="preserve">Spreading the enrichment (A to C) leaves success unchanged or slightly improved; halving the diluting coefficient (A against D) reduces it from 0.85 to 0.43 at the largest size. Monte Carlo standard error is at most 0.065.</w:t>
+        <w:t xml:space="preserve">Spreading the enrichment (A to C) raises success rather than leaving it unchanged, by 0.21 with a Monte Carlo interval of [0.08, 0.34] at 6 000. Halving the diluting coefficient (A against D) reduces success from 0.85 to 0.43 at the largest size, but it also roughly halves the attainable improvement in the hazard ratio, so the coefficient and the size of the prize are confounded in this design and neither can be assigned the reduction on its own. Monte Carlo standard error is at most 0.065.</w:t>
+      </w:r>
+    </w:p>
+    <w:p>
+      <w:pPr>
+        <w:pStyle w:val="Heading1"/>
+        <w:spacing w:after="140" w:before="300"/>
+      </w:pPr>
+      <w:r>
+        <w:rPr>
+          <w:rFonts w:ascii="Calibri" w:cs="Calibri" w:eastAsia="Calibri" w:hAnsi="Calibri"/>
+        </w:rPr>
+        <w:t xml:space="preserve">Table S4b. Success against a criterion-specific signal-to-noise ratio</w:t>
+      </w:r>
+    </w:p>
+    <w:p>
+      <w:pPr>
+        <w:spacing w:after="120" w:line="280"/>
+        <w:jc w:val="both"/>
+      </w:pPr>
+      <w:r>
+        <w:rPr>
+          <w:rFonts w:ascii="Calibri" w:cs="Calibri" w:eastAsia="Calibri" w:hAnsi="Calibri"/>
+          <w:sz w:val="20"/>
+          <w:szCs w:val="20"/>
+        </w:rPr>
+        <w:t xml:space="preserve">Four arrangements of the same total effect modification, each at three fitting sizes. The signal is the population Shapley value of the most diluting criterion; the noise is the standard deviation of its estimate at that fitting size; the scoring set is fixed at 40 000 patients. If a signal-to-noise ratio governed the requirement, cells with similar ratios would show similar success whatever the arrangement and whatever the sample size. Twelve cells cannot establish that, and this is reported as a direction rather than as evidence.</w:t>
+      </w:r>
+    </w:p>
+    <w:tbl>
+      <w:tblPr>
+        <w:tblW w:type="dxa" w:w="9360"/>
+        <w:tblBorders>
+          <w:top w:val="single" w:color="9AA4AF" w:sz="6"/>
+          <w:left w:val="none"/>
+          <w:bottom w:val="single" w:color="9AA4AF" w:sz="6"/>
+          <w:right w:val="none"/>
+          <w:insideH w:val="single" w:color="D7DEE5" w:sz="2"/>
+          <w:insideV w:val="none"/>
+        </w:tblBorders>
+      </w:tblPr>
+      <w:tblGrid>
+        <w:gridCol w:w="3600"/>
+        <w:gridCol w:w="1700"/>
+        <w:gridCol w:w="1700"/>
+        <w:gridCol w:w="1400"/>
+        <w:gridCol w:w="1960"/>
+      </w:tblGrid>
+      <w:tr>
+        <w:trPr>
+          <w:cantSplit/>
+          <w:tblHeader/>
+        </w:trPr>
+        <w:tc>
+          <w:tcPr>
+            <w:tcW w:type="dxa" w:w="3600"/>
+            <w:shd w:fill="EDF1F5" w:val="clear"/>
+            <w:tcMar>
+              <w:top w:type="dxa" w:w="50"/>
+              <w:left w:type="dxa" w:w="80"/>
+              <w:bottom w:type="dxa" w:w="50"/>
+              <w:right w:type="dxa" w:w="80"/>
+            </w:tcMar>
+          </w:tcPr>
+          <w:p>
+            <w:pPr>
+              <w:spacing w:after="0" w:line="240"/>
+              <w:jc w:val="left"/>
+            </w:pPr>
+            <w:r>
+              <w:rPr>
+                <w:rFonts w:ascii="Calibri" w:cs="Calibri" w:eastAsia="Calibri" w:hAnsi="Calibri"/>
+                <w:b/>
+                <w:bCs/>
+                <w:sz w:val="16"/>
+                <w:szCs w:val="16"/>
+              </w:rPr>
+              <w:t xml:space="preserve">arrangement / fitting size</w:t>
+            </w:r>
+          </w:p>
+        </w:tc>
+        <w:tc>
+          <w:tcPr>
+            <w:tcW w:type="dxa" w:w="1700"/>
+            <w:shd w:fill="EDF1F5" w:val="clear"/>
+            <w:tcMar>
+              <w:top w:type="dxa" w:w="50"/>
+              <w:left w:type="dxa" w:w="80"/>
+              <w:bottom w:type="dxa" w:w="50"/>
+              <w:right w:type="dxa" w:w="80"/>
+            </w:tcMar>
+          </w:tcPr>
+          <w:p>
+            <w:pPr>
+              <w:spacing w:after="0" w:line="240"/>
+              <w:jc w:val="right"/>
+            </w:pPr>
+            <w:r>
+              <w:rPr>
+                <w:rFonts w:ascii="Calibri" w:cs="Calibri" w:eastAsia="Calibri" w:hAnsi="Calibri"/>
+                <w:b/>
+                <w:bCs/>
+                <w:sz w:val="16"/>
+                <w:szCs w:val="16"/>
+              </w:rPr>
+              <w:t xml:space="preserve">population signal</w:t>
+            </w:r>
+          </w:p>
+        </w:tc>
+        <w:tc>
+          <w:tcPr>
+            <w:tcW w:type="dxa" w:w="1700"/>
+            <w:shd w:fill="EDF1F5" w:val="clear"/>
+            <w:tcMar>
+              <w:top w:type="dxa" w:w="50"/>
+              <w:left w:type="dxa" w:w="80"/>
+              <w:bottom w:type="dxa" w:w="50"/>
+              <w:right w:type="dxa" w:w="80"/>
+            </w:tcMar>
+          </w:tcPr>
+          <w:p>
+            <w:pPr>
+              <w:spacing w:after="0" w:line="240"/>
+              <w:jc w:val="right"/>
+            </w:pPr>
+            <w:r>
+              <w:rPr>
+                <w:rFonts w:ascii="Calibri" w:cs="Calibri" w:eastAsia="Calibri" w:hAnsi="Calibri"/>
+                <w:b/>
+                <w:bCs/>
+                <w:sz w:val="16"/>
+                <w:szCs w:val="16"/>
+              </w:rPr>
+              <w:t xml:space="preserve">SD of the estimate</w:t>
+            </w:r>
+          </w:p>
+        </w:tc>
+        <w:tc>
+          <w:tcPr>
+            <w:tcW w:type="dxa" w:w="1400"/>
+            <w:shd w:fill="EDF1F5" w:val="clear"/>
+            <w:tcMar>
+              <w:top w:type="dxa" w:w="50"/>
+              <w:left w:type="dxa" w:w="80"/>
+              <w:bottom w:type="dxa" w:w="50"/>
+              <w:right w:type="dxa" w:w="80"/>
+            </w:tcMar>
+          </w:tcPr>
+          <w:p>
+            <w:pPr>
+              <w:spacing w:after="0" w:line="240"/>
+              <w:jc w:val="right"/>
+            </w:pPr>
+            <w:r>
+              <w:rPr>
+                <w:rFonts w:ascii="Calibri" w:cs="Calibri" w:eastAsia="Calibri" w:hAnsi="Calibri"/>
+                <w:b/>
+                <w:bCs/>
+                <w:sz w:val="16"/>
+                <w:szCs w:val="16"/>
+              </w:rPr>
+              <w:t xml:space="preserve">signal-to-noise</w:t>
+            </w:r>
+          </w:p>
+        </w:tc>
+        <w:tc>
+          <w:tcPr>
+            <w:tcW w:type="dxa" w:w="1960"/>
+            <w:shd w:fill="EDF1F5" w:val="clear"/>
+            <w:tcMar>
+              <w:top w:type="dxa" w:w="50"/>
+              <w:left w:type="dxa" w:w="80"/>
+              <w:bottom w:type="dxa" w:w="50"/>
+              <w:right w:type="dxa" w:w="80"/>
+            </w:tcMar>
+          </w:tcPr>
+          <w:p>
+            <w:pPr>
+              <w:spacing w:after="0" w:line="240"/>
+              <w:jc w:val="right"/>
+            </w:pPr>
+            <w:r>
+              <w:rPr>
+                <w:rFonts w:ascii="Calibri" w:cs="Calibri" w:eastAsia="Calibri" w:hAnsi="Calibri"/>
+                <w:b/>
+                <w:bCs/>
+                <w:sz w:val="16"/>
+                <w:szCs w:val="16"/>
+              </w:rPr>
+              <w:t xml:space="preserve">P(lower hazard ratio)</w:t>
+            </w:r>
+          </w:p>
+        </w:tc>
+      </w:tr>
+      <w:tr>
+        <w:trPr>
+          <w:cantSplit/>
+        </w:trPr>
+        <w:tc>
+          <w:tcPr>
+            <w:tcW w:type="dxa" w:w="3600"/>
+            <w:tcMar>
+              <w:top w:type="dxa" w:w="50"/>
+              <w:left w:type="dxa" w:w="80"/>
+              <w:bottom w:type="dxa" w:w="50"/>
+              <w:right w:type="dxa" w:w="80"/>
+            </w:tcMar>
+          </w:tcPr>
+          <w:p>
+            <w:pPr>
+              <w:spacing w:after="0" w:line="240"/>
+              <w:jc w:val="left"/>
+            </w:pPr>
+            <w:r>
+              <w:rPr>
+                <w:rFonts w:ascii="Calibri" w:cs="Calibri" w:eastAsia="Calibri" w:hAnsi="Calibri"/>
+                <w:sz w:val="16"/>
+                <w:szCs w:val="16"/>
+              </w:rPr>
+              <w:t xml:space="preserve">A dilution 1, enrichment 1 / 800</w:t>
+            </w:r>
+          </w:p>
+        </w:tc>
+        <w:tc>
+          <w:tcPr>
+            <w:tcW w:type="dxa" w:w="1700"/>
+            <w:tcMar>
+              <w:top w:type="dxa" w:w="50"/>
+              <w:left w:type="dxa" w:w="80"/>
+              <w:bottom w:type="dxa" w:w="50"/>
+              <w:right w:type="dxa" w:w="80"/>
+            </w:tcMar>
+          </w:tcPr>
+          <w:p>
+            <w:pPr>
+              <w:spacing w:after="0" w:line="240"/>
+              <w:jc w:val="right"/>
+            </w:pPr>
+            <w:r>
+              <w:rPr>
+                <w:rFonts w:ascii="Calibri" w:cs="Calibri" w:eastAsia="Calibri" w:hAnsi="Calibri"/>
+                <w:sz w:val="16"/>
+                <w:szCs w:val="16"/>
+              </w:rPr>
+              <w:t xml:space="preserve">0.0240</w:t>
+            </w:r>
+          </w:p>
+        </w:tc>
+        <w:tc>
+          <w:tcPr>
+            <w:tcW w:type="dxa" w:w="1700"/>
+            <w:tcMar>
+              <w:top w:type="dxa" w:w="50"/>
+              <w:left w:type="dxa" w:w="80"/>
+              <w:bottom w:type="dxa" w:w="50"/>
+              <w:right w:type="dxa" w:w="80"/>
+            </w:tcMar>
+          </w:tcPr>
+          <w:p>
+            <w:pPr>
+              <w:spacing w:after="0" w:line="240"/>
+              <w:jc w:val="right"/>
+            </w:pPr>
+            <w:r>
+              <w:rPr>
+                <w:rFonts w:ascii="Calibri" w:cs="Calibri" w:eastAsia="Calibri" w:hAnsi="Calibri"/>
+                <w:sz w:val="16"/>
+                <w:szCs w:val="16"/>
+              </w:rPr>
+              <w:t xml:space="preserve">0.0501</w:t>
+            </w:r>
+          </w:p>
+        </w:tc>
+        <w:tc>
+          <w:tcPr>
+            <w:tcW w:type="dxa" w:w="1400"/>
+            <w:tcMar>
+              <w:top w:type="dxa" w:w="50"/>
+              <w:left w:type="dxa" w:w="80"/>
+              <w:bottom w:type="dxa" w:w="50"/>
+              <w:right w:type="dxa" w:w="80"/>
+            </w:tcMar>
+          </w:tcPr>
+          <w:p>
+            <w:pPr>
+              <w:spacing w:after="0" w:line="240"/>
+              <w:jc w:val="right"/>
+            </w:pPr>
+            <w:r>
+              <w:rPr>
+                <w:rFonts w:ascii="Calibri" w:cs="Calibri" w:eastAsia="Calibri" w:hAnsi="Calibri"/>
+                <w:sz w:val="16"/>
+                <w:szCs w:val="16"/>
+              </w:rPr>
+              <w:t xml:space="preserve">0.48</w:t>
+            </w:r>
+          </w:p>
+        </w:tc>
+        <w:tc>
+          <w:tcPr>
+            <w:tcW w:type="dxa" w:w="1960"/>
+            <w:tcMar>
+              <w:top w:type="dxa" w:w="50"/>
+              <w:left w:type="dxa" w:w="80"/>
+              <w:bottom w:type="dxa" w:w="50"/>
+              <w:right w:type="dxa" w:w="80"/>
+            </w:tcMar>
+          </w:tcPr>
+          <w:p>
+            <w:pPr>
+              <w:spacing w:after="0" w:line="240"/>
+              <w:jc w:val="right"/>
+            </w:pPr>
+            <w:r>
+              <w:rPr>
+                <w:rFonts w:ascii="Calibri" w:cs="Calibri" w:eastAsia="Calibri" w:hAnsi="Calibri"/>
+                <w:sz w:val="16"/>
+                <w:szCs w:val="16"/>
+              </w:rPr>
+              <w:t xml:space="preserve">0.20</w:t>
+            </w:r>
+          </w:p>
+        </w:tc>
+      </w:tr>
+      <w:tr>
+        <w:trPr>
+          <w:cantSplit/>
+        </w:trPr>
+        <w:tc>
+          <w:tcPr>
+            <w:tcW w:type="dxa" w:w="3600"/>
+            <w:tcMar>
+              <w:top w:type="dxa" w:w="50"/>
+              <w:left w:type="dxa" w:w="80"/>
+              <w:bottom w:type="dxa" w:w="50"/>
+              <w:right w:type="dxa" w:w="80"/>
+            </w:tcMar>
+          </w:tcPr>
+          <w:p>
+            <w:pPr>
+              <w:spacing w:after="0" w:line="240"/>
+              <w:jc w:val="left"/>
+            </w:pPr>
+            <w:r>
+              <w:rPr>
+                <w:rFonts w:ascii="Calibri" w:cs="Calibri" w:eastAsia="Calibri" w:hAnsi="Calibri"/>
+                <w:sz w:val="16"/>
+                <w:szCs w:val="16"/>
+              </w:rPr>
+              <w:t xml:space="preserve">A dilution 1, enrichment 1 / 2000</w:t>
+            </w:r>
+          </w:p>
+        </w:tc>
+        <w:tc>
+          <w:tcPr>
+            <w:tcW w:type="dxa" w:w="1700"/>
+            <w:tcMar>
+              <w:top w:type="dxa" w:w="50"/>
+              <w:left w:type="dxa" w:w="80"/>
+              <w:bottom w:type="dxa" w:w="50"/>
+              <w:right w:type="dxa" w:w="80"/>
+            </w:tcMar>
+          </w:tcPr>
+          <w:p>
+            <w:pPr>
+              <w:spacing w:after="0" w:line="240"/>
+              <w:jc w:val="right"/>
+            </w:pPr>
+            <w:r>
+              <w:rPr>
+                <w:rFonts w:ascii="Calibri" w:cs="Calibri" w:eastAsia="Calibri" w:hAnsi="Calibri"/>
+                <w:sz w:val="16"/>
+                <w:szCs w:val="16"/>
+              </w:rPr>
+              <w:t xml:space="preserve">0.0240</w:t>
+            </w:r>
+          </w:p>
+        </w:tc>
+        <w:tc>
+          <w:tcPr>
+            <w:tcW w:type="dxa" w:w="1700"/>
+            <w:tcMar>
+              <w:top w:type="dxa" w:w="50"/>
+              <w:left w:type="dxa" w:w="80"/>
+              <w:bottom w:type="dxa" w:w="50"/>
+              <w:right w:type="dxa" w:w="80"/>
+            </w:tcMar>
+          </w:tcPr>
+          <w:p>
+            <w:pPr>
+              <w:spacing w:after="0" w:line="240"/>
+              <w:jc w:val="right"/>
+            </w:pPr>
+            <w:r>
+              <w:rPr>
+                <w:rFonts w:ascii="Calibri" w:cs="Calibri" w:eastAsia="Calibri" w:hAnsi="Calibri"/>
+                <w:sz w:val="16"/>
+                <w:szCs w:val="16"/>
+              </w:rPr>
+              <w:t xml:space="preserve">0.0284</w:t>
+            </w:r>
+          </w:p>
+        </w:tc>
+        <w:tc>
+          <w:tcPr>
+            <w:tcW w:type="dxa" w:w="1400"/>
+            <w:tcMar>
+              <w:top w:type="dxa" w:w="50"/>
+              <w:left w:type="dxa" w:w="80"/>
+              <w:bottom w:type="dxa" w:w="50"/>
+              <w:right w:type="dxa" w:w="80"/>
+            </w:tcMar>
+          </w:tcPr>
+          <w:p>
+            <w:pPr>
+              <w:spacing w:after="0" w:line="240"/>
+              <w:jc w:val="right"/>
+            </w:pPr>
+            <w:r>
+              <w:rPr>
+                <w:rFonts w:ascii="Calibri" w:cs="Calibri" w:eastAsia="Calibri" w:hAnsi="Calibri"/>
+                <w:sz w:val="16"/>
+                <w:szCs w:val="16"/>
+              </w:rPr>
+              <w:t xml:space="preserve">0.85</w:t>
+            </w:r>
+          </w:p>
+        </w:tc>
+        <w:tc>
+          <w:tcPr>
+            <w:tcW w:type="dxa" w:w="1960"/>
+            <w:tcMar>
+              <w:top w:type="dxa" w:w="50"/>
+              <w:left w:type="dxa" w:w="80"/>
+              <w:bottom w:type="dxa" w:w="50"/>
+              <w:right w:type="dxa" w:w="80"/>
+            </w:tcMar>
+          </w:tcPr>
+          <w:p>
+            <w:pPr>
+              <w:spacing w:after="0" w:line="240"/>
+              <w:jc w:val="right"/>
+            </w:pPr>
+            <w:r>
+              <w:rPr>
+                <w:rFonts w:ascii="Calibri" w:cs="Calibri" w:eastAsia="Calibri" w:hAnsi="Calibri"/>
+                <w:sz w:val="16"/>
+                <w:szCs w:val="16"/>
+              </w:rPr>
+              <w:t xml:space="preserve">0.28</w:t>
+            </w:r>
+          </w:p>
+        </w:tc>
+      </w:tr>
+      <w:tr>
+        <w:trPr>
+          <w:cantSplit/>
+        </w:trPr>
+        <w:tc>
+          <w:tcPr>
+            <w:tcW w:type="dxa" w:w="3600"/>
+            <w:tcMar>
+              <w:top w:type="dxa" w:w="50"/>
+              <w:left w:type="dxa" w:w="80"/>
+              <w:bottom w:type="dxa" w:w="50"/>
+              <w:right w:type="dxa" w:w="80"/>
+            </w:tcMar>
+          </w:tcPr>
+          <w:p>
+            <w:pPr>
+              <w:spacing w:after="0" w:line="240"/>
+              <w:jc w:val="left"/>
+            </w:pPr>
+            <w:r>
+              <w:rPr>
+                <w:rFonts w:ascii="Calibri" w:cs="Calibri" w:eastAsia="Calibri" w:hAnsi="Calibri"/>
+                <w:sz w:val="16"/>
+                <w:szCs w:val="16"/>
+              </w:rPr>
+              <w:t xml:space="preserve">A dilution 1, enrichment 1 / 5000</w:t>
+            </w:r>
+          </w:p>
+        </w:tc>
+        <w:tc>
+          <w:tcPr>
+            <w:tcW w:type="dxa" w:w="1700"/>
+            <w:tcMar>
+              <w:top w:type="dxa" w:w="50"/>
+              <w:left w:type="dxa" w:w="80"/>
+              <w:bottom w:type="dxa" w:w="50"/>
+              <w:right w:type="dxa" w:w="80"/>
+            </w:tcMar>
+          </w:tcPr>
+          <w:p>
+            <w:pPr>
+              <w:spacing w:after="0" w:line="240"/>
+              <w:jc w:val="right"/>
+            </w:pPr>
+            <w:r>
+              <w:rPr>
+                <w:rFonts w:ascii="Calibri" w:cs="Calibri" w:eastAsia="Calibri" w:hAnsi="Calibri"/>
+                <w:sz w:val="16"/>
+                <w:szCs w:val="16"/>
+              </w:rPr>
+              <w:t xml:space="preserve">0.0240</w:t>
+            </w:r>
+          </w:p>
+        </w:tc>
+        <w:tc>
+          <w:tcPr>
+            <w:tcW w:type="dxa" w:w="1700"/>
+            <w:tcMar>
+              <w:top w:type="dxa" w:w="50"/>
+              <w:left w:type="dxa" w:w="80"/>
+              <w:bottom w:type="dxa" w:w="50"/>
+              <w:right w:type="dxa" w:w="80"/>
+            </w:tcMar>
+          </w:tcPr>
+          <w:p>
+            <w:pPr>
+              <w:spacing w:after="0" w:line="240"/>
+              <w:jc w:val="right"/>
+            </w:pPr>
+            <w:r>
+              <w:rPr>
+                <w:rFonts w:ascii="Calibri" w:cs="Calibri" w:eastAsia="Calibri" w:hAnsi="Calibri"/>
+                <w:sz w:val="16"/>
+                <w:szCs w:val="16"/>
+              </w:rPr>
+              <w:t xml:space="preserve">0.0175</w:t>
+            </w:r>
+          </w:p>
+        </w:tc>
+        <w:tc>
+          <w:tcPr>
+            <w:tcW w:type="dxa" w:w="1400"/>
+            <w:tcMar>
+              <w:top w:type="dxa" w:w="50"/>
+              <w:left w:type="dxa" w:w="80"/>
+              <w:bottom w:type="dxa" w:w="50"/>
+              <w:right w:type="dxa" w:w="80"/>
+            </w:tcMar>
+          </w:tcPr>
+          <w:p>
+            <w:pPr>
+              <w:spacing w:after="0" w:line="240"/>
+              <w:jc w:val="right"/>
+            </w:pPr>
+            <w:r>
+              <w:rPr>
+                <w:rFonts w:ascii="Calibri" w:cs="Calibri" w:eastAsia="Calibri" w:hAnsi="Calibri"/>
+                <w:sz w:val="16"/>
+                <w:szCs w:val="16"/>
+              </w:rPr>
+              <w:t xml:space="preserve">1.37</w:t>
+            </w:r>
+          </w:p>
+        </w:tc>
+        <w:tc>
+          <w:tcPr>
+            <w:tcW w:type="dxa" w:w="1960"/>
+            <w:tcMar>
+              <w:top w:type="dxa" w:w="50"/>
+              <w:left w:type="dxa" w:w="80"/>
+              <w:bottom w:type="dxa" w:w="50"/>
+              <w:right w:type="dxa" w:w="80"/>
+            </w:tcMar>
+          </w:tcPr>
+          <w:p>
+            <w:pPr>
+              <w:spacing w:after="0" w:line="240"/>
+              <w:jc w:val="right"/>
+            </w:pPr>
+            <w:r>
+              <w:rPr>
+                <w:rFonts w:ascii="Calibri" w:cs="Calibri" w:eastAsia="Calibri" w:hAnsi="Calibri"/>
+                <w:sz w:val="16"/>
+                <w:szCs w:val="16"/>
+              </w:rPr>
+              <w:t xml:space="preserve">0.40</w:t>
+            </w:r>
+          </w:p>
+        </w:tc>
+      </w:tr>
+      <w:tr>
+        <w:trPr>
+          <w:cantSplit/>
+        </w:trPr>
+        <w:tc>
+          <w:tcPr>
+            <w:tcW w:type="dxa" w:w="3600"/>
+            <w:tcMar>
+              <w:top w:type="dxa" w:w="50"/>
+              <w:left w:type="dxa" w:w="80"/>
+              <w:bottom w:type="dxa" w:w="50"/>
+              <w:right w:type="dxa" w:w="80"/>
+            </w:tcMar>
+          </w:tcPr>
+          <w:p>
+            <w:pPr>
+              <w:spacing w:after="0" w:line="240"/>
+              <w:jc w:val="left"/>
+            </w:pPr>
+            <w:r>
+              <w:rPr>
+                <w:rFonts w:ascii="Calibri" w:cs="Calibri" w:eastAsia="Calibri" w:hAnsi="Calibri"/>
+                <w:sz w:val="16"/>
+                <w:szCs w:val="16"/>
+              </w:rPr>
+              <w:t xml:space="preserve">B dilution 1, enrichment 2 / 800</w:t>
+            </w:r>
+          </w:p>
+        </w:tc>
+        <w:tc>
+          <w:tcPr>
+            <w:tcW w:type="dxa" w:w="1700"/>
+            <w:tcMar>
+              <w:top w:type="dxa" w:w="50"/>
+              <w:left w:type="dxa" w:w="80"/>
+              <w:bottom w:type="dxa" w:w="50"/>
+              <w:right w:type="dxa" w:w="80"/>
+            </w:tcMar>
+          </w:tcPr>
+          <w:p>
+            <w:pPr>
+              <w:spacing w:after="0" w:line="240"/>
+              <w:jc w:val="right"/>
+            </w:pPr>
+            <w:r>
+              <w:rPr>
+                <w:rFonts w:ascii="Calibri" w:cs="Calibri" w:eastAsia="Calibri" w:hAnsi="Calibri"/>
+                <w:sz w:val="16"/>
+                <w:szCs w:val="16"/>
+              </w:rPr>
+              <w:t xml:space="preserve">0.0241</w:t>
+            </w:r>
+          </w:p>
+        </w:tc>
+        <w:tc>
+          <w:tcPr>
+            <w:tcW w:type="dxa" w:w="1700"/>
+            <w:tcMar>
+              <w:top w:type="dxa" w:w="50"/>
+              <w:left w:type="dxa" w:w="80"/>
+              <w:bottom w:type="dxa" w:w="50"/>
+              <w:right w:type="dxa" w:w="80"/>
+            </w:tcMar>
+          </w:tcPr>
+          <w:p>
+            <w:pPr>
+              <w:spacing w:after="0" w:line="240"/>
+              <w:jc w:val="right"/>
+            </w:pPr>
+            <w:r>
+              <w:rPr>
+                <w:rFonts w:ascii="Calibri" w:cs="Calibri" w:eastAsia="Calibri" w:hAnsi="Calibri"/>
+                <w:sz w:val="16"/>
+                <w:szCs w:val="16"/>
+              </w:rPr>
+              <w:t xml:space="preserve">0.0503</w:t>
+            </w:r>
+          </w:p>
+        </w:tc>
+        <w:tc>
+          <w:tcPr>
+            <w:tcW w:type="dxa" w:w="1400"/>
+            <w:tcMar>
+              <w:top w:type="dxa" w:w="50"/>
+              <w:left w:type="dxa" w:w="80"/>
+              <w:bottom w:type="dxa" w:w="50"/>
+              <w:right w:type="dxa" w:w="80"/>
+            </w:tcMar>
+          </w:tcPr>
+          <w:p>
+            <w:pPr>
+              <w:spacing w:after="0" w:line="240"/>
+              <w:jc w:val="right"/>
+            </w:pPr>
+            <w:r>
+              <w:rPr>
+                <w:rFonts w:ascii="Calibri" w:cs="Calibri" w:eastAsia="Calibri" w:hAnsi="Calibri"/>
+                <w:sz w:val="16"/>
+                <w:szCs w:val="16"/>
+              </w:rPr>
+              <w:t xml:space="preserve">0.48</w:t>
+            </w:r>
+          </w:p>
+        </w:tc>
+        <w:tc>
+          <w:tcPr>
+            <w:tcW w:type="dxa" w:w="1960"/>
+            <w:tcMar>
+              <w:top w:type="dxa" w:w="50"/>
+              <w:left w:type="dxa" w:w="80"/>
+              <w:bottom w:type="dxa" w:w="50"/>
+              <w:right w:type="dxa" w:w="80"/>
+            </w:tcMar>
+          </w:tcPr>
+          <w:p>
+            <w:pPr>
+              <w:spacing w:after="0" w:line="240"/>
+              <w:jc w:val="right"/>
+            </w:pPr>
+            <w:r>
+              <w:rPr>
+                <w:rFonts w:ascii="Calibri" w:cs="Calibri" w:eastAsia="Calibri" w:hAnsi="Calibri"/>
+                <w:sz w:val="16"/>
+                <w:szCs w:val="16"/>
+              </w:rPr>
+              <w:t xml:space="preserve">0.24</w:t>
+            </w:r>
+          </w:p>
+        </w:tc>
+      </w:tr>
+      <w:tr>
+        <w:trPr>
+          <w:cantSplit/>
+        </w:trPr>
+        <w:tc>
+          <w:tcPr>
+            <w:tcW w:type="dxa" w:w="3600"/>
+            <w:tcMar>
+              <w:top w:type="dxa" w:w="50"/>
+              <w:left w:type="dxa" w:w="80"/>
+              <w:bottom w:type="dxa" w:w="50"/>
+              <w:right w:type="dxa" w:w="80"/>
+            </w:tcMar>
+          </w:tcPr>
+          <w:p>
+            <w:pPr>
+              <w:spacing w:after="0" w:line="240"/>
+              <w:jc w:val="left"/>
+            </w:pPr>
+            <w:r>
+              <w:rPr>
+                <w:rFonts w:ascii="Calibri" w:cs="Calibri" w:eastAsia="Calibri" w:hAnsi="Calibri"/>
+                <w:sz w:val="16"/>
+                <w:szCs w:val="16"/>
+              </w:rPr>
+              <w:t xml:space="preserve">B dilution 1, enrichment 2 / 2000</w:t>
+            </w:r>
+          </w:p>
+        </w:tc>
+        <w:tc>
+          <w:tcPr>
+            <w:tcW w:type="dxa" w:w="1700"/>
+            <w:tcMar>
+              <w:top w:type="dxa" w:w="50"/>
+              <w:left w:type="dxa" w:w="80"/>
+              <w:bottom w:type="dxa" w:w="50"/>
+              <w:right w:type="dxa" w:w="80"/>
+            </w:tcMar>
+          </w:tcPr>
+          <w:p>
+            <w:pPr>
+              <w:spacing w:after="0" w:line="240"/>
+              <w:jc w:val="right"/>
+            </w:pPr>
+            <w:r>
+              <w:rPr>
+                <w:rFonts w:ascii="Calibri" w:cs="Calibri" w:eastAsia="Calibri" w:hAnsi="Calibri"/>
+                <w:sz w:val="16"/>
+                <w:szCs w:val="16"/>
+              </w:rPr>
+              <w:t xml:space="preserve">0.0241</w:t>
+            </w:r>
+          </w:p>
+        </w:tc>
+        <w:tc>
+          <w:tcPr>
+            <w:tcW w:type="dxa" w:w="1700"/>
+            <w:tcMar>
+              <w:top w:type="dxa" w:w="50"/>
+              <w:left w:type="dxa" w:w="80"/>
+              <w:bottom w:type="dxa" w:w="50"/>
+              <w:right w:type="dxa" w:w="80"/>
+            </w:tcMar>
+          </w:tcPr>
+          <w:p>
+            <w:pPr>
+              <w:spacing w:after="0" w:line="240"/>
+              <w:jc w:val="right"/>
+            </w:pPr>
+            <w:r>
+              <w:rPr>
+                <w:rFonts w:ascii="Calibri" w:cs="Calibri" w:eastAsia="Calibri" w:hAnsi="Calibri"/>
+                <w:sz w:val="16"/>
+                <w:szCs w:val="16"/>
+              </w:rPr>
+              <w:t xml:space="preserve">0.0317</w:t>
+            </w:r>
+          </w:p>
+        </w:tc>
+        <w:tc>
+          <w:tcPr>
+            <w:tcW w:type="dxa" w:w="1400"/>
+            <w:tcMar>
+              <w:top w:type="dxa" w:w="50"/>
+              <w:left w:type="dxa" w:w="80"/>
+              <w:bottom w:type="dxa" w:w="50"/>
+              <w:right w:type="dxa" w:w="80"/>
+            </w:tcMar>
+          </w:tcPr>
+          <w:p>
+            <w:pPr>
+              <w:spacing w:after="0" w:line="240"/>
+              <w:jc w:val="right"/>
+            </w:pPr>
+            <w:r>
+              <w:rPr>
+                <w:rFonts w:ascii="Calibri" w:cs="Calibri" w:eastAsia="Calibri" w:hAnsi="Calibri"/>
+                <w:sz w:val="16"/>
+                <w:szCs w:val="16"/>
+              </w:rPr>
+              <w:t xml:space="preserve">0.76</w:t>
+            </w:r>
+          </w:p>
+        </w:tc>
+        <w:tc>
+          <w:tcPr>
+            <w:tcW w:type="dxa" w:w="1960"/>
+            <w:tcMar>
+              <w:top w:type="dxa" w:w="50"/>
+              <w:left w:type="dxa" w:w="80"/>
+              <w:bottom w:type="dxa" w:w="50"/>
+              <w:right w:type="dxa" w:w="80"/>
+            </w:tcMar>
+          </w:tcPr>
+          <w:p>
+            <w:pPr>
+              <w:spacing w:after="0" w:line="240"/>
+              <w:jc w:val="right"/>
+            </w:pPr>
+            <w:r>
+              <w:rPr>
+                <w:rFonts w:ascii="Calibri" w:cs="Calibri" w:eastAsia="Calibri" w:hAnsi="Calibri"/>
+                <w:sz w:val="16"/>
+                <w:szCs w:val="16"/>
+              </w:rPr>
+              <w:t xml:space="preserve">0.28</w:t>
+            </w:r>
+          </w:p>
+        </w:tc>
+      </w:tr>
+      <w:tr>
+        <w:trPr>
+          <w:cantSplit/>
+        </w:trPr>
+        <w:tc>
+          <w:tcPr>
+            <w:tcW w:type="dxa" w:w="3600"/>
+            <w:tcMar>
+              <w:top w:type="dxa" w:w="50"/>
+              <w:left w:type="dxa" w:w="80"/>
+              <w:bottom w:type="dxa" w:w="50"/>
+              <w:right w:type="dxa" w:w="80"/>
+            </w:tcMar>
+          </w:tcPr>
+          <w:p>
+            <w:pPr>
+              <w:spacing w:after="0" w:line="240"/>
+              <w:jc w:val="left"/>
+            </w:pPr>
+            <w:r>
+              <w:rPr>
+                <w:rFonts w:ascii="Calibri" w:cs="Calibri" w:eastAsia="Calibri" w:hAnsi="Calibri"/>
+                <w:sz w:val="16"/>
+                <w:szCs w:val="16"/>
+              </w:rPr>
+              <w:t xml:space="preserve">B dilution 1, enrichment 2 / 5000</w:t>
+            </w:r>
+          </w:p>
+        </w:tc>
+        <w:tc>
+          <w:tcPr>
+            <w:tcW w:type="dxa" w:w="1700"/>
+            <w:tcMar>
+              <w:top w:type="dxa" w:w="50"/>
+              <w:left w:type="dxa" w:w="80"/>
+              <w:bottom w:type="dxa" w:w="50"/>
+              <w:right w:type="dxa" w:w="80"/>
+            </w:tcMar>
+          </w:tcPr>
+          <w:p>
+            <w:pPr>
+              <w:spacing w:after="0" w:line="240"/>
+              <w:jc w:val="right"/>
+            </w:pPr>
+            <w:r>
+              <w:rPr>
+                <w:rFonts w:ascii="Calibri" w:cs="Calibri" w:eastAsia="Calibri" w:hAnsi="Calibri"/>
+                <w:sz w:val="16"/>
+                <w:szCs w:val="16"/>
+              </w:rPr>
+              <w:t xml:space="preserve">0.0241</w:t>
+            </w:r>
+          </w:p>
+        </w:tc>
+        <w:tc>
+          <w:tcPr>
+            <w:tcW w:type="dxa" w:w="1700"/>
+            <w:tcMar>
+              <w:top w:type="dxa" w:w="50"/>
+              <w:left w:type="dxa" w:w="80"/>
+              <w:bottom w:type="dxa" w:w="50"/>
+              <w:right w:type="dxa" w:w="80"/>
+            </w:tcMar>
+          </w:tcPr>
+          <w:p>
+            <w:pPr>
+              <w:spacing w:after="0" w:line="240"/>
+              <w:jc w:val="right"/>
+            </w:pPr>
+            <w:r>
+              <w:rPr>
+                <w:rFonts w:ascii="Calibri" w:cs="Calibri" w:eastAsia="Calibri" w:hAnsi="Calibri"/>
+                <w:sz w:val="16"/>
+                <w:szCs w:val="16"/>
+              </w:rPr>
+              <w:t xml:space="preserve">0.0171</w:t>
+            </w:r>
+          </w:p>
+        </w:tc>
+        <w:tc>
+          <w:tcPr>
+            <w:tcW w:type="dxa" w:w="1400"/>
+            <w:tcMar>
+              <w:top w:type="dxa" w:w="50"/>
+              <w:left w:type="dxa" w:w="80"/>
+              <w:bottom w:type="dxa" w:w="50"/>
+              <w:right w:type="dxa" w:w="80"/>
+            </w:tcMar>
+          </w:tcPr>
+          <w:p>
+            <w:pPr>
+              <w:spacing w:after="0" w:line="240"/>
+              <w:jc w:val="right"/>
+            </w:pPr>
+            <w:r>
+              <w:rPr>
+                <w:rFonts w:ascii="Calibri" w:cs="Calibri" w:eastAsia="Calibri" w:hAnsi="Calibri"/>
+                <w:sz w:val="16"/>
+                <w:szCs w:val="16"/>
+              </w:rPr>
+              <w:t xml:space="preserve">1.40</w:t>
+            </w:r>
+          </w:p>
+        </w:tc>
+        <w:tc>
+          <w:tcPr>
+            <w:tcW w:type="dxa" w:w="1960"/>
+            <w:tcMar>
+              <w:top w:type="dxa" w:w="50"/>
+              <w:left w:type="dxa" w:w="80"/>
+              <w:bottom w:type="dxa" w:w="50"/>
+              <w:right w:type="dxa" w:w="80"/>
+            </w:tcMar>
+          </w:tcPr>
+          <w:p>
+            <w:pPr>
+              <w:spacing w:after="0" w:line="240"/>
+              <w:jc w:val="right"/>
+            </w:pPr>
+            <w:r>
+              <w:rPr>
+                <w:rFonts w:ascii="Calibri" w:cs="Calibri" w:eastAsia="Calibri" w:hAnsi="Calibri"/>
+                <w:sz w:val="16"/>
+                <w:szCs w:val="16"/>
+              </w:rPr>
+              <w:t xml:space="preserve">0.28</w:t>
+            </w:r>
+          </w:p>
+        </w:tc>
+      </w:tr>
+      <w:tr>
+        <w:trPr>
+          <w:cantSplit/>
+        </w:trPr>
+        <w:tc>
+          <w:tcPr>
+            <w:tcW w:type="dxa" w:w="3600"/>
+            <w:tcMar>
+              <w:top w:type="dxa" w:w="50"/>
+              <w:left w:type="dxa" w:w="80"/>
+              <w:bottom w:type="dxa" w:w="50"/>
+              <w:right w:type="dxa" w:w="80"/>
+            </w:tcMar>
+          </w:tcPr>
+          <w:p>
+            <w:pPr>
+              <w:spacing w:after="0" w:line="240"/>
+              <w:jc w:val="left"/>
+            </w:pPr>
+            <w:r>
+              <w:rPr>
+                <w:rFonts w:ascii="Calibri" w:cs="Calibri" w:eastAsia="Calibri" w:hAnsi="Calibri"/>
+                <w:sz w:val="16"/>
+                <w:szCs w:val="16"/>
+              </w:rPr>
+              <w:t xml:space="preserve">C dilution 1, enrichment 4 / 800</w:t>
+            </w:r>
+          </w:p>
+        </w:tc>
+        <w:tc>
+          <w:tcPr>
+            <w:tcW w:type="dxa" w:w="1700"/>
+            <w:tcMar>
+              <w:top w:type="dxa" w:w="50"/>
+              <w:left w:type="dxa" w:w="80"/>
+              <w:bottom w:type="dxa" w:w="50"/>
+              <w:right w:type="dxa" w:w="80"/>
+            </w:tcMar>
+          </w:tcPr>
+          <w:p>
+            <w:pPr>
+              <w:spacing w:after="0" w:line="240"/>
+              <w:jc w:val="right"/>
+            </w:pPr>
+            <w:r>
+              <w:rPr>
+                <w:rFonts w:ascii="Calibri" w:cs="Calibri" w:eastAsia="Calibri" w:hAnsi="Calibri"/>
+                <w:sz w:val="16"/>
+                <w:szCs w:val="16"/>
+              </w:rPr>
+              <w:t xml:space="preserve">0.0243</w:t>
+            </w:r>
+          </w:p>
+        </w:tc>
+        <w:tc>
+          <w:tcPr>
+            <w:tcW w:type="dxa" w:w="1700"/>
+            <w:tcMar>
+              <w:top w:type="dxa" w:w="50"/>
+              <w:left w:type="dxa" w:w="80"/>
+              <w:bottom w:type="dxa" w:w="50"/>
+              <w:right w:type="dxa" w:w="80"/>
+            </w:tcMar>
+          </w:tcPr>
+          <w:p>
+            <w:pPr>
+              <w:spacing w:after="0" w:line="240"/>
+              <w:jc w:val="right"/>
+            </w:pPr>
+            <w:r>
+              <w:rPr>
+                <w:rFonts w:ascii="Calibri" w:cs="Calibri" w:eastAsia="Calibri" w:hAnsi="Calibri"/>
+                <w:sz w:val="16"/>
+                <w:szCs w:val="16"/>
+              </w:rPr>
+              <w:t xml:space="preserve">0.0520</w:t>
+            </w:r>
+          </w:p>
+        </w:tc>
+        <w:tc>
+          <w:tcPr>
+            <w:tcW w:type="dxa" w:w="1400"/>
+            <w:tcMar>
+              <w:top w:type="dxa" w:w="50"/>
+              <w:left w:type="dxa" w:w="80"/>
+              <w:bottom w:type="dxa" w:w="50"/>
+              <w:right w:type="dxa" w:w="80"/>
+            </w:tcMar>
+          </w:tcPr>
+          <w:p>
+            <w:pPr>
+              <w:spacing w:after="0" w:line="240"/>
+              <w:jc w:val="right"/>
+            </w:pPr>
+            <w:r>
+              <w:rPr>
+                <w:rFonts w:ascii="Calibri" w:cs="Calibri" w:eastAsia="Calibri" w:hAnsi="Calibri"/>
+                <w:sz w:val="16"/>
+                <w:szCs w:val="16"/>
+              </w:rPr>
+              <w:t xml:space="preserve">0.47</w:t>
+            </w:r>
+          </w:p>
+        </w:tc>
+        <w:tc>
+          <w:tcPr>
+            <w:tcW w:type="dxa" w:w="1960"/>
+            <w:tcMar>
+              <w:top w:type="dxa" w:w="50"/>
+              <w:left w:type="dxa" w:w="80"/>
+              <w:bottom w:type="dxa" w:w="50"/>
+              <w:right w:type="dxa" w:w="80"/>
+            </w:tcMar>
+          </w:tcPr>
+          <w:p>
+            <w:pPr>
+              <w:spacing w:after="0" w:line="240"/>
+              <w:jc w:val="right"/>
+            </w:pPr>
+            <w:r>
+              <w:rPr>
+                <w:rFonts w:ascii="Calibri" w:cs="Calibri" w:eastAsia="Calibri" w:hAnsi="Calibri"/>
+                <w:sz w:val="16"/>
+                <w:szCs w:val="16"/>
+              </w:rPr>
+              <w:t xml:space="preserve">0.12</w:t>
+            </w:r>
+          </w:p>
+        </w:tc>
+      </w:tr>
+      <w:tr>
+        <w:trPr>
+          <w:cantSplit/>
+        </w:trPr>
+        <w:tc>
+          <w:tcPr>
+            <w:tcW w:type="dxa" w:w="3600"/>
+            <w:tcMar>
+              <w:top w:type="dxa" w:w="50"/>
+              <w:left w:type="dxa" w:w="80"/>
+              <w:bottom w:type="dxa" w:w="50"/>
+              <w:right w:type="dxa" w:w="80"/>
+            </w:tcMar>
+          </w:tcPr>
+          <w:p>
+            <w:pPr>
+              <w:spacing w:after="0" w:line="240"/>
+              <w:jc w:val="left"/>
+            </w:pPr>
+            <w:r>
+              <w:rPr>
+                <w:rFonts w:ascii="Calibri" w:cs="Calibri" w:eastAsia="Calibri" w:hAnsi="Calibri"/>
+                <w:sz w:val="16"/>
+                <w:szCs w:val="16"/>
+              </w:rPr>
+              <w:t xml:space="preserve">C dilution 1, enrichment 4 / 2000</w:t>
+            </w:r>
+          </w:p>
+        </w:tc>
+        <w:tc>
+          <w:tcPr>
+            <w:tcW w:type="dxa" w:w="1700"/>
+            <w:tcMar>
+              <w:top w:type="dxa" w:w="50"/>
+              <w:left w:type="dxa" w:w="80"/>
+              <w:bottom w:type="dxa" w:w="50"/>
+              <w:right w:type="dxa" w:w="80"/>
+            </w:tcMar>
+          </w:tcPr>
+          <w:p>
+            <w:pPr>
+              <w:spacing w:after="0" w:line="240"/>
+              <w:jc w:val="right"/>
+            </w:pPr>
+            <w:r>
+              <w:rPr>
+                <w:rFonts w:ascii="Calibri" w:cs="Calibri" w:eastAsia="Calibri" w:hAnsi="Calibri"/>
+                <w:sz w:val="16"/>
+                <w:szCs w:val="16"/>
+              </w:rPr>
+              <w:t xml:space="preserve">0.0243</w:t>
+            </w:r>
+          </w:p>
+        </w:tc>
+        <w:tc>
+          <w:tcPr>
+            <w:tcW w:type="dxa" w:w="1700"/>
+            <w:tcMar>
+              <w:top w:type="dxa" w:w="50"/>
+              <w:left w:type="dxa" w:w="80"/>
+              <w:bottom w:type="dxa" w:w="50"/>
+              <w:right w:type="dxa" w:w="80"/>
+            </w:tcMar>
+          </w:tcPr>
+          <w:p>
+            <w:pPr>
+              <w:spacing w:after="0" w:line="240"/>
+              <w:jc w:val="right"/>
+            </w:pPr>
+            <w:r>
+              <w:rPr>
+                <w:rFonts w:ascii="Calibri" w:cs="Calibri" w:eastAsia="Calibri" w:hAnsi="Calibri"/>
+                <w:sz w:val="16"/>
+                <w:szCs w:val="16"/>
+              </w:rPr>
+              <w:t xml:space="preserve">0.0223</w:t>
+            </w:r>
+          </w:p>
+        </w:tc>
+        <w:tc>
+          <w:tcPr>
+            <w:tcW w:type="dxa" w:w="1400"/>
+            <w:tcMar>
+              <w:top w:type="dxa" w:w="50"/>
+              <w:left w:type="dxa" w:w="80"/>
+              <w:bottom w:type="dxa" w:w="50"/>
+              <w:right w:type="dxa" w:w="80"/>
+            </w:tcMar>
+          </w:tcPr>
+          <w:p>
+            <w:pPr>
+              <w:spacing w:after="0" w:line="240"/>
+              <w:jc w:val="right"/>
+            </w:pPr>
+            <w:r>
+              <w:rPr>
+                <w:rFonts w:ascii="Calibri" w:cs="Calibri" w:eastAsia="Calibri" w:hAnsi="Calibri"/>
+                <w:sz w:val="16"/>
+                <w:szCs w:val="16"/>
+              </w:rPr>
+              <w:t xml:space="preserve">1.09</w:t>
+            </w:r>
+          </w:p>
+        </w:tc>
+        <w:tc>
+          <w:tcPr>
+            <w:tcW w:type="dxa" w:w="1960"/>
+            <w:tcMar>
+              <w:top w:type="dxa" w:w="50"/>
+              <w:left w:type="dxa" w:w="80"/>
+              <w:bottom w:type="dxa" w:w="50"/>
+              <w:right w:type="dxa" w:w="80"/>
+            </w:tcMar>
+          </w:tcPr>
+          <w:p>
+            <w:pPr>
+              <w:spacing w:after="0" w:line="240"/>
+              <w:jc w:val="right"/>
+            </w:pPr>
+            <w:r>
+              <w:rPr>
+                <w:rFonts w:ascii="Calibri" w:cs="Calibri" w:eastAsia="Calibri" w:hAnsi="Calibri"/>
+                <w:sz w:val="16"/>
+                <w:szCs w:val="16"/>
+              </w:rPr>
+              <w:t xml:space="preserve">0.40</w:t>
+            </w:r>
+          </w:p>
+        </w:tc>
+      </w:tr>
+      <w:tr>
+        <w:trPr>
+          <w:cantSplit/>
+        </w:trPr>
+        <w:tc>
+          <w:tcPr>
+            <w:tcW w:type="dxa" w:w="3600"/>
+            <w:tcMar>
+              <w:top w:type="dxa" w:w="50"/>
+              <w:left w:type="dxa" w:w="80"/>
+              <w:bottom w:type="dxa" w:w="50"/>
+              <w:right w:type="dxa" w:w="80"/>
+            </w:tcMar>
+          </w:tcPr>
+          <w:p>
+            <w:pPr>
+              <w:spacing w:after="0" w:line="240"/>
+              <w:jc w:val="left"/>
+            </w:pPr>
+            <w:r>
+              <w:rPr>
+                <w:rFonts w:ascii="Calibri" w:cs="Calibri" w:eastAsia="Calibri" w:hAnsi="Calibri"/>
+                <w:sz w:val="16"/>
+                <w:szCs w:val="16"/>
+              </w:rPr>
+              <w:t xml:space="preserve">C dilution 1, enrichment 4 / 5000</w:t>
+            </w:r>
+          </w:p>
+        </w:tc>
+        <w:tc>
+          <w:tcPr>
+            <w:tcW w:type="dxa" w:w="1700"/>
+            <w:tcMar>
+              <w:top w:type="dxa" w:w="50"/>
+              <w:left w:type="dxa" w:w="80"/>
+              <w:bottom w:type="dxa" w:w="50"/>
+              <w:right w:type="dxa" w:w="80"/>
+            </w:tcMar>
+          </w:tcPr>
+          <w:p>
+            <w:pPr>
+              <w:spacing w:after="0" w:line="240"/>
+              <w:jc w:val="right"/>
+            </w:pPr>
+            <w:r>
+              <w:rPr>
+                <w:rFonts w:ascii="Calibri" w:cs="Calibri" w:eastAsia="Calibri" w:hAnsi="Calibri"/>
+                <w:sz w:val="16"/>
+                <w:szCs w:val="16"/>
+              </w:rPr>
+              <w:t xml:space="preserve">0.0243</w:t>
+            </w:r>
+          </w:p>
+        </w:tc>
+        <w:tc>
+          <w:tcPr>
+            <w:tcW w:type="dxa" w:w="1700"/>
+            <w:tcMar>
+              <w:top w:type="dxa" w:w="50"/>
+              <w:left w:type="dxa" w:w="80"/>
+              <w:bottom w:type="dxa" w:w="50"/>
+              <w:right w:type="dxa" w:w="80"/>
+            </w:tcMar>
+          </w:tcPr>
+          <w:p>
+            <w:pPr>
+              <w:spacing w:after="0" w:line="240"/>
+              <w:jc w:val="right"/>
+            </w:pPr>
+            <w:r>
+              <w:rPr>
+                <w:rFonts w:ascii="Calibri" w:cs="Calibri" w:eastAsia="Calibri" w:hAnsi="Calibri"/>
+                <w:sz w:val="16"/>
+                <w:szCs w:val="16"/>
+              </w:rPr>
+              <w:t xml:space="preserve">0.0161</w:t>
+            </w:r>
+          </w:p>
+        </w:tc>
+        <w:tc>
+          <w:tcPr>
+            <w:tcW w:type="dxa" w:w="1400"/>
+            <w:tcMar>
+              <w:top w:type="dxa" w:w="50"/>
+              <w:left w:type="dxa" w:w="80"/>
+              <w:bottom w:type="dxa" w:w="50"/>
+              <w:right w:type="dxa" w:w="80"/>
+            </w:tcMar>
+          </w:tcPr>
+          <w:p>
+            <w:pPr>
+              <w:spacing w:after="0" w:line="240"/>
+              <w:jc w:val="right"/>
+            </w:pPr>
+            <w:r>
+              <w:rPr>
+                <w:rFonts w:ascii="Calibri" w:cs="Calibri" w:eastAsia="Calibri" w:hAnsi="Calibri"/>
+                <w:sz w:val="16"/>
+                <w:szCs w:val="16"/>
+              </w:rPr>
+              <w:t xml:space="preserve">1.51</w:t>
+            </w:r>
+          </w:p>
+        </w:tc>
+        <w:tc>
+          <w:tcPr>
+            <w:tcW w:type="dxa" w:w="1960"/>
+            <w:tcMar>
+              <w:top w:type="dxa" w:w="50"/>
+              <w:left w:type="dxa" w:w="80"/>
+              <w:bottom w:type="dxa" w:w="50"/>
+              <w:right w:type="dxa" w:w="80"/>
+            </w:tcMar>
+          </w:tcPr>
+          <w:p>
+            <w:pPr>
+              <w:spacing w:after="0" w:line="240"/>
+              <w:jc w:val="right"/>
+            </w:pPr>
+            <w:r>
+              <w:rPr>
+                <w:rFonts w:ascii="Calibri" w:cs="Calibri" w:eastAsia="Calibri" w:hAnsi="Calibri"/>
+                <w:sz w:val="16"/>
+                <w:szCs w:val="16"/>
+              </w:rPr>
+              <w:t xml:space="preserve">0.40</w:t>
+            </w:r>
+          </w:p>
+        </w:tc>
+      </w:tr>
+      <w:tr>
+        <w:trPr>
+          <w:cantSplit/>
+        </w:trPr>
+        <w:tc>
+          <w:tcPr>
+            <w:tcW w:type="dxa" w:w="3600"/>
+            <w:tcMar>
+              <w:top w:type="dxa" w:w="50"/>
+              <w:left w:type="dxa" w:w="80"/>
+              <w:bottom w:type="dxa" w:w="50"/>
+              <w:right w:type="dxa" w:w="80"/>
+            </w:tcMar>
+          </w:tcPr>
+          <w:p>
+            <w:pPr>
+              <w:spacing w:after="0" w:line="240"/>
+              <w:jc w:val="left"/>
+            </w:pPr>
+            <w:r>
+              <w:rPr>
+                <w:rFonts w:ascii="Calibri" w:cs="Calibri" w:eastAsia="Calibri" w:hAnsi="Calibri"/>
+                <w:sz w:val="16"/>
+                <w:szCs w:val="16"/>
+              </w:rPr>
+              <w:t xml:space="preserve">D dilution 2, enrichment 1 / 800</w:t>
+            </w:r>
+          </w:p>
+        </w:tc>
+        <w:tc>
+          <w:tcPr>
+            <w:tcW w:type="dxa" w:w="1700"/>
+            <w:tcMar>
+              <w:top w:type="dxa" w:w="50"/>
+              <w:left w:type="dxa" w:w="80"/>
+              <w:bottom w:type="dxa" w:w="50"/>
+              <w:right w:type="dxa" w:w="80"/>
+            </w:tcMar>
+          </w:tcPr>
+          <w:p>
+            <w:pPr>
+              <w:spacing w:after="0" w:line="240"/>
+              <w:jc w:val="right"/>
+            </w:pPr>
+            <w:r>
+              <w:rPr>
+                <w:rFonts w:ascii="Calibri" w:cs="Calibri" w:eastAsia="Calibri" w:hAnsi="Calibri"/>
+                <w:sz w:val="16"/>
+                <w:szCs w:val="16"/>
+              </w:rPr>
+              <w:t xml:space="preserve">0.0082</w:t>
+            </w:r>
+          </w:p>
+        </w:tc>
+        <w:tc>
+          <w:tcPr>
+            <w:tcW w:type="dxa" w:w="1700"/>
+            <w:tcMar>
+              <w:top w:type="dxa" w:w="50"/>
+              <w:left w:type="dxa" w:w="80"/>
+              <w:bottom w:type="dxa" w:w="50"/>
+              <w:right w:type="dxa" w:w="80"/>
+            </w:tcMar>
+          </w:tcPr>
+          <w:p>
+            <w:pPr>
+              <w:spacing w:after="0" w:line="240"/>
+              <w:jc w:val="right"/>
+            </w:pPr>
+            <w:r>
+              <w:rPr>
+                <w:rFonts w:ascii="Calibri" w:cs="Calibri" w:eastAsia="Calibri" w:hAnsi="Calibri"/>
+                <w:sz w:val="16"/>
+                <w:szCs w:val="16"/>
+              </w:rPr>
+              <w:t xml:space="preserve">0.0334</w:t>
+            </w:r>
+          </w:p>
+        </w:tc>
+        <w:tc>
+          <w:tcPr>
+            <w:tcW w:type="dxa" w:w="1400"/>
+            <w:tcMar>
+              <w:top w:type="dxa" w:w="50"/>
+              <w:left w:type="dxa" w:w="80"/>
+              <w:bottom w:type="dxa" w:w="50"/>
+              <w:right w:type="dxa" w:w="80"/>
+            </w:tcMar>
+          </w:tcPr>
+          <w:p>
+            <w:pPr>
+              <w:spacing w:after="0" w:line="240"/>
+              <w:jc w:val="right"/>
+            </w:pPr>
+            <w:r>
+              <w:rPr>
+                <w:rFonts w:ascii="Calibri" w:cs="Calibri" w:eastAsia="Calibri" w:hAnsi="Calibri"/>
+                <w:sz w:val="16"/>
+                <w:szCs w:val="16"/>
+              </w:rPr>
+              <w:t xml:space="preserve">0.25</w:t>
+            </w:r>
+          </w:p>
+        </w:tc>
+        <w:tc>
+          <w:tcPr>
+            <w:tcW w:type="dxa" w:w="1960"/>
+            <w:tcMar>
+              <w:top w:type="dxa" w:w="50"/>
+              <w:left w:type="dxa" w:w="80"/>
+              <w:bottom w:type="dxa" w:w="50"/>
+              <w:right w:type="dxa" w:w="80"/>
+            </w:tcMar>
+          </w:tcPr>
+          <w:p>
+            <w:pPr>
+              <w:spacing w:after="0" w:line="240"/>
+              <w:jc w:val="right"/>
+            </w:pPr>
+            <w:r>
+              <w:rPr>
+                <w:rFonts w:ascii="Calibri" w:cs="Calibri" w:eastAsia="Calibri" w:hAnsi="Calibri"/>
+                <w:sz w:val="16"/>
+                <w:szCs w:val="16"/>
+              </w:rPr>
+              <w:t xml:space="preserve">0.04</w:t>
+            </w:r>
+          </w:p>
+        </w:tc>
+      </w:tr>
+      <w:tr>
+        <w:trPr>
+          <w:cantSplit/>
+        </w:trPr>
+        <w:tc>
+          <w:tcPr>
+            <w:tcW w:type="dxa" w:w="3600"/>
+            <w:tcMar>
+              <w:top w:type="dxa" w:w="50"/>
+              <w:left w:type="dxa" w:w="80"/>
+              <w:bottom w:type="dxa" w:w="50"/>
+              <w:right w:type="dxa" w:w="80"/>
+            </w:tcMar>
+          </w:tcPr>
+          <w:p>
+            <w:pPr>
+              <w:spacing w:after="0" w:line="240"/>
+              <w:jc w:val="left"/>
+            </w:pPr>
+            <w:r>
+              <w:rPr>
+                <w:rFonts w:ascii="Calibri" w:cs="Calibri" w:eastAsia="Calibri" w:hAnsi="Calibri"/>
+                <w:sz w:val="16"/>
+                <w:szCs w:val="16"/>
+              </w:rPr>
+              <w:t xml:space="preserve">D dilution 2, enrichment 1 / 2000</w:t>
+            </w:r>
+          </w:p>
+        </w:tc>
+        <w:tc>
+          <w:tcPr>
+            <w:tcW w:type="dxa" w:w="1700"/>
+            <w:tcMar>
+              <w:top w:type="dxa" w:w="50"/>
+              <w:left w:type="dxa" w:w="80"/>
+              <w:bottom w:type="dxa" w:w="50"/>
+              <w:right w:type="dxa" w:w="80"/>
+            </w:tcMar>
+          </w:tcPr>
+          <w:p>
+            <w:pPr>
+              <w:spacing w:after="0" w:line="240"/>
+              <w:jc w:val="right"/>
+            </w:pPr>
+            <w:r>
+              <w:rPr>
+                <w:rFonts w:ascii="Calibri" w:cs="Calibri" w:eastAsia="Calibri" w:hAnsi="Calibri"/>
+                <w:sz w:val="16"/>
+                <w:szCs w:val="16"/>
+              </w:rPr>
+              <w:t xml:space="preserve">0.0082</w:t>
+            </w:r>
+          </w:p>
+        </w:tc>
+        <w:tc>
+          <w:tcPr>
+            <w:tcW w:type="dxa" w:w="1700"/>
+            <w:tcMar>
+              <w:top w:type="dxa" w:w="50"/>
+              <w:left w:type="dxa" w:w="80"/>
+              <w:bottom w:type="dxa" w:w="50"/>
+              <w:right w:type="dxa" w:w="80"/>
+            </w:tcMar>
+          </w:tcPr>
+          <w:p>
+            <w:pPr>
+              <w:spacing w:after="0" w:line="240"/>
+              <w:jc w:val="right"/>
+            </w:pPr>
+            <w:r>
+              <w:rPr>
+                <w:rFonts w:ascii="Calibri" w:cs="Calibri" w:eastAsia="Calibri" w:hAnsi="Calibri"/>
+                <w:sz w:val="16"/>
+                <w:szCs w:val="16"/>
+              </w:rPr>
+              <w:t xml:space="preserve">0.0301</w:t>
+            </w:r>
+          </w:p>
+        </w:tc>
+        <w:tc>
+          <w:tcPr>
+            <w:tcW w:type="dxa" w:w="1400"/>
+            <w:tcMar>
+              <w:top w:type="dxa" w:w="50"/>
+              <w:left w:type="dxa" w:w="80"/>
+              <w:bottom w:type="dxa" w:w="50"/>
+              <w:right w:type="dxa" w:w="80"/>
+            </w:tcMar>
+          </w:tcPr>
+          <w:p>
+            <w:pPr>
+              <w:spacing w:after="0" w:line="240"/>
+              <w:jc w:val="right"/>
+            </w:pPr>
+            <w:r>
+              <w:rPr>
+                <w:rFonts w:ascii="Calibri" w:cs="Calibri" w:eastAsia="Calibri" w:hAnsi="Calibri"/>
+                <w:sz w:val="16"/>
+                <w:szCs w:val="16"/>
+              </w:rPr>
+              <w:t xml:space="preserve">0.27</w:t>
+            </w:r>
+          </w:p>
+        </w:tc>
+        <w:tc>
+          <w:tcPr>
+            <w:tcW w:type="dxa" w:w="1960"/>
+            <w:tcMar>
+              <w:top w:type="dxa" w:w="50"/>
+              <w:left w:type="dxa" w:w="80"/>
+              <w:bottom w:type="dxa" w:w="50"/>
+              <w:right w:type="dxa" w:w="80"/>
+            </w:tcMar>
+          </w:tcPr>
+          <w:p>
+            <w:pPr>
+              <w:spacing w:after="0" w:line="240"/>
+              <w:jc w:val="right"/>
+            </w:pPr>
+            <w:r>
+              <w:rPr>
+                <w:rFonts w:ascii="Calibri" w:cs="Calibri" w:eastAsia="Calibri" w:hAnsi="Calibri"/>
+                <w:sz w:val="16"/>
+                <w:szCs w:val="16"/>
+              </w:rPr>
+              <w:t xml:space="preserve">0.04</w:t>
+            </w:r>
+          </w:p>
+        </w:tc>
+      </w:tr>
+      <w:tr>
+        <w:trPr>
+          <w:cantSplit/>
+        </w:trPr>
+        <w:tc>
+          <w:tcPr>
+            <w:tcW w:type="dxa" w:w="3600"/>
+            <w:tcMar>
+              <w:top w:type="dxa" w:w="50"/>
+              <w:left w:type="dxa" w:w="80"/>
+              <w:bottom w:type="dxa" w:w="50"/>
+              <w:right w:type="dxa" w:w="80"/>
+            </w:tcMar>
+          </w:tcPr>
+          <w:p>
+            <w:pPr>
+              <w:spacing w:after="0" w:line="240"/>
+              <w:jc w:val="left"/>
+            </w:pPr>
+            <w:r>
+              <w:rPr>
+                <w:rFonts w:ascii="Calibri" w:cs="Calibri" w:eastAsia="Calibri" w:hAnsi="Calibri"/>
+                <w:sz w:val="16"/>
+                <w:szCs w:val="16"/>
+              </w:rPr>
+              <w:t xml:space="preserve">D dilution 2, enrichment 1 / 5000</w:t>
+            </w:r>
+          </w:p>
+        </w:tc>
+        <w:tc>
+          <w:tcPr>
+            <w:tcW w:type="dxa" w:w="1700"/>
+            <w:tcMar>
+              <w:top w:type="dxa" w:w="50"/>
+              <w:left w:type="dxa" w:w="80"/>
+              <w:bottom w:type="dxa" w:w="50"/>
+              <w:right w:type="dxa" w:w="80"/>
+            </w:tcMar>
+          </w:tcPr>
+          <w:p>
+            <w:pPr>
+              <w:spacing w:after="0" w:line="240"/>
+              <w:jc w:val="right"/>
+            </w:pPr>
+            <w:r>
+              <w:rPr>
+                <w:rFonts w:ascii="Calibri" w:cs="Calibri" w:eastAsia="Calibri" w:hAnsi="Calibri"/>
+                <w:sz w:val="16"/>
+                <w:szCs w:val="16"/>
+              </w:rPr>
+              <w:t xml:space="preserve">0.0082</w:t>
+            </w:r>
+          </w:p>
+        </w:tc>
+        <w:tc>
+          <w:tcPr>
+            <w:tcW w:type="dxa" w:w="1700"/>
+            <w:tcMar>
+              <w:top w:type="dxa" w:w="50"/>
+              <w:left w:type="dxa" w:w="80"/>
+              <w:bottom w:type="dxa" w:w="50"/>
+              <w:right w:type="dxa" w:w="80"/>
+            </w:tcMar>
+          </w:tcPr>
+          <w:p>
+            <w:pPr>
+              <w:spacing w:after="0" w:line="240"/>
+              <w:jc w:val="right"/>
+            </w:pPr>
+            <w:r>
+              <w:rPr>
+                <w:rFonts w:ascii="Calibri" w:cs="Calibri" w:eastAsia="Calibri" w:hAnsi="Calibri"/>
+                <w:sz w:val="16"/>
+                <w:szCs w:val="16"/>
+              </w:rPr>
+              <w:t xml:space="preserve">0.0113</w:t>
+            </w:r>
+          </w:p>
+        </w:tc>
+        <w:tc>
+          <w:tcPr>
+            <w:tcW w:type="dxa" w:w="1400"/>
+            <w:tcMar>
+              <w:top w:type="dxa" w:w="50"/>
+              <w:left w:type="dxa" w:w="80"/>
+              <w:bottom w:type="dxa" w:w="50"/>
+              <w:right w:type="dxa" w:w="80"/>
+            </w:tcMar>
+          </w:tcPr>
+          <w:p>
+            <w:pPr>
+              <w:spacing w:after="0" w:line="240"/>
+              <w:jc w:val="right"/>
+            </w:pPr>
+            <w:r>
+              <w:rPr>
+                <w:rFonts w:ascii="Calibri" w:cs="Calibri" w:eastAsia="Calibri" w:hAnsi="Calibri"/>
+                <w:sz w:val="16"/>
+                <w:szCs w:val="16"/>
+              </w:rPr>
+              <w:t xml:space="preserve">0.73</w:t>
+            </w:r>
+          </w:p>
+        </w:tc>
+        <w:tc>
+          <w:tcPr>
+            <w:tcW w:type="dxa" w:w="1960"/>
+            <w:tcMar>
+              <w:top w:type="dxa" w:w="50"/>
+              <w:left w:type="dxa" w:w="80"/>
+              <w:bottom w:type="dxa" w:w="50"/>
+              <w:right w:type="dxa" w:w="80"/>
+            </w:tcMar>
+          </w:tcPr>
+          <w:p>
+            <w:pPr>
+              <w:spacing w:after="0" w:line="240"/>
+              <w:jc w:val="right"/>
+            </w:pPr>
+            <w:r>
+              <w:rPr>
+                <w:rFonts w:ascii="Calibri" w:cs="Calibri" w:eastAsia="Calibri" w:hAnsi="Calibri"/>
+                <w:sz w:val="16"/>
+                <w:szCs w:val="16"/>
+              </w:rPr>
+              <w:t xml:space="preserve">0.04</w:t>
+            </w:r>
+          </w:p>
+        </w:tc>
+      </w:tr>
+    </w:tbl>
+    <w:p>
+      <w:pPr>
+        <w:spacing w:after="240" w:line="280"/>
+        <w:jc w:val="both"/>
+      </w:pPr>
+      <w:r>
+        <w:rPr>
+          <w:rFonts w:ascii="Calibri" w:cs="Calibri" w:eastAsia="Calibri" w:hAnsi="Calibri"/>
+          <w:color w:val="555555"/>
+          <w:sz w:val="17"/>
+          <w:szCs w:val="17"/>
+        </w:rPr>
+        <w:t xml:space="preserve">Spearman correlation with success: 0.86 for the signal-to-noise ratio against 0.45 for fitting size alone, over 12 cells at 25 replicates each. The ratio orders the cells better than sample size does, which is the direction the reviewer's suggestion predicts. It is not a demonstration: twelve cells at twenty-five replicates cannot establish a governing quantity, the ratio rises with the fitting size within every arrangement so the two are correlated by construction, and within arrangements C and D success barely moves with size at all.</w:t>
       </w:r>
     </w:p>
     <w:p>
@@ -18759,7 +23580,7 @@
           <w:sz w:val="17"/>
           <w:szCs w:val="17"/>
         </w:rPr>
-        <w:t xml:space="preserve">A  number of criteria p                6        vs  10</w:t>
+        <w:t xml:space="preserve">A  number of criteria p                6        vs   8</w:t>
       </w:r>
     </w:p>
     <w:p>
@@ -19078,6 +23899,80 @@
     </w:p>
     <w:p>
       <w:pPr>
+        <w:spacing w:after="70" w:line="280"/>
+        <w:jc w:val="both"/>
+      </w:pPr>
+      <w:r>
+        <w:rPr>
+          <w:rFonts w:ascii="Calibri" w:cs="Calibri" w:eastAsia="Calibri" w:hAnsi="Calibri"/>
+          <w:b/>
+          <w:bCs/>
+          <w:sz w:val="20"/>
+          <w:szCs w:val="20"/>
+        </w:rPr>
+        <w:t xml:space="preserve">S1.6 One primary analysis, and the checks that enforce it</w:t>
+      </w:r>
+    </w:p>
+    <w:p>
+      <w:pPr>
+        <w:spacing w:after="120" w:line="280"/>
+        <w:jc w:val="both"/>
+      </w:pPr>
+      <w:r>
+        <w:rPr>
+          <w:rFonts w:ascii="Calibri" w:cs="Calibri" w:eastAsia="Calibri" w:hAnsi="Calibri"/>
+          <w:sz w:val="20"/>
+          <w:szCs w:val="20"/>
+        </w:rPr>
+        <w:t xml:space="preserve">Every observed-cohort point estimate quoted in this paper and in this supplement — the out-of-sample comparison in Table 1, the matched statistics at all four tolerances, the frontier and dominance counts, and the restricted-mean rule variant — is produced by a single script in one pass per cohort and written to one result file, which the manuscript reads at build time. The nested bootstrap supplies uncertainty only and never a point estimate, so the two cannot disagree.</w:t>
+      </w:r>
+    </w:p>
+    <w:p>
+      <w:pPr>
+        <w:spacing w:after="20" w:line="250"/>
+        <w:ind w:left="260"/>
+      </w:pPr>
+      <w:r>
+        <w:rPr>
+          <w:rFonts w:ascii="Consolas" w:cs="Consolas" w:eastAsia="Consolas" w:hAnsi="Consolas"/>
+          <w:color w:val="1F3A52"/>
+          <w:sz w:val="17"/>
+          <w:szCs w:val="17"/>
+        </w:rPr>
+        <w:t xml:space="preserve">colon      time, status   tau = 1825 d   500 splits</w:t>
+      </w:r>
+    </w:p>
+    <w:p>
+      <w:pPr>
+        <w:spacing w:after="20" w:line="250"/>
+        <w:ind w:left="260"/>
+      </w:pPr>
+      <w:r>
+        <w:rPr>
+          <w:rFonts w:ascii="Consolas" w:cs="Consolas" w:eastAsia="Consolas" w:hAnsi="Consolas"/>
+          <w:color w:val="1F3A52"/>
+          <w:sz w:val="17"/>
+          <w:szCs w:val="17"/>
+        </w:rPr>
+        <w:t xml:space="preserve">Rotterdam  dtime, death   tau = 2555 d   400 splits</w:t>
+      </w:r>
+    </w:p>
+    <w:p>
+      <w:pPr>
+        <w:spacing w:after="170" w:line="280"/>
+        <w:jc w:val="both"/>
+      </w:pPr>
+      <w:r>
+        <w:rPr>
+          <w:rFonts w:ascii="Calibri" w:cs="Calibri" w:eastAsia="Calibri" w:hAnsi="Calibri"/>
+          <w:sz w:val="20"/>
+          <w:szCs w:val="20"/>
+        </w:rPr>
+        <w:t xml:space="preserve">Four checks run whenever the numbers are exported and stop the build if violated. Three are on the numbers: the Rotterdam endpoint must be the death time paired with the death indicator; the horizons must be 1825 and 2555 days; and the primary and nested estimates of the same quantity must agree to within what Monte Carlo variation could explain. The fourth is on the source, because a check on the numbers alone would not have caught the error that prompted it: every analysis script is scanned and the export refuses if any line pairs the relapse-free time with the death indicator, or calls a Rotterdam dataset at the colon horizon.</w:t>
+      </w:r>
+    </w:p>
+    <w:p>
+      <w:pPr>
         <w:pStyle w:val="Heading1"/>
         <w:spacing w:after="140" w:before="300"/>
       </w:pPr>
@@ -19146,6 +24041,11 @@
             </a:graphic>
           </wp:inline>
         </w:drawing>
+      </w:r>
+    </w:p>
+    <w:p>
+      <w:r>
+        <w:br w:type="page"/>
       </w:r>
     </w:p>
     <w:p>

--- a/manuscript/supplement.docx
+++ b/manuscript/supplement.docx
@@ -332,7 +332,7 @@
                 <w:sz w:val="16"/>
                 <w:szCs w:val="16"/>
               </w:rPr>
-              <w:t xml:space="preserve">age ≤ 75</w:t>
+              <w:t xml:space="preserve">age &lt;= 75</w:t>
             </w:r>
           </w:p>
         </w:tc>
@@ -512,7 +512,7 @@
                 <w:sz w:val="16"/>
                 <w:szCs w:val="16"/>
               </w:rPr>
-              <w:t xml:space="preserve">age ≥ 40</w:t>
+              <w:t xml:space="preserve">age &gt;= 40</w:t>
             </w:r>
           </w:p>
         </w:tc>
@@ -692,7 +692,7 @@
                 <w:sz w:val="16"/>
                 <w:szCs w:val="16"/>
               </w:rPr>
-              <w:t xml:space="preserve">no bowel obstruction</w:t>
+              <w:t xml:space="preserve">no obstruction</w:t>
             </w:r>
           </w:p>
         </w:tc>
@@ -1052,7 +1052,7 @@
                 <w:sz w:val="16"/>
                 <w:szCs w:val="16"/>
               </w:rPr>
-              <w:t xml:space="preserve">not adherent to adjacent organs</w:t>
+              <w:t xml:space="preserve">not adherent</w:t>
             </w:r>
           </w:p>
         </w:tc>
@@ -1232,7 +1232,7 @@
                 <w:sz w:val="16"/>
                 <w:szCs w:val="16"/>
               </w:rPr>
-              <w:t xml:space="preserve">differentiation ≤ 2</w:t>
+              <w:t xml:space="preserve">differentiation &lt;= 2</w:t>
             </w:r>
           </w:p>
         </w:tc>
@@ -1412,7 +1412,7 @@
                 <w:sz w:val="16"/>
                 <w:szCs w:val="16"/>
               </w:rPr>
-              <w:t xml:space="preserve">extent ≤ 3</w:t>
+              <w:t xml:space="preserve">extent &lt;= 3</w:t>
             </w:r>
           </w:p>
         </w:tc>
@@ -1772,7 +1772,7 @@
                 <w:sz w:val="16"/>
                 <w:szCs w:val="16"/>
               </w:rPr>
-              <w:t xml:space="preserve">fewer than 4 positive nodes</w:t>
+              <w:t xml:space="preserve">&lt; 4 positive nodes</w:t>
             </w:r>
           </w:p>
         </w:tc>
@@ -2095,7 +2095,7 @@
           <w:sz w:val="17"/>
           <w:szCs w:val="17"/>
         </w:rPr>
-        <w:t xml:space="preserve">Maximum absolute off-diagonal correlation among the eligibility indicators: 0.250 (NOADH with EXT13).</w:t>
+        <w:t xml:space="preserve">Maximum absolute off-diagonal correlation among the eligibility indicators: 0.250 (EXT13 with NOADH).</w:t>
       </w:r>
     </w:p>
     <w:p>
@@ -2387,7 +2387,7 @@
                 <w:sz w:val="16"/>
                 <w:szCs w:val="16"/>
               </w:rPr>
-              <w:t xml:space="preserve">age ≤ 70</w:t>
+              <w:t xml:space="preserve">age &lt;= 70</w:t>
             </w:r>
           </w:p>
         </w:tc>
@@ -2567,7 +2567,7 @@
                 <w:sz w:val="16"/>
                 <w:szCs w:val="16"/>
               </w:rPr>
-              <w:t xml:space="preserve">age ≥ 30</w:t>
+              <w:t xml:space="preserve">age &gt;= 30</w:t>
             </w:r>
           </w:p>
         </w:tc>
@@ -2747,7 +2747,7 @@
                 <w:sz w:val="16"/>
                 <w:szCs w:val="16"/>
               </w:rPr>
-              <w:t xml:space="preserve">nodes ≤ 9</w:t>
+              <w:t xml:space="preserve">nodes &lt;= 9</w:t>
             </w:r>
           </w:p>
         </w:tc>
@@ -2927,7 +2927,7 @@
                 <w:sz w:val="16"/>
                 <w:szCs w:val="16"/>
               </w:rPr>
-              <w:t xml:space="preserve">nodes ≥ 1</w:t>
+              <w:t xml:space="preserve">nodes &gt;= 1</w:t>
             </w:r>
           </w:p>
         </w:tc>
@@ -3107,7 +3107,7 @@
                 <w:sz w:val="16"/>
                 <w:szCs w:val="16"/>
               </w:rPr>
-              <w:t xml:space="preserve">tumour size ≤ 50 mm</w:t>
+              <w:t xml:space="preserve">tumour size &lt;= 50 mm</w:t>
             </w:r>
           </w:p>
         </w:tc>
@@ -3287,7 +3287,7 @@
                 <w:sz w:val="16"/>
                 <w:szCs w:val="16"/>
               </w:rPr>
-              <w:t xml:space="preserve">ER ≥ 10</w:t>
+              <w:t xml:space="preserve">ER &gt;= 10</w:t>
             </w:r>
           </w:p>
         </w:tc>
@@ -3467,7 +3467,7 @@
                 <w:sz w:val="16"/>
                 <w:szCs w:val="16"/>
               </w:rPr>
-              <w:t xml:space="preserve">PgR ≥ 10</w:t>
+              <w:t xml:space="preserve">PgR &gt;= 10</w:t>
             </w:r>
           </w:p>
         </w:tc>
@@ -3647,7 +3647,7 @@
                 <w:sz w:val="16"/>
                 <w:szCs w:val="16"/>
               </w:rPr>
-              <w:t xml:space="preserve">enrolled ≥ 1985</w:t>
+              <w:t xml:space="preserve">enrolled &gt;= 1985</w:t>
             </w:r>
           </w:p>
         </w:tc>
@@ -3827,7 +3827,7 @@
                 <w:sz w:val="16"/>
                 <w:szCs w:val="16"/>
               </w:rPr>
-              <w:t xml:space="preserve">enrolled ≤ 1990</w:t>
+              <w:t xml:space="preserve">enrolled &lt;= 1990</w:t>
             </w:r>
           </w:p>
         </w:tc>
@@ -4150,7 +4150,7 @@
           <w:sz w:val="17"/>
           <w:szCs w:val="17"/>
         </w:rPr>
-        <w:t xml:space="preserve">Maximum absolute off-diagonal correlation: 0.572 (ERP with PGRP); also ND9 with NDPOS at −0.30 and SZ50 with NDPOS at −0.23. Rotterdam has no missingness on any criterion variable.</w:t>
+        <w:t xml:space="preserve">Maximum absolute off-diagonal correlation: 0.572 (PGRP with ERP). Rotterdam has no missingness on any criterion variable.</w:t>
       </w:r>
     </w:p>
     <w:p>
@@ -5841,7 +5841,7 @@
           <w:sz w:val="17"/>
           <w:szCs w:val="17"/>
         </w:rPr>
-        <w:t xml:space="preserve">Four covariates in colon are fixed by the criteria themselves inside the full protocol and carry no balance information. No specification restores balance in Rotterdam; splines make it worse. Of 116 full-protocol Rotterdam patients aged 55 to 70, 12 received chemotherapy; 175 of 203 treated patients are premenopausal against 45 of 216 controls.</w:t>
+        <w:t xml:space="preserve">Covariates fixed by the criteria themselves inside the full protocol carry no balance information and are excluded from the count. No specification restores balance in Rotterdam.</w:t>
       </w:r>
     </w:p>
     <w:p>
@@ -5867,7 +5867,7 @@
           <w:sz w:val="20"/>
           <w:szCs w:val="20"/>
         </w:rPr>
-        <w:t xml:space="preserve">Median over all subsets of each size, across the full 2⁹ enumeration in each cohort. If restriction created the positivity problem, the effective-sample-size fraction would fall from left to right. It does not.</w:t>
+        <w:t xml:space="preserve">Median over all subsets of each size, across the full 2⁹ enumeration in each cohort. If restriction created the positivity problem, the effective-sample-size fraction would fall as criteria are added. It does not.</w:t>
       </w:r>
     </w:p>
     <w:tbl>
@@ -5883,13 +5883,13 @@
         </w:tblBorders>
       </w:tblPr>
       <w:tblGrid>
-        <w:gridCol w:w="1500"/>
+        <w:gridCol w:w="1600"/>
         <w:gridCol w:w="1300"/>
         <w:gridCol w:w="1200"/>
         <w:gridCol w:w="1500"/>
         <w:gridCol w:w="1400"/>
         <w:gridCol w:w="1300"/>
-        <w:gridCol w:w="1160"/>
+        <w:gridCol w:w="1400"/>
       </w:tblGrid>
       <w:tr>
         <w:trPr>
@@ -5898,6 +5898,90 @@
         </w:trPr>
         <w:tc>
           <w:tcPr>
+            <w:tcW w:type="dxa" w:w="1600"/>
+            <w:shd w:fill="EDF1F5" w:val="clear"/>
+            <w:tcMar>
+              <w:top w:type="dxa" w:w="50"/>
+              <w:left w:type="dxa" w:w="80"/>
+              <w:bottom w:type="dxa" w:w="50"/>
+              <w:right w:type="dxa" w:w="80"/>
+            </w:tcMar>
+          </w:tcPr>
+          <w:p>
+            <w:pPr>
+              <w:spacing w:after="0" w:line="240"/>
+              <w:jc w:val="left"/>
+            </w:pPr>
+            <w:r>
+              <w:rPr>
+                <w:rFonts w:ascii="Calibri" w:cs="Calibri" w:eastAsia="Calibri" w:hAnsi="Calibri"/>
+                <w:b/>
+                <w:bCs/>
+                <w:sz w:val="16"/>
+                <w:szCs w:val="16"/>
+              </w:rPr>
+              <w:t xml:space="preserve">criteria applied</w:t>
+            </w:r>
+          </w:p>
+        </w:tc>
+        <w:tc>
+          <w:tcPr>
+            <w:tcW w:type="dxa" w:w="1300"/>
+            <w:shd w:fill="EDF1F5" w:val="clear"/>
+            <w:tcMar>
+              <w:top w:type="dxa" w:w="50"/>
+              <w:left w:type="dxa" w:w="80"/>
+              <w:bottom w:type="dxa" w:w="50"/>
+              <w:right w:type="dxa" w:w="80"/>
+            </w:tcMar>
+          </w:tcPr>
+          <w:p>
+            <w:pPr>
+              <w:spacing w:after="0" w:line="240"/>
+              <w:jc w:val="right"/>
+            </w:pPr>
+            <w:r>
+              <w:rPr>
+                <w:rFonts w:ascii="Calibri" w:cs="Calibri" w:eastAsia="Calibri" w:hAnsi="Calibri"/>
+                <w:b/>
+                <w:bCs/>
+                <w:sz w:val="16"/>
+                <w:szCs w:val="16"/>
+              </w:rPr>
+              <w:t xml:space="preserve">colon: median n</w:t>
+            </w:r>
+          </w:p>
+        </w:tc>
+        <w:tc>
+          <w:tcPr>
+            <w:tcW w:type="dxa" w:w="1200"/>
+            <w:shd w:fill="EDF1F5" w:val="clear"/>
+            <w:tcMar>
+              <w:top w:type="dxa" w:w="50"/>
+              <w:left w:type="dxa" w:w="80"/>
+              <w:bottom w:type="dxa" w:w="50"/>
+              <w:right w:type="dxa" w:w="80"/>
+            </w:tcMar>
+          </w:tcPr>
+          <w:p>
+            <w:pPr>
+              <w:spacing w:after="0" w:line="240"/>
+              <w:jc w:val="right"/>
+            </w:pPr>
+            <w:r>
+              <w:rPr>
+                <w:rFonts w:ascii="Calibri" w:cs="Calibri" w:eastAsia="Calibri" w:hAnsi="Calibri"/>
+                <w:b/>
+                <w:bCs/>
+                <w:sz w:val="16"/>
+                <w:szCs w:val="16"/>
+              </w:rPr>
+              <w:t xml:space="preserve">colon: ESS/n</w:t>
+            </w:r>
+          </w:p>
+        </w:tc>
+        <w:tc>
+          <w:tcPr>
             <w:tcW w:type="dxa" w:w="1500"/>
             <w:shd w:fill="EDF1F5" w:val="clear"/>
             <w:tcMar>
@@ -5910,7 +5994,7 @@
           <w:p>
             <w:pPr>
               <w:spacing w:after="0" w:line="240"/>
-              <w:jc w:val="left"/>
+              <w:jc w:val="right"/>
             </w:pPr>
             <w:r>
               <w:rPr>
@@ -5920,7 +6004,35 @@
                 <w:sz w:val="16"/>
                 <w:szCs w:val="16"/>
               </w:rPr>
-              <w:t xml:space="preserve">criteria applied</w:t>
+              <w:t xml:space="preserve">Rotterdam: median n</w:t>
+            </w:r>
+          </w:p>
+        </w:tc>
+        <w:tc>
+          <w:tcPr>
+            <w:tcW w:type="dxa" w:w="1400"/>
+            <w:shd w:fill="EDF1F5" w:val="clear"/>
+            <w:tcMar>
+              <w:top w:type="dxa" w:w="50"/>
+              <w:left w:type="dxa" w:w="80"/>
+              <w:bottom w:type="dxa" w:w="50"/>
+              <w:right w:type="dxa" w:w="80"/>
+            </w:tcMar>
+          </w:tcPr>
+          <w:p>
+            <w:pPr>
+              <w:spacing w:after="0" w:line="240"/>
+              <w:jc w:val="right"/>
+            </w:pPr>
+            <w:r>
+              <w:rPr>
+                <w:rFonts w:ascii="Calibri" w:cs="Calibri" w:eastAsia="Calibri" w:hAnsi="Calibri"/>
+                <w:b/>
+                <w:bCs/>
+                <w:sz w:val="16"/>
+                <w:szCs w:val="16"/>
+              </w:rPr>
+              <w:t xml:space="preserve">Rotterdam: ESS/n</w:t>
             </w:r>
           </w:p>
         </w:tc>
@@ -5948,125 +6060,13 @@
                 <w:sz w:val="16"/>
                 <w:szCs w:val="16"/>
               </w:rPr>
-              <w:t xml:space="preserve">colon: median n</w:t>
-            </w:r>
-          </w:p>
-        </w:tc>
-        <w:tc>
-          <w:tcPr>
-            <w:tcW w:type="dxa" w:w="1200"/>
-            <w:shd w:fill="EDF1F5" w:val="clear"/>
-            <w:tcMar>
-              <w:top w:type="dxa" w:w="50"/>
-              <w:left w:type="dxa" w:w="80"/>
-              <w:bottom w:type="dxa" w:w="50"/>
-              <w:right w:type="dxa" w:w="80"/>
-            </w:tcMar>
-          </w:tcPr>
-          <w:p>
-            <w:pPr>
-              <w:spacing w:after="0" w:line="240"/>
-              <w:jc w:val="right"/>
-            </w:pPr>
-            <w:r>
-              <w:rPr>
-                <w:rFonts w:ascii="Calibri" w:cs="Calibri" w:eastAsia="Calibri" w:hAnsi="Calibri"/>
-                <w:b/>
-                <w:bCs/>
-                <w:sz w:val="16"/>
-                <w:szCs w:val="16"/>
-              </w:rPr>
-              <w:t xml:space="preserve">colon: ESS/n</w:t>
-            </w:r>
-          </w:p>
-        </w:tc>
-        <w:tc>
-          <w:tcPr>
-            <w:tcW w:type="dxa" w:w="1500"/>
-            <w:shd w:fill="EDF1F5" w:val="clear"/>
-            <w:tcMar>
-              <w:top w:type="dxa" w:w="50"/>
-              <w:left w:type="dxa" w:w="80"/>
-              <w:bottom w:type="dxa" w:w="50"/>
-              <w:right w:type="dxa" w:w="80"/>
-            </w:tcMar>
-          </w:tcPr>
-          <w:p>
-            <w:pPr>
-              <w:spacing w:after="0" w:line="240"/>
-              <w:jc w:val="right"/>
-            </w:pPr>
-            <w:r>
-              <w:rPr>
-                <w:rFonts w:ascii="Calibri" w:cs="Calibri" w:eastAsia="Calibri" w:hAnsi="Calibri"/>
-                <w:b/>
-                <w:bCs/>
-                <w:sz w:val="16"/>
-                <w:szCs w:val="16"/>
-              </w:rPr>
-              <w:t xml:space="preserve">Rotterdam: median n</w:t>
+              <w:t xml:space="preserve">Rotterdam: truncated</w:t>
             </w:r>
           </w:p>
         </w:tc>
         <w:tc>
           <w:tcPr>
             <w:tcW w:type="dxa" w:w="1400"/>
-            <w:shd w:fill="EDF1F5" w:val="clear"/>
-            <w:tcMar>
-              <w:top w:type="dxa" w:w="50"/>
-              <w:left w:type="dxa" w:w="80"/>
-              <w:bottom w:type="dxa" w:w="50"/>
-              <w:right w:type="dxa" w:w="80"/>
-            </w:tcMar>
-          </w:tcPr>
-          <w:p>
-            <w:pPr>
-              <w:spacing w:after="0" w:line="240"/>
-              <w:jc w:val="right"/>
-            </w:pPr>
-            <w:r>
-              <w:rPr>
-                <w:rFonts w:ascii="Calibri" w:cs="Calibri" w:eastAsia="Calibri" w:hAnsi="Calibri"/>
-                <w:b/>
-                <w:bCs/>
-                <w:sz w:val="16"/>
-                <w:szCs w:val="16"/>
-              </w:rPr>
-              <w:t xml:space="preserve">Rotterdam: ESS/n</w:t>
-            </w:r>
-          </w:p>
-        </w:tc>
-        <w:tc>
-          <w:tcPr>
-            <w:tcW w:type="dxa" w:w="1300"/>
-            <w:shd w:fill="EDF1F5" w:val="clear"/>
-            <w:tcMar>
-              <w:top w:type="dxa" w:w="50"/>
-              <w:left w:type="dxa" w:w="80"/>
-              <w:bottom w:type="dxa" w:w="50"/>
-              <w:right w:type="dxa" w:w="80"/>
-            </w:tcMar>
-          </w:tcPr>
-          <w:p>
-            <w:pPr>
-              <w:spacing w:after="0" w:line="240"/>
-              <w:jc w:val="right"/>
-            </w:pPr>
-            <w:r>
-              <w:rPr>
-                <w:rFonts w:ascii="Calibri" w:cs="Calibri" w:eastAsia="Calibri" w:hAnsi="Calibri"/>
-                <w:b/>
-                <w:bCs/>
-                <w:sz w:val="16"/>
-                <w:szCs w:val="16"/>
-              </w:rPr>
-              <w:t xml:space="preserve">Rotterdam: truncated</w:t>
-            </w:r>
-          </w:p>
-        </w:tc>
-        <w:tc>
-          <w:tcPr>
-            <w:tcW w:type="dxa" w:w="1160"/>
             <w:shd w:fill="EDF1F5" w:val="clear"/>
             <w:tcMar>
               <w:top w:type="dxa" w:w="50"/>
@@ -6099,6 +6099,81 @@
         </w:trPr>
         <w:tc>
           <w:tcPr>
+            <w:tcW w:type="dxa" w:w="1600"/>
+            <w:tcMar>
+              <w:top w:type="dxa" w:w="50"/>
+              <w:left w:type="dxa" w:w="80"/>
+              <w:bottom w:type="dxa" w:w="50"/>
+              <w:right w:type="dxa" w:w="80"/>
+            </w:tcMar>
+          </w:tcPr>
+          <w:p>
+            <w:pPr>
+              <w:spacing w:after="0" w:line="240"/>
+              <w:jc w:val="left"/>
+            </w:pPr>
+            <w:r>
+              <w:rPr>
+                <w:rFonts w:ascii="Calibri" w:cs="Calibri" w:eastAsia="Calibri" w:hAnsi="Calibri"/>
+                <w:sz w:val="16"/>
+                <w:szCs w:val="16"/>
+              </w:rPr>
+              <w:t xml:space="preserve">0</w:t>
+            </w:r>
+          </w:p>
+        </w:tc>
+        <w:tc>
+          <w:tcPr>
+            <w:tcW w:type="dxa" w:w="1300"/>
+            <w:tcMar>
+              <w:top w:type="dxa" w:w="50"/>
+              <w:left w:type="dxa" w:w="80"/>
+              <w:bottom w:type="dxa" w:w="50"/>
+              <w:right w:type="dxa" w:w="80"/>
+            </w:tcMar>
+          </w:tcPr>
+          <w:p>
+            <w:pPr>
+              <w:spacing w:after="0" w:line="240"/>
+              <w:jc w:val="right"/>
+            </w:pPr>
+            <w:r>
+              <w:rPr>
+                <w:rFonts w:ascii="Calibri" w:cs="Calibri" w:eastAsia="Calibri" w:hAnsi="Calibri"/>
+                <w:sz w:val="16"/>
+                <w:szCs w:val="16"/>
+              </w:rPr>
+              <w:t xml:space="preserve">619</w:t>
+            </w:r>
+          </w:p>
+        </w:tc>
+        <w:tc>
+          <w:tcPr>
+            <w:tcW w:type="dxa" w:w="1200"/>
+            <w:tcMar>
+              <w:top w:type="dxa" w:w="50"/>
+              <w:left w:type="dxa" w:w="80"/>
+              <w:bottom w:type="dxa" w:w="50"/>
+              <w:right w:type="dxa" w:w="80"/>
+            </w:tcMar>
+          </w:tcPr>
+          <w:p>
+            <w:pPr>
+              <w:spacing w:after="0" w:line="240"/>
+              <w:jc w:val="right"/>
+            </w:pPr>
+            <w:r>
+              <w:rPr>
+                <w:rFonts w:ascii="Calibri" w:cs="Calibri" w:eastAsia="Calibri" w:hAnsi="Calibri"/>
+                <w:sz w:val="16"/>
+                <w:szCs w:val="16"/>
+              </w:rPr>
+              <w:t xml:space="preserve">0.989</w:t>
+            </w:r>
+          </w:p>
+        </w:tc>
+        <w:tc>
+          <w:tcPr>
             <w:tcW w:type="dxa" w:w="1500"/>
             <w:tcMar>
               <w:top w:type="dxa" w:w="50"/>
@@ -6110,15 +6185,40 @@
           <w:p>
             <w:pPr>
               <w:spacing w:after="0" w:line="240"/>
-              <w:jc w:val="left"/>
-            </w:pPr>
-            <w:r>
-              <w:rPr>
-                <w:rFonts w:ascii="Calibri" w:cs="Calibri" w:eastAsia="Calibri" w:hAnsi="Calibri"/>
-                <w:sz w:val="16"/>
-                <w:szCs w:val="16"/>
-              </w:rPr>
-              <w:t xml:space="preserve">0</w:t>
+              <w:jc w:val="right"/>
+            </w:pPr>
+            <w:r>
+              <w:rPr>
+                <w:rFonts w:ascii="Calibri" w:cs="Calibri" w:eastAsia="Calibri" w:hAnsi="Calibri"/>
+                <w:sz w:val="16"/>
+                <w:szCs w:val="16"/>
+              </w:rPr>
+              <w:t xml:space="preserve">2982</w:t>
+            </w:r>
+          </w:p>
+        </w:tc>
+        <w:tc>
+          <w:tcPr>
+            <w:tcW w:type="dxa" w:w="1400"/>
+            <w:tcMar>
+              <w:top w:type="dxa" w:w="50"/>
+              <w:left w:type="dxa" w:w="80"/>
+              <w:bottom w:type="dxa" w:w="50"/>
+              <w:right w:type="dxa" w:w="80"/>
+            </w:tcMar>
+          </w:tcPr>
+          <w:p>
+            <w:pPr>
+              <w:spacing w:after="0" w:line="240"/>
+              <w:jc w:val="right"/>
+            </w:pPr>
+            <w:r>
+              <w:rPr>
+                <w:rFonts w:ascii="Calibri" w:cs="Calibri" w:eastAsia="Calibri" w:hAnsi="Calibri"/>
+                <w:sz w:val="16"/>
+                <w:szCs w:val="16"/>
+              </w:rPr>
+              <w:t xml:space="preserve">0.374</w:t>
             </w:r>
           </w:p>
         </w:tc>
@@ -6143,113 +6243,13 @@
                 <w:sz w:val="16"/>
                 <w:szCs w:val="16"/>
               </w:rPr>
-              <w:t xml:space="preserve">619</w:t>
-            </w:r>
-          </w:p>
-        </w:tc>
-        <w:tc>
-          <w:tcPr>
-            <w:tcW w:type="dxa" w:w="1200"/>
-            <w:tcMar>
-              <w:top w:type="dxa" w:w="50"/>
-              <w:left w:type="dxa" w:w="80"/>
-              <w:bottom w:type="dxa" w:w="50"/>
-              <w:right w:type="dxa" w:w="80"/>
-            </w:tcMar>
-          </w:tcPr>
-          <w:p>
-            <w:pPr>
-              <w:spacing w:after="0" w:line="240"/>
-              <w:jc w:val="right"/>
-            </w:pPr>
-            <w:r>
-              <w:rPr>
-                <w:rFonts w:ascii="Calibri" w:cs="Calibri" w:eastAsia="Calibri" w:hAnsi="Calibri"/>
-                <w:sz w:val="16"/>
-                <w:szCs w:val="16"/>
-              </w:rPr>
-              <w:t xml:space="preserve">0.989</w:t>
-            </w:r>
-          </w:p>
-        </w:tc>
-        <w:tc>
-          <w:tcPr>
-            <w:tcW w:type="dxa" w:w="1500"/>
-            <w:tcMar>
-              <w:top w:type="dxa" w:w="50"/>
-              <w:left w:type="dxa" w:w="80"/>
-              <w:bottom w:type="dxa" w:w="50"/>
-              <w:right w:type="dxa" w:w="80"/>
-            </w:tcMar>
-          </w:tcPr>
-          <w:p>
-            <w:pPr>
-              <w:spacing w:after="0" w:line="240"/>
-              <w:jc w:val="right"/>
-            </w:pPr>
-            <w:r>
-              <w:rPr>
-                <w:rFonts w:ascii="Calibri" w:cs="Calibri" w:eastAsia="Calibri" w:hAnsi="Calibri"/>
-                <w:sz w:val="16"/>
-                <w:szCs w:val="16"/>
-              </w:rPr>
-              <w:t xml:space="preserve">2982</w:t>
+              <w:t xml:space="preserve">0.397</w:t>
             </w:r>
           </w:p>
         </w:tc>
         <w:tc>
           <w:tcPr>
             <w:tcW w:type="dxa" w:w="1400"/>
-            <w:tcMar>
-              <w:top w:type="dxa" w:w="50"/>
-              <w:left w:type="dxa" w:w="80"/>
-              <w:bottom w:type="dxa" w:w="50"/>
-              <w:right w:type="dxa" w:w="80"/>
-            </w:tcMar>
-          </w:tcPr>
-          <w:p>
-            <w:pPr>
-              <w:spacing w:after="0" w:line="240"/>
-              <w:jc w:val="right"/>
-            </w:pPr>
-            <w:r>
-              <w:rPr>
-                <w:rFonts w:ascii="Calibri" w:cs="Calibri" w:eastAsia="Calibri" w:hAnsi="Calibri"/>
-                <w:sz w:val="16"/>
-                <w:szCs w:val="16"/>
-              </w:rPr>
-              <w:t xml:space="preserve">0.374</w:t>
-            </w:r>
-          </w:p>
-        </w:tc>
-        <w:tc>
-          <w:tcPr>
-            <w:tcW w:type="dxa" w:w="1300"/>
-            <w:tcMar>
-              <w:top w:type="dxa" w:w="50"/>
-              <w:left w:type="dxa" w:w="80"/>
-              <w:bottom w:type="dxa" w:w="50"/>
-              <w:right w:type="dxa" w:w="80"/>
-            </w:tcMar>
-          </w:tcPr>
-          <w:p>
-            <w:pPr>
-              <w:spacing w:after="0" w:line="240"/>
-              <w:jc w:val="right"/>
-            </w:pPr>
-            <w:r>
-              <w:rPr>
-                <w:rFonts w:ascii="Calibri" w:cs="Calibri" w:eastAsia="Calibri" w:hAnsi="Calibri"/>
-                <w:sz w:val="16"/>
-                <w:szCs w:val="16"/>
-              </w:rPr>
-              <w:t xml:space="preserve">0.397</w:t>
-            </w:r>
-          </w:p>
-        </w:tc>
-        <w:tc>
-          <w:tcPr>
-            <w:tcW w:type="dxa" w:w="1160"/>
             <w:tcMar>
               <w:top w:type="dxa" w:w="50"/>
               <w:left w:type="dxa" w:w="80"/>
@@ -6279,6 +6279,81 @@
         </w:trPr>
         <w:tc>
           <w:tcPr>
+            <w:tcW w:type="dxa" w:w="1600"/>
+            <w:tcMar>
+              <w:top w:type="dxa" w:w="50"/>
+              <w:left w:type="dxa" w:w="80"/>
+              <w:bottom w:type="dxa" w:w="50"/>
+              <w:right w:type="dxa" w:w="80"/>
+            </w:tcMar>
+          </w:tcPr>
+          <w:p>
+            <w:pPr>
+              <w:spacing w:after="0" w:line="240"/>
+              <w:jc w:val="left"/>
+            </w:pPr>
+            <w:r>
+              <w:rPr>
+                <w:rFonts w:ascii="Calibri" w:cs="Calibri" w:eastAsia="Calibri" w:hAnsi="Calibri"/>
+                <w:sz w:val="16"/>
+                <w:szCs w:val="16"/>
+              </w:rPr>
+              <w:t xml:space="preserve">1</w:t>
+            </w:r>
+          </w:p>
+        </w:tc>
+        <w:tc>
+          <w:tcPr>
+            <w:tcW w:type="dxa" w:w="1300"/>
+            <w:tcMar>
+              <w:top w:type="dxa" w:w="50"/>
+              <w:left w:type="dxa" w:w="80"/>
+              <w:bottom w:type="dxa" w:w="50"/>
+              <w:right w:type="dxa" w:w="80"/>
+            </w:tcMar>
+          </w:tcPr>
+          <w:p>
+            <w:pPr>
+              <w:spacing w:after="0" w:line="240"/>
+              <w:jc w:val="right"/>
+            </w:pPr>
+            <w:r>
+              <w:rPr>
+                <w:rFonts w:ascii="Calibri" w:cs="Calibri" w:eastAsia="Calibri" w:hAnsi="Calibri"/>
+                <w:sz w:val="16"/>
+                <w:szCs w:val="16"/>
+              </w:rPr>
+              <w:t xml:space="preserve">533</w:t>
+            </w:r>
+          </w:p>
+        </w:tc>
+        <w:tc>
+          <w:tcPr>
+            <w:tcW w:type="dxa" w:w="1200"/>
+            <w:tcMar>
+              <w:top w:type="dxa" w:w="50"/>
+              <w:left w:type="dxa" w:w="80"/>
+              <w:bottom w:type="dxa" w:w="50"/>
+              <w:right w:type="dxa" w:w="80"/>
+            </w:tcMar>
+          </w:tcPr>
+          <w:p>
+            <w:pPr>
+              <w:spacing w:after="0" w:line="240"/>
+              <w:jc w:val="right"/>
+            </w:pPr>
+            <w:r>
+              <w:rPr>
+                <w:rFonts w:ascii="Calibri" w:cs="Calibri" w:eastAsia="Calibri" w:hAnsi="Calibri"/>
+                <w:sz w:val="16"/>
+                <w:szCs w:val="16"/>
+              </w:rPr>
+              <w:t xml:space="preserve">0.987</w:t>
+            </w:r>
+          </w:p>
+        </w:tc>
+        <w:tc>
+          <w:tcPr>
             <w:tcW w:type="dxa" w:w="1500"/>
             <w:tcMar>
               <w:top w:type="dxa" w:w="50"/>
@@ -6290,15 +6365,40 @@
           <w:p>
             <w:pPr>
               <w:spacing w:after="0" w:line="240"/>
-              <w:jc w:val="left"/>
-            </w:pPr>
-            <w:r>
-              <w:rPr>
-                <w:rFonts w:ascii="Calibri" w:cs="Calibri" w:eastAsia="Calibri" w:hAnsi="Calibri"/>
-                <w:sz w:val="16"/>
-                <w:szCs w:val="16"/>
-              </w:rPr>
-              <w:t xml:space="preserve">2</w:t>
+              <w:jc w:val="right"/>
+            </w:pPr>
+            <w:r>
+              <w:rPr>
+                <w:rFonts w:ascii="Calibri" w:cs="Calibri" w:eastAsia="Calibri" w:hAnsi="Calibri"/>
+                <w:sz w:val="16"/>
+                <w:szCs w:val="16"/>
+              </w:rPr>
+              <w:t xml:space="preserve">2568</w:t>
+            </w:r>
+          </w:p>
+        </w:tc>
+        <w:tc>
+          <w:tcPr>
+            <w:tcW w:type="dxa" w:w="1400"/>
+            <w:tcMar>
+              <w:top w:type="dxa" w:w="50"/>
+              <w:left w:type="dxa" w:w="80"/>
+              <w:bottom w:type="dxa" w:w="50"/>
+              <w:right w:type="dxa" w:w="80"/>
+            </w:tcMar>
+          </w:tcPr>
+          <w:p>
+            <w:pPr>
+              <w:spacing w:after="0" w:line="240"/>
+              <w:jc w:val="right"/>
+            </w:pPr>
+            <w:r>
+              <w:rPr>
+                <w:rFonts w:ascii="Calibri" w:cs="Calibri" w:eastAsia="Calibri" w:hAnsi="Calibri"/>
+                <w:sz w:val="16"/>
+                <w:szCs w:val="16"/>
+              </w:rPr>
+              <w:t xml:space="preserve">0.379</w:t>
             </w:r>
           </w:p>
         </w:tc>
@@ -6323,57 +6423,7 @@
                 <w:sz w:val="16"/>
                 <w:szCs w:val="16"/>
               </w:rPr>
-              <w:t xml:space="preserve">458</w:t>
-            </w:r>
-          </w:p>
-        </w:tc>
-        <w:tc>
-          <w:tcPr>
-            <w:tcW w:type="dxa" w:w="1200"/>
-            <w:tcMar>
-              <w:top w:type="dxa" w:w="50"/>
-              <w:left w:type="dxa" w:w="80"/>
-              <w:bottom w:type="dxa" w:w="50"/>
-              <w:right w:type="dxa" w:w="80"/>
-            </w:tcMar>
-          </w:tcPr>
-          <w:p>
-            <w:pPr>
-              <w:spacing w:after="0" w:line="240"/>
-              <w:jc w:val="right"/>
-            </w:pPr>
-            <w:r>
-              <w:rPr>
-                <w:rFonts w:ascii="Calibri" w:cs="Calibri" w:eastAsia="Calibri" w:hAnsi="Calibri"/>
-                <w:sz w:val="16"/>
-                <w:szCs w:val="16"/>
-              </w:rPr>
-              <w:t xml:space="preserve">0.985</w:t>
-            </w:r>
-          </w:p>
-        </w:tc>
-        <w:tc>
-          <w:tcPr>
-            <w:tcW w:type="dxa" w:w="1500"/>
-            <w:tcMar>
-              <w:top w:type="dxa" w:w="50"/>
-              <w:left w:type="dxa" w:w="80"/>
-              <w:bottom w:type="dxa" w:w="50"/>
-              <w:right w:type="dxa" w:w="80"/>
-            </w:tcMar>
-          </w:tcPr>
-          <w:p>
-            <w:pPr>
-              <w:spacing w:after="0" w:line="240"/>
-              <w:jc w:val="right"/>
-            </w:pPr>
-            <w:r>
-              <w:rPr>
-                <w:rFonts w:ascii="Calibri" w:cs="Calibri" w:eastAsia="Calibri" w:hAnsi="Calibri"/>
-                <w:sz w:val="16"/>
-                <w:szCs w:val="16"/>
-              </w:rPr>
-              <w:t xml:space="preserve">1968</w:t>
+              <w:t xml:space="preserve">0.376</w:t>
             </w:r>
           </w:p>
         </w:tc>
@@ -6398,57 +6448,7 @@
                 <w:sz w:val="16"/>
                 <w:szCs w:val="16"/>
               </w:rPr>
-              <w:t xml:space="preserve">0.383</w:t>
-            </w:r>
-          </w:p>
-        </w:tc>
-        <w:tc>
-          <w:tcPr>
-            <w:tcW w:type="dxa" w:w="1300"/>
-            <w:tcMar>
-              <w:top w:type="dxa" w:w="50"/>
-              <w:left w:type="dxa" w:w="80"/>
-              <w:bottom w:type="dxa" w:w="50"/>
-              <w:right w:type="dxa" w:w="80"/>
-            </w:tcMar>
-          </w:tcPr>
-          <w:p>
-            <w:pPr>
-              <w:spacing w:after="0" w:line="240"/>
-              <w:jc w:val="right"/>
-            </w:pPr>
-            <w:r>
-              <w:rPr>
-                <w:rFonts w:ascii="Calibri" w:cs="Calibri" w:eastAsia="Calibri" w:hAnsi="Calibri"/>
-                <w:sz w:val="16"/>
-                <w:szCs w:val="16"/>
-              </w:rPr>
-              <w:t xml:space="preserve">0.366</w:t>
-            </w:r>
-          </w:p>
-        </w:tc>
-        <w:tc>
-          <w:tcPr>
-            <w:tcW w:type="dxa" w:w="1160"/>
-            <w:tcMar>
-              <w:top w:type="dxa" w:w="50"/>
-              <w:left w:type="dxa" w:w="80"/>
-              <w:bottom w:type="dxa" w:w="50"/>
-              <w:right w:type="dxa" w:w="80"/>
-            </w:tcMar>
-          </w:tcPr>
-          <w:p>
-            <w:pPr>
-              <w:spacing w:after="0" w:line="240"/>
-              <w:jc w:val="right"/>
-            </w:pPr>
-            <w:r>
-              <w:rPr>
-                <w:rFonts w:ascii="Calibri" w:cs="Calibri" w:eastAsia="Calibri" w:hAnsi="Calibri"/>
-                <w:sz w:val="16"/>
-                <w:szCs w:val="16"/>
-              </w:rPr>
-              <w:t xml:space="preserve">0.436</w:t>
+              <w:t xml:space="preserve">0.459</w:t>
             </w:r>
           </w:p>
         </w:tc>
@@ -6459,6 +6459,81 @@
         </w:trPr>
         <w:tc>
           <w:tcPr>
+            <w:tcW w:type="dxa" w:w="1600"/>
+            <w:tcMar>
+              <w:top w:type="dxa" w:w="50"/>
+              <w:left w:type="dxa" w:w="80"/>
+              <w:bottom w:type="dxa" w:w="50"/>
+              <w:right w:type="dxa" w:w="80"/>
+            </w:tcMar>
+          </w:tcPr>
+          <w:p>
+            <w:pPr>
+              <w:spacing w:after="0" w:line="240"/>
+              <w:jc w:val="left"/>
+            </w:pPr>
+            <w:r>
+              <w:rPr>
+                <w:rFonts w:ascii="Calibri" w:cs="Calibri" w:eastAsia="Calibri" w:hAnsi="Calibri"/>
+                <w:sz w:val="16"/>
+                <w:szCs w:val="16"/>
+              </w:rPr>
+              <w:t xml:space="preserve">2</w:t>
+            </w:r>
+          </w:p>
+        </w:tc>
+        <w:tc>
+          <w:tcPr>
+            <w:tcW w:type="dxa" w:w="1300"/>
+            <w:tcMar>
+              <w:top w:type="dxa" w:w="50"/>
+              <w:left w:type="dxa" w:w="80"/>
+              <w:bottom w:type="dxa" w:w="50"/>
+              <w:right w:type="dxa" w:w="80"/>
+            </w:tcMar>
+          </w:tcPr>
+          <w:p>
+            <w:pPr>
+              <w:spacing w:after="0" w:line="240"/>
+              <w:jc w:val="right"/>
+            </w:pPr>
+            <w:r>
+              <w:rPr>
+                <w:rFonts w:ascii="Calibri" w:cs="Calibri" w:eastAsia="Calibri" w:hAnsi="Calibri"/>
+                <w:sz w:val="16"/>
+                <w:szCs w:val="16"/>
+              </w:rPr>
+              <w:t xml:space="preserve">458</w:t>
+            </w:r>
+          </w:p>
+        </w:tc>
+        <w:tc>
+          <w:tcPr>
+            <w:tcW w:type="dxa" w:w="1200"/>
+            <w:tcMar>
+              <w:top w:type="dxa" w:w="50"/>
+              <w:left w:type="dxa" w:w="80"/>
+              <w:bottom w:type="dxa" w:w="50"/>
+              <w:right w:type="dxa" w:w="80"/>
+            </w:tcMar>
+          </w:tcPr>
+          <w:p>
+            <w:pPr>
+              <w:spacing w:after="0" w:line="240"/>
+              <w:jc w:val="right"/>
+            </w:pPr>
+            <w:r>
+              <w:rPr>
+                <w:rFonts w:ascii="Calibri" w:cs="Calibri" w:eastAsia="Calibri" w:hAnsi="Calibri"/>
+                <w:sz w:val="16"/>
+                <w:szCs w:val="16"/>
+              </w:rPr>
+              <w:t xml:space="preserve">0.985</w:t>
+            </w:r>
+          </w:p>
+        </w:tc>
+        <w:tc>
+          <w:tcPr>
             <w:tcW w:type="dxa" w:w="1500"/>
             <w:tcMar>
               <w:top w:type="dxa" w:w="50"/>
@@ -6470,15 +6545,40 @@
           <w:p>
             <w:pPr>
               <w:spacing w:after="0" w:line="240"/>
-              <w:jc w:val="left"/>
-            </w:pPr>
-            <w:r>
-              <w:rPr>
-                <w:rFonts w:ascii="Calibri" w:cs="Calibri" w:eastAsia="Calibri" w:hAnsi="Calibri"/>
-                <w:sz w:val="16"/>
-                <w:szCs w:val="16"/>
-              </w:rPr>
-              <w:t xml:space="preserve">4</w:t>
+              <w:jc w:val="right"/>
+            </w:pPr>
+            <w:r>
+              <w:rPr>
+                <w:rFonts w:ascii="Calibri" w:cs="Calibri" w:eastAsia="Calibri" w:hAnsi="Calibri"/>
+                <w:sz w:val="16"/>
+                <w:szCs w:val="16"/>
+              </w:rPr>
+              <w:t xml:space="preserve">1968</w:t>
+            </w:r>
+          </w:p>
+        </w:tc>
+        <w:tc>
+          <w:tcPr>
+            <w:tcW w:type="dxa" w:w="1400"/>
+            <w:tcMar>
+              <w:top w:type="dxa" w:w="50"/>
+              <w:left w:type="dxa" w:w="80"/>
+              <w:bottom w:type="dxa" w:w="50"/>
+              <w:right w:type="dxa" w:w="80"/>
+            </w:tcMar>
+          </w:tcPr>
+          <w:p>
+            <w:pPr>
+              <w:spacing w:after="0" w:line="240"/>
+              <w:jc w:val="right"/>
+            </w:pPr>
+            <w:r>
+              <w:rPr>
+                <w:rFonts w:ascii="Calibri" w:cs="Calibri" w:eastAsia="Calibri" w:hAnsi="Calibri"/>
+                <w:sz w:val="16"/>
+                <w:szCs w:val="16"/>
+              </w:rPr>
+              <w:t xml:space="preserve">0.383</w:t>
             </w:r>
           </w:p>
         </w:tc>
@@ -6503,57 +6603,7 @@
                 <w:sz w:val="16"/>
                 <w:szCs w:val="16"/>
               </w:rPr>
-              <w:t xml:space="preserve">341</w:t>
-            </w:r>
-          </w:p>
-        </w:tc>
-        <w:tc>
-          <w:tcPr>
-            <w:tcW w:type="dxa" w:w="1200"/>
-            <w:tcMar>
-              <w:top w:type="dxa" w:w="50"/>
-              <w:left w:type="dxa" w:w="80"/>
-              <w:bottom w:type="dxa" w:w="50"/>
-              <w:right w:type="dxa" w:w="80"/>
-            </w:tcMar>
-          </w:tcPr>
-          <w:p>
-            <w:pPr>
-              <w:spacing w:after="0" w:line="240"/>
-              <w:jc w:val="right"/>
-            </w:pPr>
-            <w:r>
-              <w:rPr>
-                <w:rFonts w:ascii="Calibri" w:cs="Calibri" w:eastAsia="Calibri" w:hAnsi="Calibri"/>
-                <w:sz w:val="16"/>
-                <w:szCs w:val="16"/>
-              </w:rPr>
-              <w:t xml:space="preserve">0.981</w:t>
-            </w:r>
-          </w:p>
-        </w:tc>
-        <w:tc>
-          <w:tcPr>
-            <w:tcW w:type="dxa" w:w="1500"/>
-            <w:tcMar>
-              <w:top w:type="dxa" w:w="50"/>
-              <w:left w:type="dxa" w:w="80"/>
-              <w:bottom w:type="dxa" w:w="50"/>
-              <w:right w:type="dxa" w:w="80"/>
-            </w:tcMar>
-          </w:tcPr>
-          <w:p>
-            <w:pPr>
-              <w:spacing w:after="0" w:line="240"/>
-              <w:jc w:val="right"/>
-            </w:pPr>
-            <w:r>
-              <w:rPr>
-                <w:rFonts w:ascii="Calibri" w:cs="Calibri" w:eastAsia="Calibri" w:hAnsi="Calibri"/>
-                <w:sz w:val="16"/>
-                <w:szCs w:val="16"/>
-              </w:rPr>
-              <w:t xml:space="preserve">1266</w:t>
+              <w:t xml:space="preserve">0.366</w:t>
             </w:r>
           </w:p>
         </w:tc>
@@ -6578,57 +6628,7 @@
                 <w:sz w:val="16"/>
                 <w:szCs w:val="16"/>
               </w:rPr>
-              <w:t xml:space="preserve">0.381</w:t>
-            </w:r>
-          </w:p>
-        </w:tc>
-        <w:tc>
-          <w:tcPr>
-            <w:tcW w:type="dxa" w:w="1300"/>
-            <w:tcMar>
-              <w:top w:type="dxa" w:w="50"/>
-              <w:left w:type="dxa" w:w="80"/>
-              <w:bottom w:type="dxa" w:w="50"/>
-              <w:right w:type="dxa" w:w="80"/>
-            </w:tcMar>
-          </w:tcPr>
-          <w:p>
-            <w:pPr>
-              <w:spacing w:after="0" w:line="240"/>
-              <w:jc w:val="right"/>
-            </w:pPr>
-            <w:r>
-              <w:rPr>
-                <w:rFonts w:ascii="Calibri" w:cs="Calibri" w:eastAsia="Calibri" w:hAnsi="Calibri"/>
-                <w:sz w:val="16"/>
-                <w:szCs w:val="16"/>
-              </w:rPr>
-              <w:t xml:space="preserve">0.309</w:t>
-            </w:r>
-          </w:p>
-        </w:tc>
-        <w:tc>
-          <w:tcPr>
-            <w:tcW w:type="dxa" w:w="1160"/>
-            <w:tcMar>
-              <w:top w:type="dxa" w:w="50"/>
-              <w:left w:type="dxa" w:w="80"/>
-              <w:bottom w:type="dxa" w:w="50"/>
-              <w:right w:type="dxa" w:w="80"/>
-            </w:tcMar>
-          </w:tcPr>
-          <w:p>
-            <w:pPr>
-              <w:spacing w:after="0" w:line="240"/>
-              <w:jc w:val="right"/>
-            </w:pPr>
-            <w:r>
-              <w:rPr>
-                <w:rFonts w:ascii="Calibri" w:cs="Calibri" w:eastAsia="Calibri" w:hAnsi="Calibri"/>
-                <w:sz w:val="16"/>
-                <w:szCs w:val="16"/>
-              </w:rPr>
-              <w:t xml:space="preserve">0.327</w:t>
+              <w:t xml:space="preserve">0.436</w:t>
             </w:r>
           </w:p>
         </w:tc>
@@ -6639,6 +6639,81 @@
         </w:trPr>
         <w:tc>
           <w:tcPr>
+            <w:tcW w:type="dxa" w:w="1600"/>
+            <w:tcMar>
+              <w:top w:type="dxa" w:w="50"/>
+              <w:left w:type="dxa" w:w="80"/>
+              <w:bottom w:type="dxa" w:w="50"/>
+              <w:right w:type="dxa" w:w="80"/>
+            </w:tcMar>
+          </w:tcPr>
+          <w:p>
+            <w:pPr>
+              <w:spacing w:after="0" w:line="240"/>
+              <w:jc w:val="left"/>
+            </w:pPr>
+            <w:r>
+              <w:rPr>
+                <w:rFonts w:ascii="Calibri" w:cs="Calibri" w:eastAsia="Calibri" w:hAnsi="Calibri"/>
+                <w:sz w:val="16"/>
+                <w:szCs w:val="16"/>
+              </w:rPr>
+              <w:t xml:space="preserve">3</w:t>
+            </w:r>
+          </w:p>
+        </w:tc>
+        <w:tc>
+          <w:tcPr>
+            <w:tcW w:type="dxa" w:w="1300"/>
+            <w:tcMar>
+              <w:top w:type="dxa" w:w="50"/>
+              <w:left w:type="dxa" w:w="80"/>
+              <w:bottom w:type="dxa" w:w="50"/>
+              <w:right w:type="dxa" w:w="80"/>
+            </w:tcMar>
+          </w:tcPr>
+          <w:p>
+            <w:pPr>
+              <w:spacing w:after="0" w:line="240"/>
+              <w:jc w:val="right"/>
+            </w:pPr>
+            <w:r>
+              <w:rPr>
+                <w:rFonts w:ascii="Calibri" w:cs="Calibri" w:eastAsia="Calibri" w:hAnsi="Calibri"/>
+                <w:sz w:val="16"/>
+                <w:szCs w:val="16"/>
+              </w:rPr>
+              <w:t xml:space="preserve">392</w:t>
+            </w:r>
+          </w:p>
+        </w:tc>
+        <w:tc>
+          <w:tcPr>
+            <w:tcW w:type="dxa" w:w="1200"/>
+            <w:tcMar>
+              <w:top w:type="dxa" w:w="50"/>
+              <w:left w:type="dxa" w:w="80"/>
+              <w:bottom w:type="dxa" w:w="50"/>
+              <w:right w:type="dxa" w:w="80"/>
+            </w:tcMar>
+          </w:tcPr>
+          <w:p>
+            <w:pPr>
+              <w:spacing w:after="0" w:line="240"/>
+              <w:jc w:val="right"/>
+            </w:pPr>
+            <w:r>
+              <w:rPr>
+                <w:rFonts w:ascii="Calibri" w:cs="Calibri" w:eastAsia="Calibri" w:hAnsi="Calibri"/>
+                <w:sz w:val="16"/>
+                <w:szCs w:val="16"/>
+              </w:rPr>
+              <w:t xml:space="preserve">0.984</w:t>
+            </w:r>
+          </w:p>
+        </w:tc>
+        <w:tc>
+          <w:tcPr>
             <w:tcW w:type="dxa" w:w="1500"/>
             <w:tcMar>
               <w:top w:type="dxa" w:w="50"/>
@@ -6650,15 +6725,40 @@
           <w:p>
             <w:pPr>
               <w:spacing w:after="0" w:line="240"/>
-              <w:jc w:val="left"/>
-            </w:pPr>
-            <w:r>
-              <w:rPr>
-                <w:rFonts w:ascii="Calibri" w:cs="Calibri" w:eastAsia="Calibri" w:hAnsi="Calibri"/>
-                <w:sz w:val="16"/>
-                <w:szCs w:val="16"/>
-              </w:rPr>
-              <w:t xml:space="preserve">6</w:t>
+              <w:jc w:val="right"/>
+            </w:pPr>
+            <w:r>
+              <w:rPr>
+                <w:rFonts w:ascii="Calibri" w:cs="Calibri" w:eastAsia="Calibri" w:hAnsi="Calibri"/>
+                <w:sz w:val="16"/>
+                <w:szCs w:val="16"/>
+              </w:rPr>
+              <w:t xml:space="preserve">1613</w:t>
+            </w:r>
+          </w:p>
+        </w:tc>
+        <w:tc>
+          <w:tcPr>
+            <w:tcW w:type="dxa" w:w="1400"/>
+            <w:tcMar>
+              <w:top w:type="dxa" w:w="50"/>
+              <w:left w:type="dxa" w:w="80"/>
+              <w:bottom w:type="dxa" w:w="50"/>
+              <w:right w:type="dxa" w:w="80"/>
+            </w:tcMar>
+          </w:tcPr>
+          <w:p>
+            <w:pPr>
+              <w:spacing w:after="0" w:line="240"/>
+              <w:jc w:val="right"/>
+            </w:pPr>
+            <w:r>
+              <w:rPr>
+                <w:rFonts w:ascii="Calibri" w:cs="Calibri" w:eastAsia="Calibri" w:hAnsi="Calibri"/>
+                <w:sz w:val="16"/>
+                <w:szCs w:val="16"/>
+              </w:rPr>
+              <w:t xml:space="preserve">0.383</w:t>
             </w:r>
           </w:p>
         </w:tc>
@@ -6683,57 +6783,7 @@
                 <w:sz w:val="16"/>
                 <w:szCs w:val="16"/>
               </w:rPr>
-              <w:t xml:space="preserve">257</w:t>
-            </w:r>
-          </w:p>
-        </w:tc>
-        <w:tc>
-          <w:tcPr>
-            <w:tcW w:type="dxa" w:w="1200"/>
-            <w:tcMar>
-              <w:top w:type="dxa" w:w="50"/>
-              <w:left w:type="dxa" w:w="80"/>
-              <w:bottom w:type="dxa" w:w="50"/>
-              <w:right w:type="dxa" w:w="80"/>
-            </w:tcMar>
-          </w:tcPr>
-          <w:p>
-            <w:pPr>
-              <w:spacing w:after="0" w:line="240"/>
-              <w:jc w:val="right"/>
-            </w:pPr>
-            <w:r>
-              <w:rPr>
-                <w:rFonts w:ascii="Calibri" w:cs="Calibri" w:eastAsia="Calibri" w:hAnsi="Calibri"/>
-                <w:sz w:val="16"/>
-                <w:szCs w:val="16"/>
-              </w:rPr>
-              <w:t xml:space="preserve">0.977</w:t>
-            </w:r>
-          </w:p>
-        </w:tc>
-        <w:tc>
-          <w:tcPr>
-            <w:tcW w:type="dxa" w:w="1500"/>
-            <w:tcMar>
-              <w:top w:type="dxa" w:w="50"/>
-              <w:left w:type="dxa" w:w="80"/>
-              <w:bottom w:type="dxa" w:w="50"/>
-              <w:right w:type="dxa" w:w="80"/>
-            </w:tcMar>
-          </w:tcPr>
-          <w:p>
-            <w:pPr>
-              <w:spacing w:after="0" w:line="240"/>
-              <w:jc w:val="right"/>
-            </w:pPr>
-            <w:r>
-              <w:rPr>
-                <w:rFonts w:ascii="Calibri" w:cs="Calibri" w:eastAsia="Calibri" w:hAnsi="Calibri"/>
-                <w:sz w:val="16"/>
-                <w:szCs w:val="16"/>
-              </w:rPr>
-              <w:t xml:space="preserve">694</w:t>
+              <w:t xml:space="preserve">0.333</w:t>
             </w:r>
           </w:p>
         </w:tc>
@@ -6758,57 +6808,7 @@
                 <w:sz w:val="16"/>
                 <w:szCs w:val="16"/>
               </w:rPr>
-              <w:t xml:space="preserve">0.380</w:t>
-            </w:r>
-          </w:p>
-        </w:tc>
-        <w:tc>
-          <w:tcPr>
-            <w:tcW w:type="dxa" w:w="1300"/>
-            <w:tcMar>
-              <w:top w:type="dxa" w:w="50"/>
-              <w:left w:type="dxa" w:w="80"/>
-              <w:bottom w:type="dxa" w:w="50"/>
-              <w:right w:type="dxa" w:w="80"/>
-            </w:tcMar>
-          </w:tcPr>
-          <w:p>
-            <w:pPr>
-              <w:spacing w:after="0" w:line="240"/>
-              <w:jc w:val="right"/>
-            </w:pPr>
-            <w:r>
-              <w:rPr>
-                <w:rFonts w:ascii="Calibri" w:cs="Calibri" w:eastAsia="Calibri" w:hAnsi="Calibri"/>
-                <w:sz w:val="16"/>
-                <w:szCs w:val="16"/>
-              </w:rPr>
-              <w:t xml:space="preserve">0.294</w:t>
-            </w:r>
-          </w:p>
-        </w:tc>
-        <w:tc>
-          <w:tcPr>
-            <w:tcW w:type="dxa" w:w="1160"/>
-            <w:tcMar>
-              <w:top w:type="dxa" w:w="50"/>
-              <w:left w:type="dxa" w:w="80"/>
-              <w:bottom w:type="dxa" w:w="50"/>
-              <w:right w:type="dxa" w:w="80"/>
-            </w:tcMar>
-          </w:tcPr>
-          <w:p>
-            <w:pPr>
-              <w:spacing w:after="0" w:line="240"/>
-              <w:jc w:val="right"/>
-            </w:pPr>
-            <w:r>
-              <w:rPr>
-                <w:rFonts w:ascii="Calibri" w:cs="Calibri" w:eastAsia="Calibri" w:hAnsi="Calibri"/>
-                <w:sz w:val="16"/>
-                <w:szCs w:val="16"/>
-              </w:rPr>
-              <w:t xml:space="preserve">0.252</w:t>
+              <w:t xml:space="preserve">0.377</w:t>
             </w:r>
           </w:p>
         </w:tc>
@@ -6819,6 +6819,81 @@
         </w:trPr>
         <w:tc>
           <w:tcPr>
+            <w:tcW w:type="dxa" w:w="1600"/>
+            <w:tcMar>
+              <w:top w:type="dxa" w:w="50"/>
+              <w:left w:type="dxa" w:w="80"/>
+              <w:bottom w:type="dxa" w:w="50"/>
+              <w:right w:type="dxa" w:w="80"/>
+            </w:tcMar>
+          </w:tcPr>
+          <w:p>
+            <w:pPr>
+              <w:spacing w:after="0" w:line="240"/>
+              <w:jc w:val="left"/>
+            </w:pPr>
+            <w:r>
+              <w:rPr>
+                <w:rFonts w:ascii="Calibri" w:cs="Calibri" w:eastAsia="Calibri" w:hAnsi="Calibri"/>
+                <w:sz w:val="16"/>
+                <w:szCs w:val="16"/>
+              </w:rPr>
+              <w:t xml:space="preserve">4</w:t>
+            </w:r>
+          </w:p>
+        </w:tc>
+        <w:tc>
+          <w:tcPr>
+            <w:tcW w:type="dxa" w:w="1300"/>
+            <w:tcMar>
+              <w:top w:type="dxa" w:w="50"/>
+              <w:left w:type="dxa" w:w="80"/>
+              <w:bottom w:type="dxa" w:w="50"/>
+              <w:right w:type="dxa" w:w="80"/>
+            </w:tcMar>
+          </w:tcPr>
+          <w:p>
+            <w:pPr>
+              <w:spacing w:after="0" w:line="240"/>
+              <w:jc w:val="right"/>
+            </w:pPr>
+            <w:r>
+              <w:rPr>
+                <w:rFonts w:ascii="Calibri" w:cs="Calibri" w:eastAsia="Calibri" w:hAnsi="Calibri"/>
+                <w:sz w:val="16"/>
+                <w:szCs w:val="16"/>
+              </w:rPr>
+              <w:t xml:space="preserve">341</w:t>
+            </w:r>
+          </w:p>
+        </w:tc>
+        <w:tc>
+          <w:tcPr>
+            <w:tcW w:type="dxa" w:w="1200"/>
+            <w:tcMar>
+              <w:top w:type="dxa" w:w="50"/>
+              <w:left w:type="dxa" w:w="80"/>
+              <w:bottom w:type="dxa" w:w="50"/>
+              <w:right w:type="dxa" w:w="80"/>
+            </w:tcMar>
+          </w:tcPr>
+          <w:p>
+            <w:pPr>
+              <w:spacing w:after="0" w:line="240"/>
+              <w:jc w:val="right"/>
+            </w:pPr>
+            <w:r>
+              <w:rPr>
+                <w:rFonts w:ascii="Calibri" w:cs="Calibri" w:eastAsia="Calibri" w:hAnsi="Calibri"/>
+                <w:sz w:val="16"/>
+                <w:szCs w:val="16"/>
+              </w:rPr>
+              <w:t xml:space="preserve">0.981</w:t>
+            </w:r>
+          </w:p>
+        </w:tc>
+        <w:tc>
+          <w:tcPr>
             <w:tcW w:type="dxa" w:w="1500"/>
             <w:tcMar>
               <w:top w:type="dxa" w:w="50"/>
@@ -6830,6 +6905,111 @@
           <w:p>
             <w:pPr>
               <w:spacing w:after="0" w:line="240"/>
+              <w:jc w:val="right"/>
+            </w:pPr>
+            <w:r>
+              <w:rPr>
+                <w:rFonts w:ascii="Calibri" w:cs="Calibri" w:eastAsia="Calibri" w:hAnsi="Calibri"/>
+                <w:sz w:val="16"/>
+                <w:szCs w:val="16"/>
+              </w:rPr>
+              <w:t xml:space="preserve">1267</w:t>
+            </w:r>
+          </w:p>
+        </w:tc>
+        <w:tc>
+          <w:tcPr>
+            <w:tcW w:type="dxa" w:w="1400"/>
+            <w:tcMar>
+              <w:top w:type="dxa" w:w="50"/>
+              <w:left w:type="dxa" w:w="80"/>
+              <w:bottom w:type="dxa" w:w="50"/>
+              <w:right w:type="dxa" w:w="80"/>
+            </w:tcMar>
+          </w:tcPr>
+          <w:p>
+            <w:pPr>
+              <w:spacing w:after="0" w:line="240"/>
+              <w:jc w:val="right"/>
+            </w:pPr>
+            <w:r>
+              <w:rPr>
+                <w:rFonts w:ascii="Calibri" w:cs="Calibri" w:eastAsia="Calibri" w:hAnsi="Calibri"/>
+                <w:sz w:val="16"/>
+                <w:szCs w:val="16"/>
+              </w:rPr>
+              <w:t xml:space="preserve">0.381</w:t>
+            </w:r>
+          </w:p>
+        </w:tc>
+        <w:tc>
+          <w:tcPr>
+            <w:tcW w:type="dxa" w:w="1300"/>
+            <w:tcMar>
+              <w:top w:type="dxa" w:w="50"/>
+              <w:left w:type="dxa" w:w="80"/>
+              <w:bottom w:type="dxa" w:w="50"/>
+              <w:right w:type="dxa" w:w="80"/>
+            </w:tcMar>
+          </w:tcPr>
+          <w:p>
+            <w:pPr>
+              <w:spacing w:after="0" w:line="240"/>
+              <w:jc w:val="right"/>
+            </w:pPr>
+            <w:r>
+              <w:rPr>
+                <w:rFonts w:ascii="Calibri" w:cs="Calibri" w:eastAsia="Calibri" w:hAnsi="Calibri"/>
+                <w:sz w:val="16"/>
+                <w:szCs w:val="16"/>
+              </w:rPr>
+              <w:t xml:space="preserve">0.309</w:t>
+            </w:r>
+          </w:p>
+        </w:tc>
+        <w:tc>
+          <w:tcPr>
+            <w:tcW w:type="dxa" w:w="1400"/>
+            <w:tcMar>
+              <w:top w:type="dxa" w:w="50"/>
+              <w:left w:type="dxa" w:w="80"/>
+              <w:bottom w:type="dxa" w:w="50"/>
+              <w:right w:type="dxa" w:w="80"/>
+            </w:tcMar>
+          </w:tcPr>
+          <w:p>
+            <w:pPr>
+              <w:spacing w:after="0" w:line="240"/>
+              <w:jc w:val="right"/>
+            </w:pPr>
+            <w:r>
+              <w:rPr>
+                <w:rFonts w:ascii="Calibri" w:cs="Calibri" w:eastAsia="Calibri" w:hAnsi="Calibri"/>
+                <w:sz w:val="16"/>
+                <w:szCs w:val="16"/>
+              </w:rPr>
+              <w:t xml:space="preserve">0.327</w:t>
+            </w:r>
+          </w:p>
+        </w:tc>
+      </w:tr>
+      <w:tr>
+        <w:trPr>
+          <w:cantSplit/>
+        </w:trPr>
+        <w:tc>
+          <w:tcPr>
+            <w:tcW w:type="dxa" w:w="1600"/>
+            <w:tcMar>
+              <w:top w:type="dxa" w:w="50"/>
+              <w:left w:type="dxa" w:w="80"/>
+              <w:bottom w:type="dxa" w:w="50"/>
+              <w:right w:type="dxa" w:w="80"/>
+            </w:tcMar>
+          </w:tcPr>
+          <w:p>
+            <w:pPr>
+              <w:spacing w:after="0" w:line="240"/>
               <w:jc w:val="left"/>
             </w:pPr>
             <w:r>
@@ -6838,6 +7018,726 @@
                 <w:sz w:val="16"/>
                 <w:szCs w:val="16"/>
               </w:rPr>
+              <w:t xml:space="preserve">5</w:t>
+            </w:r>
+          </w:p>
+        </w:tc>
+        <w:tc>
+          <w:tcPr>
+            <w:tcW w:type="dxa" w:w="1300"/>
+            <w:tcMar>
+              <w:top w:type="dxa" w:w="50"/>
+              <w:left w:type="dxa" w:w="80"/>
+              <w:bottom w:type="dxa" w:w="50"/>
+              <w:right w:type="dxa" w:w="80"/>
+            </w:tcMar>
+          </w:tcPr>
+          <w:p>
+            <w:pPr>
+              <w:spacing w:after="0" w:line="240"/>
+              <w:jc w:val="right"/>
+            </w:pPr>
+            <w:r>
+              <w:rPr>
+                <w:rFonts w:ascii="Calibri" w:cs="Calibri" w:eastAsia="Calibri" w:hAnsi="Calibri"/>
+                <w:sz w:val="16"/>
+                <w:szCs w:val="16"/>
+              </w:rPr>
+              <w:t xml:space="preserve">297</w:t>
+            </w:r>
+          </w:p>
+        </w:tc>
+        <w:tc>
+          <w:tcPr>
+            <w:tcW w:type="dxa" w:w="1200"/>
+            <w:tcMar>
+              <w:top w:type="dxa" w:w="50"/>
+              <w:left w:type="dxa" w:w="80"/>
+              <w:bottom w:type="dxa" w:w="50"/>
+              <w:right w:type="dxa" w:w="80"/>
+            </w:tcMar>
+          </w:tcPr>
+          <w:p>
+            <w:pPr>
+              <w:spacing w:after="0" w:line="240"/>
+              <w:jc w:val="right"/>
+            </w:pPr>
+            <w:r>
+              <w:rPr>
+                <w:rFonts w:ascii="Calibri" w:cs="Calibri" w:eastAsia="Calibri" w:hAnsi="Calibri"/>
+                <w:sz w:val="16"/>
+                <w:szCs w:val="16"/>
+              </w:rPr>
+              <w:t xml:space="preserve">0.979</w:t>
+            </w:r>
+          </w:p>
+        </w:tc>
+        <w:tc>
+          <w:tcPr>
+            <w:tcW w:type="dxa" w:w="1500"/>
+            <w:tcMar>
+              <w:top w:type="dxa" w:w="50"/>
+              <w:left w:type="dxa" w:w="80"/>
+              <w:bottom w:type="dxa" w:w="50"/>
+              <w:right w:type="dxa" w:w="80"/>
+            </w:tcMar>
+          </w:tcPr>
+          <w:p>
+            <w:pPr>
+              <w:spacing w:after="0" w:line="240"/>
+              <w:jc w:val="right"/>
+            </w:pPr>
+            <w:r>
+              <w:rPr>
+                <w:rFonts w:ascii="Calibri" w:cs="Calibri" w:eastAsia="Calibri" w:hAnsi="Calibri"/>
+                <w:sz w:val="16"/>
+                <w:szCs w:val="16"/>
+              </w:rPr>
+              <w:t xml:space="preserve">860</w:t>
+            </w:r>
+          </w:p>
+        </w:tc>
+        <w:tc>
+          <w:tcPr>
+            <w:tcW w:type="dxa" w:w="1400"/>
+            <w:tcMar>
+              <w:top w:type="dxa" w:w="50"/>
+              <w:left w:type="dxa" w:w="80"/>
+              <w:bottom w:type="dxa" w:w="50"/>
+              <w:right w:type="dxa" w:w="80"/>
+            </w:tcMar>
+          </w:tcPr>
+          <w:p>
+            <w:pPr>
+              <w:spacing w:after="0" w:line="240"/>
+              <w:jc w:val="right"/>
+            </w:pPr>
+            <w:r>
+              <w:rPr>
+                <w:rFonts w:ascii="Calibri" w:cs="Calibri" w:eastAsia="Calibri" w:hAnsi="Calibri"/>
+                <w:sz w:val="16"/>
+                <w:szCs w:val="16"/>
+              </w:rPr>
+              <w:t xml:space="preserve">0.382</w:t>
+            </w:r>
+          </w:p>
+        </w:tc>
+        <w:tc>
+          <w:tcPr>
+            <w:tcW w:type="dxa" w:w="1300"/>
+            <w:tcMar>
+              <w:top w:type="dxa" w:w="50"/>
+              <w:left w:type="dxa" w:w="80"/>
+              <w:bottom w:type="dxa" w:w="50"/>
+              <w:right w:type="dxa" w:w="80"/>
+            </w:tcMar>
+          </w:tcPr>
+          <w:p>
+            <w:pPr>
+              <w:spacing w:after="0" w:line="240"/>
+              <w:jc w:val="right"/>
+            </w:pPr>
+            <w:r>
+              <w:rPr>
+                <w:rFonts w:ascii="Calibri" w:cs="Calibri" w:eastAsia="Calibri" w:hAnsi="Calibri"/>
+                <w:sz w:val="16"/>
+                <w:szCs w:val="16"/>
+              </w:rPr>
+              <w:t xml:space="preserve">0.303</w:t>
+            </w:r>
+          </w:p>
+        </w:tc>
+        <w:tc>
+          <w:tcPr>
+            <w:tcW w:type="dxa" w:w="1400"/>
+            <w:tcMar>
+              <w:top w:type="dxa" w:w="50"/>
+              <w:left w:type="dxa" w:w="80"/>
+              <w:bottom w:type="dxa" w:w="50"/>
+              <w:right w:type="dxa" w:w="80"/>
+            </w:tcMar>
+          </w:tcPr>
+          <w:p>
+            <w:pPr>
+              <w:spacing w:after="0" w:line="240"/>
+              <w:jc w:val="right"/>
+            </w:pPr>
+            <w:r>
+              <w:rPr>
+                <w:rFonts w:ascii="Calibri" w:cs="Calibri" w:eastAsia="Calibri" w:hAnsi="Calibri"/>
+                <w:sz w:val="16"/>
+                <w:szCs w:val="16"/>
+              </w:rPr>
+              <w:t xml:space="preserve">0.265</w:t>
+            </w:r>
+          </w:p>
+        </w:tc>
+      </w:tr>
+      <w:tr>
+        <w:trPr>
+          <w:cantSplit/>
+        </w:trPr>
+        <w:tc>
+          <w:tcPr>
+            <w:tcW w:type="dxa" w:w="1600"/>
+            <w:tcMar>
+              <w:top w:type="dxa" w:w="50"/>
+              <w:left w:type="dxa" w:w="80"/>
+              <w:bottom w:type="dxa" w:w="50"/>
+              <w:right w:type="dxa" w:w="80"/>
+            </w:tcMar>
+          </w:tcPr>
+          <w:p>
+            <w:pPr>
+              <w:spacing w:after="0" w:line="240"/>
+              <w:jc w:val="left"/>
+            </w:pPr>
+            <w:r>
+              <w:rPr>
+                <w:rFonts w:ascii="Calibri" w:cs="Calibri" w:eastAsia="Calibri" w:hAnsi="Calibri"/>
+                <w:sz w:val="16"/>
+                <w:szCs w:val="16"/>
+              </w:rPr>
+              <w:t xml:space="preserve">6</w:t>
+            </w:r>
+          </w:p>
+        </w:tc>
+        <w:tc>
+          <w:tcPr>
+            <w:tcW w:type="dxa" w:w="1300"/>
+            <w:tcMar>
+              <w:top w:type="dxa" w:w="50"/>
+              <w:left w:type="dxa" w:w="80"/>
+              <w:bottom w:type="dxa" w:w="50"/>
+              <w:right w:type="dxa" w:w="80"/>
+            </w:tcMar>
+          </w:tcPr>
+          <w:p>
+            <w:pPr>
+              <w:spacing w:after="0" w:line="240"/>
+              <w:jc w:val="right"/>
+            </w:pPr>
+            <w:r>
+              <w:rPr>
+                <w:rFonts w:ascii="Calibri" w:cs="Calibri" w:eastAsia="Calibri" w:hAnsi="Calibri"/>
+                <w:sz w:val="16"/>
+                <w:szCs w:val="16"/>
+              </w:rPr>
+              <w:t xml:space="preserve">257</w:t>
+            </w:r>
+          </w:p>
+        </w:tc>
+        <w:tc>
+          <w:tcPr>
+            <w:tcW w:type="dxa" w:w="1200"/>
+            <w:tcMar>
+              <w:top w:type="dxa" w:w="50"/>
+              <w:left w:type="dxa" w:w="80"/>
+              <w:bottom w:type="dxa" w:w="50"/>
+              <w:right w:type="dxa" w:w="80"/>
+            </w:tcMar>
+          </w:tcPr>
+          <w:p>
+            <w:pPr>
+              <w:spacing w:after="0" w:line="240"/>
+              <w:jc w:val="right"/>
+            </w:pPr>
+            <w:r>
+              <w:rPr>
+                <w:rFonts w:ascii="Calibri" w:cs="Calibri" w:eastAsia="Calibri" w:hAnsi="Calibri"/>
+                <w:sz w:val="16"/>
+                <w:szCs w:val="16"/>
+              </w:rPr>
+              <w:t xml:space="preserve">0.977</w:t>
+            </w:r>
+          </w:p>
+        </w:tc>
+        <w:tc>
+          <w:tcPr>
+            <w:tcW w:type="dxa" w:w="1500"/>
+            <w:tcMar>
+              <w:top w:type="dxa" w:w="50"/>
+              <w:left w:type="dxa" w:w="80"/>
+              <w:bottom w:type="dxa" w:w="50"/>
+              <w:right w:type="dxa" w:w="80"/>
+            </w:tcMar>
+          </w:tcPr>
+          <w:p>
+            <w:pPr>
+              <w:spacing w:after="0" w:line="240"/>
+              <w:jc w:val="right"/>
+            </w:pPr>
+            <w:r>
+              <w:rPr>
+                <w:rFonts w:ascii="Calibri" w:cs="Calibri" w:eastAsia="Calibri" w:hAnsi="Calibri"/>
+                <w:sz w:val="16"/>
+                <w:szCs w:val="16"/>
+              </w:rPr>
+              <w:t xml:space="preserve">694</w:t>
+            </w:r>
+          </w:p>
+        </w:tc>
+        <w:tc>
+          <w:tcPr>
+            <w:tcW w:type="dxa" w:w="1400"/>
+            <w:tcMar>
+              <w:top w:type="dxa" w:w="50"/>
+              <w:left w:type="dxa" w:w="80"/>
+              <w:bottom w:type="dxa" w:w="50"/>
+              <w:right w:type="dxa" w:w="80"/>
+            </w:tcMar>
+          </w:tcPr>
+          <w:p>
+            <w:pPr>
+              <w:spacing w:after="0" w:line="240"/>
+              <w:jc w:val="right"/>
+            </w:pPr>
+            <w:r>
+              <w:rPr>
+                <w:rFonts w:ascii="Calibri" w:cs="Calibri" w:eastAsia="Calibri" w:hAnsi="Calibri"/>
+                <w:sz w:val="16"/>
+                <w:szCs w:val="16"/>
+              </w:rPr>
+              <w:t xml:space="preserve">0.380</w:t>
+            </w:r>
+          </w:p>
+        </w:tc>
+        <w:tc>
+          <w:tcPr>
+            <w:tcW w:type="dxa" w:w="1300"/>
+            <w:tcMar>
+              <w:top w:type="dxa" w:w="50"/>
+              <w:left w:type="dxa" w:w="80"/>
+              <w:bottom w:type="dxa" w:w="50"/>
+              <w:right w:type="dxa" w:w="80"/>
+            </w:tcMar>
+          </w:tcPr>
+          <w:p>
+            <w:pPr>
+              <w:spacing w:after="0" w:line="240"/>
+              <w:jc w:val="right"/>
+            </w:pPr>
+            <w:r>
+              <w:rPr>
+                <w:rFonts w:ascii="Calibri" w:cs="Calibri" w:eastAsia="Calibri" w:hAnsi="Calibri"/>
+                <w:sz w:val="16"/>
+                <w:szCs w:val="16"/>
+              </w:rPr>
+              <w:t xml:space="preserve">0.294</w:t>
+            </w:r>
+          </w:p>
+        </w:tc>
+        <w:tc>
+          <w:tcPr>
+            <w:tcW w:type="dxa" w:w="1400"/>
+            <w:tcMar>
+              <w:top w:type="dxa" w:w="50"/>
+              <w:left w:type="dxa" w:w="80"/>
+              <w:bottom w:type="dxa" w:w="50"/>
+              <w:right w:type="dxa" w:w="80"/>
+            </w:tcMar>
+          </w:tcPr>
+          <w:p>
+            <w:pPr>
+              <w:spacing w:after="0" w:line="240"/>
+              <w:jc w:val="right"/>
+            </w:pPr>
+            <w:r>
+              <w:rPr>
+                <w:rFonts w:ascii="Calibri" w:cs="Calibri" w:eastAsia="Calibri" w:hAnsi="Calibri"/>
+                <w:sz w:val="16"/>
+                <w:szCs w:val="16"/>
+              </w:rPr>
+              <w:t xml:space="preserve">0.252</w:t>
+            </w:r>
+          </w:p>
+        </w:tc>
+      </w:tr>
+      <w:tr>
+        <w:trPr>
+          <w:cantSplit/>
+        </w:trPr>
+        <w:tc>
+          <w:tcPr>
+            <w:tcW w:type="dxa" w:w="1600"/>
+            <w:tcMar>
+              <w:top w:type="dxa" w:w="50"/>
+              <w:left w:type="dxa" w:w="80"/>
+              <w:bottom w:type="dxa" w:w="50"/>
+              <w:right w:type="dxa" w:w="80"/>
+            </w:tcMar>
+          </w:tcPr>
+          <w:p>
+            <w:pPr>
+              <w:spacing w:after="0" w:line="240"/>
+              <w:jc w:val="left"/>
+            </w:pPr>
+            <w:r>
+              <w:rPr>
+                <w:rFonts w:ascii="Calibri" w:cs="Calibri" w:eastAsia="Calibri" w:hAnsi="Calibri"/>
+                <w:sz w:val="16"/>
+                <w:szCs w:val="16"/>
+              </w:rPr>
+              <w:t xml:space="preserve">7</w:t>
+            </w:r>
+          </w:p>
+        </w:tc>
+        <w:tc>
+          <w:tcPr>
+            <w:tcW w:type="dxa" w:w="1300"/>
+            <w:tcMar>
+              <w:top w:type="dxa" w:w="50"/>
+              <w:left w:type="dxa" w:w="80"/>
+              <w:bottom w:type="dxa" w:w="50"/>
+              <w:right w:type="dxa" w:w="80"/>
+            </w:tcMar>
+          </w:tcPr>
+          <w:p>
+            <w:pPr>
+              <w:spacing w:after="0" w:line="240"/>
+              <w:jc w:val="right"/>
+            </w:pPr>
+            <w:r>
+              <w:rPr>
+                <w:rFonts w:ascii="Calibri" w:cs="Calibri" w:eastAsia="Calibri" w:hAnsi="Calibri"/>
+                <w:sz w:val="16"/>
+                <w:szCs w:val="16"/>
+              </w:rPr>
+              <w:t xml:space="preserve">224</w:t>
+            </w:r>
+          </w:p>
+        </w:tc>
+        <w:tc>
+          <w:tcPr>
+            <w:tcW w:type="dxa" w:w="1200"/>
+            <w:tcMar>
+              <w:top w:type="dxa" w:w="50"/>
+              <w:left w:type="dxa" w:w="80"/>
+              <w:bottom w:type="dxa" w:w="50"/>
+              <w:right w:type="dxa" w:w="80"/>
+            </w:tcMar>
+          </w:tcPr>
+          <w:p>
+            <w:pPr>
+              <w:spacing w:after="0" w:line="240"/>
+              <w:jc w:val="right"/>
+            </w:pPr>
+            <w:r>
+              <w:rPr>
+                <w:rFonts w:ascii="Calibri" w:cs="Calibri" w:eastAsia="Calibri" w:hAnsi="Calibri"/>
+                <w:sz w:val="16"/>
+                <w:szCs w:val="16"/>
+              </w:rPr>
+              <w:t xml:space="preserve">0.977</w:t>
+            </w:r>
+          </w:p>
+        </w:tc>
+        <w:tc>
+          <w:tcPr>
+            <w:tcW w:type="dxa" w:w="1500"/>
+            <w:tcMar>
+              <w:top w:type="dxa" w:w="50"/>
+              <w:left w:type="dxa" w:w="80"/>
+              <w:bottom w:type="dxa" w:w="50"/>
+              <w:right w:type="dxa" w:w="80"/>
+            </w:tcMar>
+          </w:tcPr>
+          <w:p>
+            <w:pPr>
+              <w:spacing w:after="0" w:line="240"/>
+              <w:jc w:val="right"/>
+            </w:pPr>
+            <w:r>
+              <w:rPr>
+                <w:rFonts w:ascii="Calibri" w:cs="Calibri" w:eastAsia="Calibri" w:hAnsi="Calibri"/>
+                <w:sz w:val="16"/>
+                <w:szCs w:val="16"/>
+              </w:rPr>
+              <w:t xml:space="preserve">571</w:t>
+            </w:r>
+          </w:p>
+        </w:tc>
+        <w:tc>
+          <w:tcPr>
+            <w:tcW w:type="dxa" w:w="1400"/>
+            <w:tcMar>
+              <w:top w:type="dxa" w:w="50"/>
+              <w:left w:type="dxa" w:w="80"/>
+              <w:bottom w:type="dxa" w:w="50"/>
+              <w:right w:type="dxa" w:w="80"/>
+            </w:tcMar>
+          </w:tcPr>
+          <w:p>
+            <w:pPr>
+              <w:spacing w:after="0" w:line="240"/>
+              <w:jc w:val="right"/>
+            </w:pPr>
+            <w:r>
+              <w:rPr>
+                <w:rFonts w:ascii="Calibri" w:cs="Calibri" w:eastAsia="Calibri" w:hAnsi="Calibri"/>
+                <w:sz w:val="16"/>
+                <w:szCs w:val="16"/>
+              </w:rPr>
+              <w:t xml:space="preserve">0.373</w:t>
+            </w:r>
+          </w:p>
+        </w:tc>
+        <w:tc>
+          <w:tcPr>
+            <w:tcW w:type="dxa" w:w="1300"/>
+            <w:tcMar>
+              <w:top w:type="dxa" w:w="50"/>
+              <w:left w:type="dxa" w:w="80"/>
+              <w:bottom w:type="dxa" w:w="50"/>
+              <w:right w:type="dxa" w:w="80"/>
+            </w:tcMar>
+          </w:tcPr>
+          <w:p>
+            <w:pPr>
+              <w:spacing w:after="0" w:line="240"/>
+              <w:jc w:val="right"/>
+            </w:pPr>
+            <w:r>
+              <w:rPr>
+                <w:rFonts w:ascii="Calibri" w:cs="Calibri" w:eastAsia="Calibri" w:hAnsi="Calibri"/>
+                <w:sz w:val="16"/>
+                <w:szCs w:val="16"/>
+              </w:rPr>
+              <w:t xml:space="preserve">0.289</w:t>
+            </w:r>
+          </w:p>
+        </w:tc>
+        <w:tc>
+          <w:tcPr>
+            <w:tcW w:type="dxa" w:w="1400"/>
+            <w:tcMar>
+              <w:top w:type="dxa" w:w="50"/>
+              <w:left w:type="dxa" w:w="80"/>
+              <w:bottom w:type="dxa" w:w="50"/>
+              <w:right w:type="dxa" w:w="80"/>
+            </w:tcMar>
+          </w:tcPr>
+          <w:p>
+            <w:pPr>
+              <w:spacing w:after="0" w:line="240"/>
+              <w:jc w:val="right"/>
+            </w:pPr>
+            <w:r>
+              <w:rPr>
+                <w:rFonts w:ascii="Calibri" w:cs="Calibri" w:eastAsia="Calibri" w:hAnsi="Calibri"/>
+                <w:sz w:val="16"/>
+                <w:szCs w:val="16"/>
+              </w:rPr>
+              <w:t xml:space="preserve">0.244</w:t>
+            </w:r>
+          </w:p>
+        </w:tc>
+      </w:tr>
+      <w:tr>
+        <w:trPr>
+          <w:cantSplit/>
+        </w:trPr>
+        <w:tc>
+          <w:tcPr>
+            <w:tcW w:type="dxa" w:w="1600"/>
+            <w:tcMar>
+              <w:top w:type="dxa" w:w="50"/>
+              <w:left w:type="dxa" w:w="80"/>
+              <w:bottom w:type="dxa" w:w="50"/>
+              <w:right w:type="dxa" w:w="80"/>
+            </w:tcMar>
+          </w:tcPr>
+          <w:p>
+            <w:pPr>
+              <w:spacing w:after="0" w:line="240"/>
+              <w:jc w:val="left"/>
+            </w:pPr>
+            <w:r>
+              <w:rPr>
+                <w:rFonts w:ascii="Calibri" w:cs="Calibri" w:eastAsia="Calibri" w:hAnsi="Calibri"/>
+                <w:sz w:val="16"/>
+                <w:szCs w:val="16"/>
+              </w:rPr>
+              <w:t xml:space="preserve">8</w:t>
+            </w:r>
+          </w:p>
+        </w:tc>
+        <w:tc>
+          <w:tcPr>
+            <w:tcW w:type="dxa" w:w="1300"/>
+            <w:tcMar>
+              <w:top w:type="dxa" w:w="50"/>
+              <w:left w:type="dxa" w:w="80"/>
+              <w:bottom w:type="dxa" w:w="50"/>
+              <w:right w:type="dxa" w:w="80"/>
+            </w:tcMar>
+          </w:tcPr>
+          <w:p>
+            <w:pPr>
+              <w:spacing w:after="0" w:line="240"/>
+              <w:jc w:val="right"/>
+            </w:pPr>
+            <w:r>
+              <w:rPr>
+                <w:rFonts w:ascii="Calibri" w:cs="Calibri" w:eastAsia="Calibri" w:hAnsi="Calibri"/>
+                <w:sz w:val="16"/>
+                <w:szCs w:val="16"/>
+              </w:rPr>
+              <w:t xml:space="preserve">192</w:t>
+            </w:r>
+          </w:p>
+        </w:tc>
+        <w:tc>
+          <w:tcPr>
+            <w:tcW w:type="dxa" w:w="1200"/>
+            <w:tcMar>
+              <w:top w:type="dxa" w:w="50"/>
+              <w:left w:type="dxa" w:w="80"/>
+              <w:bottom w:type="dxa" w:w="50"/>
+              <w:right w:type="dxa" w:w="80"/>
+            </w:tcMar>
+          </w:tcPr>
+          <w:p>
+            <w:pPr>
+              <w:spacing w:after="0" w:line="240"/>
+              <w:jc w:val="right"/>
+            </w:pPr>
+            <w:r>
+              <w:rPr>
+                <w:rFonts w:ascii="Calibri" w:cs="Calibri" w:eastAsia="Calibri" w:hAnsi="Calibri"/>
+                <w:sz w:val="16"/>
+                <w:szCs w:val="16"/>
+              </w:rPr>
+              <w:t xml:space="preserve">0.974</w:t>
+            </w:r>
+          </w:p>
+        </w:tc>
+        <w:tc>
+          <w:tcPr>
+            <w:tcW w:type="dxa" w:w="1500"/>
+            <w:tcMar>
+              <w:top w:type="dxa" w:w="50"/>
+              <w:left w:type="dxa" w:w="80"/>
+              <w:bottom w:type="dxa" w:w="50"/>
+              <w:right w:type="dxa" w:w="80"/>
+            </w:tcMar>
+          </w:tcPr>
+          <w:p>
+            <w:pPr>
+              <w:spacing w:after="0" w:line="240"/>
+              <w:jc w:val="right"/>
+            </w:pPr>
+            <w:r>
+              <w:rPr>
+                <w:rFonts w:ascii="Calibri" w:cs="Calibri" w:eastAsia="Calibri" w:hAnsi="Calibri"/>
+                <w:sz w:val="16"/>
+                <w:szCs w:val="16"/>
+              </w:rPr>
+              <w:t xml:space="preserve">485</w:t>
+            </w:r>
+          </w:p>
+        </w:tc>
+        <w:tc>
+          <w:tcPr>
+            <w:tcW w:type="dxa" w:w="1400"/>
+            <w:tcMar>
+              <w:top w:type="dxa" w:w="50"/>
+              <w:left w:type="dxa" w:w="80"/>
+              <w:bottom w:type="dxa" w:w="50"/>
+              <w:right w:type="dxa" w:w="80"/>
+            </w:tcMar>
+          </w:tcPr>
+          <w:p>
+            <w:pPr>
+              <w:spacing w:after="0" w:line="240"/>
+              <w:jc w:val="right"/>
+            </w:pPr>
+            <w:r>
+              <w:rPr>
+                <w:rFonts w:ascii="Calibri" w:cs="Calibri" w:eastAsia="Calibri" w:hAnsi="Calibri"/>
+                <w:sz w:val="16"/>
+                <w:szCs w:val="16"/>
+              </w:rPr>
+              <w:t xml:space="preserve">0.375</w:t>
+            </w:r>
+          </w:p>
+        </w:tc>
+        <w:tc>
+          <w:tcPr>
+            <w:tcW w:type="dxa" w:w="1300"/>
+            <w:tcMar>
+              <w:top w:type="dxa" w:w="50"/>
+              <w:left w:type="dxa" w:w="80"/>
+              <w:bottom w:type="dxa" w:w="50"/>
+              <w:right w:type="dxa" w:w="80"/>
+            </w:tcMar>
+          </w:tcPr>
+          <w:p>
+            <w:pPr>
+              <w:spacing w:after="0" w:line="240"/>
+              <w:jc w:val="right"/>
+            </w:pPr>
+            <w:r>
+              <w:rPr>
+                <w:rFonts w:ascii="Calibri" w:cs="Calibri" w:eastAsia="Calibri" w:hAnsi="Calibri"/>
+                <w:sz w:val="16"/>
+                <w:szCs w:val="16"/>
+              </w:rPr>
+              <w:t xml:space="preserve">0.297</w:t>
+            </w:r>
+          </w:p>
+        </w:tc>
+        <w:tc>
+          <w:tcPr>
+            <w:tcW w:type="dxa" w:w="1400"/>
+            <w:tcMar>
+              <w:top w:type="dxa" w:w="50"/>
+              <w:left w:type="dxa" w:w="80"/>
+              <w:bottom w:type="dxa" w:w="50"/>
+              <w:right w:type="dxa" w:w="80"/>
+            </w:tcMar>
+          </w:tcPr>
+          <w:p>
+            <w:pPr>
+              <w:spacing w:after="0" w:line="240"/>
+              <w:jc w:val="right"/>
+            </w:pPr>
+            <w:r>
+              <w:rPr>
+                <w:rFonts w:ascii="Calibri" w:cs="Calibri" w:eastAsia="Calibri" w:hAnsi="Calibri"/>
+                <w:sz w:val="16"/>
+                <w:szCs w:val="16"/>
+              </w:rPr>
+              <w:t xml:space="preserve">0.250</w:t>
+            </w:r>
+          </w:p>
+        </w:tc>
+      </w:tr>
+      <w:tr>
+        <w:trPr>
+          <w:cantSplit/>
+        </w:trPr>
+        <w:tc>
+          <w:tcPr>
+            <w:tcW w:type="dxa" w:w="1600"/>
+            <w:tcMar>
+              <w:top w:type="dxa" w:w="50"/>
+              <w:left w:type="dxa" w:w="80"/>
+              <w:bottom w:type="dxa" w:w="50"/>
+              <w:right w:type="dxa" w:w="80"/>
+            </w:tcMar>
+          </w:tcPr>
+          <w:p>
+            <w:pPr>
+              <w:spacing w:after="0" w:line="240"/>
+              <w:jc w:val="left"/>
+            </w:pPr>
+            <w:r>
+              <w:rPr>
+                <w:rFonts w:ascii="Calibri" w:cs="Calibri" w:eastAsia="Calibri" w:hAnsi="Calibri"/>
+                <w:sz w:val="16"/>
+                <w:szCs w:val="16"/>
+              </w:rPr>
               <w:t xml:space="preserve">9</w:t>
             </w:r>
           </w:p>
@@ -6969,7 +7869,7 @@
         </w:tc>
         <w:tc>
           <w:tcPr>
-            <w:tcW w:type="dxa" w:w="1160"/>
+            <w:tcW w:type="dxa" w:w="1400"/>
             <w:tcMar>
               <w:top w:type="dxa" w:w="50"/>
               <w:left w:type="dxa" w:w="80"/>
@@ -6996,16 +7896,17 @@
     </w:tbl>
     <w:p>
       <w:pPr>
-        <w:spacing w:after="200" w:line="280"/>
+        <w:spacing w:after="240" w:line="280"/>
         <w:jc w:val="both"/>
       </w:pPr>
       <w:r>
         <w:rPr>
           <w:rFonts w:ascii="Calibri" w:cs="Calibri" w:eastAsia="Calibri" w:hAnsi="Calibri"/>
-          <w:sz w:val="20"/>
-          <w:szCs w:val="20"/>
+          <w:color w:val="555555"/>
+          <w:sz w:val="17"/>
+          <w:szCs w:val="17"/>
         </w:rPr>
-        <w:t xml:space="preserve"/>
+        <w:t xml:space="preserve">The effective-sample-size fraction is flat in the number of criteria applied in both cohorts, so restriction is not what creates the lack of overlap in Rotterdam.</w:t>
       </w:r>
     </w:p>
     <w:p>
@@ -14094,13 +14995,13 @@
         </w:tblBorders>
       </w:tblPr>
       <w:tblGrid>
-        <w:gridCol w:w="1700"/>
+        <w:gridCol w:w="1900"/>
         <w:gridCol w:w="1500"/>
         <w:gridCol w:w="1400"/>
         <w:gridCol w:w="1300"/>
         <w:gridCol w:w="1500"/>
-        <w:gridCol w:w="1500"/>
-        <w:gridCol w:w="1460"/>
+        <w:gridCol w:w="1400"/>
+        <w:gridCol w:w="1360"/>
       </w:tblGrid>
       <w:tr>
         <w:trPr>
@@ -14109,7 +15010,7 @@
         </w:trPr>
         <w:tc>
           <w:tcPr>
-            <w:tcW w:type="dxa" w:w="1700"/>
+            <w:tcW w:type="dxa" w:w="1900"/>
             <w:shd w:fill="EDF1F5" w:val="clear"/>
             <w:tcMar>
               <w:top w:type="dxa" w:w="50"/>
@@ -14249,7 +15150,7 @@
         </w:tc>
         <w:tc>
           <w:tcPr>
-            <w:tcW w:type="dxa" w:w="1500"/>
+            <w:tcW w:type="dxa" w:w="1400"/>
             <w:shd w:fill="EDF1F5" w:val="clear"/>
             <w:tcMar>
               <w:top w:type="dxa" w:w="50"/>
@@ -14277,7 +15178,7 @@
         </w:tc>
         <w:tc>
           <w:tcPr>
-            <w:tcW w:type="dxa" w:w="1460"/>
+            <w:tcW w:type="dxa" w:w="1360"/>
             <w:shd w:fill="EDF1F5" w:val="clear"/>
             <w:tcMar>
               <w:top w:type="dxa" w:w="50"/>
@@ -14310,7 +15211,7 @@
         </w:trPr>
         <w:tc>
           <w:tcPr>
-            <w:tcW w:type="dxa" w:w="1700"/>
+            <w:tcW w:type="dxa" w:w="1900"/>
             <w:tcMar>
               <w:top w:type="dxa" w:w="50"/>
               <w:left w:type="dxa" w:w="80"/>
@@ -14429,13 +15330,13 @@
                 <w:sz w:val="16"/>
                 <w:szCs w:val="16"/>
               </w:rPr>
-              <w:t xml:space="preserve">2 000</w:t>
-            </w:r>
-          </w:p>
-        </w:tc>
-        <w:tc>
-          <w:tcPr>
-            <w:tcW w:type="dxa" w:w="1500"/>
+              <w:t xml:space="preserve">2000</w:t>
+            </w:r>
+          </w:p>
+        </w:tc>
+        <w:tc>
+          <w:tcPr>
+            <w:tcW w:type="dxa" w:w="1400"/>
             <w:tcMar>
               <w:top w:type="dxa" w:w="50"/>
               <w:left w:type="dxa" w:w="80"/>
@@ -14460,7 +15361,7 @@
         </w:tc>
         <w:tc>
           <w:tcPr>
-            <w:tcW w:type="dxa" w:w="1460"/>
+            <w:tcW w:type="dxa" w:w="1360"/>
             <w:tcMar>
               <w:top w:type="dxa" w:w="50"/>
               <w:left w:type="dxa" w:w="80"/>
@@ -14490,7 +15391,7 @@
         </w:trPr>
         <w:tc>
           <w:tcPr>
-            <w:tcW w:type="dxa" w:w="1700"/>
+            <w:tcW w:type="dxa" w:w="1900"/>
             <w:tcMar>
               <w:top w:type="dxa" w:w="50"/>
               <w:left w:type="dxa" w:w="80"/>
@@ -14609,13 +15510,13 @@
                 <w:sz w:val="16"/>
                 <w:szCs w:val="16"/>
               </w:rPr>
-              <w:t xml:space="preserve">3 265</w:t>
-            </w:r>
-          </w:p>
-        </w:tc>
-        <w:tc>
-          <w:tcPr>
-            <w:tcW w:type="dxa" w:w="1500"/>
+              <w:t xml:space="preserve">3265</w:t>
+            </w:r>
+          </w:p>
+        </w:tc>
+        <w:tc>
+          <w:tcPr>
+            <w:tcW w:type="dxa" w:w="1400"/>
             <w:tcMar>
               <w:top w:type="dxa" w:w="50"/>
               <w:left w:type="dxa" w:w="80"/>
@@ -14640,7 +15541,7 @@
         </w:tc>
         <w:tc>
           <w:tcPr>
-            <w:tcW w:type="dxa" w:w="1460"/>
+            <w:tcW w:type="dxa" w:w="1360"/>
             <w:tcMar>
               <w:top w:type="dxa" w:w="50"/>
               <w:left w:type="dxa" w:w="80"/>
@@ -14670,7 +15571,7 @@
         </w:trPr>
         <w:tc>
           <w:tcPr>
-            <w:tcW w:type="dxa" w:w="1700"/>
+            <w:tcW w:type="dxa" w:w="1900"/>
             <w:tcMar>
               <w:top w:type="dxa" w:w="50"/>
               <w:left w:type="dxa" w:w="80"/>
@@ -14789,13 +15690,13 @@
                 <w:sz w:val="16"/>
                 <w:szCs w:val="16"/>
               </w:rPr>
-              <w:t xml:space="preserve">4 811</w:t>
-            </w:r>
-          </w:p>
-        </w:tc>
-        <w:tc>
-          <w:tcPr>
-            <w:tcW w:type="dxa" w:w="1500"/>
+              <w:t xml:space="preserve">4811</w:t>
+            </w:r>
+          </w:p>
+        </w:tc>
+        <w:tc>
+          <w:tcPr>
+            <w:tcW w:type="dxa" w:w="1400"/>
             <w:tcMar>
               <w:top w:type="dxa" w:w="50"/>
               <w:left w:type="dxa" w:w="80"/>
@@ -14820,7 +15721,7 @@
         </w:tc>
         <w:tc>
           <w:tcPr>
-            <w:tcW w:type="dxa" w:w="1460"/>
+            <w:tcW w:type="dxa" w:w="1360"/>
             <w:tcMar>
               <w:top w:type="dxa" w:w="50"/>
               <w:left w:type="dxa" w:w="80"/>
@@ -14857,7 +15758,7 @@
           <w:sz w:val="17"/>
           <w:szCs w:val="17"/>
         </w:rPr>
-        <w:t xml:space="preserve">The separation by effect-modification arrangement is unchanged across targets, so nothing in the main text depends on the choice of 0.80.</w:t>
+        <w:t xml:space="preserve">Every column is computed from the stored ladder by the same interpolation, so the three targets are treated identically. The separation between the two arrangements is present at all three targets but is not identical across them: one diffuse scenario reaches the 0.70 target and none reaches 0.80 or 0.90.</w:t>
       </w:r>
     </w:p>
     <w:p>
@@ -17087,7 +17988,7 @@
         <w:rPr>
           <w:rFonts w:ascii="Calibri" w:cs="Calibri" w:eastAsia="Calibri" w:hAnsi="Calibri"/>
         </w:rPr>
-        <w:t xml:space="preserve">Table S3c. Selecting on the absolute-benefit estimand instead</w:t>
+        <w:t xml:space="preserve">Table S3d. Three-way split: three frontier quantities, kept apart</w:t>
       </w:r>
     </w:p>
     <w:p>
@@ -17101,7 +18002,7 @@
           <w:sz w:val="20"/>
           <w:szCs w:val="20"/>
         </w:rPr>
-        <w:t xml:space="preserve">The published rule decomposes the log hazard ratio. This variant retains every criterion whose Shapley value on the restricted mean difference is positive, and is scored out of sample on both estimands.</w:t>
+        <w:t xml:space="preserve">Each cohort is split into three stratified thirds. The rule is fitted on the first. All 512 subsets are scored on the second and those dominating the rule are recorded. Exactly those subsets — fixed before the third is touched — are then re-evaluated on the third. The three blocks below are different estimands and only block (b) is confirmatory. Block (c) re-scans all 512 subsets on the test third, so its counts are a fresh selection on the data that judges them and are not the survivors in block (b).</w:t>
       </w:r>
     </w:p>
     <w:tbl>
@@ -17117,9 +18018,9 @@
         </w:tblBorders>
       </w:tblPr>
       <w:tblGrid>
-        <w:gridCol w:w="4200"/>
-        <w:gridCol w:w="2600"/>
-        <w:gridCol w:w="2560"/>
+        <w:gridCol w:w="5000"/>
+        <w:gridCol w:w="2200"/>
+        <w:gridCol w:w="2160"/>
       </w:tblGrid>
       <w:tr>
         <w:trPr>
@@ -17128,7 +18029,7 @@
         </w:trPr>
         <w:tc>
           <w:tcPr>
-            <w:tcW w:type="dxa" w:w="4200"/>
+            <w:tcW w:type="dxa" w:w="5000"/>
             <w:shd w:fill="EDF1F5" w:val="clear"/>
             <w:tcMar>
               <w:top w:type="dxa" w:w="50"/>
@@ -17156,7 +18057,7 @@
         </w:tc>
         <w:tc>
           <w:tcPr>
-            <w:tcW w:type="dxa" w:w="2600"/>
+            <w:tcW w:type="dxa" w:w="2200"/>
             <w:shd w:fill="EDF1F5" w:val="clear"/>
             <w:tcMar>
               <w:top w:type="dxa" w:w="50"/>
@@ -17184,7 +18085,7 @@
         </w:tc>
         <w:tc>
           <w:tcPr>
-            <w:tcW w:type="dxa" w:w="2560"/>
+            <w:tcW w:type="dxa" w:w="2160"/>
             <w:shd w:fill="EDF1F5" w:val="clear"/>
             <w:tcMar>
               <w:top w:type="dxa" w:w="50"/>
@@ -17217,7 +18118,7 @@
         </w:trPr>
         <w:tc>
           <w:tcPr>
-            <w:tcW w:type="dxa" w:w="4200"/>
+            <w:tcW w:type="dxa" w:w="5000"/>
             <w:tcMar>
               <w:top w:type="dxa" w:w="50"/>
               <w:left w:type="dxa" w:w="80"/>
@@ -17236,57 +18137,57 @@
                 <w:sz w:val="16"/>
                 <w:szCs w:val="16"/>
               </w:rPr>
-              <w:t xml:space="preserve">the two rules select the same criterion set</w:t>
-            </w:r>
-          </w:p>
-        </w:tc>
-        <w:tc>
-          <w:tcPr>
-            <w:tcW w:type="dxa" w:w="2600"/>
-            <w:tcMar>
-              <w:top w:type="dxa" w:w="50"/>
-              <w:left w:type="dxa" w:w="80"/>
-              <w:bottom w:type="dxa" w:w="50"/>
-              <w:right w:type="dxa" w:w="80"/>
-            </w:tcMar>
-          </w:tcPr>
-          <w:p>
-            <w:pPr>
-              <w:spacing w:after="0" w:line="240"/>
-              <w:jc w:val="right"/>
-            </w:pPr>
-            <w:r>
-              <w:rPr>
-                <w:rFonts w:ascii="Calibri" w:cs="Calibri" w:eastAsia="Calibri" w:hAnsi="Calibri"/>
-                <w:sz w:val="16"/>
-                <w:szCs w:val="16"/>
-              </w:rPr>
-              <w:t xml:space="preserve">0.083</w:t>
-            </w:r>
-          </w:p>
-        </w:tc>
-        <w:tc>
-          <w:tcPr>
-            <w:tcW w:type="dxa" w:w="2560"/>
-            <w:tcMar>
-              <w:top w:type="dxa" w:w="50"/>
-              <w:left w:type="dxa" w:w="80"/>
-              <w:bottom w:type="dxa" w:w="50"/>
-              <w:right w:type="dxa" w:w="80"/>
-            </w:tcMar>
-          </w:tcPr>
-          <w:p>
-            <w:pPr>
-              <w:spacing w:after="0" w:line="240"/>
-              <w:jc w:val="right"/>
-            </w:pPr>
-            <w:r>
-              <w:rPr>
-                <w:rFonts w:ascii="Calibri" w:cs="Calibri" w:eastAsia="Calibri" w:hAnsi="Calibri"/>
-                <w:sz w:val="16"/>
-                <w:szCs w:val="16"/>
-              </w:rPr>
-              <w:t xml:space="preserve">0.068</w:t>
+              <w:t xml:space="preserve">three-way splits</w:t>
+            </w:r>
+          </w:p>
+        </w:tc>
+        <w:tc>
+          <w:tcPr>
+            <w:tcW w:type="dxa" w:w="2200"/>
+            <w:tcMar>
+              <w:top w:type="dxa" w:w="50"/>
+              <w:left w:type="dxa" w:w="80"/>
+              <w:bottom w:type="dxa" w:w="50"/>
+              <w:right w:type="dxa" w:w="80"/>
+            </w:tcMar>
+          </w:tcPr>
+          <w:p>
+            <w:pPr>
+              <w:spacing w:after="0" w:line="240"/>
+              <w:jc w:val="right"/>
+            </w:pPr>
+            <w:r>
+              <w:rPr>
+                <w:rFonts w:ascii="Calibri" w:cs="Calibri" w:eastAsia="Calibri" w:hAnsi="Calibri"/>
+                <w:sz w:val="16"/>
+                <w:szCs w:val="16"/>
+              </w:rPr>
+              <w:t xml:space="preserve">400</w:t>
+            </w:r>
+          </w:p>
+        </w:tc>
+        <w:tc>
+          <w:tcPr>
+            <w:tcW w:type="dxa" w:w="2160"/>
+            <w:tcMar>
+              <w:top w:type="dxa" w:w="50"/>
+              <w:left w:type="dxa" w:w="80"/>
+              <w:bottom w:type="dxa" w:w="50"/>
+              <w:right w:type="dxa" w:w="80"/>
+            </w:tcMar>
+          </w:tcPr>
+          <w:p>
+            <w:pPr>
+              <w:spacing w:after="0" w:line="240"/>
+              <w:jc w:val="right"/>
+            </w:pPr>
+            <w:r>
+              <w:rPr>
+                <w:rFonts w:ascii="Calibri" w:cs="Calibri" w:eastAsia="Calibri" w:hAnsi="Calibri"/>
+                <w:sz w:val="16"/>
+                <w:szCs w:val="16"/>
+              </w:rPr>
+              <w:t xml:space="preserve">300</w:t>
             </w:r>
           </w:p>
         </w:tc>
@@ -17297,7 +18198,7 @@
         </w:trPr>
         <w:tc>
           <w:tcPr>
-            <w:tcW w:type="dxa" w:w="4200"/>
+            <w:tcW w:type="dxa" w:w="5000"/>
             <w:tcMar>
               <w:top w:type="dxa" w:w="50"/>
               <w:left w:type="dxa" w:w="80"/>
@@ -17316,57 +18217,57 @@
                 <w:sz w:val="16"/>
                 <w:szCs w:val="16"/>
               </w:rPr>
-              <w:t xml:space="preserve">eligible: full protocol</w:t>
-            </w:r>
-          </w:p>
-        </w:tc>
-        <w:tc>
-          <w:tcPr>
-            <w:tcW w:type="dxa" w:w="2600"/>
-            <w:tcMar>
-              <w:top w:type="dxa" w:w="50"/>
-              <w:left w:type="dxa" w:w="80"/>
-              <w:bottom w:type="dxa" w:w="50"/>
-              <w:right w:type="dxa" w:w="80"/>
-            </w:tcMar>
-          </w:tcPr>
-          <w:p>
-            <w:pPr>
-              <w:spacing w:after="0" w:line="240"/>
-              <w:jc w:val="right"/>
-            </w:pPr>
-            <w:r>
-              <w:rPr>
-                <w:rFonts w:ascii="Calibri" w:cs="Calibri" w:eastAsia="Calibri" w:hAnsi="Calibri"/>
-                <w:sz w:val="16"/>
-                <w:szCs w:val="16"/>
-              </w:rPr>
-              <w:t xml:space="preserve">89</w:t>
-            </w:r>
-          </w:p>
-        </w:tc>
-        <w:tc>
-          <w:tcPr>
-            <w:tcW w:type="dxa" w:w="2560"/>
-            <w:tcMar>
-              <w:top w:type="dxa" w:w="50"/>
-              <w:left w:type="dxa" w:w="80"/>
-              <w:bottom w:type="dxa" w:w="50"/>
-              <w:right w:type="dxa" w:w="80"/>
-            </w:tcMar>
-          </w:tcPr>
-          <w:p>
-            <w:pPr>
-              <w:spacing w:after="0" w:line="240"/>
-              <w:jc w:val="right"/>
-            </w:pPr>
-            <w:r>
-              <w:rPr>
-                <w:rFonts w:ascii="Calibri" w:cs="Calibri" w:eastAsia="Calibri" w:hAnsi="Calibri"/>
-                <w:sz w:val="16"/>
-                <w:szCs w:val="16"/>
-              </w:rPr>
-              <w:t xml:space="preserve">209</w:t>
+              <w:t xml:space="preserve">(a) selection third — empirical, optimistic</w:t>
+            </w:r>
+          </w:p>
+        </w:tc>
+        <w:tc>
+          <w:tcPr>
+            <w:tcW w:type="dxa" w:w="2200"/>
+            <w:tcMar>
+              <w:top w:type="dxa" w:w="50"/>
+              <w:left w:type="dxa" w:w="80"/>
+              <w:bottom w:type="dxa" w:w="50"/>
+              <w:right w:type="dxa" w:w="80"/>
+            </w:tcMar>
+          </w:tcPr>
+          <w:p>
+            <w:pPr>
+              <w:spacing w:after="0" w:line="240"/>
+              <w:jc w:val="right"/>
+            </w:pPr>
+            <w:r>
+              <w:rPr>
+                <w:rFonts w:ascii="Calibri" w:cs="Calibri" w:eastAsia="Calibri" w:hAnsi="Calibri"/>
+                <w:sz w:val="16"/>
+                <w:szCs w:val="16"/>
+              </w:rPr>
+              <w:t xml:space="preserve"/>
+            </w:r>
+          </w:p>
+        </w:tc>
+        <w:tc>
+          <w:tcPr>
+            <w:tcW w:type="dxa" w:w="2160"/>
+            <w:tcMar>
+              <w:top w:type="dxa" w:w="50"/>
+              <w:left w:type="dxa" w:w="80"/>
+              <w:bottom w:type="dxa" w:w="50"/>
+              <w:right w:type="dxa" w:w="80"/>
+            </w:tcMar>
+          </w:tcPr>
+          <w:p>
+            <w:pPr>
+              <w:spacing w:after="0" w:line="240"/>
+              <w:jc w:val="right"/>
+            </w:pPr>
+            <w:r>
+              <w:rPr>
+                <w:rFonts w:ascii="Calibri" w:cs="Calibri" w:eastAsia="Calibri" w:hAnsi="Calibri"/>
+                <w:sz w:val="16"/>
+                <w:szCs w:val="16"/>
+              </w:rPr>
+              <w:t xml:space="preserve"/>
             </w:r>
           </w:p>
         </w:tc>
@@ -17377,7 +18278,7 @@
         </w:trPr>
         <w:tc>
           <w:tcPr>
-            <w:tcW w:type="dxa" w:w="4200"/>
+            <w:tcW w:type="dxa" w:w="5000"/>
             <w:tcMar>
               <w:top w:type="dxa" w:w="50"/>
               <w:left w:type="dxa" w:w="80"/>
@@ -17396,57 +18297,57 @@
                 <w:sz w:val="16"/>
                 <w:szCs w:val="16"/>
               </w:rPr>
-              <w:t xml:space="preserve">eligible: HR-selected rule</w:t>
-            </w:r>
-          </w:p>
-        </w:tc>
-        <w:tc>
-          <w:tcPr>
-            <w:tcW w:type="dxa" w:w="2600"/>
-            <w:tcMar>
-              <w:top w:type="dxa" w:w="50"/>
-              <w:left w:type="dxa" w:w="80"/>
-              <w:bottom w:type="dxa" w:w="50"/>
-              <w:right w:type="dxa" w:w="80"/>
-            </w:tcMar>
-          </w:tcPr>
-          <w:p>
-            <w:pPr>
-              <w:spacing w:after="0" w:line="240"/>
-              <w:jc w:val="right"/>
-            </w:pPr>
-            <w:r>
-              <w:rPr>
-                <w:rFonts w:ascii="Calibri" w:cs="Calibri" w:eastAsia="Calibri" w:hAnsi="Calibri"/>
-                <w:sz w:val="16"/>
-                <w:szCs w:val="16"/>
-              </w:rPr>
-              <w:t xml:space="preserve">149</w:t>
-            </w:r>
-          </w:p>
-        </w:tc>
-        <w:tc>
-          <w:tcPr>
-            <w:tcW w:type="dxa" w:w="2560"/>
-            <w:tcMar>
-              <w:top w:type="dxa" w:w="50"/>
-              <w:left w:type="dxa" w:w="80"/>
-              <w:bottom w:type="dxa" w:w="50"/>
-              <w:right w:type="dxa" w:w="80"/>
-            </w:tcMar>
-          </w:tcPr>
-          <w:p>
-            <w:pPr>
-              <w:spacing w:after="0" w:line="240"/>
-              <w:jc w:val="right"/>
-            </w:pPr>
-            <w:r>
-              <w:rPr>
-                <w:rFonts w:ascii="Calibri" w:cs="Calibri" w:eastAsia="Calibri" w:hAnsi="Calibri"/>
-                <w:sz w:val="16"/>
-                <w:szCs w:val="16"/>
-              </w:rPr>
-              <w:t xml:space="preserve">433</w:t>
+              <w:t xml:space="preserve">      dominating subsets (median)</w:t>
+            </w:r>
+          </w:p>
+        </w:tc>
+        <w:tc>
+          <w:tcPr>
+            <w:tcW w:type="dxa" w:w="2200"/>
+            <w:tcMar>
+              <w:top w:type="dxa" w:w="50"/>
+              <w:left w:type="dxa" w:w="80"/>
+              <w:bottom w:type="dxa" w:w="50"/>
+              <w:right w:type="dxa" w:w="80"/>
+            </w:tcMar>
+          </w:tcPr>
+          <w:p>
+            <w:pPr>
+              <w:spacing w:after="0" w:line="240"/>
+              <w:jc w:val="right"/>
+            </w:pPr>
+            <w:r>
+              <w:rPr>
+                <w:rFonts w:ascii="Calibri" w:cs="Calibri" w:eastAsia="Calibri" w:hAnsi="Calibri"/>
+                <w:sz w:val="16"/>
+                <w:szCs w:val="16"/>
+              </w:rPr>
+              <w:t xml:space="preserve">77</w:t>
+            </w:r>
+          </w:p>
+        </w:tc>
+        <w:tc>
+          <w:tcPr>
+            <w:tcW w:type="dxa" w:w="2160"/>
+            <w:tcMar>
+              <w:top w:type="dxa" w:w="50"/>
+              <w:left w:type="dxa" w:w="80"/>
+              <w:bottom w:type="dxa" w:w="50"/>
+              <w:right w:type="dxa" w:w="80"/>
+            </w:tcMar>
+          </w:tcPr>
+          <w:p>
+            <w:pPr>
+              <w:spacing w:after="0" w:line="240"/>
+              <w:jc w:val="right"/>
+            </w:pPr>
+            <w:r>
+              <w:rPr>
+                <w:rFonts w:ascii="Calibri" w:cs="Calibri" w:eastAsia="Calibri" w:hAnsi="Calibri"/>
+                <w:sz w:val="16"/>
+                <w:szCs w:val="16"/>
+              </w:rPr>
+              <w:t xml:space="preserve">57</w:t>
             </w:r>
           </w:p>
         </w:tc>
@@ -17457,7 +18358,7 @@
         </w:trPr>
         <w:tc>
           <w:tcPr>
-            <w:tcW w:type="dxa" w:w="4200"/>
+            <w:tcW w:type="dxa" w:w="5000"/>
             <w:tcMar>
               <w:top w:type="dxa" w:w="50"/>
               <w:left w:type="dxa" w:w="80"/>
@@ -17476,57 +18377,57 @@
                 <w:sz w:val="16"/>
                 <w:szCs w:val="16"/>
               </w:rPr>
-              <w:t xml:space="preserve">eligible: RMST-selected rule</w:t>
-            </w:r>
-          </w:p>
-        </w:tc>
-        <w:tc>
-          <w:tcPr>
-            <w:tcW w:type="dxa" w:w="2600"/>
-            <w:tcMar>
-              <w:top w:type="dxa" w:w="50"/>
-              <w:left w:type="dxa" w:w="80"/>
-              <w:bottom w:type="dxa" w:w="50"/>
-              <w:right w:type="dxa" w:w="80"/>
-            </w:tcMar>
-          </w:tcPr>
-          <w:p>
-            <w:pPr>
-              <w:spacing w:after="0" w:line="240"/>
-              <w:jc w:val="right"/>
-            </w:pPr>
-            <w:r>
-              <w:rPr>
-                <w:rFonts w:ascii="Calibri" w:cs="Calibri" w:eastAsia="Calibri" w:hAnsi="Calibri"/>
-                <w:sz w:val="16"/>
-                <w:szCs w:val="16"/>
-              </w:rPr>
-              <w:t xml:space="preserve">177</w:t>
-            </w:r>
-          </w:p>
-        </w:tc>
-        <w:tc>
-          <w:tcPr>
-            <w:tcW w:type="dxa" w:w="2560"/>
-            <w:tcMar>
-              <w:top w:type="dxa" w:w="50"/>
-              <w:left w:type="dxa" w:w="80"/>
-              <w:bottom w:type="dxa" w:w="50"/>
-              <w:right w:type="dxa" w:w="80"/>
-            </w:tcMar>
-          </w:tcPr>
-          <w:p>
-            <w:pPr>
-              <w:spacing w:after="0" w:line="240"/>
-              <w:jc w:val="right"/>
-            </w:pPr>
-            <w:r>
-              <w:rPr>
-                <w:rFonts w:ascii="Calibri" w:cs="Calibri" w:eastAsia="Calibri" w:hAnsi="Calibri"/>
-                <w:sz w:val="16"/>
-                <w:szCs w:val="16"/>
-              </w:rPr>
-              <w:t xml:space="preserve">427</w:t>
+              <w:t xml:space="preserve">      rule undominated</w:t>
+            </w:r>
+          </w:p>
+        </w:tc>
+        <w:tc>
+          <w:tcPr>
+            <w:tcW w:type="dxa" w:w="2200"/>
+            <w:tcMar>
+              <w:top w:type="dxa" w:w="50"/>
+              <w:left w:type="dxa" w:w="80"/>
+              <w:bottom w:type="dxa" w:w="50"/>
+              <w:right w:type="dxa" w:w="80"/>
+            </w:tcMar>
+          </w:tcPr>
+          <w:p>
+            <w:pPr>
+              <w:spacing w:after="0" w:line="240"/>
+              <w:jc w:val="right"/>
+            </w:pPr>
+            <w:r>
+              <w:rPr>
+                <w:rFonts w:ascii="Calibri" w:cs="Calibri" w:eastAsia="Calibri" w:hAnsi="Calibri"/>
+                <w:sz w:val="16"/>
+                <w:szCs w:val="16"/>
+              </w:rPr>
+              <w:t xml:space="preserve">0.025</w:t>
+            </w:r>
+          </w:p>
+        </w:tc>
+        <w:tc>
+          <w:tcPr>
+            <w:tcW w:type="dxa" w:w="2160"/>
+            <w:tcMar>
+              <w:top w:type="dxa" w:w="50"/>
+              <w:left w:type="dxa" w:w="80"/>
+              <w:bottom w:type="dxa" w:w="50"/>
+              <w:right w:type="dxa" w:w="80"/>
+            </w:tcMar>
+          </w:tcPr>
+          <w:p>
+            <w:pPr>
+              <w:spacing w:after="0" w:line="240"/>
+              <w:jc w:val="right"/>
+            </w:pPr>
+            <w:r>
+              <w:rPr>
+                <w:rFonts w:ascii="Calibri" w:cs="Calibri" w:eastAsia="Calibri" w:hAnsi="Calibri"/>
+                <w:sz w:val="16"/>
+                <w:szCs w:val="16"/>
+              </w:rPr>
+              <w:t xml:space="preserve">0.027</w:t>
             </w:r>
           </w:p>
         </w:tc>
@@ -17537,7 +18438,7 @@
         </w:trPr>
         <w:tc>
           <w:tcPr>
-            <w:tcW w:type="dxa" w:w="4200"/>
+            <w:tcW w:type="dxa" w:w="5000"/>
             <w:tcMar>
               <w:top w:type="dxa" w:w="50"/>
               <w:left w:type="dxa" w:w="80"/>
@@ -17556,57 +18457,57 @@
                 <w:sz w:val="16"/>
                 <w:szCs w:val="16"/>
               </w:rPr>
-              <w:t xml:space="preserve">HR-selected rule: P(lower HR)</w:t>
-            </w:r>
-          </w:p>
-        </w:tc>
-        <w:tc>
-          <w:tcPr>
-            <w:tcW w:type="dxa" w:w="2600"/>
-            <w:tcMar>
-              <w:top w:type="dxa" w:w="50"/>
-              <w:left w:type="dxa" w:w="80"/>
-              <w:bottom w:type="dxa" w:w="50"/>
-              <w:right w:type="dxa" w:w="80"/>
-            </w:tcMar>
-          </w:tcPr>
-          <w:p>
-            <w:pPr>
-              <w:spacing w:after="0" w:line="240"/>
-              <w:jc w:val="right"/>
-            </w:pPr>
-            <w:r>
-              <w:rPr>
-                <w:rFonts w:ascii="Calibri" w:cs="Calibri" w:eastAsia="Calibri" w:hAnsi="Calibri"/>
-                <w:sz w:val="16"/>
-                <w:szCs w:val="16"/>
-              </w:rPr>
-              <w:t xml:space="preserve">0.273</w:t>
-            </w:r>
-          </w:p>
-        </w:tc>
-        <w:tc>
-          <w:tcPr>
-            <w:tcW w:type="dxa" w:w="2560"/>
-            <w:tcMar>
-              <w:top w:type="dxa" w:w="50"/>
-              <w:left w:type="dxa" w:w="80"/>
-              <w:bottom w:type="dxa" w:w="50"/>
-              <w:right w:type="dxa" w:w="80"/>
-            </w:tcMar>
-          </w:tcPr>
-          <w:p>
-            <w:pPr>
-              <w:spacing w:after="0" w:line="240"/>
-              <w:jc w:val="right"/>
-            </w:pPr>
-            <w:r>
-              <w:rPr>
-                <w:rFonts w:ascii="Calibri" w:cs="Calibri" w:eastAsia="Calibri" w:hAnsi="Calibri"/>
-                <w:sz w:val="16"/>
-                <w:szCs w:val="16"/>
-              </w:rPr>
-              <w:t xml:space="preserve">0.464</w:t>
+              <w:t xml:space="preserve">(b) pre-selected subsets on the untouched third — CONFIRMATORY</w:t>
+            </w:r>
+          </w:p>
+        </w:tc>
+        <w:tc>
+          <w:tcPr>
+            <w:tcW w:type="dxa" w:w="2200"/>
+            <w:tcMar>
+              <w:top w:type="dxa" w:w="50"/>
+              <w:left w:type="dxa" w:w="80"/>
+              <w:bottom w:type="dxa" w:w="50"/>
+              <w:right w:type="dxa" w:w="80"/>
+            </w:tcMar>
+          </w:tcPr>
+          <w:p>
+            <w:pPr>
+              <w:spacing w:after="0" w:line="240"/>
+              <w:jc w:val="right"/>
+            </w:pPr>
+            <w:r>
+              <w:rPr>
+                <w:rFonts w:ascii="Calibri" w:cs="Calibri" w:eastAsia="Calibri" w:hAnsi="Calibri"/>
+                <w:sz w:val="16"/>
+                <w:szCs w:val="16"/>
+              </w:rPr>
+              <w:t xml:space="preserve"/>
+            </w:r>
+          </w:p>
+        </w:tc>
+        <w:tc>
+          <w:tcPr>
+            <w:tcW w:type="dxa" w:w="2160"/>
+            <w:tcMar>
+              <w:top w:type="dxa" w:w="50"/>
+              <w:left w:type="dxa" w:w="80"/>
+              <w:bottom w:type="dxa" w:w="50"/>
+              <w:right w:type="dxa" w:w="80"/>
+            </w:tcMar>
+          </w:tcPr>
+          <w:p>
+            <w:pPr>
+              <w:spacing w:after="0" w:line="240"/>
+              <w:jc w:val="right"/>
+            </w:pPr>
+            <w:r>
+              <w:rPr>
+                <w:rFonts w:ascii="Calibri" w:cs="Calibri" w:eastAsia="Calibri" w:hAnsi="Calibri"/>
+                <w:sz w:val="16"/>
+                <w:szCs w:val="16"/>
+              </w:rPr>
+              <w:t xml:space="preserve"/>
             </w:r>
           </w:p>
         </w:tc>
@@ -17617,7 +18518,7 @@
         </w:trPr>
         <w:tc>
           <w:tcPr>
-            <w:tcW w:type="dxa" w:w="4200"/>
+            <w:tcW w:type="dxa" w:w="5000"/>
             <w:tcMar>
               <w:top w:type="dxa" w:w="50"/>
               <w:left w:type="dxa" w:w="80"/>
@@ -17636,57 +18537,57 @@
                 <w:sz w:val="16"/>
                 <w:szCs w:val="16"/>
               </w:rPr>
-              <w:t xml:space="preserve">HR-selected rule: P(greater RMST)</w:t>
-            </w:r>
-          </w:p>
-        </w:tc>
-        <w:tc>
-          <w:tcPr>
-            <w:tcW w:type="dxa" w:w="2600"/>
-            <w:tcMar>
-              <w:top w:type="dxa" w:w="50"/>
-              <w:left w:type="dxa" w:w="80"/>
-              <w:bottom w:type="dxa" w:w="50"/>
-              <w:right w:type="dxa" w:w="80"/>
-            </w:tcMar>
-          </w:tcPr>
-          <w:p>
-            <w:pPr>
-              <w:spacing w:after="0" w:line="240"/>
-              <w:jc w:val="right"/>
-            </w:pPr>
-            <w:r>
-              <w:rPr>
-                <w:rFonts w:ascii="Calibri" w:cs="Calibri" w:eastAsia="Calibri" w:hAnsi="Calibri"/>
-                <w:sz w:val="16"/>
-                <w:szCs w:val="16"/>
-              </w:rPr>
-              <w:t xml:space="preserve">0.473</w:t>
-            </w:r>
-          </w:p>
-        </w:tc>
-        <w:tc>
-          <w:tcPr>
-            <w:tcW w:type="dxa" w:w="2560"/>
-            <w:tcMar>
-              <w:top w:type="dxa" w:w="50"/>
-              <w:left w:type="dxa" w:w="80"/>
-              <w:bottom w:type="dxa" w:w="50"/>
-              <w:right w:type="dxa" w:w="80"/>
-            </w:tcMar>
-          </w:tcPr>
-          <w:p>
-            <w:pPr>
-              <w:spacing w:after="0" w:line="240"/>
-              <w:jc w:val="right"/>
-            </w:pPr>
-            <w:r>
-              <w:rPr>
-                <w:rFonts w:ascii="Calibri" w:cs="Calibri" w:eastAsia="Calibri" w:hAnsi="Calibri"/>
-                <w:sz w:val="16"/>
-                <w:szCs w:val="16"/>
-              </w:rPr>
-              <w:t xml:space="preserve">0.320</w:t>
+              <w:t xml:space="preserve">      of those dominators, number still dominating (median)</w:t>
+            </w:r>
+          </w:p>
+        </w:tc>
+        <w:tc>
+          <w:tcPr>
+            <w:tcW w:type="dxa" w:w="2200"/>
+            <w:tcMar>
+              <w:top w:type="dxa" w:w="50"/>
+              <w:left w:type="dxa" w:w="80"/>
+              <w:bottom w:type="dxa" w:w="50"/>
+              <w:right w:type="dxa" w:w="80"/>
+            </w:tcMar>
+          </w:tcPr>
+          <w:p>
+            <w:pPr>
+              <w:spacing w:after="0" w:line="240"/>
+              <w:jc w:val="right"/>
+            </w:pPr>
+            <w:r>
+              <w:rPr>
+                <w:rFonts w:ascii="Calibri" w:cs="Calibri" w:eastAsia="Calibri" w:hAnsi="Calibri"/>
+                <w:sz w:val="16"/>
+                <w:szCs w:val="16"/>
+              </w:rPr>
+              <w:t xml:space="preserve">12</w:t>
+            </w:r>
+          </w:p>
+        </w:tc>
+        <w:tc>
+          <w:tcPr>
+            <w:tcW w:type="dxa" w:w="2160"/>
+            <w:tcMar>
+              <w:top w:type="dxa" w:w="50"/>
+              <w:left w:type="dxa" w:w="80"/>
+              <w:bottom w:type="dxa" w:w="50"/>
+              <w:right w:type="dxa" w:w="80"/>
+            </w:tcMar>
+          </w:tcPr>
+          <w:p>
+            <w:pPr>
+              <w:spacing w:after="0" w:line="240"/>
+              <w:jc w:val="right"/>
+            </w:pPr>
+            <w:r>
+              <w:rPr>
+                <w:rFonts w:ascii="Calibri" w:cs="Calibri" w:eastAsia="Calibri" w:hAnsi="Calibri"/>
+                <w:sz w:val="16"/>
+                <w:szCs w:val="16"/>
+              </w:rPr>
+              <w:t xml:space="preserve">16</w:t>
             </w:r>
           </w:p>
         </w:tc>
@@ -17697,7 +18598,7 @@
         </w:trPr>
         <w:tc>
           <w:tcPr>
-            <w:tcW w:type="dxa" w:w="4200"/>
+            <w:tcW w:type="dxa" w:w="5000"/>
             <w:tcMar>
               <w:top w:type="dxa" w:w="50"/>
               <w:left w:type="dxa" w:w="80"/>
@@ -17716,57 +18617,57 @@
                 <w:sz w:val="16"/>
                 <w:szCs w:val="16"/>
               </w:rPr>
-              <w:t xml:space="preserve">RMST-selected rule: P(lower HR)</w:t>
-            </w:r>
-          </w:p>
-        </w:tc>
-        <w:tc>
-          <w:tcPr>
-            <w:tcW w:type="dxa" w:w="2600"/>
-            <w:tcMar>
-              <w:top w:type="dxa" w:w="50"/>
-              <w:left w:type="dxa" w:w="80"/>
-              <w:bottom w:type="dxa" w:w="50"/>
-              <w:right w:type="dxa" w:w="80"/>
-            </w:tcMar>
-          </w:tcPr>
-          <w:p>
-            <w:pPr>
-              <w:spacing w:after="0" w:line="240"/>
-              <w:jc w:val="right"/>
-            </w:pPr>
-            <w:r>
-              <w:rPr>
-                <w:rFonts w:ascii="Calibri" w:cs="Calibri" w:eastAsia="Calibri" w:hAnsi="Calibri"/>
-                <w:sz w:val="16"/>
-                <w:szCs w:val="16"/>
-              </w:rPr>
-              <w:t xml:space="preserve">0.140</w:t>
-            </w:r>
-          </w:p>
-        </w:tc>
-        <w:tc>
-          <w:tcPr>
-            <w:tcW w:type="dxa" w:w="2560"/>
-            <w:tcMar>
-              <w:top w:type="dxa" w:w="50"/>
-              <w:left w:type="dxa" w:w="80"/>
-              <w:bottom w:type="dxa" w:w="50"/>
-              <w:right w:type="dxa" w:w="80"/>
-            </w:tcMar>
-          </w:tcPr>
-          <w:p>
-            <w:pPr>
-              <w:spacing w:after="0" w:line="240"/>
-              <w:jc w:val="right"/>
-            </w:pPr>
-            <w:r>
-              <w:rPr>
-                <w:rFonts w:ascii="Calibri" w:cs="Calibri" w:eastAsia="Calibri" w:hAnsi="Calibri"/>
-                <w:sz w:val="16"/>
-                <w:szCs w:val="16"/>
-              </w:rPr>
-              <w:t xml:space="preserve">0.404</w:t>
+              <w:t xml:space="preserve">      replication rate</w:t>
+            </w:r>
+          </w:p>
+        </w:tc>
+        <w:tc>
+          <w:tcPr>
+            <w:tcW w:type="dxa" w:w="2200"/>
+            <w:tcMar>
+              <w:top w:type="dxa" w:w="50"/>
+              <w:left w:type="dxa" w:w="80"/>
+              <w:bottom w:type="dxa" w:w="50"/>
+              <w:right w:type="dxa" w:w="80"/>
+            </w:tcMar>
+          </w:tcPr>
+          <w:p>
+            <w:pPr>
+              <w:spacing w:after="0" w:line="240"/>
+              <w:jc w:val="right"/>
+            </w:pPr>
+            <w:r>
+              <w:rPr>
+                <w:rFonts w:ascii="Calibri" w:cs="Calibri" w:eastAsia="Calibri" w:hAnsi="Calibri"/>
+                <w:sz w:val="16"/>
+                <w:szCs w:val="16"/>
+              </w:rPr>
+              <w:t xml:space="preserve">0.353</w:t>
+            </w:r>
+          </w:p>
+        </w:tc>
+        <w:tc>
+          <w:tcPr>
+            <w:tcW w:type="dxa" w:w="2160"/>
+            <w:tcMar>
+              <w:top w:type="dxa" w:w="50"/>
+              <w:left w:type="dxa" w:w="80"/>
+              <w:bottom w:type="dxa" w:w="50"/>
+              <w:right w:type="dxa" w:w="80"/>
+            </w:tcMar>
+          </w:tcPr>
+          <w:p>
+            <w:pPr>
+              <w:spacing w:after="0" w:line="240"/>
+              <w:jc w:val="right"/>
+            </w:pPr>
+            <w:r>
+              <w:rPr>
+                <w:rFonts w:ascii="Calibri" w:cs="Calibri" w:eastAsia="Calibri" w:hAnsi="Calibri"/>
+                <w:sz w:val="16"/>
+                <w:szCs w:val="16"/>
+              </w:rPr>
+              <w:t xml:space="preserve">0.414</w:t>
             </w:r>
           </w:p>
         </w:tc>
@@ -17777,7 +18678,7 @@
         </w:trPr>
         <w:tc>
           <w:tcPr>
-            <w:tcW w:type="dxa" w:w="4200"/>
+            <w:tcW w:type="dxa" w:w="5000"/>
             <w:tcMar>
               <w:top w:type="dxa" w:w="50"/>
               <w:left w:type="dxa" w:w="80"/>
@@ -17796,57 +18697,457 @@
                 <w:sz w:val="16"/>
                 <w:szCs w:val="16"/>
               </w:rPr>
-              <w:t xml:space="preserve">RMST-selected rule: P(greater RMST)</w:t>
-            </w:r>
-          </w:p>
-        </w:tc>
-        <w:tc>
-          <w:tcPr>
-            <w:tcW w:type="dxa" w:w="2600"/>
-            <w:tcMar>
-              <w:top w:type="dxa" w:w="50"/>
-              <w:left w:type="dxa" w:w="80"/>
-              <w:bottom w:type="dxa" w:w="50"/>
-              <w:right w:type="dxa" w:w="80"/>
-            </w:tcMar>
-          </w:tcPr>
-          <w:p>
-            <w:pPr>
-              <w:spacing w:after="0" w:line="240"/>
-              <w:jc w:val="right"/>
-            </w:pPr>
-            <w:r>
-              <w:rPr>
-                <w:rFonts w:ascii="Calibri" w:cs="Calibri" w:eastAsia="Calibri" w:hAnsi="Calibri"/>
-                <w:sz w:val="16"/>
-                <w:szCs w:val="16"/>
-              </w:rPr>
-              <w:t xml:space="preserve">0.490</w:t>
-            </w:r>
-          </w:p>
-        </w:tc>
-        <w:tc>
-          <w:tcPr>
-            <w:tcW w:type="dxa" w:w="2560"/>
-            <w:tcMar>
-              <w:top w:type="dxa" w:w="50"/>
-              <w:left w:type="dxa" w:w="80"/>
-              <w:bottom w:type="dxa" w:w="50"/>
-              <w:right w:type="dxa" w:w="80"/>
-            </w:tcMar>
-          </w:tcPr>
-          <w:p>
-            <w:pPr>
-              <w:spacing w:after="0" w:line="240"/>
-              <w:jc w:val="right"/>
-            </w:pPr>
-            <w:r>
-              <w:rPr>
-                <w:rFonts w:ascii="Calibri" w:cs="Calibri" w:eastAsia="Calibri" w:hAnsi="Calibri"/>
-                <w:sz w:val="16"/>
-                <w:szCs w:val="16"/>
-              </w:rPr>
-              <w:t xml:space="preserve">0.268</w:t>
+              <w:t xml:space="preserve">      replication rate, margin required on the selection third</w:t>
+            </w:r>
+          </w:p>
+        </w:tc>
+        <w:tc>
+          <w:tcPr>
+            <w:tcW w:type="dxa" w:w="2200"/>
+            <w:tcMar>
+              <w:top w:type="dxa" w:w="50"/>
+              <w:left w:type="dxa" w:w="80"/>
+              <w:bottom w:type="dxa" w:w="50"/>
+              <w:right w:type="dxa" w:w="80"/>
+            </w:tcMar>
+          </w:tcPr>
+          <w:p>
+            <w:pPr>
+              <w:spacing w:after="0" w:line="240"/>
+              <w:jc w:val="right"/>
+            </w:pPr>
+            <w:r>
+              <w:rPr>
+                <w:rFonts w:ascii="Calibri" w:cs="Calibri" w:eastAsia="Calibri" w:hAnsi="Calibri"/>
+                <w:sz w:val="16"/>
+                <w:szCs w:val="16"/>
+              </w:rPr>
+              <w:t xml:space="preserve">0.347</w:t>
+            </w:r>
+          </w:p>
+        </w:tc>
+        <w:tc>
+          <w:tcPr>
+            <w:tcW w:type="dxa" w:w="2160"/>
+            <w:tcMar>
+              <w:top w:type="dxa" w:w="50"/>
+              <w:left w:type="dxa" w:w="80"/>
+              <w:bottom w:type="dxa" w:w="50"/>
+              <w:right w:type="dxa" w:w="80"/>
+            </w:tcMar>
+          </w:tcPr>
+          <w:p>
+            <w:pPr>
+              <w:spacing w:after="0" w:line="240"/>
+              <w:jc w:val="right"/>
+            </w:pPr>
+            <w:r>
+              <w:rPr>
+                <w:rFonts w:ascii="Calibri" w:cs="Calibri" w:eastAsia="Calibri" w:hAnsi="Calibri"/>
+                <w:sz w:val="16"/>
+                <w:szCs w:val="16"/>
+              </w:rPr>
+              <w:t xml:space="preserve">0.412</w:t>
+            </w:r>
+          </w:p>
+        </w:tc>
+      </w:tr>
+      <w:tr>
+        <w:trPr>
+          <w:cantSplit/>
+        </w:trPr>
+        <w:tc>
+          <w:tcPr>
+            <w:tcW w:type="dxa" w:w="5000"/>
+            <w:tcMar>
+              <w:top w:type="dxa" w:w="50"/>
+              <w:left w:type="dxa" w:w="80"/>
+              <w:bottom w:type="dxa" w:w="50"/>
+              <w:right w:type="dxa" w:w="80"/>
+            </w:tcMar>
+          </w:tcPr>
+          <w:p>
+            <w:pPr>
+              <w:spacing w:after="0" w:line="240"/>
+              <w:jc w:val="left"/>
+            </w:pPr>
+            <w:r>
+              <w:rPr>
+                <w:rFonts w:ascii="Calibri" w:cs="Calibri" w:eastAsia="Calibri" w:hAnsi="Calibri"/>
+                <w:sz w:val="16"/>
+                <w:szCs w:val="16"/>
+              </w:rPr>
+              <w:t xml:space="preserve">      lowest-hazard-ratio dominator carries over</w:t>
+            </w:r>
+          </w:p>
+        </w:tc>
+        <w:tc>
+          <w:tcPr>
+            <w:tcW w:type="dxa" w:w="2200"/>
+            <w:tcMar>
+              <w:top w:type="dxa" w:w="50"/>
+              <w:left w:type="dxa" w:w="80"/>
+              <w:bottom w:type="dxa" w:w="50"/>
+              <w:right w:type="dxa" w:w="80"/>
+            </w:tcMar>
+          </w:tcPr>
+          <w:p>
+            <w:pPr>
+              <w:spacing w:after="0" w:line="240"/>
+              <w:jc w:val="right"/>
+            </w:pPr>
+            <w:r>
+              <w:rPr>
+                <w:rFonts w:ascii="Calibri" w:cs="Calibri" w:eastAsia="Calibri" w:hAnsi="Calibri"/>
+                <w:sz w:val="16"/>
+                <w:szCs w:val="16"/>
+              </w:rPr>
+              <w:t xml:space="preserve">0.336</w:t>
+            </w:r>
+          </w:p>
+        </w:tc>
+        <w:tc>
+          <w:tcPr>
+            <w:tcW w:type="dxa" w:w="2160"/>
+            <w:tcMar>
+              <w:top w:type="dxa" w:w="50"/>
+              <w:left w:type="dxa" w:w="80"/>
+              <w:bottom w:type="dxa" w:w="50"/>
+              <w:right w:type="dxa" w:w="80"/>
+            </w:tcMar>
+          </w:tcPr>
+          <w:p>
+            <w:pPr>
+              <w:spacing w:after="0" w:line="240"/>
+              <w:jc w:val="right"/>
+            </w:pPr>
+            <w:r>
+              <w:rPr>
+                <w:rFonts w:ascii="Calibri" w:cs="Calibri" w:eastAsia="Calibri" w:hAnsi="Calibri"/>
+                <w:sz w:val="16"/>
+                <w:szCs w:val="16"/>
+              </w:rPr>
+              <w:t xml:space="preserve">0.394</w:t>
+            </w:r>
+          </w:p>
+        </w:tc>
+      </w:tr>
+      <w:tr>
+        <w:trPr>
+          <w:cantSplit/>
+        </w:trPr>
+        <w:tc>
+          <w:tcPr>
+            <w:tcW w:type="dxa" w:w="5000"/>
+            <w:tcMar>
+              <w:top w:type="dxa" w:w="50"/>
+              <w:left w:type="dxa" w:w="80"/>
+              <w:bottom w:type="dxa" w:w="50"/>
+              <w:right w:type="dxa" w:w="80"/>
+            </w:tcMar>
+          </w:tcPr>
+          <w:p>
+            <w:pPr>
+              <w:spacing w:after="0" w:line="240"/>
+              <w:jc w:val="left"/>
+            </w:pPr>
+            <w:r>
+              <w:rPr>
+                <w:rFonts w:ascii="Calibri" w:cs="Calibri" w:eastAsia="Calibri" w:hAnsi="Calibri"/>
+                <w:sz w:val="16"/>
+                <w:szCs w:val="16"/>
+              </w:rPr>
+              <w:t xml:space="preserve">      rule undominated by every pre-selected subset</w:t>
+            </w:r>
+          </w:p>
+        </w:tc>
+        <w:tc>
+          <w:tcPr>
+            <w:tcW w:type="dxa" w:w="2200"/>
+            <w:tcMar>
+              <w:top w:type="dxa" w:w="50"/>
+              <w:left w:type="dxa" w:w="80"/>
+              <w:bottom w:type="dxa" w:w="50"/>
+              <w:right w:type="dxa" w:w="80"/>
+            </w:tcMar>
+          </w:tcPr>
+          <w:p>
+            <w:pPr>
+              <w:spacing w:after="0" w:line="240"/>
+              <w:jc w:val="right"/>
+            </w:pPr>
+            <w:r>
+              <w:rPr>
+                <w:rFonts w:ascii="Calibri" w:cs="Calibri" w:eastAsia="Calibri" w:hAnsi="Calibri"/>
+                <w:sz w:val="16"/>
+                <w:szCs w:val="16"/>
+              </w:rPr>
+              <w:t xml:space="preserve">0.210</w:t>
+            </w:r>
+          </w:p>
+        </w:tc>
+        <w:tc>
+          <w:tcPr>
+            <w:tcW w:type="dxa" w:w="2160"/>
+            <w:tcMar>
+              <w:top w:type="dxa" w:w="50"/>
+              <w:left w:type="dxa" w:w="80"/>
+              <w:bottom w:type="dxa" w:w="50"/>
+              <w:right w:type="dxa" w:w="80"/>
+            </w:tcMar>
+          </w:tcPr>
+          <w:p>
+            <w:pPr>
+              <w:spacing w:after="0" w:line="240"/>
+              <w:jc w:val="right"/>
+            </w:pPr>
+            <w:r>
+              <w:rPr>
+                <w:rFonts w:ascii="Calibri" w:cs="Calibri" w:eastAsia="Calibri" w:hAnsi="Calibri"/>
+                <w:sz w:val="16"/>
+                <w:szCs w:val="16"/>
+              </w:rPr>
+              <w:t xml:space="preserve">0.120</w:t>
+            </w:r>
+          </w:p>
+        </w:tc>
+      </w:tr>
+      <w:tr>
+        <w:trPr>
+          <w:cantSplit/>
+        </w:trPr>
+        <w:tc>
+          <w:tcPr>
+            <w:tcW w:type="dxa" w:w="5000"/>
+            <w:tcMar>
+              <w:top w:type="dxa" w:w="50"/>
+              <w:left w:type="dxa" w:w="80"/>
+              <w:bottom w:type="dxa" w:w="50"/>
+              <w:right w:type="dxa" w:w="80"/>
+            </w:tcMar>
+          </w:tcPr>
+          <w:p>
+            <w:pPr>
+              <w:spacing w:after="0" w:line="240"/>
+              <w:jc w:val="left"/>
+            </w:pPr>
+            <w:r>
+              <w:rPr>
+                <w:rFonts w:ascii="Calibri" w:cs="Calibri" w:eastAsia="Calibri" w:hAnsi="Calibri"/>
+                <w:sz w:val="16"/>
+                <w:szCs w:val="16"/>
+              </w:rPr>
+              <w:t xml:space="preserve">(c) fresh scan of all 512 on the test third — descriptive only</w:t>
+            </w:r>
+          </w:p>
+        </w:tc>
+        <w:tc>
+          <w:tcPr>
+            <w:tcW w:type="dxa" w:w="2200"/>
+            <w:tcMar>
+              <w:top w:type="dxa" w:w="50"/>
+              <w:left w:type="dxa" w:w="80"/>
+              <w:bottom w:type="dxa" w:w="50"/>
+              <w:right w:type="dxa" w:w="80"/>
+            </w:tcMar>
+          </w:tcPr>
+          <w:p>
+            <w:pPr>
+              <w:spacing w:after="0" w:line="240"/>
+              <w:jc w:val="right"/>
+            </w:pPr>
+            <w:r>
+              <w:rPr>
+                <w:rFonts w:ascii="Calibri" w:cs="Calibri" w:eastAsia="Calibri" w:hAnsi="Calibri"/>
+                <w:sz w:val="16"/>
+                <w:szCs w:val="16"/>
+              </w:rPr>
+              <w:t xml:space="preserve"/>
+            </w:r>
+          </w:p>
+        </w:tc>
+        <w:tc>
+          <w:tcPr>
+            <w:tcW w:type="dxa" w:w="2160"/>
+            <w:tcMar>
+              <w:top w:type="dxa" w:w="50"/>
+              <w:left w:type="dxa" w:w="80"/>
+              <w:bottom w:type="dxa" w:w="50"/>
+              <w:right w:type="dxa" w:w="80"/>
+            </w:tcMar>
+          </w:tcPr>
+          <w:p>
+            <w:pPr>
+              <w:spacing w:after="0" w:line="240"/>
+              <w:jc w:val="right"/>
+            </w:pPr>
+            <w:r>
+              <w:rPr>
+                <w:rFonts w:ascii="Calibri" w:cs="Calibri" w:eastAsia="Calibri" w:hAnsi="Calibri"/>
+                <w:sz w:val="16"/>
+                <w:szCs w:val="16"/>
+              </w:rPr>
+              <w:t xml:space="preserve"/>
+            </w:r>
+          </w:p>
+        </w:tc>
+      </w:tr>
+      <w:tr>
+        <w:trPr>
+          <w:cantSplit/>
+        </w:trPr>
+        <w:tc>
+          <w:tcPr>
+            <w:tcW w:type="dxa" w:w="5000"/>
+            <w:tcMar>
+              <w:top w:type="dxa" w:w="50"/>
+              <w:left w:type="dxa" w:w="80"/>
+              <w:bottom w:type="dxa" w:w="50"/>
+              <w:right w:type="dxa" w:w="80"/>
+            </w:tcMar>
+          </w:tcPr>
+          <w:p>
+            <w:pPr>
+              <w:spacing w:after="0" w:line="240"/>
+              <w:jc w:val="left"/>
+            </w:pPr>
+            <w:r>
+              <w:rPr>
+                <w:rFonts w:ascii="Calibri" w:cs="Calibri" w:eastAsia="Calibri" w:hAnsi="Calibri"/>
+                <w:sz w:val="16"/>
+                <w:szCs w:val="16"/>
+              </w:rPr>
+              <w:t xml:space="preserve">      dominating subsets (median)</w:t>
+            </w:r>
+          </w:p>
+        </w:tc>
+        <w:tc>
+          <w:tcPr>
+            <w:tcW w:type="dxa" w:w="2200"/>
+            <w:tcMar>
+              <w:top w:type="dxa" w:w="50"/>
+              <w:left w:type="dxa" w:w="80"/>
+              <w:bottom w:type="dxa" w:w="50"/>
+              <w:right w:type="dxa" w:w="80"/>
+            </w:tcMar>
+          </w:tcPr>
+          <w:p>
+            <w:pPr>
+              <w:spacing w:after="0" w:line="240"/>
+              <w:jc w:val="right"/>
+            </w:pPr>
+            <w:r>
+              <w:rPr>
+                <w:rFonts w:ascii="Calibri" w:cs="Calibri" w:eastAsia="Calibri" w:hAnsi="Calibri"/>
+                <w:sz w:val="16"/>
+                <w:szCs w:val="16"/>
+              </w:rPr>
+              <w:t xml:space="preserve">73</w:t>
+            </w:r>
+          </w:p>
+        </w:tc>
+        <w:tc>
+          <w:tcPr>
+            <w:tcW w:type="dxa" w:w="2160"/>
+            <w:tcMar>
+              <w:top w:type="dxa" w:w="50"/>
+              <w:left w:type="dxa" w:w="80"/>
+              <w:bottom w:type="dxa" w:w="50"/>
+              <w:right w:type="dxa" w:w="80"/>
+            </w:tcMar>
+          </w:tcPr>
+          <w:p>
+            <w:pPr>
+              <w:spacing w:after="0" w:line="240"/>
+              <w:jc w:val="right"/>
+            </w:pPr>
+            <w:r>
+              <w:rPr>
+                <w:rFonts w:ascii="Calibri" w:cs="Calibri" w:eastAsia="Calibri" w:hAnsi="Calibri"/>
+                <w:sz w:val="16"/>
+                <w:szCs w:val="16"/>
+              </w:rPr>
+              <w:t xml:space="preserve">59</w:t>
+            </w:r>
+          </w:p>
+        </w:tc>
+      </w:tr>
+      <w:tr>
+        <w:trPr>
+          <w:cantSplit/>
+        </w:trPr>
+        <w:tc>
+          <w:tcPr>
+            <w:tcW w:type="dxa" w:w="5000"/>
+            <w:tcMar>
+              <w:top w:type="dxa" w:w="50"/>
+              <w:left w:type="dxa" w:w="80"/>
+              <w:bottom w:type="dxa" w:w="50"/>
+              <w:right w:type="dxa" w:w="80"/>
+            </w:tcMar>
+          </w:tcPr>
+          <w:p>
+            <w:pPr>
+              <w:spacing w:after="0" w:line="240"/>
+              <w:jc w:val="left"/>
+            </w:pPr>
+            <w:r>
+              <w:rPr>
+                <w:rFonts w:ascii="Calibri" w:cs="Calibri" w:eastAsia="Calibri" w:hAnsi="Calibri"/>
+                <w:sz w:val="16"/>
+                <w:szCs w:val="16"/>
+              </w:rPr>
+              <w:t xml:space="preserve">      rule undominated</w:t>
+            </w:r>
+          </w:p>
+        </w:tc>
+        <w:tc>
+          <w:tcPr>
+            <w:tcW w:type="dxa" w:w="2200"/>
+            <w:tcMar>
+              <w:top w:type="dxa" w:w="50"/>
+              <w:left w:type="dxa" w:w="80"/>
+              <w:bottom w:type="dxa" w:w="50"/>
+              <w:right w:type="dxa" w:w="80"/>
+            </w:tcMar>
+          </w:tcPr>
+          <w:p>
+            <w:pPr>
+              <w:spacing w:after="0" w:line="240"/>
+              <w:jc w:val="right"/>
+            </w:pPr>
+            <w:r>
+              <w:rPr>
+                <w:rFonts w:ascii="Calibri" w:cs="Calibri" w:eastAsia="Calibri" w:hAnsi="Calibri"/>
+                <w:sz w:val="16"/>
+                <w:szCs w:val="16"/>
+              </w:rPr>
+              <w:t xml:space="preserve">0.043</w:t>
+            </w:r>
+          </w:p>
+        </w:tc>
+        <w:tc>
+          <w:tcPr>
+            <w:tcW w:type="dxa" w:w="2160"/>
+            <w:tcMar>
+              <w:top w:type="dxa" w:w="50"/>
+              <w:left w:type="dxa" w:w="80"/>
+              <w:bottom w:type="dxa" w:w="50"/>
+              <w:right w:type="dxa" w:w="80"/>
+            </w:tcMar>
+          </w:tcPr>
+          <w:p>
+            <w:pPr>
+              <w:spacing w:after="0" w:line="240"/>
+              <w:jc w:val="right"/>
+            </w:pPr>
+            <w:r>
+              <w:rPr>
+                <w:rFonts w:ascii="Calibri" w:cs="Calibri" w:eastAsia="Calibri" w:hAnsi="Calibri"/>
+                <w:sz w:val="16"/>
+                <w:szCs w:val="16"/>
+              </w:rPr>
+              <w:t xml:space="preserve">0.047</w:t>
             </w:r>
           </w:p>
         </w:tc>
@@ -17864,876 +19165,7 @@
           <w:sz w:val="17"/>
           <w:szCs w:val="17"/>
         </w:rPr>
-        <w:t xml:space="preserve">Switching the decomposition to the absolute-benefit estimand changes the selected criteria almost completely. The point estimates for the RMST-selected variant are not higher on either estimand, but the patient-level intervals reported in the main text are wide, so this is not evidence that the switch cannot help.</w:t>
-      </w:r>
-    </w:p>
-    <w:p>
-      <w:pPr>
-        <w:pStyle w:val="Heading1"/>
-        <w:spacing w:after="140" w:before="300"/>
-      </w:pPr>
-      <w:r>
-        <w:rPr>
-          <w:rFonts w:ascii="Calibri" w:cs="Calibri" w:eastAsia="Calibri" w:hAnsi="Calibri"/>
-        </w:rPr>
-        <w:t xml:space="preserve">Table S3d. Three-way split: does apparent dominance carry over?</w:t>
-      </w:r>
-    </w:p>
-    <w:p>
-      <w:pPr>
-        <w:spacing w:after="120" w:line="280"/>
-        <w:jc w:val="both"/>
-      </w:pPr>
-      <w:r>
-        <w:rPr>
-          <w:rFonts w:ascii="Calibri" w:cs="Calibri" w:eastAsia="Calibri" w:hAnsi="Calibri"/>
-          <w:sz w:val="20"/>
-          <w:szCs w:val="20"/>
-        </w:rPr>
-        <w:t xml:space="preserve">Each cohort is split into three stratified thirds. The rule is fitted on the first. All 512 subsets are scored on the second and those dominating the rule are recorded. Exactly those subsets are then re-evaluated on the third, which has been used for nothing. This measures the optimism of the held-out frontier inside the real cohorts, with no generating model.</w:t>
-      </w:r>
-    </w:p>
-    <w:tbl>
-      <w:tblPr>
-        <w:tblW w:type="dxa" w:w="9360"/>
-        <w:tblBorders>
-          <w:top w:val="single" w:color="9AA4AF" w:sz="6"/>
-          <w:left w:val="none"/>
-          <w:bottom w:val="single" w:color="9AA4AF" w:sz="6"/>
-          <w:right w:val="none"/>
-          <w:insideH w:val="single" w:color="D7DEE5" w:sz="2"/>
-          <w:insideV w:val="none"/>
-        </w:tblBorders>
-      </w:tblPr>
-      <w:tblGrid>
-        <w:gridCol w:w="4600"/>
-        <w:gridCol w:w="2400"/>
-        <w:gridCol w:w="2360"/>
-      </w:tblGrid>
-      <w:tr>
-        <w:trPr>
-          <w:cantSplit/>
-          <w:tblHeader/>
-        </w:trPr>
-        <w:tc>
-          <w:tcPr>
-            <w:tcW w:type="dxa" w:w="4600"/>
-            <w:shd w:fill="EDF1F5" w:val="clear"/>
-            <w:tcMar>
-              <w:top w:type="dxa" w:w="50"/>
-              <w:left w:type="dxa" w:w="80"/>
-              <w:bottom w:type="dxa" w:w="50"/>
-              <w:right w:type="dxa" w:w="80"/>
-            </w:tcMar>
-          </w:tcPr>
-          <w:p>
-            <w:pPr>
-              <w:spacing w:after="0" w:line="240"/>
-              <w:jc w:val="left"/>
-            </w:pPr>
-            <w:r>
-              <w:rPr>
-                <w:rFonts w:ascii="Calibri" w:cs="Calibri" w:eastAsia="Calibri" w:hAnsi="Calibri"/>
-                <w:b/>
-                <w:bCs/>
-                <w:sz w:val="16"/>
-                <w:szCs w:val="16"/>
-              </w:rPr>
-              <w:t xml:space="preserve">quantity</w:t>
-            </w:r>
-          </w:p>
-        </w:tc>
-        <w:tc>
-          <w:tcPr>
-            <w:tcW w:type="dxa" w:w="2400"/>
-            <w:shd w:fill="EDF1F5" w:val="clear"/>
-            <w:tcMar>
-              <w:top w:type="dxa" w:w="50"/>
-              <w:left w:type="dxa" w:w="80"/>
-              <w:bottom w:type="dxa" w:w="50"/>
-              <w:right w:type="dxa" w:w="80"/>
-            </w:tcMar>
-          </w:tcPr>
-          <w:p>
-            <w:pPr>
-              <w:spacing w:after="0" w:line="240"/>
-              <w:jc w:val="right"/>
-            </w:pPr>
-            <w:r>
-              <w:rPr>
-                <w:rFonts w:ascii="Calibri" w:cs="Calibri" w:eastAsia="Calibri" w:hAnsi="Calibri"/>
-                <w:b/>
-                <w:bCs/>
-                <w:sz w:val="16"/>
-                <w:szCs w:val="16"/>
-              </w:rPr>
-              <w:t xml:space="preserve">colon</w:t>
-            </w:r>
-          </w:p>
-        </w:tc>
-        <w:tc>
-          <w:tcPr>
-            <w:tcW w:type="dxa" w:w="2360"/>
-            <w:shd w:fill="EDF1F5" w:val="clear"/>
-            <w:tcMar>
-              <w:top w:type="dxa" w:w="50"/>
-              <w:left w:type="dxa" w:w="80"/>
-              <w:bottom w:type="dxa" w:w="50"/>
-              <w:right w:type="dxa" w:w="80"/>
-            </w:tcMar>
-          </w:tcPr>
-          <w:p>
-            <w:pPr>
-              <w:spacing w:after="0" w:line="240"/>
-              <w:jc w:val="right"/>
-            </w:pPr>
-            <w:r>
-              <w:rPr>
-                <w:rFonts w:ascii="Calibri" w:cs="Calibri" w:eastAsia="Calibri" w:hAnsi="Calibri"/>
-                <w:b/>
-                <w:bCs/>
-                <w:sz w:val="16"/>
-                <w:szCs w:val="16"/>
-              </w:rPr>
-              <w:t xml:space="preserve">Rotterdam (descriptive)</w:t>
-            </w:r>
-          </w:p>
-        </w:tc>
-      </w:tr>
-      <w:tr>
-        <w:trPr>
-          <w:cantSplit/>
-        </w:trPr>
-        <w:tc>
-          <w:tcPr>
-            <w:tcW w:type="dxa" w:w="4600"/>
-            <w:tcMar>
-              <w:top w:type="dxa" w:w="50"/>
-              <w:left w:type="dxa" w:w="80"/>
-              <w:bottom w:type="dxa" w:w="50"/>
-              <w:right w:type="dxa" w:w="80"/>
-            </w:tcMar>
-          </w:tcPr>
-          <w:p>
-            <w:pPr>
-              <w:spacing w:after="0" w:line="240"/>
-              <w:jc w:val="left"/>
-            </w:pPr>
-            <w:r>
-              <w:rPr>
-                <w:rFonts w:ascii="Calibri" w:cs="Calibri" w:eastAsia="Calibri" w:hAnsi="Calibri"/>
-                <w:sz w:val="16"/>
-                <w:szCs w:val="16"/>
-              </w:rPr>
-              <w:t xml:space="preserve">three-way splits</w:t>
-            </w:r>
-          </w:p>
-        </w:tc>
-        <w:tc>
-          <w:tcPr>
-            <w:tcW w:type="dxa" w:w="2400"/>
-            <w:tcMar>
-              <w:top w:type="dxa" w:w="50"/>
-              <w:left w:type="dxa" w:w="80"/>
-              <w:bottom w:type="dxa" w:w="50"/>
-              <w:right w:type="dxa" w:w="80"/>
-            </w:tcMar>
-          </w:tcPr>
-          <w:p>
-            <w:pPr>
-              <w:spacing w:after="0" w:line="240"/>
-              <w:jc w:val="right"/>
-            </w:pPr>
-            <w:r>
-              <w:rPr>
-                <w:rFonts w:ascii="Calibri" w:cs="Calibri" w:eastAsia="Calibri" w:hAnsi="Calibri"/>
-                <w:sz w:val="16"/>
-                <w:szCs w:val="16"/>
-              </w:rPr>
-              <w:t xml:space="preserve">400</w:t>
-            </w:r>
-          </w:p>
-        </w:tc>
-        <w:tc>
-          <w:tcPr>
-            <w:tcW w:type="dxa" w:w="2360"/>
-            <w:tcMar>
-              <w:top w:type="dxa" w:w="50"/>
-              <w:left w:type="dxa" w:w="80"/>
-              <w:bottom w:type="dxa" w:w="50"/>
-              <w:right w:type="dxa" w:w="80"/>
-            </w:tcMar>
-          </w:tcPr>
-          <w:p>
-            <w:pPr>
-              <w:spacing w:after="0" w:line="240"/>
-              <w:jc w:val="right"/>
-            </w:pPr>
-            <w:r>
-              <w:rPr>
-                <w:rFonts w:ascii="Calibri" w:cs="Calibri" w:eastAsia="Calibri" w:hAnsi="Calibri"/>
-                <w:sz w:val="16"/>
-                <w:szCs w:val="16"/>
-              </w:rPr>
-              <w:t xml:space="preserve">300</w:t>
-            </w:r>
-          </w:p>
-        </w:tc>
-      </w:tr>
-      <w:tr>
-        <w:trPr>
-          <w:cantSplit/>
-        </w:trPr>
-        <w:tc>
-          <w:tcPr>
-            <w:tcW w:type="dxa" w:w="4600"/>
-            <w:tcMar>
-              <w:top w:type="dxa" w:w="50"/>
-              <w:left w:type="dxa" w:w="80"/>
-              <w:bottom w:type="dxa" w:w="50"/>
-              <w:right w:type="dxa" w:w="80"/>
-            </w:tcMar>
-          </w:tcPr>
-          <w:p>
-            <w:pPr>
-              <w:spacing w:after="0" w:line="240"/>
-              <w:jc w:val="left"/>
-            </w:pPr>
-            <w:r>
-              <w:rPr>
-                <w:rFonts w:ascii="Calibri" w:cs="Calibri" w:eastAsia="Calibri" w:hAnsi="Calibri"/>
-                <w:sz w:val="16"/>
-                <w:szCs w:val="16"/>
-              </w:rPr>
-              <w:t xml:space="preserve">dominating subsets on the selection third (median)</w:t>
-            </w:r>
-          </w:p>
-        </w:tc>
-        <w:tc>
-          <w:tcPr>
-            <w:tcW w:type="dxa" w:w="2400"/>
-            <w:tcMar>
-              <w:top w:type="dxa" w:w="50"/>
-              <w:left w:type="dxa" w:w="80"/>
-              <w:bottom w:type="dxa" w:w="50"/>
-              <w:right w:type="dxa" w:w="80"/>
-            </w:tcMar>
-          </w:tcPr>
-          <w:p>
-            <w:pPr>
-              <w:spacing w:after="0" w:line="240"/>
-              <w:jc w:val="right"/>
-            </w:pPr>
-            <w:r>
-              <w:rPr>
-                <w:rFonts w:ascii="Calibri" w:cs="Calibri" w:eastAsia="Calibri" w:hAnsi="Calibri"/>
-                <w:sz w:val="16"/>
-                <w:szCs w:val="16"/>
-              </w:rPr>
-              <w:t xml:space="preserve">77</w:t>
-            </w:r>
-          </w:p>
-        </w:tc>
-        <w:tc>
-          <w:tcPr>
-            <w:tcW w:type="dxa" w:w="2360"/>
-            <w:tcMar>
-              <w:top w:type="dxa" w:w="50"/>
-              <w:left w:type="dxa" w:w="80"/>
-              <w:bottom w:type="dxa" w:w="50"/>
-              <w:right w:type="dxa" w:w="80"/>
-            </w:tcMar>
-          </w:tcPr>
-          <w:p>
-            <w:pPr>
-              <w:spacing w:after="0" w:line="240"/>
-              <w:jc w:val="right"/>
-            </w:pPr>
-            <w:r>
-              <w:rPr>
-                <w:rFonts w:ascii="Calibri" w:cs="Calibri" w:eastAsia="Calibri" w:hAnsi="Calibri"/>
-                <w:sz w:val="16"/>
-                <w:szCs w:val="16"/>
-              </w:rPr>
-              <w:t xml:space="preserve">57</w:t>
-            </w:r>
-          </w:p>
-        </w:tc>
-      </w:tr>
-      <w:tr>
-        <w:trPr>
-          <w:cantSplit/>
-        </w:trPr>
-        <w:tc>
-          <w:tcPr>
-            <w:tcW w:type="dxa" w:w="4600"/>
-            <w:tcMar>
-              <w:top w:type="dxa" w:w="50"/>
-              <w:left w:type="dxa" w:w="80"/>
-              <w:bottom w:type="dxa" w:w="50"/>
-              <w:right w:type="dxa" w:w="80"/>
-            </w:tcMar>
-          </w:tcPr>
-          <w:p>
-            <w:pPr>
-              <w:spacing w:after="0" w:line="240"/>
-              <w:jc w:val="left"/>
-            </w:pPr>
-            <w:r>
-              <w:rPr>
-                <w:rFonts w:ascii="Calibri" w:cs="Calibri" w:eastAsia="Calibri" w:hAnsi="Calibri"/>
-                <w:sz w:val="16"/>
-                <w:szCs w:val="16"/>
-              </w:rPr>
-              <w:t xml:space="preserve">dominating subsets on the test third (median)</w:t>
-            </w:r>
-          </w:p>
-        </w:tc>
-        <w:tc>
-          <w:tcPr>
-            <w:tcW w:type="dxa" w:w="2400"/>
-            <w:tcMar>
-              <w:top w:type="dxa" w:w="50"/>
-              <w:left w:type="dxa" w:w="80"/>
-              <w:bottom w:type="dxa" w:w="50"/>
-              <w:right w:type="dxa" w:w="80"/>
-            </w:tcMar>
-          </w:tcPr>
-          <w:p>
-            <w:pPr>
-              <w:spacing w:after="0" w:line="240"/>
-              <w:jc w:val="right"/>
-            </w:pPr>
-            <w:r>
-              <w:rPr>
-                <w:rFonts w:ascii="Calibri" w:cs="Calibri" w:eastAsia="Calibri" w:hAnsi="Calibri"/>
-                <w:sz w:val="16"/>
-                <w:szCs w:val="16"/>
-              </w:rPr>
-              <w:t xml:space="preserve">73</w:t>
-            </w:r>
-          </w:p>
-        </w:tc>
-        <w:tc>
-          <w:tcPr>
-            <w:tcW w:type="dxa" w:w="2360"/>
-            <w:tcMar>
-              <w:top w:type="dxa" w:w="50"/>
-              <w:left w:type="dxa" w:w="80"/>
-              <w:bottom w:type="dxa" w:w="50"/>
-              <w:right w:type="dxa" w:w="80"/>
-            </w:tcMar>
-          </w:tcPr>
-          <w:p>
-            <w:pPr>
-              <w:spacing w:after="0" w:line="240"/>
-              <w:jc w:val="right"/>
-            </w:pPr>
-            <w:r>
-              <w:rPr>
-                <w:rFonts w:ascii="Calibri" w:cs="Calibri" w:eastAsia="Calibri" w:hAnsi="Calibri"/>
-                <w:sz w:val="16"/>
-                <w:szCs w:val="16"/>
-              </w:rPr>
-              <w:t xml:space="preserve">59</w:t>
-            </w:r>
-          </w:p>
-        </w:tc>
-      </w:tr>
-      <w:tr>
-        <w:trPr>
-          <w:cantSplit/>
-        </w:trPr>
-        <w:tc>
-          <w:tcPr>
-            <w:tcW w:type="dxa" w:w="4600"/>
-            <w:tcMar>
-              <w:top w:type="dxa" w:w="50"/>
-              <w:left w:type="dxa" w:w="80"/>
-              <w:bottom w:type="dxa" w:w="50"/>
-              <w:right w:type="dxa" w:w="80"/>
-            </w:tcMar>
-          </w:tcPr>
-          <w:p>
-            <w:pPr>
-              <w:spacing w:after="0" w:line="240"/>
-              <w:jc w:val="left"/>
-            </w:pPr>
-            <w:r>
-              <w:rPr>
-                <w:rFonts w:ascii="Calibri" w:cs="Calibri" w:eastAsia="Calibri" w:hAnsi="Calibri"/>
-                <w:sz w:val="16"/>
-                <w:szCs w:val="16"/>
-              </w:rPr>
-              <w:t xml:space="preserve">rule on the frontier, selection third</w:t>
-            </w:r>
-          </w:p>
-        </w:tc>
-        <w:tc>
-          <w:tcPr>
-            <w:tcW w:type="dxa" w:w="2400"/>
-            <w:tcMar>
-              <w:top w:type="dxa" w:w="50"/>
-              <w:left w:type="dxa" w:w="80"/>
-              <w:bottom w:type="dxa" w:w="50"/>
-              <w:right w:type="dxa" w:w="80"/>
-            </w:tcMar>
-          </w:tcPr>
-          <w:p>
-            <w:pPr>
-              <w:spacing w:after="0" w:line="240"/>
-              <w:jc w:val="right"/>
-            </w:pPr>
-            <w:r>
-              <w:rPr>
-                <w:rFonts w:ascii="Calibri" w:cs="Calibri" w:eastAsia="Calibri" w:hAnsi="Calibri"/>
-                <w:sz w:val="16"/>
-                <w:szCs w:val="16"/>
-              </w:rPr>
-              <w:t xml:space="preserve">0.025</w:t>
-            </w:r>
-          </w:p>
-        </w:tc>
-        <w:tc>
-          <w:tcPr>
-            <w:tcW w:type="dxa" w:w="2360"/>
-            <w:tcMar>
-              <w:top w:type="dxa" w:w="50"/>
-              <w:left w:type="dxa" w:w="80"/>
-              <w:bottom w:type="dxa" w:w="50"/>
-              <w:right w:type="dxa" w:w="80"/>
-            </w:tcMar>
-          </w:tcPr>
-          <w:p>
-            <w:pPr>
-              <w:spacing w:after="0" w:line="240"/>
-              <w:jc w:val="right"/>
-            </w:pPr>
-            <w:r>
-              <w:rPr>
-                <w:rFonts w:ascii="Calibri" w:cs="Calibri" w:eastAsia="Calibri" w:hAnsi="Calibri"/>
-                <w:sz w:val="16"/>
-                <w:szCs w:val="16"/>
-              </w:rPr>
-              <w:t xml:space="preserve">0.027</w:t>
-            </w:r>
-          </w:p>
-        </w:tc>
-      </w:tr>
-      <w:tr>
-        <w:trPr>
-          <w:cantSplit/>
-        </w:trPr>
-        <w:tc>
-          <w:tcPr>
-            <w:tcW w:type="dxa" w:w="4600"/>
-            <w:tcMar>
-              <w:top w:type="dxa" w:w="50"/>
-              <w:left w:type="dxa" w:w="80"/>
-              <w:bottom w:type="dxa" w:w="50"/>
-              <w:right w:type="dxa" w:w="80"/>
-            </w:tcMar>
-          </w:tcPr>
-          <w:p>
-            <w:pPr>
-              <w:spacing w:after="0" w:line="240"/>
-              <w:jc w:val="left"/>
-            </w:pPr>
-            <w:r>
-              <w:rPr>
-                <w:rFonts w:ascii="Calibri" w:cs="Calibri" w:eastAsia="Calibri" w:hAnsi="Calibri"/>
-                <w:sz w:val="16"/>
-                <w:szCs w:val="16"/>
-              </w:rPr>
-              <w:t xml:space="preserve">rule on the frontier, test third</w:t>
-            </w:r>
-          </w:p>
-        </w:tc>
-        <w:tc>
-          <w:tcPr>
-            <w:tcW w:type="dxa" w:w="2400"/>
-            <w:tcMar>
-              <w:top w:type="dxa" w:w="50"/>
-              <w:left w:type="dxa" w:w="80"/>
-              <w:bottom w:type="dxa" w:w="50"/>
-              <w:right w:type="dxa" w:w="80"/>
-            </w:tcMar>
-          </w:tcPr>
-          <w:p>
-            <w:pPr>
-              <w:spacing w:after="0" w:line="240"/>
-              <w:jc w:val="right"/>
-            </w:pPr>
-            <w:r>
-              <w:rPr>
-                <w:rFonts w:ascii="Calibri" w:cs="Calibri" w:eastAsia="Calibri" w:hAnsi="Calibri"/>
-                <w:sz w:val="16"/>
-                <w:szCs w:val="16"/>
-              </w:rPr>
-              <w:t xml:space="preserve">0.043</w:t>
-            </w:r>
-          </w:p>
-        </w:tc>
-        <w:tc>
-          <w:tcPr>
-            <w:tcW w:type="dxa" w:w="2360"/>
-            <w:tcMar>
-              <w:top w:type="dxa" w:w="50"/>
-              <w:left w:type="dxa" w:w="80"/>
-              <w:bottom w:type="dxa" w:w="50"/>
-              <w:right w:type="dxa" w:w="80"/>
-            </w:tcMar>
-          </w:tcPr>
-          <w:p>
-            <w:pPr>
-              <w:spacing w:after="0" w:line="240"/>
-              <w:jc w:val="right"/>
-            </w:pPr>
-            <w:r>
-              <w:rPr>
-                <w:rFonts w:ascii="Calibri" w:cs="Calibri" w:eastAsia="Calibri" w:hAnsi="Calibri"/>
-                <w:sz w:val="16"/>
-                <w:szCs w:val="16"/>
-              </w:rPr>
-              <w:t xml:space="preserve">0.047</w:t>
-            </w:r>
-          </w:p>
-        </w:tc>
-      </w:tr>
-      <w:tr>
-        <w:trPr>
-          <w:cantSplit/>
-        </w:trPr>
-        <w:tc>
-          <w:tcPr>
-            <w:tcW w:type="dxa" w:w="4600"/>
-            <w:tcMar>
-              <w:top w:type="dxa" w:w="50"/>
-              <w:left w:type="dxa" w:w="80"/>
-              <w:bottom w:type="dxa" w:w="50"/>
-              <w:right w:type="dxa" w:w="80"/>
-            </w:tcMar>
-          </w:tcPr>
-          <w:p>
-            <w:pPr>
-              <w:spacing w:after="0" w:line="240"/>
-              <w:jc w:val="left"/>
-            </w:pPr>
-            <w:r>
-              <w:rPr>
-                <w:rFonts w:ascii="Calibri" w:cs="Calibri" w:eastAsia="Calibri" w:hAnsi="Calibri"/>
-                <w:sz w:val="16"/>
-                <w:szCs w:val="16"/>
-              </w:rPr>
-              <w:t xml:space="preserve">share of selection-third dominators still dominating on the test third</w:t>
-            </w:r>
-          </w:p>
-        </w:tc>
-        <w:tc>
-          <w:tcPr>
-            <w:tcW w:type="dxa" w:w="2400"/>
-            <w:tcMar>
-              <w:top w:type="dxa" w:w="50"/>
-              <w:left w:type="dxa" w:w="80"/>
-              <w:bottom w:type="dxa" w:w="50"/>
-              <w:right w:type="dxa" w:w="80"/>
-            </w:tcMar>
-          </w:tcPr>
-          <w:p>
-            <w:pPr>
-              <w:spacing w:after="0" w:line="240"/>
-              <w:jc w:val="right"/>
-            </w:pPr>
-            <w:r>
-              <w:rPr>
-                <w:rFonts w:ascii="Calibri" w:cs="Calibri" w:eastAsia="Calibri" w:hAnsi="Calibri"/>
-                <w:sz w:val="16"/>
-                <w:szCs w:val="16"/>
-              </w:rPr>
-              <w:t xml:space="preserve">0.353</w:t>
-            </w:r>
-          </w:p>
-        </w:tc>
-        <w:tc>
-          <w:tcPr>
-            <w:tcW w:type="dxa" w:w="2360"/>
-            <w:tcMar>
-              <w:top w:type="dxa" w:w="50"/>
-              <w:left w:type="dxa" w:w="80"/>
-              <w:bottom w:type="dxa" w:w="50"/>
-              <w:right w:type="dxa" w:w="80"/>
-            </w:tcMar>
-          </w:tcPr>
-          <w:p>
-            <w:pPr>
-              <w:spacing w:after="0" w:line="240"/>
-              <w:jc w:val="right"/>
-            </w:pPr>
-            <w:r>
-              <w:rPr>
-                <w:rFonts w:ascii="Calibri" w:cs="Calibri" w:eastAsia="Calibri" w:hAnsi="Calibri"/>
-                <w:sz w:val="16"/>
-                <w:szCs w:val="16"/>
-              </w:rPr>
-              <w:t xml:space="preserve">0.414</w:t>
-            </w:r>
-          </w:p>
-        </w:tc>
-      </w:tr>
-      <w:tr>
-        <w:trPr>
-          <w:cantSplit/>
-        </w:trPr>
-        <w:tc>
-          <w:tcPr>
-            <w:tcW w:type="dxa" w:w="4600"/>
-            <w:tcMar>
-              <w:top w:type="dxa" w:w="50"/>
-              <w:left w:type="dxa" w:w="80"/>
-              <w:bottom w:type="dxa" w:w="50"/>
-              <w:right w:type="dxa" w:w="80"/>
-            </w:tcMar>
-          </w:tcPr>
-          <w:p>
-            <w:pPr>
-              <w:spacing w:after="0" w:line="240"/>
-              <w:jc w:val="left"/>
-            </w:pPr>
-            <w:r>
-              <w:rPr>
-                <w:rFonts w:ascii="Calibri" w:cs="Calibri" w:eastAsia="Calibri" w:hAnsi="Calibri"/>
-                <w:sz w:val="16"/>
-                <w:szCs w:val="16"/>
-              </w:rPr>
-              <w:t xml:space="preserve">same, requiring the margin on the selection third</w:t>
-            </w:r>
-          </w:p>
-        </w:tc>
-        <w:tc>
-          <w:tcPr>
-            <w:tcW w:type="dxa" w:w="2400"/>
-            <w:tcMar>
-              <w:top w:type="dxa" w:w="50"/>
-              <w:left w:type="dxa" w:w="80"/>
-              <w:bottom w:type="dxa" w:w="50"/>
-              <w:right w:type="dxa" w:w="80"/>
-            </w:tcMar>
-          </w:tcPr>
-          <w:p>
-            <w:pPr>
-              <w:spacing w:after="0" w:line="240"/>
-              <w:jc w:val="right"/>
-            </w:pPr>
-            <w:r>
-              <w:rPr>
-                <w:rFonts w:ascii="Calibri" w:cs="Calibri" w:eastAsia="Calibri" w:hAnsi="Calibri"/>
-                <w:sz w:val="16"/>
-                <w:szCs w:val="16"/>
-              </w:rPr>
-              <w:t xml:space="preserve">0.347</w:t>
-            </w:r>
-          </w:p>
-        </w:tc>
-        <w:tc>
-          <w:tcPr>
-            <w:tcW w:type="dxa" w:w="2360"/>
-            <w:tcMar>
-              <w:top w:type="dxa" w:w="50"/>
-              <w:left w:type="dxa" w:w="80"/>
-              <w:bottom w:type="dxa" w:w="50"/>
-              <w:right w:type="dxa" w:w="80"/>
-            </w:tcMar>
-          </w:tcPr>
-          <w:p>
-            <w:pPr>
-              <w:spacing w:after="0" w:line="240"/>
-              <w:jc w:val="right"/>
-            </w:pPr>
-            <w:r>
-              <w:rPr>
-                <w:rFonts w:ascii="Calibri" w:cs="Calibri" w:eastAsia="Calibri" w:hAnsi="Calibri"/>
-                <w:sz w:val="16"/>
-                <w:szCs w:val="16"/>
-              </w:rPr>
-              <w:t xml:space="preserve">0.412</w:t>
-            </w:r>
-          </w:p>
-        </w:tc>
-      </w:tr>
-      <w:tr>
-        <w:trPr>
-          <w:cantSplit/>
-        </w:trPr>
-        <w:tc>
-          <w:tcPr>
-            <w:tcW w:type="dxa" w:w="4600"/>
-            <w:tcMar>
-              <w:top w:type="dxa" w:w="50"/>
-              <w:left w:type="dxa" w:w="80"/>
-              <w:bottom w:type="dxa" w:w="50"/>
-              <w:right w:type="dxa" w:w="80"/>
-            </w:tcMar>
-          </w:tcPr>
-          <w:p>
-            <w:pPr>
-              <w:spacing w:after="0" w:line="240"/>
-              <w:jc w:val="left"/>
-            </w:pPr>
-            <w:r>
-              <w:rPr>
-                <w:rFonts w:ascii="Calibri" w:cs="Calibri" w:eastAsia="Calibri" w:hAnsi="Calibri"/>
-                <w:sz w:val="16"/>
-                <w:szCs w:val="16"/>
-              </w:rPr>
-              <w:t xml:space="preserve">qualifying under the margin (median)</w:t>
-            </w:r>
-          </w:p>
-        </w:tc>
-        <w:tc>
-          <w:tcPr>
-            <w:tcW w:type="dxa" w:w="2400"/>
-            <w:tcMar>
-              <w:top w:type="dxa" w:w="50"/>
-              <w:left w:type="dxa" w:w="80"/>
-              <w:bottom w:type="dxa" w:w="50"/>
-              <w:right w:type="dxa" w:w="80"/>
-            </w:tcMar>
-          </w:tcPr>
-          <w:p>
-            <w:pPr>
-              <w:spacing w:after="0" w:line="240"/>
-              <w:jc w:val="right"/>
-            </w:pPr>
-            <w:r>
-              <w:rPr>
-                <w:rFonts w:ascii="Calibri" w:cs="Calibri" w:eastAsia="Calibri" w:hAnsi="Calibri"/>
-                <w:sz w:val="16"/>
-                <w:szCs w:val="16"/>
-              </w:rPr>
-              <w:t xml:space="preserve">52</w:t>
-            </w:r>
-          </w:p>
-        </w:tc>
-        <w:tc>
-          <w:tcPr>
-            <w:tcW w:type="dxa" w:w="2360"/>
-            <w:tcMar>
-              <w:top w:type="dxa" w:w="50"/>
-              <w:left w:type="dxa" w:w="80"/>
-              <w:bottom w:type="dxa" w:w="50"/>
-              <w:right w:type="dxa" w:w="80"/>
-            </w:tcMar>
-          </w:tcPr>
-          <w:p>
-            <w:pPr>
-              <w:spacing w:after="0" w:line="240"/>
-              <w:jc w:val="right"/>
-            </w:pPr>
-            <w:r>
-              <w:rPr>
-                <w:rFonts w:ascii="Calibri" w:cs="Calibri" w:eastAsia="Calibri" w:hAnsi="Calibri"/>
-                <w:sz w:val="16"/>
-                <w:szCs w:val="16"/>
-              </w:rPr>
-              <w:t xml:space="preserve">35</w:t>
-            </w:r>
-          </w:p>
-        </w:tc>
-      </w:tr>
-      <w:tr>
-        <w:trPr>
-          <w:cantSplit/>
-        </w:trPr>
-        <w:tc>
-          <w:tcPr>
-            <w:tcW w:type="dxa" w:w="4600"/>
-            <w:tcMar>
-              <w:top w:type="dxa" w:w="50"/>
-              <w:left w:type="dxa" w:w="80"/>
-              <w:bottom w:type="dxa" w:w="50"/>
-              <w:right w:type="dxa" w:w="80"/>
-            </w:tcMar>
-          </w:tcPr>
-          <w:p>
-            <w:pPr>
-              <w:spacing w:after="0" w:line="240"/>
-              <w:jc w:val="left"/>
-            </w:pPr>
-            <w:r>
-              <w:rPr>
-                <w:rFonts w:ascii="Calibri" w:cs="Calibri" w:eastAsia="Calibri" w:hAnsi="Calibri"/>
-                <w:sz w:val="16"/>
-                <w:szCs w:val="16"/>
-              </w:rPr>
-              <w:t xml:space="preserve">lowest-hazard-ratio dominator carries over</w:t>
-            </w:r>
-          </w:p>
-        </w:tc>
-        <w:tc>
-          <w:tcPr>
-            <w:tcW w:type="dxa" w:w="2400"/>
-            <w:tcMar>
-              <w:top w:type="dxa" w:w="50"/>
-              <w:left w:type="dxa" w:w="80"/>
-              <w:bottom w:type="dxa" w:w="50"/>
-              <w:right w:type="dxa" w:w="80"/>
-            </w:tcMar>
-          </w:tcPr>
-          <w:p>
-            <w:pPr>
-              <w:spacing w:after="0" w:line="240"/>
-              <w:jc w:val="right"/>
-            </w:pPr>
-            <w:r>
-              <w:rPr>
-                <w:rFonts w:ascii="Calibri" w:cs="Calibri" w:eastAsia="Calibri" w:hAnsi="Calibri"/>
-                <w:sz w:val="16"/>
-                <w:szCs w:val="16"/>
-              </w:rPr>
-              <w:t xml:space="preserve">0.336</w:t>
-            </w:r>
-          </w:p>
-        </w:tc>
-        <w:tc>
-          <w:tcPr>
-            <w:tcW w:type="dxa" w:w="2360"/>
-            <w:tcMar>
-              <w:top w:type="dxa" w:w="50"/>
-              <w:left w:type="dxa" w:w="80"/>
-              <w:bottom w:type="dxa" w:w="50"/>
-              <w:right w:type="dxa" w:w="80"/>
-            </w:tcMar>
-          </w:tcPr>
-          <w:p>
-            <w:pPr>
-              <w:spacing w:after="0" w:line="240"/>
-              <w:jc w:val="right"/>
-            </w:pPr>
-            <w:r>
-              <w:rPr>
-                <w:rFonts w:ascii="Calibri" w:cs="Calibri" w:eastAsia="Calibri" w:hAnsi="Calibri"/>
-                <w:sz w:val="16"/>
-                <w:szCs w:val="16"/>
-              </w:rPr>
-              <w:t xml:space="preserve">0.394</w:t>
-            </w:r>
-          </w:p>
-        </w:tc>
-      </w:tr>
-    </w:tbl>
-    <w:p>
-      <w:pPr>
-        <w:spacing w:after="240" w:line="280"/>
-        <w:jc w:val="both"/>
-      </w:pPr>
-      <w:r>
-        <w:rPr>
-          <w:rFonts w:ascii="Calibri" w:cs="Calibri" w:eastAsia="Calibri" w:hAnsi="Calibri"/>
-          <w:color w:val="555555"/>
-          <w:sz w:val="17"/>
-          <w:szCs w:val="17"/>
-        </w:rPr>
-        <w:t xml:space="preserve">A third of the cohort is a small evaluation set, so these carry-over rates are themselves uncertain; they are reported as an order of magnitude for the optimism, consistent in direction with the simulation in Table S3b.</w:t>
+        <w:t xml:space="preserve">Only block (b) is an out-of-sample confirmation, because its comparator set was fixed before the test third was used. Block (a) is the empirical oracle whose optimism is being measured; block (c) is a second empirical oracle on a different half, reported so a reader can see that the counts are a property of any part of these cohorts rather than evidence about the rule. A third of a cohort is a small evaluation set, so all of these rates are themselves uncertain.</w:t>
       </w:r>
     </w:p>
     <w:p>
@@ -19035,7 +19467,7 @@
                 <w:sz w:val="16"/>
                 <w:szCs w:val="16"/>
               </w:rPr>
-              <w:t xml:space="preserve">0.025</w:t>
+              <w:t xml:space="preserve">0.032</w:t>
             </w:r>
           </w:p>
         </w:tc>
@@ -19060,7 +19492,7 @@
                 <w:sz w:val="16"/>
                 <w:szCs w:val="16"/>
               </w:rPr>
-              <w:t xml:space="preserve">0.524</w:t>
+              <w:t xml:space="preserve">0.529</w:t>
             </w:r>
           </w:p>
         </w:tc>
@@ -19085,7 +19517,7 @@
                 <w:sz w:val="16"/>
                 <w:szCs w:val="16"/>
               </w:rPr>
-              <w:t xml:space="preserve">3.21</w:t>
+              <w:t xml:space="preserve">3.14</w:t>
             </w:r>
           </w:p>
         </w:tc>
@@ -19110,7 +19542,7 @@
                 <w:sz w:val="16"/>
                 <w:szCs w:val="16"/>
               </w:rPr>
-              <w:t xml:space="preserve">11.5</w:t>
+              <w:t xml:space="preserve">10.0</w:t>
             </w:r>
           </w:p>
         </w:tc>
@@ -19135,7 +19567,7 @@
                 <w:sz w:val="16"/>
                 <w:szCs w:val="16"/>
               </w:rPr>
-              <w:t xml:space="preserve">14.9</w:t>
+              <w:t xml:space="preserve">14.5</w:t>
             </w:r>
           </w:p>
         </w:tc>
@@ -19160,7 +19592,7 @@
                 <w:sz w:val="16"/>
                 <w:szCs w:val="16"/>
               </w:rPr>
-              <w:t xml:space="preserve">23.8</w:t>
+              <w:t xml:space="preserve">22.9</w:t>
             </w:r>
           </w:p>
         </w:tc>
@@ -19215,7 +19647,7 @@
                 <w:sz w:val="16"/>
                 <w:szCs w:val="16"/>
               </w:rPr>
-              <w:t xml:space="preserve">0.040</w:t>
+              <w:t xml:space="preserve">0.056</w:t>
             </w:r>
           </w:p>
         </w:tc>
@@ -19240,7 +19672,7 @@
                 <w:sz w:val="16"/>
                 <w:szCs w:val="16"/>
               </w:rPr>
-              <w:t xml:space="preserve">0.615</w:t>
+              <w:t xml:space="preserve">0.611</w:t>
             </w:r>
           </w:p>
         </w:tc>
@@ -19265,7 +19697,7 @@
                 <w:sz w:val="16"/>
                 <w:szCs w:val="16"/>
               </w:rPr>
-              <w:t xml:space="preserve">2.48</w:t>
+              <w:t xml:space="preserve">2.46</w:t>
             </w:r>
           </w:p>
         </w:tc>
@@ -19290,7 +19722,7 @@
                 <w:sz w:val="16"/>
                 <w:szCs w:val="16"/>
               </w:rPr>
-              <w:t xml:space="preserve">41.6</w:t>
+              <w:t xml:space="preserve">37.9</w:t>
             </w:r>
           </w:p>
         </w:tc>
@@ -19315,7 +19747,7 @@
                 <w:sz w:val="16"/>
                 <w:szCs w:val="16"/>
               </w:rPr>
-              <w:t xml:space="preserve">42.8</w:t>
+              <w:t xml:space="preserve">42.0</w:t>
             </w:r>
           </w:p>
         </w:tc>
@@ -19340,7 +19772,7 @@
                 <w:sz w:val="16"/>
                 <w:szCs w:val="16"/>
               </w:rPr>
-              <w:t xml:space="preserve">47.7</w:t>
+              <w:t xml:space="preserve">48.4</w:t>
             </w:r>
           </w:p>
         </w:tc>
@@ -19395,7 +19827,7 @@
                 <w:sz w:val="16"/>
                 <w:szCs w:val="16"/>
               </w:rPr>
-              <w:t xml:space="preserve">0.045</w:t>
+              <w:t xml:space="preserve">0.070</w:t>
             </w:r>
           </w:p>
         </w:tc>
@@ -19420,7 +19852,7 @@
                 <w:sz w:val="16"/>
                 <w:szCs w:val="16"/>
               </w:rPr>
-              <w:t xml:space="preserve">0.675</w:t>
+              <w:t xml:space="preserve">0.669</w:t>
             </w:r>
           </w:p>
         </w:tc>
@@ -19445,7 +19877,7 @@
                 <w:sz w:val="16"/>
                 <w:szCs w:val="16"/>
               </w:rPr>
-              <w:t xml:space="preserve">2.03</w:t>
+              <w:t xml:space="preserve">2.00</w:t>
             </w:r>
           </w:p>
         </w:tc>
@@ -19470,7 +19902,7 @@
                 <w:sz w:val="16"/>
                 <w:szCs w:val="16"/>
               </w:rPr>
-              <w:t xml:space="preserve">74.9</w:t>
+              <w:t xml:space="preserve">69.2</w:t>
             </w:r>
           </w:p>
         </w:tc>
@@ -19495,7 +19927,7 @@
                 <w:sz w:val="16"/>
                 <w:szCs w:val="16"/>
               </w:rPr>
-              <w:t xml:space="preserve">67.9</w:t>
+              <w:t xml:space="preserve">67.8</w:t>
             </w:r>
           </w:p>
         </w:tc>
@@ -19520,7 +19952,7 @@
                 <w:sz w:val="16"/>
                 <w:szCs w:val="16"/>
               </w:rPr>
-              <w:t xml:space="preserve">68.5</w:t>
+              <w:t xml:space="preserve">71.1</w:t>
             </w:r>
           </w:p>
         </w:tc>
@@ -19575,7 +20007,7 @@
                 <w:sz w:val="16"/>
                 <w:szCs w:val="16"/>
               </w:rPr>
-              <w:t xml:space="preserve">0.095</w:t>
+              <w:t xml:space="preserve">0.132</w:t>
             </w:r>
           </w:p>
         </w:tc>
@@ -19625,7 +20057,7 @@
                 <w:sz w:val="16"/>
                 <w:szCs w:val="16"/>
               </w:rPr>
-              <w:t xml:space="preserve">1.70</w:t>
+              <w:t xml:space="preserve">1.62</w:t>
             </w:r>
           </w:p>
         </w:tc>
@@ -19650,7 +20082,7 @@
                 <w:sz w:val="16"/>
                 <w:szCs w:val="16"/>
               </w:rPr>
-              <w:t xml:space="preserve">121.2</w:t>
+              <w:t xml:space="preserve">113.3</w:t>
             </w:r>
           </w:p>
         </w:tc>
@@ -19675,7 +20107,7 @@
                 <w:sz w:val="16"/>
                 <w:szCs w:val="16"/>
               </w:rPr>
-              <w:t xml:space="preserve">103.7</w:t>
+              <w:t xml:space="preserve">104.2</w:t>
             </w:r>
           </w:p>
         </w:tc>
@@ -19755,7 +20187,7 @@
                 <w:sz w:val="16"/>
                 <w:szCs w:val="16"/>
               </w:rPr>
-              <w:t xml:space="preserve">0.067</w:t>
+              <w:t xml:space="preserve">0.098</w:t>
             </w:r>
           </w:p>
         </w:tc>
@@ -19780,7 +20212,7 @@
                 <w:sz w:val="16"/>
                 <w:szCs w:val="16"/>
               </w:rPr>
-              <w:t xml:space="preserve">0.611</w:t>
+              <w:t xml:space="preserve">0.631</w:t>
             </w:r>
           </w:p>
         </w:tc>
@@ -19805,7 +20237,7 @@
                 <w:sz w:val="16"/>
                 <w:szCs w:val="16"/>
               </w:rPr>
-              <w:t xml:space="preserve">2.19</w:t>
+              <w:t xml:space="preserve">2.03</w:t>
             </w:r>
           </w:p>
         </w:tc>
@@ -19830,7 +20262,7 @@
                 <w:sz w:val="16"/>
                 <w:szCs w:val="16"/>
               </w:rPr>
-              <w:t xml:space="preserve">72.4</w:t>
+              <w:t xml:space="preserve">72.2</w:t>
             </w:r>
           </w:p>
         </w:tc>
@@ -19855,7 +20287,7 @@
                 <w:sz w:val="16"/>
                 <w:szCs w:val="16"/>
               </w:rPr>
-              <w:t xml:space="preserve">91.1</w:t>
+              <w:t xml:space="preserve">87.4</w:t>
             </w:r>
           </w:p>
         </w:tc>
@@ -19880,7 +20312,7 @@
                 <w:sz w:val="16"/>
                 <w:szCs w:val="16"/>
               </w:rPr>
-              <w:t xml:space="preserve">81.6</w:t>
+              <w:t xml:space="preserve">80.0</w:t>
             </w:r>
           </w:p>
         </w:tc>
@@ -19935,7 +20367,7 @@
                 <w:sz w:val="16"/>
                 <w:szCs w:val="16"/>
               </w:rPr>
-              <w:t xml:space="preserve">0.100</w:t>
+              <w:t xml:space="preserve">0.147</w:t>
             </w:r>
           </w:p>
         </w:tc>
@@ -19960,7 +20392,7 @@
                 <w:sz w:val="16"/>
                 <w:szCs w:val="16"/>
               </w:rPr>
-              <w:t xml:space="preserve">0.660</w:t>
+              <w:t xml:space="preserve">0.683</w:t>
             </w:r>
           </w:p>
         </w:tc>
@@ -19985,7 +20417,7 @@
                 <w:sz w:val="16"/>
                 <w:szCs w:val="16"/>
               </w:rPr>
-              <w:t xml:space="preserve">1.88</w:t>
+              <w:t xml:space="preserve">1.72</w:t>
             </w:r>
           </w:p>
         </w:tc>
@@ -20010,7 +20442,7 @@
                 <w:sz w:val="16"/>
                 <w:szCs w:val="16"/>
               </w:rPr>
-              <w:t xml:space="preserve">113.6</w:t>
+              <w:t xml:space="preserve">110.7</w:t>
             </w:r>
           </w:p>
         </w:tc>
@@ -20035,7 +20467,7 @@
                 <w:sz w:val="16"/>
                 <w:szCs w:val="16"/>
               </w:rPr>
-              <w:t xml:space="preserve">128.5</w:t>
+              <w:t xml:space="preserve">121.4</w:t>
             </w:r>
           </w:p>
         </w:tc>
@@ -20060,7 +20492,7 @@
                 <w:sz w:val="16"/>
                 <w:szCs w:val="16"/>
               </w:rPr>
-              <w:t xml:space="preserve">122.3</w:t>
+              <w:t xml:space="preserve">119.2</w:t>
             </w:r>
           </w:p>
         </w:tc>
@@ -20115,7 +20547,7 @@
                 <w:sz w:val="16"/>
                 <w:szCs w:val="16"/>
               </w:rPr>
-              <w:t xml:space="preserve">0.140</w:t>
+              <w:t xml:space="preserve">0.207</w:t>
             </w:r>
           </w:p>
         </w:tc>
@@ -20140,7 +20572,7 @@
                 <w:sz w:val="16"/>
                 <w:szCs w:val="16"/>
               </w:rPr>
-              <w:t xml:space="preserve">0.703</w:t>
+              <w:t xml:space="preserve">0.723</w:t>
             </w:r>
           </w:p>
         </w:tc>
@@ -20165,7 +20597,7 @@
                 <w:sz w:val="16"/>
                 <w:szCs w:val="16"/>
               </w:rPr>
-              <w:t xml:space="preserve">1.57</w:t>
+              <w:t xml:space="preserve">1.48</w:t>
             </w:r>
           </w:p>
         </w:tc>
@@ -20190,7 +20622,7 @@
                 <w:sz w:val="16"/>
                 <w:szCs w:val="16"/>
               </w:rPr>
-              <w:t xml:space="preserve">157.2</w:t>
+              <w:t xml:space="preserve">151.1</w:t>
             </w:r>
           </w:p>
         </w:tc>
@@ -20215,7 +20647,7 @@
                 <w:sz w:val="16"/>
                 <w:szCs w:val="16"/>
               </w:rPr>
-              <w:t xml:space="preserve">167.3</w:t>
+              <w:t xml:space="preserve">156.5</w:t>
             </w:r>
           </w:p>
         </w:tc>
@@ -20240,7 +20672,7 @@
                 <w:sz w:val="16"/>
                 <w:szCs w:val="16"/>
               </w:rPr>
-              <w:t xml:space="preserve">157.4</w:t>
+              <w:t xml:space="preserve">157.0</w:t>
             </w:r>
           </w:p>
         </w:tc>
@@ -20295,7 +20727,7 @@
                 <w:sz w:val="16"/>
                 <w:szCs w:val="16"/>
               </w:rPr>
-              <w:t xml:space="preserve">0.220</w:t>
+              <w:t xml:space="preserve">0.273</w:t>
             </w:r>
           </w:p>
         </w:tc>
@@ -20320,7 +20752,7 @@
                 <w:sz w:val="16"/>
                 <w:szCs w:val="16"/>
               </w:rPr>
-              <w:t xml:space="preserve">0.748</w:t>
+              <w:t xml:space="preserve">0.763</w:t>
             </w:r>
           </w:p>
         </w:tc>
@@ -20345,7 +20777,7 @@
                 <w:sz w:val="16"/>
                 <w:szCs w:val="16"/>
               </w:rPr>
-              <w:t xml:space="preserve">1.33</w:t>
+              <w:t xml:space="preserve">1.23</w:t>
             </w:r>
           </w:p>
         </w:tc>
@@ -20370,7 +20802,7 @@
                 <w:sz w:val="16"/>
                 <w:szCs w:val="16"/>
               </w:rPr>
-              <w:t xml:space="preserve">215.1</w:t>
+              <w:t xml:space="preserve">202.7</w:t>
             </w:r>
           </w:p>
         </w:tc>
@@ -20395,7 +20827,7 @@
                 <w:sz w:val="16"/>
                 <w:szCs w:val="16"/>
               </w:rPr>
-              <w:t xml:space="preserve">215.1</w:t>
+              <w:t xml:space="preserve">200.0</w:t>
             </w:r>
           </w:p>
         </w:tc>
@@ -20420,7 +20852,7 @@
                 <w:sz w:val="16"/>
                 <w:szCs w:val="16"/>
               </w:rPr>
-              <w:t xml:space="preserve">205.0</w:t>
+              <w:t xml:space="preserve">200.0</w:t>
             </w:r>
           </w:p>
         </w:tc>
@@ -20438,7 +20870,7 @@
           <w:sz w:val="17"/>
           <w:szCs w:val="17"/>
         </w:rPr>
-        <w:t xml:space="preserve">Upper block colon, lower block Rotterdam. Hamming is the number of criteria on which the two selections differ, out of six. The two decompositions disagree at every horizon tried, so the disagreement is a property of the estimands and not of the horizon; the exact agreement rate is horizon-dependent.</w:t>
+        <w:t xml:space="preserve">Upper block colon, lower block Rotterdam. Hamming is the number of criteria on which the two selections differ, out of the nine in each cohort's protocol. The two decompositions disagree at every horizon tried, so the disagreement is a property of the estimands and not of the horizon; the exact agreement rate is horizon-dependent.</w:t>
       </w:r>
     </w:p>
     <w:p>
@@ -21294,7 +21726,7 @@
           <w:sz w:val="17"/>
           <w:szCs w:val="17"/>
         </w:rPr>
-        <w:t xml:space="preserve">Spreading the enrichment (A to C) raises success rather than leaving it unchanged, by 0.21 with a Monte Carlo interval of [0.08, 0.34] at 6 000. Halving the diluting coefficient (A against D) reduces success from 0.85 to 0.43 at the largest size, but it also roughly halves the attainable improvement in the hazard ratio, so the coefficient and the size of the prize are confounded in this design and neither can be assigned the reduction on its own. Monte Carlo standard error is at most 0.065.</w:t>
+        <w:t xml:space="preserve">Spreading the enrichment (A to C) raises success rather than leaving it unchanged, by 0.21 with a Monte Carlo interval of [0.08, 0.34] at 6 000. Halving the diluting coefficient (A against D) reduces success from 0.85 to 0.43 at the largest size, but it also roughly halves the attainable improvement in the hazard ratio, so the coefficient and the size of the prize are confounded in this design and neither can be assigned the reduction on its own. Monte Carlo standard error is at most 0.064.</w:t>
       </w:r>
     </w:p>
     <w:p>
@@ -21306,7 +21738,7 @@
         <w:rPr>
           <w:rFonts w:ascii="Calibri" w:cs="Calibri" w:eastAsia="Calibri" w:hAnsi="Calibri"/>
         </w:rPr>
-        <w:t xml:space="preserve">Table S4b. Success against a criterion-specific signal-to-noise ratio</w:t>
+        <w:t xml:space="preserve">Table S4b. Success against a criterion-specific signal-to-noise ratio (a separate run)</w:t>
       </w:r>
     </w:p>
     <w:p>
@@ -21320,7 +21752,7 @@
           <w:sz w:val="20"/>
           <w:szCs w:val="20"/>
         </w:rPr>
-        <w:t xml:space="preserve">Four arrangements of the same total effect modification, each at three fitting sizes. The signal is the population Shapley value of the most diluting criterion; the noise is the standard deviation of its estimate at that fitting size; the scoring set is fixed at 40 000 patients. If a signal-to-noise ratio governed the requirement, cells with similar ratios would show similar success whatever the arrangement and whatever the sample size. Twelve cells cannot establish that, and this is reported as a direction rather than as evidence.</w:t>
+        <w:t xml:space="preserve">Four arrangements of the same total effect modification, each at three fitting sizes. This is a SEPARATE simulation from Table S4: it uses its own fitting sizes, a smaller scoring set and fewer replicates, so the success probabilities for the identically named arrangements are not comparable cell by cell with that table and are not meant to be. Only the ordering within this table is interpreted. The signal is the population Shapley value of the most diluting criterion; the noise is the standard deviation of its estimate at that fitting size; the scoring set is fixed at 40 000 patients, against 60 000 in Table S4. If a signal-to-noise ratio governed the requirement, cells with similar ratios would show similar success whatever the arrangement and whatever the sample size. Twelve cells cannot establish that, and this is reported as a direction rather than as evidence.</w:t>
       </w:r>
     </w:p>
     <w:tbl>
@@ -23061,7 +23493,7 @@
           <w:sz w:val="17"/>
           <w:szCs w:val="17"/>
         </w:rPr>
-        <w:t xml:space="preserve">Spearman correlation with success: 0.86 for the signal-to-noise ratio against 0.45 for fitting size alone, over 12 cells at 25 replicates each. The ratio orders the cells better than sample size does, which is the direction the reviewer's suggestion predicts. It is not a demonstration: twelve cells at twenty-five replicates cannot establish a governing quantity, the ratio rises with the fitting size within every arrangement so the two are correlated by construction, and within arrangements C and D success barely moves with size at all.</w:t>
+        <w:t xml:space="preserve">Spearman correlation with success, pooled over all 12 cells at 25 replicates each: 0.86 for the signal-to-noise ratio against 0.45 for fitting size alone. The pooled figure should not be read as evidence for the ratio. Within an arrangement the ratio is a monotone function of the fitting size, so the within-arrangement association (0.82 after adjusting for arrangement) restates that success rises with sample size. The informative comparison is between arrangements at a fixed size, where it is 0.63 at the largest size tried, over 4 arrangements of which 1 shows no variation in success across sizes. This table is exploratory and does not establish a governing quantity.</w:t>
       </w:r>
     </w:p>
     <w:p>
@@ -23175,7 +23607,7 @@
           <w:sz w:val="20"/>
           <w:szCs w:val="20"/>
         </w:rPr>
-        <w:t xml:space="preserve">S1.1 Training-size sweep (Figure 3)</w:t>
+        <w:t xml:space="preserve">S1.1 Training-size sweep (Figure 2)</w:t>
       </w:r>
     </w:p>
     <w:p>
@@ -23310,7 +23742,7 @@
           <w:sz w:val="20"/>
           <w:szCs w:val="20"/>
         </w:rPr>
-        <w:t xml:space="preserve">S1.2 Three assignment arms (Figure 4)</w:t>
+        <w:t xml:space="preserve">S1.2 Three assignment arms (Figure 3)</w:t>
       </w:r>
     </w:p>
     <w:p>
@@ -23429,7 +23861,7 @@
           <w:sz w:val="20"/>
           <w:szCs w:val="20"/>
         </w:rPr>
-        <w:t xml:space="preserve">250 replicates per cell at fitting sizes 1000, 3000, 5167 and 20 000. Because the outcome model is common, the true causal contrast is identical in all three arms; what differs across arms is the population limit of the weighted estimator.</w:t>
+        <w:t xml:space="preserve">250 replicates per cell; arm A additionally carries a 300-patient cell at 300 replicates, and arm C has no 20 000 cell. Because the outcome model is common, the true causal contrast is identical in all three arms; what differs across arms is the population limit of the weighted estimator.</w:t>
       </w:r>
     </w:p>
     <w:p>
@@ -23445,7 +23877,7 @@
           <w:sz w:val="20"/>
           <w:szCs w:val="20"/>
         </w:rPr>
-        <w:t xml:space="preserve">S1.3 Non-collapsibility sweep (Figure 5)</w:t>
+        <w:t xml:space="preserve">S1.3 Non-collapsibility sweep (Figure 4)</w:t>
       </w:r>
     </w:p>
     <w:p>
@@ -24071,7 +24503,7 @@
           <w:sz w:val="20"/>
           <w:szCs w:val="20"/>
         </w:rPr>
-        <w:t xml:space="preserve">The colon criteria plate plot at full page size, reproducing Figure 6 of the main text.</w:t>
+        <w:t xml:space="preserve">The colon criteria plate plot at full page size, reproducing Figure 5 of the main text.</w:t>
       </w:r>
     </w:p>
     <w:p>

--- a/manuscript/supplement.docx
+++ b/manuscript/supplement.docx
@@ -13196,7 +13196,7 @@
           <w:sz w:val="20"/>
           <w:szCs w:val="20"/>
         </w:rPr>
-        <w:t xml:space="preserve">Of the 16 scenarios, 6 located a threshold, 9 were right-censored at 18 000 fitting patients and 1 left-censored below 600. Among those located, the spread is: fitting patients 2000 to 7228 (coefficient of variation 0.50); full-protocol events 85 to 721 (0.61); effective sample size 309 to 1787 (0.79). Neither information currency is more stable than the patient count.</w:t>
+        <w:t xml:space="preserve">Of the 16 scenarios, 6 located a threshold, 9 were right-censored at 18 000 fitting patients and 1 left-censored below 600. Among those located, the spread is: fitting patients 2000 to 7228 (coefficient of variation 0.50); full-protocol events 85 to 721 (0.61); effective sample size 309 to 1787 (0.79). These three spreads are computed only over the scenarios in which a threshold was observable, which is a selected subset, so they cannot be compared with each other; the claim we drew from them in an earlier version is withdrawn in the Results and the unconditional comparison is in Table S2b.</w:t>
       </w:r>
     </w:p>
     <w:p>
@@ -17119,7 +17119,7 @@
                 <w:sz w:val="16"/>
                 <w:szCs w:val="16"/>
               </w:rPr>
-              <w:t xml:space="preserve">RMST rule selects the same set</w:t>
+              <w:t xml:space="preserve">PAIRED difference, RMST rule minus published rule</w:t>
             </w:r>
           </w:p>
         </w:tc>
@@ -17144,7 +17144,7 @@
                 <w:sz w:val="16"/>
                 <w:szCs w:val="16"/>
               </w:rPr>
-              <w:t xml:space="preserve">0.070 [0.00, 0.28]</w:t>
+              <w:t xml:space="preserve"/>
             </w:r>
           </w:p>
         </w:tc>
@@ -17169,7 +17169,7 @@
                 <w:sz w:val="16"/>
                 <w:szCs w:val="16"/>
               </w:rPr>
-              <w:t xml:space="preserve">0.207 [0.00, 0.36]</w:t>
+              <w:t xml:space="preserve"/>
             </w:r>
           </w:p>
         </w:tc>
@@ -17199,7 +17199,7 @@
                 <w:sz w:val="16"/>
                 <w:szCs w:val="16"/>
               </w:rPr>
-              <w:t xml:space="preserve">RMST rule: eligible patients (mean)</w:t>
+              <w:t xml:space="preserve">      P(lower hazard ratio)</w:t>
             </w:r>
           </w:p>
         </w:tc>
@@ -17224,7 +17224,7 @@
                 <w:sz w:val="16"/>
                 <w:szCs w:val="16"/>
               </w:rPr>
-              <w:t xml:space="preserve">182</w:t>
+              <w:t xml:space="preserve">-0.138 [-0.36, 0.16]</w:t>
             </w:r>
           </w:p>
         </w:tc>
@@ -17249,7 +17249,7 @@
                 <w:sz w:val="16"/>
                 <w:szCs w:val="16"/>
               </w:rPr>
-              <w:t xml:space="preserve">435</w:t>
+              <w:t xml:space="preserve">-0.010 [-0.24, 0.20]</w:t>
             </w:r>
           </w:p>
         </w:tc>
@@ -17279,7 +17279,7 @@
                 <w:sz w:val="16"/>
                 <w:szCs w:val="16"/>
               </w:rPr>
-              <w:t xml:space="preserve">RMST rule: P(lower hazard ratio)</w:t>
+              <w:t xml:space="preserve">      P(greater RMST)</w:t>
             </w:r>
           </w:p>
         </w:tc>
@@ -17304,7 +17304,7 @@
                 <w:sz w:val="16"/>
                 <w:szCs w:val="16"/>
               </w:rPr>
-              <w:t xml:space="preserve">0.152 [0.00, 0.56]</w:t>
+              <w:t xml:space="preserve">0.024 [-0.20, 0.36]</w:t>
             </w:r>
           </w:p>
         </w:tc>
@@ -17329,7 +17329,7 @@
                 <w:sz w:val="16"/>
                 <w:szCs w:val="16"/>
               </w:rPr>
-              <w:t xml:space="preserve">0.512 [0.11, 0.88]</w:t>
+              <w:t xml:space="preserve">0.010 [-0.20, 0.16]</w:t>
             </w:r>
           </w:p>
         </w:tc>
@@ -17359,7 +17359,7 @@
                 <w:sz w:val="16"/>
                 <w:szCs w:val="16"/>
               </w:rPr>
-              <w:t xml:space="preserve">RMST rule: P(greater RMST)</w:t>
+              <w:t xml:space="preserve">RMST rule selects the same set</w:t>
             </w:r>
           </w:p>
         </w:tc>
@@ -17384,7 +17384,7 @@
                 <w:sz w:val="16"/>
                 <w:szCs w:val="16"/>
               </w:rPr>
-              <w:t xml:space="preserve">0.532 [0.11, 0.92]</w:t>
+              <w:t xml:space="preserve">0.070 [0.00, 0.28]</w:t>
             </w:r>
           </w:p>
         </w:tc>
@@ -17409,7 +17409,7 @@
                 <w:sz w:val="16"/>
                 <w:szCs w:val="16"/>
               </w:rPr>
-              <w:t xml:space="preserve">0.590 [0.12, 0.88]</w:t>
+              <w:t xml:space="preserve">0.207 [0.00, 0.36]</w:t>
             </w:r>
           </w:p>
         </w:tc>
@@ -17439,6 +17439,246 @@
                 <w:sz w:val="16"/>
                 <w:szCs w:val="16"/>
               </w:rPr>
+              <w:t xml:space="preserve">RMST rule: eligible patients (mean)</w:t>
+            </w:r>
+          </w:p>
+        </w:tc>
+        <w:tc>
+          <w:tcPr>
+            <w:tcW w:type="dxa" w:w="2900"/>
+            <w:tcMar>
+              <w:top w:type="dxa" w:w="50"/>
+              <w:left w:type="dxa" w:w="80"/>
+              <w:bottom w:type="dxa" w:w="50"/>
+              <w:right w:type="dxa" w:w="80"/>
+            </w:tcMar>
+          </w:tcPr>
+          <w:p>
+            <w:pPr>
+              <w:spacing w:after="0" w:line="240"/>
+              <w:jc w:val="right"/>
+            </w:pPr>
+            <w:r>
+              <w:rPr>
+                <w:rFonts w:ascii="Calibri" w:cs="Calibri" w:eastAsia="Calibri" w:hAnsi="Calibri"/>
+                <w:sz w:val="16"/>
+                <w:szCs w:val="16"/>
+              </w:rPr>
+              <w:t xml:space="preserve">182</w:t>
+            </w:r>
+          </w:p>
+        </w:tc>
+        <w:tc>
+          <w:tcPr>
+            <w:tcW w:type="dxa" w:w="2860"/>
+            <w:tcMar>
+              <w:top w:type="dxa" w:w="50"/>
+              <w:left w:type="dxa" w:w="80"/>
+              <w:bottom w:type="dxa" w:w="50"/>
+              <w:right w:type="dxa" w:w="80"/>
+            </w:tcMar>
+          </w:tcPr>
+          <w:p>
+            <w:pPr>
+              <w:spacing w:after="0" w:line="240"/>
+              <w:jc w:val="right"/>
+            </w:pPr>
+            <w:r>
+              <w:rPr>
+                <w:rFonts w:ascii="Calibri" w:cs="Calibri" w:eastAsia="Calibri" w:hAnsi="Calibri"/>
+                <w:sz w:val="16"/>
+                <w:szCs w:val="16"/>
+              </w:rPr>
+              <w:t xml:space="preserve">435</w:t>
+            </w:r>
+          </w:p>
+        </w:tc>
+      </w:tr>
+      <w:tr>
+        <w:trPr>
+          <w:cantSplit/>
+        </w:trPr>
+        <w:tc>
+          <w:tcPr>
+            <w:tcW w:type="dxa" w:w="3600"/>
+            <w:tcMar>
+              <w:top w:type="dxa" w:w="50"/>
+              <w:left w:type="dxa" w:w="80"/>
+              <w:bottom w:type="dxa" w:w="50"/>
+              <w:right w:type="dxa" w:w="80"/>
+            </w:tcMar>
+          </w:tcPr>
+          <w:p>
+            <w:pPr>
+              <w:spacing w:after="0" w:line="240"/>
+              <w:jc w:val="left"/>
+            </w:pPr>
+            <w:r>
+              <w:rPr>
+                <w:rFonts w:ascii="Calibri" w:cs="Calibri" w:eastAsia="Calibri" w:hAnsi="Calibri"/>
+                <w:sz w:val="16"/>
+                <w:szCs w:val="16"/>
+              </w:rPr>
+              <w:t xml:space="preserve">RMST rule: P(lower hazard ratio)</w:t>
+            </w:r>
+          </w:p>
+        </w:tc>
+        <w:tc>
+          <w:tcPr>
+            <w:tcW w:type="dxa" w:w="2900"/>
+            <w:tcMar>
+              <w:top w:type="dxa" w:w="50"/>
+              <w:left w:type="dxa" w:w="80"/>
+              <w:bottom w:type="dxa" w:w="50"/>
+              <w:right w:type="dxa" w:w="80"/>
+            </w:tcMar>
+          </w:tcPr>
+          <w:p>
+            <w:pPr>
+              <w:spacing w:after="0" w:line="240"/>
+              <w:jc w:val="right"/>
+            </w:pPr>
+            <w:r>
+              <w:rPr>
+                <w:rFonts w:ascii="Calibri" w:cs="Calibri" w:eastAsia="Calibri" w:hAnsi="Calibri"/>
+                <w:sz w:val="16"/>
+                <w:szCs w:val="16"/>
+              </w:rPr>
+              <w:t xml:space="preserve">0.152 [0.00, 0.56]</w:t>
+            </w:r>
+          </w:p>
+        </w:tc>
+        <w:tc>
+          <w:tcPr>
+            <w:tcW w:type="dxa" w:w="2860"/>
+            <w:tcMar>
+              <w:top w:type="dxa" w:w="50"/>
+              <w:left w:type="dxa" w:w="80"/>
+              <w:bottom w:type="dxa" w:w="50"/>
+              <w:right w:type="dxa" w:w="80"/>
+            </w:tcMar>
+          </w:tcPr>
+          <w:p>
+            <w:pPr>
+              <w:spacing w:after="0" w:line="240"/>
+              <w:jc w:val="right"/>
+            </w:pPr>
+            <w:r>
+              <w:rPr>
+                <w:rFonts w:ascii="Calibri" w:cs="Calibri" w:eastAsia="Calibri" w:hAnsi="Calibri"/>
+                <w:sz w:val="16"/>
+                <w:szCs w:val="16"/>
+              </w:rPr>
+              <w:t xml:space="preserve">0.512 [0.11, 0.88]</w:t>
+            </w:r>
+          </w:p>
+        </w:tc>
+      </w:tr>
+      <w:tr>
+        <w:trPr>
+          <w:cantSplit/>
+        </w:trPr>
+        <w:tc>
+          <w:tcPr>
+            <w:tcW w:type="dxa" w:w="3600"/>
+            <w:tcMar>
+              <w:top w:type="dxa" w:w="50"/>
+              <w:left w:type="dxa" w:w="80"/>
+              <w:bottom w:type="dxa" w:w="50"/>
+              <w:right w:type="dxa" w:w="80"/>
+            </w:tcMar>
+          </w:tcPr>
+          <w:p>
+            <w:pPr>
+              <w:spacing w:after="0" w:line="240"/>
+              <w:jc w:val="left"/>
+            </w:pPr>
+            <w:r>
+              <w:rPr>
+                <w:rFonts w:ascii="Calibri" w:cs="Calibri" w:eastAsia="Calibri" w:hAnsi="Calibri"/>
+                <w:sz w:val="16"/>
+                <w:szCs w:val="16"/>
+              </w:rPr>
+              <w:t xml:space="preserve">RMST rule: P(greater RMST)</w:t>
+            </w:r>
+          </w:p>
+        </w:tc>
+        <w:tc>
+          <w:tcPr>
+            <w:tcW w:type="dxa" w:w="2900"/>
+            <w:tcMar>
+              <w:top w:type="dxa" w:w="50"/>
+              <w:left w:type="dxa" w:w="80"/>
+              <w:bottom w:type="dxa" w:w="50"/>
+              <w:right w:type="dxa" w:w="80"/>
+            </w:tcMar>
+          </w:tcPr>
+          <w:p>
+            <w:pPr>
+              <w:spacing w:after="0" w:line="240"/>
+              <w:jc w:val="right"/>
+            </w:pPr>
+            <w:r>
+              <w:rPr>
+                <w:rFonts w:ascii="Calibri" w:cs="Calibri" w:eastAsia="Calibri" w:hAnsi="Calibri"/>
+                <w:sz w:val="16"/>
+                <w:szCs w:val="16"/>
+              </w:rPr>
+              <w:t xml:space="preserve">0.532 [0.11, 0.92]</w:t>
+            </w:r>
+          </w:p>
+        </w:tc>
+        <w:tc>
+          <w:tcPr>
+            <w:tcW w:type="dxa" w:w="2860"/>
+            <w:tcMar>
+              <w:top w:type="dxa" w:w="50"/>
+              <w:left w:type="dxa" w:w="80"/>
+              <w:bottom w:type="dxa" w:w="50"/>
+              <w:right w:type="dxa" w:w="80"/>
+            </w:tcMar>
+          </w:tcPr>
+          <w:p>
+            <w:pPr>
+              <w:spacing w:after="0" w:line="240"/>
+              <w:jc w:val="right"/>
+            </w:pPr>
+            <w:r>
+              <w:rPr>
+                <w:rFonts w:ascii="Calibri" w:cs="Calibri" w:eastAsia="Calibri" w:hAnsi="Calibri"/>
+                <w:sz w:val="16"/>
+                <w:szCs w:val="16"/>
+              </w:rPr>
+              <w:t xml:space="preserve">0.590 [0.12, 0.88]</w:t>
+            </w:r>
+          </w:p>
+        </w:tc>
+      </w:tr>
+      <w:tr>
+        <w:trPr>
+          <w:cantSplit/>
+        </w:trPr>
+        <w:tc>
+          <w:tcPr>
+            <w:tcW w:type="dxa" w:w="3600"/>
+            <w:tcMar>
+              <w:top w:type="dxa" w:w="50"/>
+              <w:left w:type="dxa" w:w="80"/>
+              <w:bottom w:type="dxa" w:w="50"/>
+              <w:right w:type="dxa" w:w="80"/>
+            </w:tcMar>
+          </w:tcPr>
+          <w:p>
+            <w:pPr>
+              <w:spacing w:after="0" w:line="240"/>
+              <w:jc w:val="left"/>
+            </w:pPr>
+            <w:r>
+              <w:rPr>
+                <w:rFonts w:ascii="Calibri" w:cs="Calibri" w:eastAsia="Calibri" w:hAnsi="Calibri"/>
+                <w:sz w:val="16"/>
+                <w:szCs w:val="16"/>
+              </w:rPr>
               <w:t xml:space="preserve">largest endpoint movement, half vs full outer count</w:t>
             </w:r>
           </w:p>
@@ -17464,7 +17704,7 @@
                 <w:sz w:val="16"/>
                 <w:szCs w:val="16"/>
               </w:rPr>
-              <w:t xml:space="preserve">0.040</w:t>
+              <w:t xml:space="preserve">0.059</w:t>
             </w:r>
           </w:p>
         </w:tc>
@@ -17489,7 +17729,7 @@
                 <w:sz w:val="16"/>
                 <w:szCs w:val="16"/>
               </w:rPr>
-              <w:t xml:space="preserve">0.035</w:t>
+              <w:t xml:space="preserve">0.073</w:t>
             </w:r>
           </w:p>
         </w:tc>
@@ -17668,7 +17908,7 @@
                 <w:sz w:val="16"/>
                 <w:szCs w:val="16"/>
               </w:rPr>
-              <w:t xml:space="preserve">subsets dominating the rule (median)</w:t>
+              <w:t xml:space="preserve">simulation replicates</w:t>
             </w:r>
           </w:p>
         </w:tc>
@@ -17693,7 +17933,7 @@
                 <w:sz w:val="16"/>
                 <w:szCs w:val="16"/>
               </w:rPr>
-              <w:t xml:space="preserve">73</w:t>
+              <w:t xml:space="preserve">160</w:t>
             </w:r>
           </w:p>
         </w:tc>
@@ -17718,7 +17958,7 @@
                 <w:sz w:val="16"/>
                 <w:szCs w:val="16"/>
               </w:rPr>
-              <w:t xml:space="preserve">31</w:t>
+              <w:t xml:space="preserve">160</w:t>
             </w:r>
           </w:p>
         </w:tc>
@@ -17748,7 +17988,7 @@
                 <w:sz w:val="16"/>
                 <w:szCs w:val="16"/>
               </w:rPr>
-              <w:t xml:space="preserve">rule on the frontier</w:t>
+              <w:t xml:space="preserve">subsets dominating the rule (median)</w:t>
             </w:r>
           </w:p>
         </w:tc>
@@ -17773,7 +18013,7 @@
                 <w:sz w:val="16"/>
                 <w:szCs w:val="16"/>
               </w:rPr>
-              <w:t xml:space="preserve">0.056</w:t>
+              <w:t xml:space="preserve">73</w:t>
             </w:r>
           </w:p>
         </w:tc>
@@ -17798,7 +18038,7 @@
                 <w:sz w:val="16"/>
                 <w:szCs w:val="16"/>
               </w:rPr>
-              <w:t xml:space="preserve">0.106</w:t>
+              <w:t xml:space="preserve">31</w:t>
             </w:r>
           </w:p>
         </w:tc>
@@ -17828,7 +18068,7 @@
                 <w:sz w:val="16"/>
                 <w:szCs w:val="16"/>
               </w:rPr>
-              <w:t xml:space="preserve">of subsets dominating on half A, share still dominating on an independent half B</w:t>
+              <w:t xml:space="preserve">rule on the frontier</w:t>
             </w:r>
           </w:p>
         </w:tc>
@@ -17853,7 +18093,7 @@
                 <w:sz w:val="16"/>
                 <w:szCs w:val="16"/>
               </w:rPr>
-              <w:t xml:space="preserve">0.376</w:t>
+              <w:t xml:space="preserve">0.056 (0.018)</w:t>
             </w:r>
           </w:p>
         </w:tc>
@@ -17878,7 +18118,7 @@
                 <w:sz w:val="16"/>
                 <w:szCs w:val="16"/>
               </w:rPr>
-              <w:t xml:space="preserve">—</w:t>
+              <w:t xml:space="preserve">0.106 (0.024)</w:t>
             </w:r>
           </w:p>
         </w:tc>
@@ -17908,6 +18148,86 @@
                 <w:sz w:val="16"/>
                 <w:szCs w:val="16"/>
               </w:rPr>
+              <w:t xml:space="preserve">of subsets dominating on half A, share still dominating on an independent half B</w:t>
+            </w:r>
+          </w:p>
+        </w:tc>
+        <w:tc>
+          <w:tcPr>
+            <w:tcW w:type="dxa" w:w="2400"/>
+            <w:tcMar>
+              <w:top w:type="dxa" w:w="50"/>
+              <w:left w:type="dxa" w:w="80"/>
+              <w:bottom w:type="dxa" w:w="50"/>
+              <w:right w:type="dxa" w:w="80"/>
+            </w:tcMar>
+          </w:tcPr>
+          <w:p>
+            <w:pPr>
+              <w:spacing w:after="0" w:line="240"/>
+              <w:jc w:val="right"/>
+            </w:pPr>
+            <w:r>
+              <w:rPr>
+                <w:rFonts w:ascii="Calibri" w:cs="Calibri" w:eastAsia="Calibri" w:hAnsi="Calibri"/>
+                <w:sz w:val="16"/>
+                <w:szCs w:val="16"/>
+              </w:rPr>
+              <w:t xml:space="preserve">0.376 (0.027)</w:t>
+            </w:r>
+          </w:p>
+        </w:tc>
+        <w:tc>
+          <w:tcPr>
+            <w:tcW w:type="dxa" w:w="2360"/>
+            <w:tcMar>
+              <w:top w:type="dxa" w:w="50"/>
+              <w:left w:type="dxa" w:w="80"/>
+              <w:bottom w:type="dxa" w:w="50"/>
+              <w:right w:type="dxa" w:w="80"/>
+            </w:tcMar>
+          </w:tcPr>
+          <w:p>
+            <w:pPr>
+              <w:spacing w:after="0" w:line="240"/>
+              <w:jc w:val="right"/>
+            </w:pPr>
+            <w:r>
+              <w:rPr>
+                <w:rFonts w:ascii="Calibri" w:cs="Calibri" w:eastAsia="Calibri" w:hAnsi="Calibri"/>
+                <w:sz w:val="16"/>
+                <w:szCs w:val="16"/>
+              </w:rPr>
+              <w:t xml:space="preserve">—</w:t>
+            </w:r>
+          </w:p>
+        </w:tc>
+      </w:tr>
+      <w:tr>
+        <w:trPr>
+          <w:cantSplit/>
+        </w:trPr>
+        <w:tc>
+          <w:tcPr>
+            <w:tcW w:type="dxa" w:w="4600"/>
+            <w:tcMar>
+              <w:top w:type="dxa" w:w="50"/>
+              <w:left w:type="dxa" w:w="80"/>
+              <w:bottom w:type="dxa" w:w="50"/>
+              <w:right w:type="dxa" w:w="80"/>
+            </w:tcMar>
+          </w:tcPr>
+          <w:p>
+            <w:pPr>
+              <w:spacing w:after="0" w:line="240"/>
+              <w:jc w:val="left"/>
+            </w:pPr>
+            <w:r>
+              <w:rPr>
+                <w:rFonts w:ascii="Calibri" w:cs="Calibri" w:eastAsia="Calibri" w:hAnsi="Calibri"/>
+                <w:sz w:val="16"/>
+                <w:szCs w:val="16"/>
+              </w:rPr>
               <w:t xml:space="preserve">of subsets dominating on half A, share genuinely dominating at the population</w:t>
             </w:r>
           </w:p>
@@ -17958,7 +18278,7 @@
                 <w:sz w:val="16"/>
                 <w:szCs w:val="16"/>
               </w:rPr>
-              <w:t xml:space="preserve">0.195</w:t>
+              <w:t xml:space="preserve">0.195 (0.018)</w:t>
             </w:r>
           </w:p>
         </w:tc>
@@ -17976,7 +18296,7 @@
           <w:sz w:val="17"/>
           <w:szCs w:val="17"/>
         </w:rPr>
-        <w:t xml:space="preserve">Roughly four in five apparently dominating subsets do not dominate at the population, and the empirical frontier understates the rule's true frontier membership by about a factor of two.</w:t>
+        <w:t xml:space="preserve">Monte Carlo standard errors are in parentheses. The first two rows are over all 160 replicates; the last two are over the 151 replicates in which at least one subset dominated on half A, since the quantity is undefined otherwise. Roughly four in five apparently dominating subsets do not dominate at the population, and the empirical frontier understates the rule's true frontier membership by about a factor of two.</w:t>
       </w:r>
     </w:p>
     <w:p>
@@ -17988,7 +18308,7 @@
         <w:rPr>
           <w:rFonts w:ascii="Calibri" w:cs="Calibri" w:eastAsia="Calibri" w:hAnsi="Calibri"/>
         </w:rPr>
-        <w:t xml:space="preserve">Table S3d. Three-way split: three frontier quantities, kept apart</w:t>
+        <w:t xml:space="preserve">Table S3c. Three-way split: three frontier quantities, kept apart</w:t>
       </w:r>
     </w:p>
     <w:p>
@@ -18137,7 +18457,7 @@
                 <w:sz w:val="16"/>
                 <w:szCs w:val="16"/>
               </w:rPr>
-              <w:t xml:space="preserve">three-way splits</w:t>
+              <w:t xml:space="preserve">three-way splits (point estimate)</w:t>
             </w:r>
           </w:p>
         </w:tc>
@@ -18217,7 +18537,7 @@
                 <w:sz w:val="16"/>
                 <w:szCs w:val="16"/>
               </w:rPr>
-              <w:t xml:space="preserve">(a) selection third — empirical, optimistic</w:t>
+              <w:t xml:space="preserve">outer resamples x inner splits (interval only)</w:t>
             </w:r>
           </w:p>
         </w:tc>
@@ -18242,7 +18562,7 @@
                 <w:sz w:val="16"/>
                 <w:szCs w:val="16"/>
               </w:rPr>
-              <w:t xml:space="preserve"/>
+              <w:t xml:space="preserve">100 x 25</w:t>
             </w:r>
           </w:p>
         </w:tc>
@@ -18267,7 +18587,7 @@
                 <w:sz w:val="16"/>
                 <w:szCs w:val="16"/>
               </w:rPr>
-              <w:t xml:space="preserve"/>
+              <w:t xml:space="preserve">100 x 25</w:t>
             </w:r>
           </w:p>
         </w:tc>
@@ -18297,7 +18617,7 @@
                 <w:sz w:val="16"/>
                 <w:szCs w:val="16"/>
               </w:rPr>
-              <w:t xml:space="preserve">      dominating subsets (median)</w:t>
+              <w:t xml:space="preserve">(a) selection third — empirical, optimistic</w:t>
             </w:r>
           </w:p>
         </w:tc>
@@ -18322,7 +18642,7 @@
                 <w:sz w:val="16"/>
                 <w:szCs w:val="16"/>
               </w:rPr>
-              <w:t xml:space="preserve">77</w:t>
+              <w:t xml:space="preserve"/>
             </w:r>
           </w:p>
         </w:tc>
@@ -18347,7 +18667,7 @@
                 <w:sz w:val="16"/>
                 <w:szCs w:val="16"/>
               </w:rPr>
-              <w:t xml:space="preserve">57</w:t>
+              <w:t xml:space="preserve"/>
             </w:r>
           </w:p>
         </w:tc>
@@ -18377,7 +18697,7 @@
                 <w:sz w:val="16"/>
                 <w:szCs w:val="16"/>
               </w:rPr>
-              <w:t xml:space="preserve">      rule undominated</w:t>
+              <w:t xml:space="preserve">      dominating subsets (median)</w:t>
             </w:r>
           </w:p>
         </w:tc>
@@ -18402,7 +18722,7 @@
                 <w:sz w:val="16"/>
                 <w:szCs w:val="16"/>
               </w:rPr>
-              <w:t xml:space="preserve">0.025</w:t>
+              <w:t xml:space="preserve">77</w:t>
             </w:r>
           </w:p>
         </w:tc>
@@ -18427,7 +18747,7 @@
                 <w:sz w:val="16"/>
                 <w:szCs w:val="16"/>
               </w:rPr>
-              <w:t xml:space="preserve">0.027</w:t>
+              <w:t xml:space="preserve">57</w:t>
             </w:r>
           </w:p>
         </w:tc>
@@ -18457,7 +18777,7 @@
                 <w:sz w:val="16"/>
                 <w:szCs w:val="16"/>
               </w:rPr>
-              <w:t xml:space="preserve">(b) pre-selected subsets on the untouched third — CONFIRMATORY</w:t>
+              <w:t xml:space="preserve">      rule undominated</w:t>
             </w:r>
           </w:p>
         </w:tc>
@@ -18482,7 +18802,7 @@
                 <w:sz w:val="16"/>
                 <w:szCs w:val="16"/>
               </w:rPr>
-              <w:t xml:space="preserve"/>
+              <w:t xml:space="preserve">0.025 [0.00, 0.16]</w:t>
             </w:r>
           </w:p>
         </w:tc>
@@ -18507,7 +18827,7 @@
                 <w:sz w:val="16"/>
                 <w:szCs w:val="16"/>
               </w:rPr>
-              <w:t xml:space="preserve"/>
+              <w:t xml:space="preserve">0.027 [0.00, 0.16]</w:t>
             </w:r>
           </w:p>
         </w:tc>
@@ -18537,7 +18857,7 @@
                 <w:sz w:val="16"/>
                 <w:szCs w:val="16"/>
               </w:rPr>
-              <w:t xml:space="preserve">      of those dominators, number still dominating (median)</w:t>
+              <w:t xml:space="preserve">(b) pre-selected subsets on the untouched third — CONFIRMATORY</w:t>
             </w:r>
           </w:p>
         </w:tc>
@@ -18562,7 +18882,7 @@
                 <w:sz w:val="16"/>
                 <w:szCs w:val="16"/>
               </w:rPr>
-              <w:t xml:space="preserve">12</w:t>
+              <w:t xml:space="preserve"/>
             </w:r>
           </w:p>
         </w:tc>
@@ -18587,7 +18907,7 @@
                 <w:sz w:val="16"/>
                 <w:szCs w:val="16"/>
               </w:rPr>
-              <w:t xml:space="preserve">16</w:t>
+              <w:t xml:space="preserve"/>
             </w:r>
           </w:p>
         </w:tc>
@@ -18617,7 +18937,7 @@
                 <w:sz w:val="16"/>
                 <w:szCs w:val="16"/>
               </w:rPr>
-              <w:t xml:space="preserve">      replication rate</w:t>
+              <w:t xml:space="preserve">      of those dominators, number still dominating (median)</w:t>
             </w:r>
           </w:p>
         </w:tc>
@@ -18642,7 +18962,7 @@
                 <w:sz w:val="16"/>
                 <w:szCs w:val="16"/>
               </w:rPr>
-              <w:t xml:space="preserve">0.353</w:t>
+              <w:t xml:space="preserve">12</w:t>
             </w:r>
           </w:p>
         </w:tc>
@@ -18667,7 +18987,7 @@
                 <w:sz w:val="16"/>
                 <w:szCs w:val="16"/>
               </w:rPr>
-              <w:t xml:space="preserve">0.414</w:t>
+              <w:t xml:space="preserve">16</w:t>
             </w:r>
           </w:p>
         </w:tc>
@@ -18697,7 +19017,7 @@
                 <w:sz w:val="16"/>
                 <w:szCs w:val="16"/>
               </w:rPr>
-              <w:t xml:space="preserve">      replication rate, margin required on the selection third</w:t>
+              <w:t xml:space="preserve">      replication rate</w:t>
             </w:r>
           </w:p>
         </w:tc>
@@ -18722,7 +19042,7 @@
                 <w:sz w:val="16"/>
                 <w:szCs w:val="16"/>
               </w:rPr>
-              <w:t xml:space="preserve">0.347</w:t>
+              <w:t xml:space="preserve">0.353 [0.29, 0.57]</w:t>
             </w:r>
           </w:p>
         </w:tc>
@@ -18747,7 +19067,7 @@
                 <w:sz w:val="16"/>
                 <w:szCs w:val="16"/>
               </w:rPr>
-              <w:t xml:space="preserve">0.412</w:t>
+              <w:t xml:space="preserve">0.414 [0.25, 0.54]</w:t>
             </w:r>
           </w:p>
         </w:tc>
@@ -18777,7 +19097,7 @@
                 <w:sz w:val="16"/>
                 <w:szCs w:val="16"/>
               </w:rPr>
-              <w:t xml:space="preserve">      lowest-hazard-ratio dominator carries over</w:t>
+              <w:t xml:space="preserve">      replication rate, margin required on the selection third</w:t>
             </w:r>
           </w:p>
         </w:tc>
@@ -18802,7 +19122,7 @@
                 <w:sz w:val="16"/>
                 <w:szCs w:val="16"/>
               </w:rPr>
-              <w:t xml:space="preserve">0.336</w:t>
+              <w:t xml:space="preserve">0.347 [0.28, 0.56]</w:t>
             </w:r>
           </w:p>
         </w:tc>
@@ -18827,7 +19147,7 @@
                 <w:sz w:val="16"/>
                 <w:szCs w:val="16"/>
               </w:rPr>
-              <w:t xml:space="preserve">0.394</w:t>
+              <w:t xml:space="preserve">0.412 [0.25, 0.55]</w:t>
             </w:r>
           </w:p>
         </w:tc>
@@ -18857,7 +19177,7 @@
                 <w:sz w:val="16"/>
                 <w:szCs w:val="16"/>
               </w:rPr>
-              <w:t xml:space="preserve">      rule undominated by every pre-selected subset</w:t>
+              <w:t xml:space="preserve">      lowest-hazard-ratio dominator carries over</w:t>
             </w:r>
           </w:p>
         </w:tc>
@@ -18882,7 +19202,7 @@
                 <w:sz w:val="16"/>
                 <w:szCs w:val="16"/>
               </w:rPr>
-              <w:t xml:space="preserve">0.210</w:t>
+              <w:t xml:space="preserve">0.336 [0.21, 0.57]</w:t>
             </w:r>
           </w:p>
         </w:tc>
@@ -18907,7 +19227,7 @@
                 <w:sz w:val="16"/>
                 <w:szCs w:val="16"/>
               </w:rPr>
-              <w:t xml:space="preserve">0.120</w:t>
+              <w:t xml:space="preserve">0.394 [0.26, 0.62]</w:t>
             </w:r>
           </w:p>
         </w:tc>
@@ -18937,7 +19257,7 @@
                 <w:sz w:val="16"/>
                 <w:szCs w:val="16"/>
               </w:rPr>
-              <w:t xml:space="preserve">(c) fresh scan of all 512 on the test third — descriptive only</w:t>
+              <w:t xml:space="preserve">      rule undominated by every pre-selected subset</w:t>
             </w:r>
           </w:p>
         </w:tc>
@@ -18962,7 +19282,7 @@
                 <w:sz w:val="16"/>
                 <w:szCs w:val="16"/>
               </w:rPr>
-              <w:t xml:space="preserve"/>
+              <w:t xml:space="preserve">0.210 [0.04, 0.36]</w:t>
             </w:r>
           </w:p>
         </w:tc>
@@ -18987,7 +19307,7 @@
                 <w:sz w:val="16"/>
                 <w:szCs w:val="16"/>
               </w:rPr>
-              <w:t xml:space="preserve"/>
+              <w:t xml:space="preserve">0.120 [0.04, 0.36]</w:t>
             </w:r>
           </w:p>
         </w:tc>
@@ -19017,7 +19337,7 @@
                 <w:sz w:val="16"/>
                 <w:szCs w:val="16"/>
               </w:rPr>
-              <w:t xml:space="preserve">      dominating subsets (median)</w:t>
+              <w:t xml:space="preserve">      largest endpoint movement, half vs full outer count</w:t>
             </w:r>
           </w:p>
         </w:tc>
@@ -19042,7 +19362,7 @@
                 <w:sz w:val="16"/>
                 <w:szCs w:val="16"/>
               </w:rPr>
-              <w:t xml:space="preserve">73</w:t>
+              <w:t xml:space="preserve">0.036</w:t>
             </w:r>
           </w:p>
         </w:tc>
@@ -19067,7 +19387,7 @@
                 <w:sz w:val="16"/>
                 <w:szCs w:val="16"/>
               </w:rPr>
-              <w:t xml:space="preserve">59</w:t>
+              <w:t xml:space="preserve">0.021</w:t>
             </w:r>
           </w:p>
         </w:tc>
@@ -19097,6 +19417,166 @@
                 <w:sz w:val="16"/>
                 <w:szCs w:val="16"/>
               </w:rPr>
+              <w:t xml:space="preserve">(c) fresh scan of all 512 on the test third — descriptive only</w:t>
+            </w:r>
+          </w:p>
+        </w:tc>
+        <w:tc>
+          <w:tcPr>
+            <w:tcW w:type="dxa" w:w="2200"/>
+            <w:tcMar>
+              <w:top w:type="dxa" w:w="50"/>
+              <w:left w:type="dxa" w:w="80"/>
+              <w:bottom w:type="dxa" w:w="50"/>
+              <w:right w:type="dxa" w:w="80"/>
+            </w:tcMar>
+          </w:tcPr>
+          <w:p>
+            <w:pPr>
+              <w:spacing w:after="0" w:line="240"/>
+              <w:jc w:val="right"/>
+            </w:pPr>
+            <w:r>
+              <w:rPr>
+                <w:rFonts w:ascii="Calibri" w:cs="Calibri" w:eastAsia="Calibri" w:hAnsi="Calibri"/>
+                <w:sz w:val="16"/>
+                <w:szCs w:val="16"/>
+              </w:rPr>
+              <w:t xml:space="preserve"/>
+            </w:r>
+          </w:p>
+        </w:tc>
+        <w:tc>
+          <w:tcPr>
+            <w:tcW w:type="dxa" w:w="2160"/>
+            <w:tcMar>
+              <w:top w:type="dxa" w:w="50"/>
+              <w:left w:type="dxa" w:w="80"/>
+              <w:bottom w:type="dxa" w:w="50"/>
+              <w:right w:type="dxa" w:w="80"/>
+            </w:tcMar>
+          </w:tcPr>
+          <w:p>
+            <w:pPr>
+              <w:spacing w:after="0" w:line="240"/>
+              <w:jc w:val="right"/>
+            </w:pPr>
+            <w:r>
+              <w:rPr>
+                <w:rFonts w:ascii="Calibri" w:cs="Calibri" w:eastAsia="Calibri" w:hAnsi="Calibri"/>
+                <w:sz w:val="16"/>
+                <w:szCs w:val="16"/>
+              </w:rPr>
+              <w:t xml:space="preserve"/>
+            </w:r>
+          </w:p>
+        </w:tc>
+      </w:tr>
+      <w:tr>
+        <w:trPr>
+          <w:cantSplit/>
+        </w:trPr>
+        <w:tc>
+          <w:tcPr>
+            <w:tcW w:type="dxa" w:w="5000"/>
+            <w:tcMar>
+              <w:top w:type="dxa" w:w="50"/>
+              <w:left w:type="dxa" w:w="80"/>
+              <w:bottom w:type="dxa" w:w="50"/>
+              <w:right w:type="dxa" w:w="80"/>
+            </w:tcMar>
+          </w:tcPr>
+          <w:p>
+            <w:pPr>
+              <w:spacing w:after="0" w:line="240"/>
+              <w:jc w:val="left"/>
+            </w:pPr>
+            <w:r>
+              <w:rPr>
+                <w:rFonts w:ascii="Calibri" w:cs="Calibri" w:eastAsia="Calibri" w:hAnsi="Calibri"/>
+                <w:sz w:val="16"/>
+                <w:szCs w:val="16"/>
+              </w:rPr>
+              <w:t xml:space="preserve">      dominating subsets (median)</w:t>
+            </w:r>
+          </w:p>
+        </w:tc>
+        <w:tc>
+          <w:tcPr>
+            <w:tcW w:type="dxa" w:w="2200"/>
+            <w:tcMar>
+              <w:top w:type="dxa" w:w="50"/>
+              <w:left w:type="dxa" w:w="80"/>
+              <w:bottom w:type="dxa" w:w="50"/>
+              <w:right w:type="dxa" w:w="80"/>
+            </w:tcMar>
+          </w:tcPr>
+          <w:p>
+            <w:pPr>
+              <w:spacing w:after="0" w:line="240"/>
+              <w:jc w:val="right"/>
+            </w:pPr>
+            <w:r>
+              <w:rPr>
+                <w:rFonts w:ascii="Calibri" w:cs="Calibri" w:eastAsia="Calibri" w:hAnsi="Calibri"/>
+                <w:sz w:val="16"/>
+                <w:szCs w:val="16"/>
+              </w:rPr>
+              <w:t xml:space="preserve">73</w:t>
+            </w:r>
+          </w:p>
+        </w:tc>
+        <w:tc>
+          <w:tcPr>
+            <w:tcW w:type="dxa" w:w="2160"/>
+            <w:tcMar>
+              <w:top w:type="dxa" w:w="50"/>
+              <w:left w:type="dxa" w:w="80"/>
+              <w:bottom w:type="dxa" w:w="50"/>
+              <w:right w:type="dxa" w:w="80"/>
+            </w:tcMar>
+          </w:tcPr>
+          <w:p>
+            <w:pPr>
+              <w:spacing w:after="0" w:line="240"/>
+              <w:jc w:val="right"/>
+            </w:pPr>
+            <w:r>
+              <w:rPr>
+                <w:rFonts w:ascii="Calibri" w:cs="Calibri" w:eastAsia="Calibri" w:hAnsi="Calibri"/>
+                <w:sz w:val="16"/>
+                <w:szCs w:val="16"/>
+              </w:rPr>
+              <w:t xml:space="preserve">59</w:t>
+            </w:r>
+          </w:p>
+        </w:tc>
+      </w:tr>
+      <w:tr>
+        <w:trPr>
+          <w:cantSplit/>
+        </w:trPr>
+        <w:tc>
+          <w:tcPr>
+            <w:tcW w:type="dxa" w:w="5000"/>
+            <w:tcMar>
+              <w:top w:type="dxa" w:w="50"/>
+              <w:left w:type="dxa" w:w="80"/>
+              <w:bottom w:type="dxa" w:w="50"/>
+              <w:right w:type="dxa" w:w="80"/>
+            </w:tcMar>
+          </w:tcPr>
+          <w:p>
+            <w:pPr>
+              <w:spacing w:after="0" w:line="240"/>
+              <w:jc w:val="left"/>
+            </w:pPr>
+            <w:r>
+              <w:rPr>
+                <w:rFonts w:ascii="Calibri" w:cs="Calibri" w:eastAsia="Calibri" w:hAnsi="Calibri"/>
+                <w:sz w:val="16"/>
+                <w:szCs w:val="16"/>
+              </w:rPr>
               <w:t xml:space="preserve">      rule undominated</w:t>
             </w:r>
           </w:p>
@@ -19122,7 +19602,7 @@
                 <w:sz w:val="16"/>
                 <w:szCs w:val="16"/>
               </w:rPr>
-              <w:t xml:space="preserve">0.043</w:t>
+              <w:t xml:space="preserve">0.043 [0.00, 0.12]</w:t>
             </w:r>
           </w:p>
         </w:tc>
@@ -19147,7 +19627,7 @@
                 <w:sz w:val="16"/>
                 <w:szCs w:val="16"/>
               </w:rPr>
-              <w:t xml:space="preserve">0.047</w:t>
+              <w:t xml:space="preserve">0.047 [0.00, 0.16]</w:t>
             </w:r>
           </w:p>
         </w:tc>
@@ -19165,7 +19645,7 @@
           <w:sz w:val="17"/>
           <w:szCs w:val="17"/>
         </w:rPr>
-        <w:t xml:space="preserve">Only block (b) is an out-of-sample confirmation, because its comparator set was fixed before the test third was used. Block (a) is the empirical oracle whose optimism is being measured; block (c) is a second empirical oracle on a different half, reported so a reader can see that the counts are a property of any part of these cohorts rather than evidence about the rule. A third of a cohort is a small evaluation set, so all of these rates are themselves uncertain.</w:t>
+        <w:t xml:space="preserve">Only block (b) is an out-of-sample confirmation, because its comparator set was fixed before the test third was used. Block (a) is the empirical oracle whose optimism is being measured; block (c) is a second empirical oracle on a different third, reported so a reader can see that the counts are a property of any part of these cohorts rather than evidence about the rule. Point estimates come from the repeated three-way splits in the first row; intervals in block (b) are 95% percentile intervals of an outer bootstrap over patients wrapped around the whole fit / select / test procedure, on the same footing as every other out-of-sample interval in this paper. As elsewhere, the bootstrap supplies uncertainty only and never a point estimate, and the export asserts that its own observed-data replicate agrees with the repeated-split estimate to within its Monte Carlo noise. That agreement is not close, and the reader should know it: the bootstrap runs 25 inner splits per resample against the 400 of the point-estimate run, and the two differ by up to 0.14 across these quantities. These rates are poorly determined at a third of a cohort, and the intervals show it.</w:t>
       </w:r>
     </w:p>
     <w:p>
@@ -19177,7 +19657,7 @@
         <w:rPr>
           <w:rFonts w:ascii="Calibri" w:cs="Calibri" w:eastAsia="Calibri" w:hAnsi="Calibri"/>
         </w:rPr>
-        <w:t xml:space="preserve">Table S3e. Restricted-mean horizon</w:t>
+        <w:t xml:space="preserve">Table S3d. Restricted-mean horizon</w:t>
       </w:r>
     </w:p>
     <w:p>
@@ -22045,7 +22525,7 @@
                 <w:sz w:val="16"/>
                 <w:szCs w:val="16"/>
               </w:rPr>
-              <w:t xml:space="preserve">0.20</w:t>
+              <w:t xml:space="preserve">0.20 (0.08)</w:t>
             </w:r>
           </w:p>
         </w:tc>
@@ -22175,7 +22655,7 @@
                 <w:sz w:val="16"/>
                 <w:szCs w:val="16"/>
               </w:rPr>
-              <w:t xml:space="preserve">0.28</w:t>
+              <w:t xml:space="preserve">0.28 (0.09)</w:t>
             </w:r>
           </w:p>
         </w:tc>
@@ -22305,7 +22785,7 @@
                 <w:sz w:val="16"/>
                 <w:szCs w:val="16"/>
               </w:rPr>
-              <w:t xml:space="preserve">0.40</w:t>
+              <w:t xml:space="preserve">0.40 (0.10)</w:t>
             </w:r>
           </w:p>
         </w:tc>
@@ -22435,7 +22915,7 @@
                 <w:sz w:val="16"/>
                 <w:szCs w:val="16"/>
               </w:rPr>
-              <w:t xml:space="preserve">0.24</w:t>
+              <w:t xml:space="preserve">0.24 (0.09)</w:t>
             </w:r>
           </w:p>
         </w:tc>
@@ -22565,7 +23045,7 @@
                 <w:sz w:val="16"/>
                 <w:szCs w:val="16"/>
               </w:rPr>
-              <w:t xml:space="preserve">0.28</w:t>
+              <w:t xml:space="preserve">0.28 (0.09)</w:t>
             </w:r>
           </w:p>
         </w:tc>
@@ -22695,7 +23175,7 @@
                 <w:sz w:val="16"/>
                 <w:szCs w:val="16"/>
               </w:rPr>
-              <w:t xml:space="preserve">0.28</w:t>
+              <w:t xml:space="preserve">0.28 (0.09)</w:t>
             </w:r>
           </w:p>
         </w:tc>
@@ -22825,7 +23305,7 @@
                 <w:sz w:val="16"/>
                 <w:szCs w:val="16"/>
               </w:rPr>
-              <w:t xml:space="preserve">0.12</w:t>
+              <w:t xml:space="preserve">0.12 (0.06)</w:t>
             </w:r>
           </w:p>
         </w:tc>
@@ -22955,7 +23435,7 @@
                 <w:sz w:val="16"/>
                 <w:szCs w:val="16"/>
               </w:rPr>
-              <w:t xml:space="preserve">0.40</w:t>
+              <w:t xml:space="preserve">0.40 (0.10)</w:t>
             </w:r>
           </w:p>
         </w:tc>
@@ -23085,7 +23565,7 @@
                 <w:sz w:val="16"/>
                 <w:szCs w:val="16"/>
               </w:rPr>
-              <w:t xml:space="preserve">0.40</w:t>
+              <w:t xml:space="preserve">0.40 (0.10)</w:t>
             </w:r>
           </w:p>
         </w:tc>
@@ -23215,7 +23695,7 @@
                 <w:sz w:val="16"/>
                 <w:szCs w:val="16"/>
               </w:rPr>
-              <w:t xml:space="preserve">0.04</w:t>
+              <w:t xml:space="preserve">0.04 (0.04)</w:t>
             </w:r>
           </w:p>
         </w:tc>
@@ -23345,7 +23825,7 @@
                 <w:sz w:val="16"/>
                 <w:szCs w:val="16"/>
               </w:rPr>
-              <w:t xml:space="preserve">0.04</w:t>
+              <w:t xml:space="preserve">0.04 (0.04)</w:t>
             </w:r>
           </w:p>
         </w:tc>
@@ -23475,7 +23955,7 @@
                 <w:sz w:val="16"/>
                 <w:szCs w:val="16"/>
               </w:rPr>
-              <w:t xml:space="preserve">0.04</w:t>
+              <w:t xml:space="preserve">0.04 (0.04)</w:t>
             </w:r>
           </w:p>
         </w:tc>
@@ -23493,79 +23973,7 @@
           <w:sz w:val="17"/>
           <w:szCs w:val="17"/>
         </w:rPr>
-        <w:t xml:space="preserve">Spearman correlation with success, pooled over all 12 cells at 25 replicates each: 0.86 for the signal-to-noise ratio against 0.45 for fitting size alone. The pooled figure should not be read as evidence for the ratio. Within an arrangement the ratio is a monotone function of the fitting size, so the within-arrangement association (0.82 after adjusting for arrangement) restates that success rises with sample size. The informative comparison is between arrangements at a fixed size, where it is 0.63 at the largest size tried, over 4 arrangements of which 1 shows no variation in success across sizes. This table is exploratory and does not establish a governing quantity.</w:t>
-      </w:r>
-    </w:p>
-    <w:p>
-      <w:pPr>
-        <w:pStyle w:val="Heading1"/>
-        <w:spacing w:after="140" w:before="300"/>
-      </w:pPr>
-      <w:r>
-        <w:rPr>
-          <w:rFonts w:ascii="Calibri" w:cs="Calibri" w:eastAsia="Calibri" w:hAnsi="Calibri"/>
-        </w:rPr>
-        <w:t xml:space="preserve">Figure S3. Propensity distributions inside the full protocol</w:t>
-      </w:r>
-    </w:p>
-    <w:p>
-      <w:pPr>
-        <w:spacing w:after="120" w:line="280"/>
-        <w:jc w:val="both"/>
-      </w:pPr>
-      <w:r>
-        <w:rPr>
-          <w:rFonts w:ascii="Calibri" w:cs="Calibri" w:eastAsia="Calibri" w:hAnsi="Calibri"/>
-          <w:sz w:val="20"/>
-          <w:szCs w:val="20"/>
-        </w:rPr>
-        <w:t xml:space="preserve">Estimated propensity scores by treatment arm within the full protocol of each cohort, with the 0.05 and 0.95 truncation bounds marked and the common-support region indicated. The Rotterdam panel shows the near-separation that makes its weighted estimates descriptive rather than causal.</w:t>
-      </w:r>
-    </w:p>
-    <w:p>
-      <w:pPr>
-        <w:spacing w:after="200"/>
-        <w:jc w:val="center"/>
-      </w:pPr>
-      <w:r>
-        <w:drawing>
-          <wp:inline distT="0" distB="0" distL="0" distR="0">
-            <wp:extent cx="5905500" cy="2362200"/>
-            <wp:effectExtent t="0" r="0" b="0" l="0"/>
-            <wp:docPr id="1" name="" descr="" title=""/>
-            <wp:cNvGraphicFramePr>
-              <a:graphicFrameLocks xmlns:a="http://schemas.openxmlformats.org/drawingml/2006/main" noChangeAspect="1"/>
-            </wp:cNvGraphicFramePr>
-            <a:graphic xmlns:a="http://schemas.openxmlformats.org/drawingml/2006/main">
-              <a:graphicData uri="http://schemas.openxmlformats.org/drawingml/2006/picture">
-                <pic:pic xmlns:pic="http://schemas.openxmlformats.org/drawingml/2006/picture">
-                  <pic:nvPicPr>
-                    <pic:cNvPr id="0" name="" descr=""/>
-                    <pic:cNvPicPr>
-                      <a:picLocks noChangeAspect="1" noChangeArrowheads="1"/>
-                    </pic:cNvPicPr>
-                  </pic:nvPicPr>
-                  <pic:blipFill>
-                    <a:blip r:embed="rId7" cstate="none"/>
-                    <a:srcRect/>
-                    <a:stretch>
-                      <a:fillRect/>
-                    </a:stretch>
-                  </pic:blipFill>
-                  <pic:spPr bwMode="auto">
-                    <a:xfrm>
-                      <a:off x="0" y="0"/>
-                      <a:ext cx="5905500" cy="2362200"/>
-                    </a:xfrm>
-                    <a:prstGeom prst="rect">
-                      <a:avLst/>
-                    </a:prstGeom>
-                  </pic:spPr>
-                </pic:pic>
-              </a:graphicData>
-            </a:graphic>
-          </wp:inline>
-        </w:drawing>
+        <w:t xml:space="preserve">Monte Carlo standard errors are in parentheses, from each cell's own replicate count; they are large enough that the ordering within this table should not be read cell by cell. Spearman correlation with success, pooled over all 12 cells at 25 replicates each: 0.86 for the signal-to-noise ratio against 0.45 for fitting size alone. The pooled figure should not be read as evidence for the ratio. Within an arrangement the ratio is a monotone function of the fitting size, so the within-arrangement association (0.82 after adjusting for arrangement) restates that success rises with sample size. The informative comparison is between arrangements at a fixed size, where it is 0.63 at the largest size tried, over 4 arrangements of which 1 shows no variation in success across sizes. This table is exploratory and does not establish a governing quantity.</w:t>
       </w:r>
     </w:p>
     <w:p>
@@ -24400,7 +24808,7 @@
           <w:sz w:val="20"/>
           <w:szCs w:val="20"/>
         </w:rPr>
-        <w:t xml:space="preserve">Four checks run whenever the numbers are exported and stop the build if violated. Three are on the numbers: the Rotterdam endpoint must be the death time paired with the death indicator; the horizons must be 1825 and 2555 days; and the primary and nested estimates of the same quantity must agree to within what Monte Carlo variation could explain. The fourth is on the source, because a check on the numbers alone would not have caught the error that prompted it: every analysis script is scanned and the export refuses if any line pairs the relapse-free time with the death indicator, or calls a Rotterdam dataset at the colon horizon.</w:t>
+        <w:t xml:space="preserve">Six checks run whenever the numbers are exported and stop the build if violated. Three are on the exported numbers: the Rotterdam endpoint must be the death time paired with the death indicator; the horizons must be 1825 and 2555 days; and the primary and nested estimates of the same quantity must agree to within what Monte Carlo variation could explain. The fourth is on the source, because a check on the numbers alone would not have caught the error that prompted it: every analysis script is scanned and the export refuses if any line pairs the relapse-free time with the death indicator, or calls a Rotterdam dataset at the colon horizon. The fifth refuses to run if any of the five superseded result objects reappears in the read path. The sixth asserts 18 integer counts — both cohort sizes, the criterion and subset counts, both horizons, every split and resample count including those of the three-way design, the simulation replicate counts and the number of factorial scenarios — against the analysis output, because the provenance check over the manuscript sources tests decimals and percentages but not bare integers.</w:t>
       </w:r>
     </w:p>
     <w:p>
@@ -24453,7 +24861,7 @@
                     </pic:cNvPicPr>
                   </pic:nvPicPr>
                   <pic:blipFill>
-                    <a:blip r:embed="rId8" cstate="none"/>
+                    <a:blip r:embed="rId7" cstate="none"/>
                     <a:srcRect/>
                     <a:stretch>
                       <a:fillRect/>
@@ -24530,6 +24938,83 @@
                     </pic:cNvPicPr>
                   </pic:nvPicPr>
                   <pic:blipFill>
+                    <a:blip r:embed="rId8" cstate="none"/>
+                    <a:srcRect/>
+                    <a:stretch>
+                      <a:fillRect/>
+                    </a:stretch>
+                  </pic:blipFill>
+                  <pic:spPr bwMode="auto">
+                    <a:xfrm>
+                      <a:off x="0" y="0"/>
+                      <a:ext cx="5715000" cy="6791325"/>
+                    </a:xfrm>
+                    <a:prstGeom prst="rect">
+                      <a:avLst/>
+                    </a:prstGeom>
+                  </pic:spPr>
+                </pic:pic>
+              </a:graphicData>
+            </a:graphic>
+          </wp:inline>
+        </w:drawing>
+      </w:r>
+    </w:p>
+    <w:p>
+      <w:r>
+        <w:br w:type="page"/>
+      </w:r>
+    </w:p>
+    <w:p>
+      <w:pPr>
+        <w:pStyle w:val="Heading1"/>
+        <w:spacing w:after="140" w:before="300"/>
+      </w:pPr>
+      <w:r>
+        <w:rPr>
+          <w:rFonts w:ascii="Calibri" w:cs="Calibri" w:eastAsia="Calibri" w:hAnsi="Calibri"/>
+        </w:rPr>
+        <w:t xml:space="preserve">Figure S3. Propensity distributions inside the full protocol</w:t>
+      </w:r>
+    </w:p>
+    <w:p>
+      <w:pPr>
+        <w:spacing w:after="120" w:line="280"/>
+        <w:jc w:val="both"/>
+      </w:pPr>
+      <w:r>
+        <w:rPr>
+          <w:rFonts w:ascii="Calibri" w:cs="Calibri" w:eastAsia="Calibri" w:hAnsi="Calibri"/>
+          <w:sz w:val="20"/>
+          <w:szCs w:val="20"/>
+        </w:rPr>
+        <w:t xml:space="preserve">Estimated propensity scores by treatment arm within the full protocol of each cohort, with the 0.05 and 0.95 truncation bounds marked and the common-support region indicated. The Rotterdam panel shows the near-separation that makes its weighted estimates descriptive rather than causal.</w:t>
+      </w:r>
+    </w:p>
+    <w:p>
+      <w:pPr>
+        <w:spacing w:after="200"/>
+        <w:jc w:val="center"/>
+      </w:pPr>
+      <w:r>
+        <w:drawing>
+          <wp:inline distT="0" distB="0" distL="0" distR="0">
+            <wp:extent cx="5905500" cy="2362200"/>
+            <wp:effectExtent t="0" r="0" b="0" l="0"/>
+            <wp:docPr id="1" name="" descr="" title=""/>
+            <wp:cNvGraphicFramePr>
+              <a:graphicFrameLocks xmlns:a="http://schemas.openxmlformats.org/drawingml/2006/main" noChangeAspect="1"/>
+            </wp:cNvGraphicFramePr>
+            <a:graphic xmlns:a="http://schemas.openxmlformats.org/drawingml/2006/main">
+              <a:graphicData uri="http://schemas.openxmlformats.org/drawingml/2006/picture">
+                <pic:pic xmlns:pic="http://schemas.openxmlformats.org/drawingml/2006/picture">
+                  <pic:nvPicPr>
+                    <pic:cNvPr id="0" name="" descr=""/>
+                    <pic:cNvPicPr>
+                      <a:picLocks noChangeAspect="1" noChangeArrowheads="1"/>
+                    </pic:cNvPicPr>
+                  </pic:nvPicPr>
+                  <pic:blipFill>
                     <a:blip r:embed="rId9" cstate="none"/>
                     <a:srcRect/>
                     <a:stretch>
@@ -24539,7 +25024,7 @@
                   <pic:spPr bwMode="auto">
                     <a:xfrm>
                       <a:off x="0" y="0"/>
-                      <a:ext cx="5715000" cy="6791325"/>
+                      <a:ext cx="5905500" cy="2362200"/>
                     </a:xfrm>
                     <a:prstGeom prst="rect">
                       <a:avLst/>
